--- a/QZH_104-108/Barbeli Senn Literatur.docx
+++ b/QZH_104-108/Barbeli Senn Literatur.docx
@@ -4,13 +4,16 @@
   <w:body>
     <w:p>
       <w:pPr>
-        <w:rPr>
+        <w:spacing w:line="276" w:lineRule="auto"/>
+        <w:rPr>
+          <w:rFonts w:ascii="Cambria Math" w:hAnsi="Cambria Math"/>
           <w:b/>
           <w:bCs/>
         </w:rPr>
       </w:pPr>
       <w:r>
         <w:rPr>
+          <w:rFonts w:ascii="Cambria Math" w:hAnsi="Cambria Math"/>
           <w:b/>
           <w:bCs/>
         </w:rPr>
@@ -19,6 +22,7 @@
       <w:proofErr w:type="spellStart"/>
       <w:r>
         <w:rPr>
+          <w:rFonts w:ascii="Cambria Math" w:hAnsi="Cambria Math"/>
           <w:b/>
           <w:bCs/>
         </w:rPr>
@@ -27,92 +31,1973 @@
       <w:proofErr w:type="spellEnd"/>
       <w:r>
         <w:rPr>
+          <w:rFonts w:ascii="Cambria Math" w:hAnsi="Cambria Math"/>
           <w:b/>
           <w:bCs/>
         </w:rPr>
         <w:t xml:space="preserve"> Senn:</w:t>
-      </w:r>
-    </w:p>
-    <w:p>
-      <w:proofErr w:type="spellStart"/>
-      <w:r>
-        <w:t>Bettlé</w:t>
-      </w:r>
-      <w:proofErr w:type="spellEnd"/>
-      <w:r>
-        <w:t>, Nicole: Kinderhexen (Diss)</w:t>
       </w:r>
     </w:p>
     <w:p>
       <w:pPr>
-        <w:ind w:left="283" w:hanging="283"/>
+        <w:spacing w:line="276" w:lineRule="auto"/>
+        <w:rPr>
+          <w:rFonts w:ascii="Cambria Math" w:hAnsi="Cambria Math"/>
+        </w:rPr>
       </w:pPr>
-      <w:r>
-        <w:t xml:space="preserve">Zürcher, Meret. Die Behandlung jugendlicher Delinquenten im alten Zürich (1400–1798). Winterthur, 1960. </w:t>
+      <w:proofErr w:type="spellStart"/>
+      <w:r>
+        <w:rPr>
+          <w:rFonts w:ascii="Cambria Math" w:hAnsi="Cambria Math"/>
+        </w:rPr>
+        <w:t>Bettlé</w:t>
+      </w:r>
+      <w:proofErr w:type="spellEnd"/>
+      <w:r>
+        <w:rPr>
+          <w:rFonts w:ascii="Cambria Math" w:hAnsi="Cambria Math"/>
+        </w:rPr>
+        <w:t>, Nicole: Kinderhexen (Diss)</w:t>
       </w:r>
     </w:p>
     <w:p>
       <w:pPr>
+        <w:spacing w:line="276" w:lineRule="auto"/>
         <w:ind w:left="283" w:hanging="283"/>
         <w:rPr>
-          <w:b/>
-          <w:bCs/>
+          <w:rFonts w:ascii="Cambria Math" w:hAnsi="Cambria Math"/>
         </w:rPr>
       </w:pPr>
       <w:r>
         <w:rPr>
-          <w:b/>
-          <w:bCs/>
-        </w:rPr>
-        <w:t>Allgemein:</w:t>
+          <w:rFonts w:ascii="Cambria Math" w:hAnsi="Cambria Math"/>
+        </w:rPr>
+        <w:t xml:space="preserve">Zürcher, Meret. Die Behandlung jugendlicher Delinquenten im alten Zürich (1400–1798). Winterthur, 1960. </w:t>
       </w:r>
     </w:p>
     <w:p>
       <w:pPr>
+        <w:spacing w:line="276" w:lineRule="auto"/>
         <w:ind w:left="283" w:hanging="283"/>
+        <w:rPr>
+          <w:rFonts w:ascii="Cambria Math" w:hAnsi="Cambria Math"/>
+          <w:b/>
+          <w:bCs/>
+        </w:rPr>
       </w:pPr>
       <w:r>
-        <w:t>Behringer, Wolfgang. Kinderhexenprozesse. Zur Rolle von Kindern in der Geschichte der Hexenverfolgung. In: Zeitschrift für Historische Forschung, Bd. 16, Berlin, 1989. S. 31-47.</w:t>
+        <w:rPr>
+          <w:rFonts w:ascii="Cambria Math" w:hAnsi="Cambria Math"/>
+          <w:b/>
+          <w:bCs/>
+        </w:rPr>
+        <w:t>Allgemein:</w:t>
       </w:r>
     </w:p>
     <w:p>
       <w:pPr>
+        <w:spacing w:line="276" w:lineRule="auto"/>
         <w:ind w:left="283" w:hanging="283"/>
         <w:rPr>
-          <w:b/>
-          <w:bCs/>
+          <w:rFonts w:ascii="Cambria Math" w:hAnsi="Cambria Math"/>
         </w:rPr>
       </w:pPr>
       <w:r>
         <w:rPr>
-          <w:b/>
-          <w:bCs/>
-        </w:rPr>
-        <w:t>Hexerei im Zürcher Herrschaftsgebiet:</w:t>
-      </w:r>
-    </w:p>
-    <w:p>
-      <w:r>
-        <w:t xml:space="preserve">Schweizer, Paul: Hexen, ZTB 1902 </w:t>
+          <w:rFonts w:ascii="Cambria Math" w:hAnsi="Cambria Math"/>
+        </w:rPr>
+        <w:t>Behringer, Wolfgang. Kinderhexenprozesse. Zur Rolle von Kindern in der Geschichte der Hexenverfolgung. In: Zeitschrift für Historische Forschung, Bd. 16, Berlin, 1989. S. 31-47.</w:t>
       </w:r>
     </w:p>
     <w:p>
       <w:pPr>
+        <w:spacing w:line="276" w:lineRule="auto"/>
         <w:ind w:left="283" w:hanging="283"/>
+        <w:rPr>
+          <w:rFonts w:ascii="Cambria Math" w:hAnsi="Cambria Math"/>
+          <w:b/>
+          <w:bCs/>
+        </w:rPr>
       </w:pPr>
       <w:r>
-        <w:t>Sigg, Otto: Todesurteile</w:t>
+        <w:rPr>
+          <w:rFonts w:ascii="Cambria Math" w:hAnsi="Cambria Math"/>
+          <w:b/>
+          <w:bCs/>
+        </w:rPr>
+        <w:t>Hexerei im Zürcher Herrschaftsgebiet:</w:t>
       </w:r>
     </w:p>
     <w:p>
       <w:pPr>
+        <w:spacing w:line="276" w:lineRule="auto"/>
+        <w:rPr>
+          <w:rFonts w:ascii="Cambria Math" w:hAnsi="Cambria Math"/>
+        </w:rPr>
+      </w:pPr>
+      <w:r>
+        <w:rPr>
+          <w:rFonts w:ascii="Cambria Math" w:hAnsi="Cambria Math"/>
+        </w:rPr>
+        <w:t xml:space="preserve">Schweizer, Paul: Hexen, ZTB 1902 </w:t>
+      </w:r>
+    </w:p>
+    <w:p>
+      <w:pPr>
+        <w:spacing w:line="276" w:lineRule="auto"/>
         <w:ind w:left="283" w:hanging="283"/>
+        <w:rPr>
+          <w:rFonts w:ascii="Cambria Math" w:hAnsi="Cambria Math"/>
+        </w:rPr>
       </w:pPr>
       <w:r>
+        <w:rPr>
+          <w:rFonts w:ascii="Cambria Math" w:hAnsi="Cambria Math"/>
+        </w:rPr>
+        <w:t>Sigg, Otto: Todesurteile</w:t>
+      </w:r>
+    </w:p>
+    <w:p>
+      <w:pPr>
+        <w:spacing w:line="276" w:lineRule="auto"/>
+        <w:ind w:left="283" w:hanging="283"/>
+        <w:rPr>
+          <w:rFonts w:ascii="Cambria Math" w:hAnsi="Cambria Math"/>
+        </w:rPr>
+      </w:pPr>
+      <w:r>
+        <w:rPr>
+          <w:rFonts w:ascii="Cambria Math" w:hAnsi="Cambria Math"/>
+        </w:rPr>
         <w:t>Hugener, Rainer: ZTB 2027</w:t>
       </w:r>
     </w:p>
-    <w:p/>
+    <w:p>
+      <w:pPr>
+        <w:spacing w:line="276" w:lineRule="auto"/>
+        <w:rPr>
+          <w:rFonts w:ascii="Cambria Math" w:hAnsi="Cambria Math"/>
+          <w:b/>
+          <w:bCs/>
+        </w:rPr>
+      </w:pPr>
+      <w:r>
+        <w:rPr>
+          <w:rFonts w:ascii="Cambria Math" w:hAnsi="Cambria Math"/>
+          <w:b/>
+          <w:bCs/>
+        </w:rPr>
+        <w:t>Kommentar</w:t>
+      </w:r>
+    </w:p>
+    <w:p>
+      <w:pPr>
+        <w:spacing w:line="276" w:lineRule="auto"/>
+        <w:rPr>
+          <w:rFonts w:ascii="Cambria Math" w:hAnsi="Cambria Math"/>
+        </w:rPr>
+      </w:pPr>
+      <w:r>
+        <w:rPr>
+          <w:rFonts w:ascii="Cambria Math" w:hAnsi="Cambria Math"/>
+        </w:rPr>
+        <w:sym w:font="Wingdings" w:char="F0E0"/>
+      </w:r>
+      <w:r>
+        <w:rPr>
+          <w:rFonts w:ascii="Cambria Math" w:hAnsi="Cambria Math"/>
+        </w:rPr>
+        <w:t xml:space="preserve">Beschreibung Fall und Akteure </w:t>
+      </w:r>
+    </w:p>
+    <w:p>
+      <w:pPr>
+        <w:spacing w:line="276" w:lineRule="auto"/>
+        <w:rPr>
+          <w:rFonts w:ascii="Cambria Math" w:hAnsi="Cambria Math"/>
+        </w:rPr>
+      </w:pPr>
+      <w:r>
+        <w:rPr>
+          <w:rFonts w:ascii="Cambria Math" w:hAnsi="Cambria Math"/>
+        </w:rPr>
+        <w:sym w:font="Wingdings" w:char="F0E0"/>
+      </w:r>
+      <w:r>
+        <w:rPr>
+          <w:rFonts w:ascii="Cambria Math" w:hAnsi="Cambria Math"/>
+        </w:rPr>
+        <w:t xml:space="preserve">Hintergrund Familiengeschichte </w:t>
+      </w:r>
+      <w:proofErr w:type="spellStart"/>
+      <w:r>
+        <w:rPr>
+          <w:rFonts w:ascii="Cambria Math" w:hAnsi="Cambria Math"/>
+        </w:rPr>
+        <w:t>Barbeli</w:t>
+      </w:r>
+      <w:proofErr w:type="spellEnd"/>
+      <w:r>
+        <w:rPr>
+          <w:rFonts w:ascii="Cambria Math" w:hAnsi="Cambria Math"/>
+        </w:rPr>
+        <w:t xml:space="preserve"> Senn</w:t>
+      </w:r>
+    </w:p>
+    <w:p>
+      <w:pPr>
+        <w:spacing w:line="276" w:lineRule="auto"/>
+        <w:rPr>
+          <w:rFonts w:ascii="Cambria Math" w:hAnsi="Cambria Math"/>
+        </w:rPr>
+      </w:pPr>
+      <w:r>
+        <w:rPr>
+          <w:rFonts w:ascii="Cambria Math" w:hAnsi="Cambria Math"/>
+        </w:rPr>
+        <w:sym w:font="Wingdings" w:char="F0E0"/>
+      </w:r>
+      <w:r>
+        <w:rPr>
+          <w:rFonts w:ascii="Cambria Math" w:hAnsi="Cambria Math"/>
+        </w:rPr>
+        <w:t xml:space="preserve">Einordnung in spätere Kinderhexenprozesse des 17. Und 18. Jh. </w:t>
+      </w:r>
+    </w:p>
+    <w:p>
+      <w:pPr>
+        <w:spacing w:line="276" w:lineRule="auto"/>
+        <w:rPr>
+          <w:rFonts w:ascii="Cambria Math" w:hAnsi="Cambria Math"/>
+        </w:rPr>
+      </w:pPr>
+      <w:r>
+        <w:rPr>
+          <w:rFonts w:ascii="Cambria Math" w:hAnsi="Cambria Math"/>
+        </w:rPr>
+        <w:sym w:font="Wingdings" w:char="F0E0"/>
+      </w:r>
+      <w:r>
+        <w:rPr>
+          <w:rFonts w:ascii="Cambria Math" w:hAnsi="Cambria Math"/>
+        </w:rPr>
+        <w:t>…</w:t>
+      </w:r>
+    </w:p>
+    <w:p>
+      <w:pPr>
+        <w:spacing w:line="276" w:lineRule="auto"/>
+        <w:rPr>
+          <w:rFonts w:ascii="Cambria Math" w:hAnsi="Cambria Math"/>
+          <w:b/>
+          <w:bCs/>
+        </w:rPr>
+      </w:pPr>
+      <w:r>
+        <w:rPr>
+          <w:rFonts w:ascii="Cambria Math" w:hAnsi="Cambria Math"/>
+          <w:b/>
+          <w:bCs/>
+        </w:rPr>
+        <w:t>Regesten</w:t>
+      </w:r>
+      <w:r>
+        <w:rPr>
+          <w:rFonts w:ascii="Cambria Math" w:hAnsi="Cambria Math"/>
+          <w:b/>
+          <w:bCs/>
+        </w:rPr>
+        <w:t xml:space="preserve"> (</w:t>
+      </w:r>
+      <w:r>
+        <w:rPr>
+          <w:rFonts w:ascii="Cambria Math" w:hAnsi="Cambria Math"/>
+          <w:b/>
+          <w:bCs/>
+          <w:highlight w:val="green"/>
+        </w:rPr>
+        <w:t>Segments</w:t>
+      </w:r>
+      <w:r>
+        <w:rPr>
+          <w:rFonts w:ascii="Cambria Math" w:hAnsi="Cambria Math"/>
+          <w:b/>
+          <w:bCs/>
+        </w:rPr>
+        <w:t xml:space="preserve"> hinzufügen)</w:t>
+      </w:r>
+    </w:p>
+    <w:p>
+      <w:pPr>
+        <w:spacing w:line="276" w:lineRule="auto"/>
+        <w:rPr>
+          <w:rFonts w:ascii="Cambria Math" w:hAnsi="Cambria Math"/>
+          <w:b/>
+          <w:bCs/>
+        </w:rPr>
+      </w:pPr>
+      <w:r>
+        <w:rPr>
+          <w:rFonts w:ascii="Cambria Math" w:hAnsi="Cambria Math"/>
+          <w:b/>
+          <w:bCs/>
+        </w:rPr>
+        <w:t>104</w:t>
+      </w:r>
+    </w:p>
+    <w:p>
+      <w:pPr>
+        <w:shd w:val="clear" w:color="auto" w:fill="FFFFFF"/>
+        <w:autoSpaceDE w:val="0"/>
+        <w:autoSpaceDN w:val="0"/>
+        <w:adjustRightInd w:val="0"/>
+        <w:spacing w:after="0" w:line="276" w:lineRule="auto"/>
+        <w:jc w:val="both"/>
+        <w:rPr>
+          <w:rFonts w:ascii="Cambria Math" w:hAnsi="Cambria Math" w:cs="Times New Roman"/>
+          <w:color w:val="000000"/>
+          <w:kern w:val="0"/>
+          <w:highlight w:val="white"/>
+        </w:rPr>
+      </w:pPr>
+      <w:r>
+        <w:rPr>
+          <w:rFonts w:ascii="Cambria Math" w:hAnsi="Cambria Math" w:cs="Times New Roman"/>
+          <w:color w:val="000000"/>
+          <w:kern w:val="0"/>
+          <w:highlight w:val="white"/>
+        </w:rPr>
+        <w:t xml:space="preserve">Hans Jakob Amman, Pfarrer von Aeugst am Albis, </w:t>
+      </w:r>
+      <w:r>
+        <w:rPr>
+          <w:rFonts w:ascii="Cambria Math" w:hAnsi="Cambria Math" w:cs="Times New Roman"/>
+          <w:color w:val="000000"/>
+          <w:kern w:val="0"/>
+          <w:highlight w:val="white"/>
+        </w:rPr>
+        <w:t xml:space="preserve">wendet sich aufgrund </w:t>
+      </w:r>
+      <w:proofErr w:type="spellStart"/>
+      <w:r>
+        <w:rPr>
+          <w:rFonts w:ascii="Cambria Math" w:hAnsi="Cambria Math" w:cs="Times New Roman"/>
+          <w:color w:val="000000"/>
+          <w:kern w:val="0"/>
+          <w:highlight w:val="white"/>
+        </w:rPr>
+        <w:t>Hexereiverdachts</w:t>
+      </w:r>
+      <w:proofErr w:type="spellEnd"/>
+      <w:r>
+        <w:rPr>
+          <w:rFonts w:ascii="Cambria Math" w:hAnsi="Cambria Math" w:cs="Times New Roman"/>
+          <w:color w:val="000000"/>
+          <w:kern w:val="0"/>
+          <w:highlight w:val="white"/>
+        </w:rPr>
+        <w:t xml:space="preserve"> beim zehnjährigen Mädchen </w:t>
+      </w:r>
+      <w:proofErr w:type="spellStart"/>
+      <w:r>
+        <w:rPr>
+          <w:rFonts w:ascii="Cambria Math" w:hAnsi="Cambria Math" w:cs="Times New Roman"/>
+          <w:color w:val="000000"/>
+          <w:kern w:val="0"/>
+          <w:highlight w:val="white"/>
+        </w:rPr>
+        <w:t>Barbeli</w:t>
+      </w:r>
+      <w:proofErr w:type="spellEnd"/>
+      <w:r>
+        <w:rPr>
+          <w:rFonts w:ascii="Cambria Math" w:hAnsi="Cambria Math" w:cs="Times New Roman"/>
+          <w:color w:val="000000"/>
+          <w:kern w:val="0"/>
+          <w:highlight w:val="white"/>
+        </w:rPr>
+        <w:t xml:space="preserve"> Senn an Antistes Johann Ludwig Nüscheler. Amman </w:t>
+      </w:r>
+      <w:r>
+        <w:rPr>
+          <w:rFonts w:ascii="Cambria Math" w:hAnsi="Cambria Math" w:cs="Times New Roman"/>
+          <w:color w:val="000000"/>
+          <w:kern w:val="0"/>
+          <w:highlight w:val="white"/>
+        </w:rPr>
+        <w:t xml:space="preserve">schildert zunächst </w:t>
+      </w:r>
+      <w:r>
+        <w:rPr>
+          <w:rFonts w:ascii="Cambria Math" w:hAnsi="Cambria Math" w:cs="Times New Roman"/>
+          <w:color w:val="000000"/>
+          <w:kern w:val="0"/>
+          <w:highlight w:val="white"/>
+        </w:rPr>
+        <w:t xml:space="preserve">die </w:t>
+      </w:r>
+      <w:r>
+        <w:rPr>
+          <w:rFonts w:ascii="Cambria Math" w:hAnsi="Cambria Math" w:cs="Times New Roman"/>
+          <w:color w:val="000000"/>
+          <w:kern w:val="0"/>
+          <w:highlight w:val="white"/>
+        </w:rPr>
+        <w:t>G</w:t>
+      </w:r>
+      <w:r>
+        <w:rPr>
+          <w:rFonts w:ascii="Cambria Math" w:hAnsi="Cambria Math" w:cs="Times New Roman"/>
+          <w:color w:val="000000"/>
+          <w:kern w:val="0"/>
+          <w:highlight w:val="white"/>
+        </w:rPr>
+        <w:t>eschichte der Familie Senn, die bereits seit Jahren im Land herumziehe und aufgrund ihres Lebenswandels schon mehrfach mit der Justiz in Berührung gekommen sei</w:t>
+      </w:r>
+      <w:r>
+        <w:rPr>
+          <w:rFonts w:ascii="Cambria Math" w:hAnsi="Cambria Math" w:cs="Times New Roman"/>
+          <w:color w:val="000000"/>
+          <w:kern w:val="0"/>
+          <w:highlight w:val="white"/>
+        </w:rPr>
+        <w:t xml:space="preserve"> (</w:t>
+      </w:r>
+      <w:r>
+        <w:rPr>
+          <w:rFonts w:ascii="Cambria Math" w:hAnsi="Cambria Math" w:cs="Times New Roman"/>
+          <w:color w:val="000000"/>
+          <w:kern w:val="0"/>
+          <w:highlight w:val="green"/>
+        </w:rPr>
+        <w:t>XY</w:t>
+      </w:r>
+      <w:r>
+        <w:rPr>
+          <w:rFonts w:ascii="Cambria Math" w:hAnsi="Cambria Math" w:cs="Times New Roman"/>
+          <w:color w:val="000000"/>
+          <w:kern w:val="0"/>
+          <w:highlight w:val="white"/>
+        </w:rPr>
+        <w:t>)</w:t>
+      </w:r>
+      <w:r>
+        <w:rPr>
+          <w:rFonts w:ascii="Cambria Math" w:hAnsi="Cambria Math" w:cs="Times New Roman"/>
+          <w:color w:val="000000"/>
+          <w:kern w:val="0"/>
+          <w:highlight w:val="white"/>
+        </w:rPr>
+        <w:t xml:space="preserve">, ausserdem </w:t>
+      </w:r>
+      <w:r>
+        <w:rPr>
+          <w:rFonts w:ascii="Cambria Math" w:hAnsi="Cambria Math" w:cs="Times New Roman"/>
+          <w:color w:val="000000"/>
+          <w:kern w:val="0"/>
+          <w:highlight w:val="white"/>
+        </w:rPr>
+        <w:t xml:space="preserve">informiert </w:t>
+      </w:r>
+      <w:r>
+        <w:rPr>
+          <w:rFonts w:ascii="Cambria Math" w:hAnsi="Cambria Math" w:cs="Times New Roman"/>
+          <w:color w:val="000000"/>
+          <w:kern w:val="0"/>
+          <w:highlight w:val="white"/>
+        </w:rPr>
+        <w:t xml:space="preserve">er </w:t>
+      </w:r>
+      <w:r>
+        <w:rPr>
+          <w:rFonts w:ascii="Cambria Math" w:hAnsi="Cambria Math" w:cs="Times New Roman"/>
+          <w:color w:val="000000"/>
+          <w:kern w:val="0"/>
+          <w:highlight w:val="white"/>
+        </w:rPr>
+        <w:t xml:space="preserve">über die </w:t>
+      </w:r>
+      <w:r>
+        <w:rPr>
+          <w:rFonts w:ascii="Cambria Math" w:hAnsi="Cambria Math" w:cs="Times New Roman"/>
+          <w:color w:val="000000"/>
+          <w:kern w:val="0"/>
+          <w:highlight w:val="yellow"/>
+        </w:rPr>
+        <w:t xml:space="preserve">Verdingung/fürsorgliche Unterbringung </w:t>
+      </w:r>
+      <w:r>
+        <w:rPr>
+          <w:rFonts w:ascii="Cambria Math" w:hAnsi="Cambria Math" w:cs="Times New Roman"/>
+          <w:color w:val="000000"/>
+          <w:kern w:val="0"/>
+          <w:highlight w:val="white"/>
+        </w:rPr>
+        <w:t xml:space="preserve">der beiden Töchter Anneli und </w:t>
+      </w:r>
+      <w:proofErr w:type="spellStart"/>
+      <w:r>
+        <w:rPr>
+          <w:rFonts w:ascii="Cambria Math" w:hAnsi="Cambria Math" w:cs="Times New Roman"/>
+          <w:color w:val="000000"/>
+          <w:kern w:val="0"/>
+          <w:highlight w:val="white"/>
+        </w:rPr>
+        <w:t>Barbeli</w:t>
+      </w:r>
+      <w:proofErr w:type="spellEnd"/>
+      <w:r>
+        <w:rPr>
+          <w:rFonts w:ascii="Cambria Math" w:hAnsi="Cambria Math" w:cs="Times New Roman"/>
+          <w:color w:val="000000"/>
+          <w:kern w:val="0"/>
+          <w:highlight w:val="white"/>
+        </w:rPr>
+        <w:t xml:space="preserve"> </w:t>
+      </w:r>
+      <w:r>
+        <w:rPr>
+          <w:rFonts w:ascii="Cambria Math" w:hAnsi="Cambria Math" w:cs="Times New Roman"/>
+          <w:color w:val="000000"/>
+          <w:kern w:val="0"/>
+          <w:highlight w:val="white"/>
+        </w:rPr>
+        <w:t xml:space="preserve">beim Bauern Hans </w:t>
+      </w:r>
+      <w:proofErr w:type="spellStart"/>
+      <w:r>
+        <w:rPr>
+          <w:rFonts w:ascii="Cambria Math" w:hAnsi="Cambria Math" w:cs="Times New Roman"/>
+          <w:color w:val="000000"/>
+          <w:kern w:val="0"/>
+          <w:highlight w:val="white"/>
+        </w:rPr>
+        <w:t>Murer</w:t>
+      </w:r>
+      <w:proofErr w:type="spellEnd"/>
+      <w:r>
+        <w:rPr>
+          <w:rFonts w:ascii="Cambria Math" w:hAnsi="Cambria Math" w:cs="Times New Roman"/>
+          <w:color w:val="000000"/>
+          <w:kern w:val="0"/>
+          <w:highlight w:val="white"/>
+        </w:rPr>
+        <w:t xml:space="preserve"> (</w:t>
+      </w:r>
+      <w:r>
+        <w:rPr>
+          <w:rFonts w:ascii="Cambria Math" w:hAnsi="Cambria Math" w:cs="Times New Roman"/>
+          <w:color w:val="000000"/>
+          <w:kern w:val="0"/>
+          <w:highlight w:val="green"/>
+        </w:rPr>
+        <w:t>XY</w:t>
+      </w:r>
+      <w:r>
+        <w:rPr>
+          <w:rFonts w:ascii="Cambria Math" w:hAnsi="Cambria Math" w:cs="Times New Roman"/>
+          <w:color w:val="000000"/>
+          <w:kern w:val="0"/>
+          <w:highlight w:val="white"/>
+        </w:rPr>
+        <w:t>)</w:t>
+      </w:r>
+      <w:r>
+        <w:rPr>
+          <w:rFonts w:ascii="Cambria Math" w:hAnsi="Cambria Math" w:cs="Times New Roman"/>
+          <w:color w:val="000000"/>
+          <w:kern w:val="0"/>
+          <w:highlight w:val="white"/>
+        </w:rPr>
+        <w:t xml:space="preserve">. </w:t>
+      </w:r>
+      <w:r>
+        <w:rPr>
+          <w:rFonts w:ascii="Cambria Math" w:hAnsi="Cambria Math" w:cs="Times New Roman"/>
+          <w:color w:val="000000"/>
+          <w:kern w:val="0"/>
+          <w:highlight w:val="white"/>
+        </w:rPr>
+        <w:t>Anschliessend</w:t>
+      </w:r>
+      <w:r>
+        <w:rPr>
+          <w:rFonts w:ascii="Cambria Math" w:hAnsi="Cambria Math" w:cs="Times New Roman"/>
+          <w:color w:val="000000"/>
+          <w:kern w:val="0"/>
+          <w:highlight w:val="white"/>
+        </w:rPr>
+        <w:t xml:space="preserve"> kommt </w:t>
+      </w:r>
+      <w:r>
+        <w:rPr>
+          <w:rFonts w:ascii="Cambria Math" w:hAnsi="Cambria Math" w:cs="Times New Roman"/>
+          <w:color w:val="000000"/>
+          <w:kern w:val="0"/>
+          <w:highlight w:val="white"/>
+        </w:rPr>
+        <w:t>Amman</w:t>
+      </w:r>
+      <w:r>
+        <w:rPr>
+          <w:rFonts w:ascii="Cambria Math" w:hAnsi="Cambria Math" w:cs="Times New Roman"/>
+          <w:color w:val="000000"/>
+          <w:kern w:val="0"/>
+          <w:highlight w:val="white"/>
+        </w:rPr>
+        <w:t xml:space="preserve"> darauf zu sprechen, wie</w:t>
+      </w:r>
+      <w:r>
+        <w:rPr>
+          <w:rFonts w:ascii="Cambria Math" w:hAnsi="Cambria Math" w:cs="Times New Roman"/>
+          <w:color w:val="000000"/>
+          <w:kern w:val="0"/>
+          <w:highlight w:val="white"/>
+        </w:rPr>
+        <w:t xml:space="preserve"> er heute durch die Kinder Hans </w:t>
+      </w:r>
+      <w:proofErr w:type="spellStart"/>
+      <w:r>
+        <w:rPr>
+          <w:rFonts w:ascii="Cambria Math" w:hAnsi="Cambria Math" w:cs="Times New Roman"/>
+          <w:color w:val="000000"/>
+          <w:kern w:val="0"/>
+          <w:highlight w:val="white"/>
+        </w:rPr>
+        <w:t>Murers</w:t>
+      </w:r>
+      <w:proofErr w:type="spellEnd"/>
+      <w:r>
+        <w:rPr>
+          <w:rFonts w:ascii="Cambria Math" w:hAnsi="Cambria Math" w:cs="Times New Roman"/>
+          <w:color w:val="000000"/>
+          <w:kern w:val="0"/>
+          <w:highlight w:val="white"/>
+        </w:rPr>
+        <w:t xml:space="preserve"> erfahren habe, dass</w:t>
+      </w:r>
+      <w:r>
+        <w:rPr>
+          <w:rFonts w:ascii="Cambria Math" w:hAnsi="Cambria Math" w:cs="Times New Roman"/>
+          <w:color w:val="000000"/>
+          <w:kern w:val="0"/>
+          <w:highlight w:val="white"/>
+        </w:rPr>
+        <w:t xml:space="preserve"> </w:t>
+      </w:r>
+      <w:proofErr w:type="spellStart"/>
+      <w:r>
+        <w:rPr>
+          <w:rFonts w:ascii="Cambria Math" w:hAnsi="Cambria Math" w:cs="Times New Roman"/>
+          <w:color w:val="000000"/>
+          <w:kern w:val="0"/>
+          <w:highlight w:val="white"/>
+        </w:rPr>
+        <w:t>Barbeli</w:t>
+      </w:r>
+      <w:proofErr w:type="spellEnd"/>
+      <w:r>
+        <w:rPr>
+          <w:rFonts w:ascii="Cambria Math" w:hAnsi="Cambria Math" w:cs="Times New Roman"/>
+          <w:color w:val="000000"/>
+          <w:kern w:val="0"/>
+          <w:highlight w:val="white"/>
+        </w:rPr>
+        <w:t xml:space="preserve"> Senn</w:t>
+      </w:r>
+      <w:r>
+        <w:rPr>
+          <w:rFonts w:ascii="Cambria Math" w:hAnsi="Cambria Math" w:cs="Times New Roman"/>
+          <w:color w:val="000000"/>
+          <w:kern w:val="0"/>
+          <w:highlight w:val="white"/>
+        </w:rPr>
+        <w:t xml:space="preserve"> </w:t>
+      </w:r>
+      <w:r>
+        <w:rPr>
+          <w:rFonts w:ascii="Cambria Math" w:hAnsi="Cambria Math" w:cs="Times New Roman"/>
+          <w:color w:val="000000"/>
+          <w:kern w:val="0"/>
+          <w:highlight w:val="white"/>
+        </w:rPr>
+        <w:t>gegen die Bezahlung von 20 Batzen angeboten habe, schwarze Vögel zu zauber</w:t>
+      </w:r>
+      <w:r>
+        <w:rPr>
+          <w:rFonts w:ascii="Cambria Math" w:hAnsi="Cambria Math" w:cs="Times New Roman"/>
+          <w:color w:val="000000"/>
+          <w:kern w:val="0"/>
+          <w:highlight w:val="white"/>
+        </w:rPr>
+        <w:t>n</w:t>
+      </w:r>
+      <w:r>
+        <w:rPr>
+          <w:rFonts w:ascii="Cambria Math" w:hAnsi="Cambria Math" w:cs="Times New Roman"/>
+          <w:color w:val="000000"/>
+          <w:kern w:val="0"/>
+          <w:highlight w:val="white"/>
+        </w:rPr>
+        <w:t>,</w:t>
+      </w:r>
+      <w:r>
+        <w:rPr>
+          <w:rFonts w:ascii="Cambria Math" w:hAnsi="Cambria Math" w:cs="Times New Roman"/>
+          <w:color w:val="000000"/>
+          <w:kern w:val="0"/>
+          <w:highlight w:val="white"/>
+        </w:rPr>
+        <w:t xml:space="preserve"> und wie er sich selbst beim </w:t>
+      </w:r>
+      <w:r>
+        <w:rPr>
+          <w:rFonts w:ascii="Cambria Math" w:hAnsi="Cambria Math" w:cs="Times New Roman"/>
+          <w:color w:val="000000"/>
+          <w:kern w:val="0"/>
+          <w:highlight w:val="white"/>
+        </w:rPr>
+        <w:t>Erhalt</w:t>
+      </w:r>
+      <w:r>
+        <w:rPr>
+          <w:rFonts w:ascii="Cambria Math" w:hAnsi="Cambria Math" w:cs="Times New Roman"/>
+          <w:color w:val="000000"/>
+          <w:kern w:val="0"/>
+          <w:highlight w:val="white"/>
+        </w:rPr>
+        <w:t xml:space="preserve"> dieser Nachricht unverzüglich auf den Weg gemacht habe, das Mädchen zu examinieren</w:t>
+      </w:r>
+      <w:r>
+        <w:rPr>
+          <w:rFonts w:ascii="Cambria Math" w:hAnsi="Cambria Math" w:cs="Times New Roman"/>
+          <w:color w:val="000000"/>
+          <w:kern w:val="0"/>
+          <w:highlight w:val="white"/>
+        </w:rPr>
+        <w:t xml:space="preserve"> (</w:t>
+      </w:r>
+      <w:r>
+        <w:rPr>
+          <w:rFonts w:ascii="Cambria Math" w:hAnsi="Cambria Math" w:cs="Times New Roman"/>
+          <w:color w:val="000000"/>
+          <w:kern w:val="0"/>
+          <w:highlight w:val="green"/>
+        </w:rPr>
+        <w:t>XY</w:t>
+      </w:r>
+      <w:r>
+        <w:rPr>
+          <w:rFonts w:ascii="Cambria Math" w:hAnsi="Cambria Math" w:cs="Times New Roman"/>
+          <w:color w:val="000000"/>
+          <w:kern w:val="0"/>
+          <w:highlight w:val="white"/>
+        </w:rPr>
+        <w:t>)</w:t>
+      </w:r>
+      <w:r>
+        <w:rPr>
+          <w:rFonts w:ascii="Cambria Math" w:hAnsi="Cambria Math" w:cs="Times New Roman"/>
+          <w:color w:val="000000"/>
+          <w:kern w:val="0"/>
+          <w:highlight w:val="white"/>
+        </w:rPr>
+        <w:t xml:space="preserve">. </w:t>
+      </w:r>
+      <w:r>
+        <w:rPr>
+          <w:rFonts w:ascii="Cambria Math" w:hAnsi="Cambria Math" w:cs="Times New Roman"/>
+          <w:color w:val="000000"/>
+          <w:kern w:val="0"/>
+          <w:highlight w:val="white"/>
+        </w:rPr>
+        <w:t xml:space="preserve">Der Sohn </w:t>
+      </w:r>
+      <w:proofErr w:type="spellStart"/>
+      <w:r>
+        <w:rPr>
+          <w:rFonts w:ascii="Cambria Math" w:hAnsi="Cambria Math" w:cs="Times New Roman"/>
+          <w:color w:val="000000"/>
+          <w:kern w:val="0"/>
+          <w:highlight w:val="white"/>
+        </w:rPr>
+        <w:t>Murers</w:t>
+      </w:r>
+      <w:proofErr w:type="spellEnd"/>
+      <w:r>
+        <w:rPr>
+          <w:rFonts w:ascii="Cambria Math" w:hAnsi="Cambria Math" w:cs="Times New Roman"/>
+          <w:color w:val="000000"/>
+          <w:kern w:val="0"/>
+          <w:highlight w:val="white"/>
+        </w:rPr>
+        <w:t xml:space="preserve"> behaupte</w:t>
+      </w:r>
+      <w:r>
+        <w:rPr>
+          <w:rFonts w:ascii="Cambria Math" w:hAnsi="Cambria Math" w:cs="Times New Roman"/>
+          <w:color w:val="000000"/>
+          <w:kern w:val="0"/>
+          <w:highlight w:val="white"/>
+        </w:rPr>
+        <w:t xml:space="preserve">, mit </w:t>
+      </w:r>
+      <w:proofErr w:type="spellStart"/>
+      <w:r>
+        <w:rPr>
+          <w:rFonts w:ascii="Cambria Math" w:hAnsi="Cambria Math" w:cs="Times New Roman"/>
+          <w:color w:val="000000"/>
+          <w:kern w:val="0"/>
+          <w:highlight w:val="white"/>
+        </w:rPr>
+        <w:t>Barbeli</w:t>
+      </w:r>
+      <w:proofErr w:type="spellEnd"/>
+      <w:r>
+        <w:rPr>
+          <w:rFonts w:ascii="Cambria Math" w:hAnsi="Cambria Math" w:cs="Times New Roman"/>
+          <w:color w:val="000000"/>
+          <w:kern w:val="0"/>
+          <w:highlight w:val="white"/>
+        </w:rPr>
+        <w:t xml:space="preserve"> im Wald gewesen zu sein, </w:t>
+      </w:r>
+      <w:r>
+        <w:rPr>
+          <w:rFonts w:ascii="Cambria Math" w:hAnsi="Cambria Math" w:cs="Times New Roman"/>
+          <w:color w:val="000000"/>
+          <w:kern w:val="0"/>
+          <w:highlight w:val="white"/>
+        </w:rPr>
+        <w:t>wo</w:t>
+      </w:r>
+      <w:r>
+        <w:rPr>
+          <w:rFonts w:ascii="Cambria Math" w:hAnsi="Cambria Math" w:cs="Times New Roman"/>
+          <w:color w:val="000000"/>
+          <w:kern w:val="0"/>
+          <w:highlight w:val="white"/>
+        </w:rPr>
+        <w:t xml:space="preserve"> das Mädchen</w:t>
+      </w:r>
+      <w:r>
+        <w:rPr>
+          <w:rFonts w:ascii="Cambria Math" w:hAnsi="Cambria Math" w:cs="Times New Roman"/>
+          <w:color w:val="000000"/>
+          <w:kern w:val="0"/>
+          <w:highlight w:val="white"/>
+        </w:rPr>
+        <w:t xml:space="preserve"> </w:t>
+      </w:r>
+      <w:r>
+        <w:rPr>
+          <w:rFonts w:ascii="Cambria Math" w:hAnsi="Cambria Math" w:cs="Times New Roman"/>
+          <w:color w:val="000000"/>
+          <w:kern w:val="0"/>
+          <w:highlight w:val="white"/>
+        </w:rPr>
+        <w:t>Kräuter gesammelt,</w:t>
+      </w:r>
+      <w:r>
+        <w:rPr>
+          <w:rFonts w:ascii="Cambria Math" w:hAnsi="Cambria Math" w:cs="Times New Roman"/>
+          <w:color w:val="000000"/>
+          <w:kern w:val="0"/>
+          <w:highlight w:val="white"/>
+        </w:rPr>
+        <w:t xml:space="preserve"> diese</w:t>
+      </w:r>
+      <w:r>
+        <w:rPr>
+          <w:rFonts w:ascii="Cambria Math" w:hAnsi="Cambria Math" w:cs="Times New Roman"/>
+          <w:color w:val="000000"/>
+          <w:kern w:val="0"/>
+          <w:highlight w:val="white"/>
+        </w:rPr>
+        <w:t xml:space="preserve"> in </w:t>
+      </w:r>
+      <w:r>
+        <w:rPr>
+          <w:rFonts w:ascii="Cambria Math" w:hAnsi="Cambria Math" w:cs="Times New Roman"/>
+          <w:color w:val="000000"/>
+          <w:kern w:val="0"/>
+          <w:highlight w:val="white"/>
+        </w:rPr>
+        <w:t>ein</w:t>
+      </w:r>
+      <w:r>
+        <w:rPr>
+          <w:rFonts w:ascii="Cambria Math" w:hAnsi="Cambria Math" w:cs="Times New Roman"/>
+          <w:color w:val="000000"/>
+          <w:kern w:val="0"/>
+          <w:highlight w:val="white"/>
+        </w:rPr>
+        <w:t>en Bach gelegt und anschliessend mit einem Stock d</w:t>
+      </w:r>
+      <w:r>
+        <w:rPr>
+          <w:rFonts w:ascii="Cambria Math" w:hAnsi="Cambria Math" w:cs="Times New Roman"/>
+          <w:color w:val="000000"/>
+          <w:kern w:val="0"/>
+          <w:highlight w:val="white"/>
+        </w:rPr>
+        <w:t>a</w:t>
+      </w:r>
+      <w:r>
+        <w:rPr>
+          <w:rFonts w:ascii="Cambria Math" w:hAnsi="Cambria Math" w:cs="Times New Roman"/>
+          <w:color w:val="000000"/>
+          <w:kern w:val="0"/>
+          <w:highlight w:val="white"/>
+        </w:rPr>
+        <w:t>rauf</w:t>
+      </w:r>
+      <w:r>
+        <w:rPr>
+          <w:rFonts w:ascii="Cambria Math" w:hAnsi="Cambria Math" w:cs="Times New Roman"/>
+          <w:color w:val="000000"/>
+          <w:kern w:val="0"/>
+          <w:highlight w:val="white"/>
+        </w:rPr>
+        <w:t xml:space="preserve"> </w:t>
+      </w:r>
+      <w:r>
+        <w:rPr>
+          <w:rFonts w:ascii="Cambria Math" w:hAnsi="Cambria Math" w:cs="Times New Roman"/>
+          <w:color w:val="000000"/>
+          <w:kern w:val="0"/>
+          <w:highlight w:val="white"/>
+        </w:rPr>
+        <w:t>geschlagen</w:t>
+      </w:r>
+      <w:r>
+        <w:rPr>
+          <w:rFonts w:ascii="Cambria Math" w:hAnsi="Cambria Math" w:cs="Times New Roman"/>
+          <w:color w:val="000000"/>
+          <w:kern w:val="0"/>
+          <w:highlight w:val="white"/>
+        </w:rPr>
+        <w:t xml:space="preserve"> habe</w:t>
+      </w:r>
+      <w:r>
+        <w:rPr>
+          <w:rFonts w:ascii="Cambria Math" w:hAnsi="Cambria Math" w:cs="Times New Roman"/>
+          <w:color w:val="000000"/>
+          <w:kern w:val="0"/>
+          <w:highlight w:val="white"/>
+        </w:rPr>
+        <w:t>, woraufhin zwei grosse schwarze Vögel erschienen seien.</w:t>
+      </w:r>
+      <w:r>
+        <w:rPr>
+          <w:rFonts w:ascii="Cambria Math" w:hAnsi="Cambria Math" w:cs="Times New Roman"/>
+          <w:color w:val="000000"/>
+          <w:kern w:val="0"/>
+          <w:highlight w:val="white"/>
+        </w:rPr>
+        <w:t xml:space="preserve"> Auch die Tochter Hans </w:t>
+      </w:r>
+      <w:proofErr w:type="spellStart"/>
+      <w:r>
+        <w:rPr>
+          <w:rFonts w:ascii="Cambria Math" w:hAnsi="Cambria Math" w:cs="Times New Roman"/>
+          <w:color w:val="000000"/>
+          <w:kern w:val="0"/>
+          <w:highlight w:val="white"/>
+        </w:rPr>
+        <w:t>Murers</w:t>
+      </w:r>
+      <w:proofErr w:type="spellEnd"/>
+      <w:r>
+        <w:rPr>
+          <w:rFonts w:ascii="Cambria Math" w:hAnsi="Cambria Math" w:cs="Times New Roman"/>
+          <w:color w:val="000000"/>
+          <w:kern w:val="0"/>
+          <w:highlight w:val="white"/>
+        </w:rPr>
+        <w:t xml:space="preserve"> habe erzählt, dass Barbeli ihr gegen Bezahlung das </w:t>
+      </w:r>
+      <w:proofErr w:type="spellStart"/>
+      <w:r>
+        <w:rPr>
+          <w:rFonts w:ascii="Cambria Math" w:hAnsi="Cambria Math" w:cs="Times New Roman"/>
+          <w:color w:val="000000"/>
+          <w:kern w:val="0"/>
+          <w:highlight w:val="white"/>
+        </w:rPr>
+        <w:t>Vögelmachen</w:t>
+      </w:r>
+      <w:proofErr w:type="spellEnd"/>
+      <w:r>
+        <w:rPr>
+          <w:rFonts w:ascii="Cambria Math" w:hAnsi="Cambria Math" w:cs="Times New Roman"/>
+          <w:color w:val="000000"/>
+          <w:kern w:val="0"/>
+          <w:highlight w:val="white"/>
+        </w:rPr>
+        <w:t xml:space="preserve"> habe lehren wollen. Auf die Frage danach, was Barbeli mit dem Geld tun wolle, habe diese erwidert, der Vogel würde die Münzen in seinem Mund </w:t>
+      </w:r>
+      <w:r>
+        <w:rPr>
+          <w:rFonts w:ascii="Cambria Math" w:hAnsi="Cambria Math" w:cs="Times New Roman"/>
+          <w:color w:val="000000"/>
+          <w:kern w:val="0"/>
+          <w:highlight w:val="white"/>
+        </w:rPr>
+        <w:t>ihre</w:t>
+      </w:r>
+      <w:r>
+        <w:rPr>
+          <w:rFonts w:ascii="Cambria Math" w:hAnsi="Cambria Math" w:cs="Times New Roman"/>
+          <w:color w:val="000000"/>
+          <w:kern w:val="0"/>
+          <w:highlight w:val="white"/>
+        </w:rPr>
+        <w:t xml:space="preserve">m Vater bringen. </w:t>
+      </w:r>
+      <w:r>
+        <w:rPr>
+          <w:rFonts w:ascii="Cambria Math" w:hAnsi="Cambria Math" w:cs="Times New Roman"/>
+          <w:color w:val="000000"/>
+          <w:kern w:val="0"/>
+          <w:highlight w:val="white"/>
+        </w:rPr>
+        <w:t>(</w:t>
+      </w:r>
+      <w:r>
+        <w:rPr>
+          <w:rFonts w:ascii="Cambria Math" w:hAnsi="Cambria Math" w:cs="Times New Roman"/>
+          <w:color w:val="000000"/>
+          <w:kern w:val="0"/>
+          <w:highlight w:val="green"/>
+        </w:rPr>
+        <w:t>XY</w:t>
+      </w:r>
+      <w:r>
+        <w:rPr>
+          <w:rFonts w:ascii="Cambria Math" w:hAnsi="Cambria Math" w:cs="Times New Roman"/>
+          <w:color w:val="000000"/>
+          <w:kern w:val="0"/>
+          <w:highlight w:val="white"/>
+        </w:rPr>
+        <w:t>)</w:t>
+      </w:r>
+      <w:r>
+        <w:rPr>
+          <w:rFonts w:ascii="Cambria Math" w:hAnsi="Cambria Math" w:cs="Times New Roman"/>
+          <w:color w:val="000000"/>
+          <w:kern w:val="0"/>
+          <w:highlight w:val="white"/>
+        </w:rPr>
+        <w:t xml:space="preserve">Obwohl Amman die Erzählungen als Lügen verdächtige, erachte er es als notwendig, das Kind dem </w:t>
+      </w:r>
+      <w:r>
+        <w:rPr>
+          <w:rFonts w:ascii="Cambria Math" w:hAnsi="Cambria Math" w:cs="Times New Roman"/>
+          <w:color w:val="000000"/>
+          <w:kern w:val="0"/>
+          <w:highlight w:val="white"/>
+        </w:rPr>
+        <w:lastRenderedPageBreak/>
+        <w:t>Antistes ohne Verzug zur Untersuchung zu übersenden. Zuletzt betont Pfarrer Amman, dass Barbeli ansonsten gut und viel bete. Er grüsst den Antistes und unterschreibt den Brief</w:t>
+      </w:r>
+      <w:r>
+        <w:rPr>
+          <w:rFonts w:ascii="Cambria Math" w:hAnsi="Cambria Math" w:cs="Times New Roman"/>
+          <w:color w:val="000000"/>
+          <w:kern w:val="0"/>
+          <w:highlight w:val="white"/>
+        </w:rPr>
+        <w:t xml:space="preserve"> (</w:t>
+      </w:r>
+      <w:r>
+        <w:rPr>
+          <w:rFonts w:ascii="Cambria Math" w:hAnsi="Cambria Math" w:cs="Times New Roman"/>
+          <w:color w:val="000000"/>
+          <w:kern w:val="0"/>
+          <w:highlight w:val="green"/>
+        </w:rPr>
+        <w:t>XY</w:t>
+      </w:r>
+      <w:r>
+        <w:rPr>
+          <w:rFonts w:ascii="Cambria Math" w:hAnsi="Cambria Math" w:cs="Times New Roman"/>
+          <w:color w:val="000000"/>
+          <w:kern w:val="0"/>
+          <w:highlight w:val="white"/>
+        </w:rPr>
+        <w:t>).</w:t>
+      </w:r>
+    </w:p>
+    <w:p>
+      <w:pPr>
+        <w:shd w:val="clear" w:color="auto" w:fill="FFFFFF"/>
+        <w:autoSpaceDE w:val="0"/>
+        <w:autoSpaceDN w:val="0"/>
+        <w:adjustRightInd w:val="0"/>
+        <w:spacing w:after="0" w:line="276" w:lineRule="auto"/>
+        <w:jc w:val="both"/>
+        <w:rPr>
+          <w:rFonts w:ascii="Cambria Math" w:hAnsi="Cambria Math" w:cs="Times New Roman"/>
+          <w:color w:val="000000"/>
+          <w:kern w:val="0"/>
+          <w:highlight w:val="white"/>
+        </w:rPr>
+      </w:pPr>
+    </w:p>
+    <w:p>
+      <w:pPr>
+        <w:spacing w:line="276" w:lineRule="auto"/>
+        <w:rPr>
+          <w:rFonts w:ascii="Cambria Math" w:hAnsi="Cambria Math"/>
+          <w:b/>
+          <w:bCs/>
+        </w:rPr>
+      </w:pPr>
+      <w:r>
+        <w:rPr>
+          <w:rFonts w:ascii="Cambria Math" w:hAnsi="Cambria Math"/>
+          <w:b/>
+          <w:bCs/>
+        </w:rPr>
+        <w:t>105</w:t>
+      </w:r>
+    </w:p>
+    <w:p>
+      <w:pPr>
+        <w:spacing w:line="276" w:lineRule="auto"/>
+        <w:rPr>
+          <w:rFonts w:ascii="Cambria Math" w:hAnsi="Cambria Math"/>
+        </w:rPr>
+      </w:pPr>
+      <w:r>
+        <w:rPr>
+          <w:rFonts w:ascii="Cambria Math" w:hAnsi="Cambria Math"/>
+        </w:rPr>
+        <w:t xml:space="preserve">Die </w:t>
+      </w:r>
+      <w:r>
+        <w:rPr>
+          <w:rFonts w:ascii="Cambria Math" w:hAnsi="Cambria Math"/>
+        </w:rPr>
+        <w:t>der</w:t>
+      </w:r>
+      <w:r>
+        <w:rPr>
+          <w:rFonts w:ascii="Cambria Math" w:hAnsi="Cambria Math"/>
+        </w:rPr>
+        <w:t xml:space="preserve"> Hexerei verdächtigte </w:t>
+      </w:r>
+      <w:proofErr w:type="spellStart"/>
+      <w:r>
+        <w:rPr>
+          <w:rFonts w:ascii="Cambria Math" w:hAnsi="Cambria Math"/>
+        </w:rPr>
+        <w:t>Barbeli</w:t>
+      </w:r>
+      <w:proofErr w:type="spellEnd"/>
+      <w:r>
+        <w:rPr>
+          <w:rFonts w:ascii="Cambria Math" w:hAnsi="Cambria Math"/>
+        </w:rPr>
+        <w:t xml:space="preserve"> Senn von Aeugst wird in einem ersten Verhör durch Pfarrer Hans Jakob Amman vernommen. Amman befragt </w:t>
+      </w:r>
+      <w:proofErr w:type="spellStart"/>
+      <w:r>
+        <w:rPr>
+          <w:rFonts w:ascii="Cambria Math" w:hAnsi="Cambria Math"/>
+        </w:rPr>
+        <w:t>Barbeli</w:t>
+      </w:r>
+      <w:proofErr w:type="spellEnd"/>
+      <w:r>
+        <w:rPr>
+          <w:rFonts w:ascii="Cambria Math" w:hAnsi="Cambria Math"/>
+        </w:rPr>
+        <w:t xml:space="preserve"> dazu, wann und unter welchen Umständen sie das </w:t>
+      </w:r>
+      <w:proofErr w:type="spellStart"/>
+      <w:r>
+        <w:rPr>
+          <w:rFonts w:ascii="Cambria Math" w:hAnsi="Cambria Math"/>
+        </w:rPr>
+        <w:t>Vögelmachen</w:t>
+      </w:r>
+      <w:proofErr w:type="spellEnd"/>
+      <w:r>
+        <w:rPr>
+          <w:rFonts w:ascii="Cambria Math" w:hAnsi="Cambria Math"/>
+        </w:rPr>
+        <w:t xml:space="preserve"> gelernt habe</w:t>
+      </w:r>
+      <w:r>
+        <w:rPr>
+          <w:rFonts w:ascii="Cambria Math" w:hAnsi="Cambria Math"/>
+        </w:rPr>
+        <w:t xml:space="preserve"> </w:t>
+      </w:r>
+      <w:r>
+        <w:rPr>
+          <w:rFonts w:ascii="Cambria Math" w:hAnsi="Cambria Math"/>
+          <w:highlight w:val="green"/>
+        </w:rPr>
+        <w:t>(XY</w:t>
+      </w:r>
+      <w:r>
+        <w:rPr>
+          <w:rFonts w:ascii="Cambria Math" w:hAnsi="Cambria Math"/>
+        </w:rPr>
+        <w:t>)</w:t>
+      </w:r>
+      <w:r>
+        <w:rPr>
+          <w:rFonts w:ascii="Cambria Math" w:hAnsi="Cambria Math"/>
+        </w:rPr>
+        <w:t xml:space="preserve">, wie der genaue Ablauf des </w:t>
+      </w:r>
+      <w:proofErr w:type="spellStart"/>
+      <w:r>
+        <w:rPr>
+          <w:rFonts w:ascii="Cambria Math" w:hAnsi="Cambria Math"/>
+        </w:rPr>
+        <w:t>Vögelmachens</w:t>
+      </w:r>
+      <w:proofErr w:type="spellEnd"/>
+      <w:r>
+        <w:rPr>
+          <w:rFonts w:ascii="Cambria Math" w:hAnsi="Cambria Math"/>
+        </w:rPr>
+        <w:t xml:space="preserve"> aussehe </w:t>
+      </w:r>
+      <w:r>
+        <w:rPr>
+          <w:rFonts w:ascii="Cambria Math" w:hAnsi="Cambria Math"/>
+          <w:highlight w:val="green"/>
+        </w:rPr>
+        <w:t>(XY)</w:t>
+      </w:r>
+      <w:r>
+        <w:rPr>
+          <w:rFonts w:ascii="Cambria Math" w:hAnsi="Cambria Math"/>
+        </w:rPr>
+        <w:t xml:space="preserve"> </w:t>
+      </w:r>
+      <w:r>
+        <w:rPr>
+          <w:rFonts w:ascii="Cambria Math" w:hAnsi="Cambria Math"/>
+        </w:rPr>
+        <w:t>und ob das Mädchen die Kunst auch anderen Personen beigebracht habe</w:t>
+      </w:r>
+      <w:r>
+        <w:rPr>
+          <w:rFonts w:ascii="Cambria Math" w:hAnsi="Cambria Math"/>
+        </w:rPr>
+        <w:t xml:space="preserve"> (</w:t>
+      </w:r>
+      <w:r>
+        <w:rPr>
+          <w:rFonts w:ascii="Cambria Math" w:hAnsi="Cambria Math"/>
+          <w:highlight w:val="green"/>
+        </w:rPr>
+        <w:t>XY</w:t>
+      </w:r>
+      <w:r>
+        <w:rPr>
+          <w:rFonts w:ascii="Cambria Math" w:hAnsi="Cambria Math"/>
+        </w:rPr>
+        <w:t>)</w:t>
+      </w:r>
+      <w:r>
+        <w:rPr>
+          <w:rFonts w:ascii="Cambria Math" w:hAnsi="Cambria Math"/>
+        </w:rPr>
+        <w:t>. Zum Schluss hält Amman fest, dass sich zweifellos noch mehr Informationen zum Fall durch weitere Verhöre ergeben würden</w:t>
+      </w:r>
+      <w:r>
+        <w:rPr>
+          <w:rFonts w:ascii="Cambria Math" w:hAnsi="Cambria Math"/>
+        </w:rPr>
+        <w:t xml:space="preserve"> (</w:t>
+      </w:r>
+      <w:r>
+        <w:rPr>
+          <w:rFonts w:ascii="Cambria Math" w:hAnsi="Cambria Math"/>
+          <w:highlight w:val="green"/>
+        </w:rPr>
+        <w:t>XY</w:t>
+      </w:r>
+      <w:r>
+        <w:rPr>
+          <w:rFonts w:ascii="Cambria Math" w:hAnsi="Cambria Math"/>
+        </w:rPr>
+        <w:t>)</w:t>
+      </w:r>
+      <w:r>
+        <w:rPr>
+          <w:rFonts w:ascii="Cambria Math" w:hAnsi="Cambria Math"/>
+        </w:rPr>
+        <w:t>.</w:t>
+      </w:r>
+    </w:p>
+    <w:p>
+      <w:pPr>
+        <w:spacing w:line="276" w:lineRule="auto"/>
+        <w:rPr>
+          <w:rFonts w:ascii="Cambria Math" w:hAnsi="Cambria Math"/>
+          <w:b/>
+          <w:bCs/>
+        </w:rPr>
+      </w:pPr>
+      <w:r>
+        <w:rPr>
+          <w:rFonts w:ascii="Cambria Math" w:hAnsi="Cambria Math"/>
+          <w:b/>
+          <w:bCs/>
+        </w:rPr>
+        <w:t>106</w:t>
+      </w:r>
+    </w:p>
+    <w:p>
+      <w:pPr>
+        <w:spacing w:line="276" w:lineRule="auto"/>
+        <w:rPr>
+          <w:rFonts w:ascii="Cambria Math" w:hAnsi="Cambria Math"/>
+        </w:rPr>
+      </w:pPr>
+      <w:r>
+        <w:rPr>
+          <w:rFonts w:ascii="Cambria Math" w:hAnsi="Cambria Math"/>
+        </w:rPr>
+        <w:t>D</w:t>
+      </w:r>
+      <w:r>
+        <w:rPr>
+          <w:rFonts w:ascii="Cambria Math" w:hAnsi="Cambria Math"/>
+        </w:rPr>
+        <w:t>ie</w:t>
+      </w:r>
+      <w:r>
+        <w:rPr>
+          <w:rFonts w:ascii="Cambria Math" w:hAnsi="Cambria Math"/>
+        </w:rPr>
+        <w:t xml:space="preserve"> Ratsherr</w:t>
+      </w:r>
+      <w:r>
+        <w:rPr>
+          <w:rFonts w:ascii="Cambria Math" w:hAnsi="Cambria Math"/>
+        </w:rPr>
+        <w:t>en</w:t>
+      </w:r>
+      <w:r>
+        <w:rPr>
+          <w:rFonts w:ascii="Cambria Math" w:hAnsi="Cambria Math"/>
+        </w:rPr>
+        <w:t xml:space="preserve"> Johann Conrad Werdmüller und Heinrich Lavater</w:t>
+      </w:r>
+      <w:r>
+        <w:rPr>
+          <w:rFonts w:ascii="Cambria Math" w:hAnsi="Cambria Math"/>
+        </w:rPr>
+        <w:t xml:space="preserve"> </w:t>
+      </w:r>
+      <w:proofErr w:type="spellStart"/>
+      <w:r>
+        <w:rPr>
+          <w:rFonts w:ascii="Cambria Math" w:hAnsi="Cambria Math"/>
+        </w:rPr>
+        <w:t>vernehmen</w:t>
+      </w:r>
+      <w:proofErr w:type="spellEnd"/>
+      <w:r>
+        <w:rPr>
+          <w:rFonts w:ascii="Cambria Math" w:hAnsi="Cambria Math"/>
+        </w:rPr>
+        <w:t xml:space="preserve"> nach Erhalt des Berichts von Pfarrer Hans Jakob Amman von Aeugst</w:t>
+      </w:r>
+      <w:r>
+        <w:rPr>
+          <w:rFonts w:ascii="Cambria Math" w:hAnsi="Cambria Math"/>
+        </w:rPr>
+        <w:t xml:space="preserve"> über die der Hexerei </w:t>
+      </w:r>
+      <w:r>
+        <w:rPr>
+          <w:rFonts w:ascii="Cambria Math" w:hAnsi="Cambria Math"/>
+        </w:rPr>
+        <w:t xml:space="preserve">verdächtigten </w:t>
+      </w:r>
+      <w:proofErr w:type="spellStart"/>
+      <w:r>
+        <w:rPr>
+          <w:rFonts w:ascii="Cambria Math" w:hAnsi="Cambria Math"/>
+        </w:rPr>
+        <w:t>Barbeli</w:t>
+      </w:r>
+      <w:proofErr w:type="spellEnd"/>
+      <w:r>
+        <w:rPr>
+          <w:rFonts w:ascii="Cambria Math" w:hAnsi="Cambria Math"/>
+        </w:rPr>
+        <w:t xml:space="preserve"> Senn </w:t>
+      </w:r>
+      <w:r>
+        <w:rPr>
+          <w:rFonts w:ascii="Cambria Math" w:hAnsi="Cambria Math"/>
+        </w:rPr>
+        <w:t xml:space="preserve">von Aeugst </w:t>
+      </w:r>
+      <w:r>
+        <w:rPr>
+          <w:rFonts w:ascii="Cambria Math" w:hAnsi="Cambria Math"/>
+        </w:rPr>
+        <w:t xml:space="preserve">diverse Zeugen und die Beschuldigte selbst. </w:t>
+      </w:r>
+      <w:r>
+        <w:rPr>
+          <w:rFonts w:ascii="Cambria Math" w:hAnsi="Cambria Math"/>
+          <w:highlight w:val="yellow"/>
+        </w:rPr>
+        <w:t xml:space="preserve">Heinrich, der 20-jährige Sohn Hans </w:t>
+      </w:r>
+      <w:proofErr w:type="spellStart"/>
+      <w:r>
+        <w:rPr>
+          <w:rFonts w:ascii="Cambria Math" w:hAnsi="Cambria Math"/>
+          <w:highlight w:val="yellow"/>
+        </w:rPr>
+        <w:t>Murer</w:t>
+      </w:r>
+      <w:proofErr w:type="spellEnd"/>
+      <w:r>
+        <w:rPr>
+          <w:rFonts w:ascii="Cambria Math" w:hAnsi="Cambria Math"/>
+          <w:highlight w:val="yellow"/>
+        </w:rPr>
+        <w:t xml:space="preserve"> sagt aus, </w:t>
+      </w:r>
+      <w:r>
+        <w:rPr>
+          <w:rFonts w:ascii="Cambria Math" w:hAnsi="Cambria Math"/>
+          <w:highlight w:val="yellow"/>
+        </w:rPr>
+        <w:t>dass</w:t>
+      </w:r>
+      <w:r>
+        <w:rPr>
+          <w:rFonts w:ascii="Cambria Math" w:hAnsi="Cambria Math"/>
+          <w:highlight w:val="yellow"/>
+        </w:rPr>
+        <w:t xml:space="preserve"> … </w:t>
+      </w:r>
+      <w:proofErr w:type="spellStart"/>
+      <w:r>
+        <w:rPr>
+          <w:rFonts w:ascii="Cambria Math" w:hAnsi="Cambria Math"/>
+          <w:highlight w:val="yellow"/>
+        </w:rPr>
+        <w:t>Barbeli</w:t>
+      </w:r>
+      <w:proofErr w:type="spellEnd"/>
+      <w:r>
+        <w:rPr>
+          <w:rFonts w:ascii="Cambria Math" w:hAnsi="Cambria Math"/>
+          <w:highlight w:val="yellow"/>
+        </w:rPr>
+        <w:t xml:space="preserve">, die 15-jährige Tochter Hans </w:t>
+      </w:r>
+      <w:proofErr w:type="spellStart"/>
+      <w:r>
+        <w:rPr>
+          <w:rFonts w:ascii="Cambria Math" w:hAnsi="Cambria Math"/>
+          <w:highlight w:val="yellow"/>
+        </w:rPr>
+        <w:t>Murers</w:t>
+      </w:r>
+      <w:proofErr w:type="spellEnd"/>
+      <w:r>
+        <w:rPr>
+          <w:rFonts w:ascii="Cambria Math" w:hAnsi="Cambria Math"/>
+          <w:highlight w:val="yellow"/>
+        </w:rPr>
+        <w:t xml:space="preserve">, </w:t>
+      </w:r>
+      <w:proofErr w:type="spellStart"/>
+      <w:r>
+        <w:rPr>
+          <w:rFonts w:ascii="Cambria Math" w:hAnsi="Cambria Math"/>
+          <w:highlight w:val="yellow"/>
+        </w:rPr>
+        <w:t>erzähtlt</w:t>
+      </w:r>
+      <w:proofErr w:type="spellEnd"/>
+      <w:r>
+        <w:rPr>
+          <w:rFonts w:ascii="Cambria Math" w:hAnsi="Cambria Math"/>
+          <w:highlight w:val="yellow"/>
+        </w:rPr>
+        <w:t>….</w:t>
+      </w:r>
+      <w:r>
+        <w:rPr>
+          <w:rFonts w:ascii="Cambria Math" w:hAnsi="Cambria Math"/>
+        </w:rPr>
+        <w:t xml:space="preserve"> Hans Senn aus dem </w:t>
+      </w:r>
+      <w:proofErr w:type="spellStart"/>
+      <w:r>
+        <w:rPr>
+          <w:rFonts w:ascii="Cambria Math" w:hAnsi="Cambria Math"/>
+        </w:rPr>
+        <w:t>Stalliker</w:t>
+      </w:r>
+      <w:proofErr w:type="spellEnd"/>
+      <w:r>
+        <w:rPr>
+          <w:rFonts w:ascii="Cambria Math" w:hAnsi="Cambria Math"/>
+        </w:rPr>
+        <w:t xml:space="preserve"> Tal bezeugt, dass Barbeli während eineinhalb Jahren bei ihm gelebt habe,</w:t>
+      </w:r>
+      <w:r>
+        <w:rPr>
+          <w:rFonts w:ascii="Cambria Math" w:hAnsi="Cambria Math"/>
+        </w:rPr>
+        <w:t xml:space="preserve"> </w:t>
+      </w:r>
+      <w:r>
+        <w:rPr>
+          <w:rFonts w:ascii="Cambria Math" w:hAnsi="Cambria Math"/>
+        </w:rPr>
+        <w:t xml:space="preserve">ein </w:t>
+      </w:r>
+      <w:r>
+        <w:rPr>
+          <w:rFonts w:ascii="Cambria Math" w:hAnsi="Cambria Math"/>
+        </w:rPr>
+        <w:t xml:space="preserve">eigensinniges Kind gewesen und sechs Wochen zuvor davongelaufen sei. Er </w:t>
+      </w:r>
+      <w:r>
+        <w:rPr>
+          <w:rFonts w:ascii="Cambria Math" w:hAnsi="Cambria Math"/>
+        </w:rPr>
+        <w:t xml:space="preserve">verneint, vom </w:t>
+      </w:r>
+      <w:proofErr w:type="spellStart"/>
+      <w:r>
+        <w:rPr>
+          <w:rFonts w:ascii="Cambria Math" w:hAnsi="Cambria Math"/>
+        </w:rPr>
+        <w:t>Vögelmachen</w:t>
+      </w:r>
+      <w:proofErr w:type="spellEnd"/>
+      <w:r>
+        <w:rPr>
+          <w:rFonts w:ascii="Cambria Math" w:hAnsi="Cambria Math"/>
+        </w:rPr>
+        <w:t xml:space="preserve"> etwas mitbekommen zu haben.</w:t>
+      </w:r>
+      <w:r>
+        <w:rPr>
+          <w:rFonts w:ascii="Cambria Math" w:hAnsi="Cambria Math"/>
+        </w:rPr>
+        <w:t xml:space="preserve"> Hans Maurer bezeugt, dass Barbeli seit sechs Wochen bei ihm lebe und er das Mädchen auf Empfehlung der Frau Pfarrer aufgenommen habe. </w:t>
+      </w:r>
+      <w:proofErr w:type="spellStart"/>
+      <w:r>
+        <w:rPr>
+          <w:rFonts w:ascii="Cambria Math" w:hAnsi="Cambria Math"/>
+        </w:rPr>
+        <w:t>Barbeli</w:t>
+      </w:r>
+      <w:proofErr w:type="spellEnd"/>
+      <w:r>
+        <w:rPr>
+          <w:rFonts w:ascii="Cambria Math" w:hAnsi="Cambria Math"/>
+        </w:rPr>
+        <w:t xml:space="preserve"> habe vor ihm selbst keine Vögel gezaubert, sondern nur seinen Kindern davon erzählt, </w:t>
+      </w:r>
+      <w:r>
+        <w:rPr>
+          <w:rFonts w:ascii="Cambria Math" w:hAnsi="Cambria Math"/>
+        </w:rPr>
+        <w:t>woraufhin diese</w:t>
+      </w:r>
+      <w:r>
+        <w:rPr>
+          <w:rFonts w:ascii="Cambria Math" w:hAnsi="Cambria Math"/>
+        </w:rPr>
+        <w:t xml:space="preserve"> der Frau Pfarrer davon berichtet hätten. </w:t>
+      </w:r>
+      <w:r>
+        <w:rPr>
+          <w:rFonts w:ascii="Cambria Math" w:hAnsi="Cambria Math"/>
+        </w:rPr>
+        <w:t xml:space="preserve">Zum Schluss folgt das Protokoll des Verhörs von </w:t>
+      </w:r>
+      <w:proofErr w:type="spellStart"/>
+      <w:r>
+        <w:rPr>
+          <w:rFonts w:ascii="Cambria Math" w:hAnsi="Cambria Math"/>
+        </w:rPr>
+        <w:t>Barbeli</w:t>
+      </w:r>
+      <w:proofErr w:type="spellEnd"/>
+      <w:r>
+        <w:rPr>
+          <w:rFonts w:ascii="Cambria Math" w:hAnsi="Cambria Math"/>
+        </w:rPr>
+        <w:t xml:space="preserve"> Senn im </w:t>
+      </w:r>
+      <w:proofErr w:type="spellStart"/>
+      <w:r>
+        <w:rPr>
+          <w:rFonts w:ascii="Cambria Math" w:hAnsi="Cambria Math"/>
+        </w:rPr>
+        <w:t>Oetenbach</w:t>
+      </w:r>
+      <w:proofErr w:type="spellEnd"/>
+      <w:r>
+        <w:rPr>
+          <w:rFonts w:ascii="Cambria Math" w:hAnsi="Cambria Math"/>
+        </w:rPr>
+        <w:t xml:space="preserve"> mit Fragen darüber, wo das Mädchen das </w:t>
+      </w:r>
+      <w:proofErr w:type="spellStart"/>
+      <w:r>
+        <w:rPr>
+          <w:rFonts w:ascii="Cambria Math" w:hAnsi="Cambria Math"/>
+        </w:rPr>
+        <w:t>Vögelmachen</w:t>
+      </w:r>
+      <w:proofErr w:type="spellEnd"/>
+      <w:r>
+        <w:rPr>
+          <w:rFonts w:ascii="Cambria Math" w:hAnsi="Cambria Math"/>
+        </w:rPr>
+        <w:t xml:space="preserve"> gelernt habe, wie dieses funktioniere und ob es dafür Geld verlange.</w:t>
+      </w:r>
+      <w:r>
+        <w:rPr>
+          <w:rFonts w:ascii="Cambria Math" w:hAnsi="Cambria Math"/>
+        </w:rPr>
+        <w:t xml:space="preserve"> Die vernehmenden Ratsherren kommen zum Schluss, dass sich das Mädchen die Geschichten über das </w:t>
+      </w:r>
+      <w:proofErr w:type="spellStart"/>
+      <w:r>
+        <w:rPr>
+          <w:rFonts w:ascii="Cambria Math" w:hAnsi="Cambria Math"/>
+        </w:rPr>
+        <w:t>Vögelmachen</w:t>
+      </w:r>
+      <w:proofErr w:type="spellEnd"/>
+      <w:r>
+        <w:rPr>
+          <w:rFonts w:ascii="Cambria Math" w:hAnsi="Cambria Math"/>
+        </w:rPr>
+        <w:t xml:space="preserve"> ausgedacht habe </w:t>
+      </w:r>
+      <w:r>
+        <w:rPr>
+          <w:rFonts w:ascii="Cambria Math" w:hAnsi="Cambria Math"/>
+        </w:rPr>
+        <w:t xml:space="preserve">und </w:t>
+      </w:r>
+      <w:r>
+        <w:rPr>
+          <w:rFonts w:ascii="Cambria Math" w:hAnsi="Cambria Math"/>
+        </w:rPr>
+        <w:t xml:space="preserve">selbst nicht mehr daran glaube. </w:t>
+      </w:r>
+      <w:r>
+        <w:rPr>
+          <w:rFonts w:ascii="Cambria Math" w:hAnsi="Cambria Math"/>
+        </w:rPr>
+        <w:t>Zum Schluss</w:t>
+      </w:r>
+      <w:r>
+        <w:rPr>
+          <w:rFonts w:ascii="Cambria Math" w:hAnsi="Cambria Math"/>
+        </w:rPr>
+        <w:t xml:space="preserve"> habe</w:t>
+      </w:r>
+      <w:r>
+        <w:rPr>
+          <w:rFonts w:ascii="Cambria Math" w:hAnsi="Cambria Math"/>
+        </w:rPr>
+        <w:t xml:space="preserve"> </w:t>
+      </w:r>
+      <w:proofErr w:type="spellStart"/>
+      <w:r>
+        <w:rPr>
+          <w:rFonts w:ascii="Cambria Math" w:hAnsi="Cambria Math"/>
+        </w:rPr>
+        <w:t>Barbeli</w:t>
+      </w:r>
+      <w:proofErr w:type="spellEnd"/>
+      <w:r>
+        <w:rPr>
+          <w:rFonts w:ascii="Cambria Math" w:hAnsi="Cambria Math"/>
+        </w:rPr>
+        <w:t xml:space="preserve"> versprochen, diese Ideen zu vergessen und künftig fleissig zu beten, weshalb die Ratsherren um Freilassung des Mädchens bitten.</w:t>
+      </w:r>
+    </w:p>
+    <w:p>
+      <w:pPr>
+        <w:spacing w:line="276" w:lineRule="auto"/>
+        <w:rPr>
+          <w:rFonts w:ascii="Cambria Math" w:hAnsi="Cambria Math"/>
+          <w:b/>
+          <w:bCs/>
+        </w:rPr>
+      </w:pPr>
+      <w:r>
+        <w:rPr>
+          <w:rFonts w:ascii="Cambria Math" w:hAnsi="Cambria Math"/>
+          <w:b/>
+          <w:bCs/>
+        </w:rPr>
+        <w:t>107</w:t>
+      </w:r>
+    </w:p>
+    <w:p>
+      <w:pPr>
+        <w:spacing w:line="276" w:lineRule="auto"/>
+        <w:rPr>
+          <w:rFonts w:ascii="Cambria Math" w:hAnsi="Cambria Math"/>
+        </w:rPr>
+      </w:pPr>
+      <w:r>
+        <w:rPr>
+          <w:rFonts w:ascii="Cambria Math" w:hAnsi="Cambria Math"/>
+        </w:rPr>
+        <w:t>Die Ratsherren Johann Conrad Werdmüller</w:t>
+      </w:r>
+      <w:r>
+        <w:rPr>
+          <w:rFonts w:ascii="Cambria Math" w:hAnsi="Cambria Math"/>
+        </w:rPr>
+        <w:t xml:space="preserve"> und Heinrich Lavater</w:t>
+      </w:r>
+      <w:r>
+        <w:rPr>
+          <w:rFonts w:ascii="Cambria Math" w:hAnsi="Cambria Math"/>
+        </w:rPr>
+        <w:t xml:space="preserve"> </w:t>
+      </w:r>
+      <w:r>
+        <w:rPr>
+          <w:rFonts w:ascii="Cambria Math" w:hAnsi="Cambria Math"/>
+          <w:highlight w:val="yellow"/>
+        </w:rPr>
+        <w:t>besuchen / verhören</w:t>
+      </w:r>
+      <w:r>
+        <w:rPr>
+          <w:rFonts w:ascii="Cambria Math" w:hAnsi="Cambria Math"/>
+        </w:rPr>
+        <w:t xml:space="preserve"> die </w:t>
+      </w:r>
+      <w:r>
+        <w:rPr>
+          <w:rFonts w:ascii="Cambria Math" w:hAnsi="Cambria Math"/>
+        </w:rPr>
+        <w:t xml:space="preserve">aufgrund </w:t>
+      </w:r>
+      <w:proofErr w:type="spellStart"/>
+      <w:r>
+        <w:rPr>
+          <w:rFonts w:ascii="Cambria Math" w:hAnsi="Cambria Math"/>
+        </w:rPr>
+        <w:t>Hexereiverdachts</w:t>
+      </w:r>
+      <w:proofErr w:type="spellEnd"/>
+      <w:r>
+        <w:rPr>
+          <w:rFonts w:ascii="Cambria Math" w:hAnsi="Cambria Math"/>
+        </w:rPr>
+        <w:t xml:space="preserve"> im Gefängnis </w:t>
+      </w:r>
+      <w:proofErr w:type="spellStart"/>
+      <w:r>
+        <w:rPr>
+          <w:rFonts w:ascii="Cambria Math" w:hAnsi="Cambria Math"/>
+        </w:rPr>
+        <w:t>Oetenbach</w:t>
+      </w:r>
+      <w:proofErr w:type="spellEnd"/>
+      <w:r>
+        <w:rPr>
+          <w:rFonts w:ascii="Cambria Math" w:hAnsi="Cambria Math"/>
+        </w:rPr>
+        <w:t xml:space="preserve"> festgehaltene </w:t>
+      </w:r>
+      <w:proofErr w:type="spellStart"/>
+      <w:r>
+        <w:rPr>
+          <w:rFonts w:ascii="Cambria Math" w:hAnsi="Cambria Math"/>
+        </w:rPr>
+        <w:t>Barbeli</w:t>
+      </w:r>
+      <w:proofErr w:type="spellEnd"/>
+      <w:r>
+        <w:rPr>
+          <w:rFonts w:ascii="Cambria Math" w:hAnsi="Cambria Math"/>
+        </w:rPr>
+        <w:t xml:space="preserve"> Senn</w:t>
+      </w:r>
+      <w:r>
+        <w:rPr>
+          <w:rFonts w:ascii="Cambria Math" w:hAnsi="Cambria Math"/>
+        </w:rPr>
+        <w:t xml:space="preserve"> von Aeugst erneut</w:t>
+      </w:r>
+      <w:r>
+        <w:rPr>
+          <w:rFonts w:ascii="Cambria Math" w:hAnsi="Cambria Math"/>
+        </w:rPr>
+        <w:t xml:space="preserve">. </w:t>
+      </w:r>
+      <w:r>
+        <w:rPr>
+          <w:rFonts w:ascii="Cambria Math" w:hAnsi="Cambria Math"/>
+        </w:rPr>
+        <w:t>Das Mädchen habe den beiden Männern versichert, keine Vögel zaubern zu können, sondern dies nur leichtgläubigen Personen erzählt zu haben. Die beiden Männer bitten angesichts dieser Tatsache um ein mildes Urteil im Fall des noch minderjährigen Mädchens, das im Übrigen versichert habe, künftig fleissig zu beten</w:t>
+      </w:r>
+      <w:r>
+        <w:rPr>
+          <w:rFonts w:ascii="Cambria Math" w:hAnsi="Cambria Math"/>
+        </w:rPr>
+        <w:t>,</w:t>
+      </w:r>
+      <w:r>
+        <w:rPr>
+          <w:rFonts w:ascii="Cambria Math" w:hAnsi="Cambria Math"/>
+        </w:rPr>
+        <w:t xml:space="preserve"> zu arbeiten und </w:t>
+      </w:r>
+      <w:r>
+        <w:rPr>
+          <w:rFonts w:ascii="Cambria Math" w:hAnsi="Cambria Math"/>
+        </w:rPr>
+        <w:t>frommen Wandel zu tun.</w:t>
+      </w:r>
+    </w:p>
+    <w:p>
+      <w:pPr>
+        <w:spacing w:line="276" w:lineRule="auto"/>
+        <w:rPr>
+          <w:rFonts w:ascii="Cambria Math" w:hAnsi="Cambria Math"/>
+          <w:b/>
+          <w:bCs/>
+        </w:rPr>
+      </w:pPr>
+      <w:r>
+        <w:rPr>
+          <w:rFonts w:ascii="Cambria Math" w:hAnsi="Cambria Math"/>
+          <w:b/>
+          <w:bCs/>
+        </w:rPr>
+        <w:t>108</w:t>
+      </w:r>
+    </w:p>
+    <w:p>
+      <w:pPr>
+        <w:spacing w:line="276" w:lineRule="auto"/>
+        <w:rPr>
+          <w:rFonts w:ascii="Cambria Math" w:hAnsi="Cambria Math"/>
+        </w:rPr>
+      </w:pPr>
+      <w:r>
+        <w:rPr>
+          <w:rFonts w:ascii="Cambria Math" w:hAnsi="Cambria Math"/>
+        </w:rPr>
+        <w:t xml:space="preserve">Josef Jacob Ulrich schreibt im Fall </w:t>
+      </w:r>
+      <w:proofErr w:type="spellStart"/>
+      <w:r>
+        <w:rPr>
+          <w:rFonts w:ascii="Cambria Math" w:hAnsi="Cambria Math"/>
+        </w:rPr>
+        <w:t>Barbeli</w:t>
+      </w:r>
+      <w:proofErr w:type="spellEnd"/>
+      <w:r>
+        <w:rPr>
+          <w:rFonts w:ascii="Cambria Math" w:hAnsi="Cambria Math"/>
+        </w:rPr>
+        <w:t xml:space="preserve"> Senn von Aeugst</w:t>
+      </w:r>
+      <w:r>
+        <w:rPr>
+          <w:rFonts w:ascii="Cambria Math" w:hAnsi="Cambria Math"/>
+        </w:rPr>
+        <w:t>s, die der Hexerei verdächtigt wurde,</w:t>
+      </w:r>
+      <w:r>
+        <w:rPr>
+          <w:rFonts w:ascii="Cambria Math" w:hAnsi="Cambria Math"/>
+        </w:rPr>
+        <w:t xml:space="preserve"> an den Bürgermeister. </w:t>
+      </w:r>
+      <w:r>
+        <w:rPr>
+          <w:rFonts w:ascii="Cambria Math" w:hAnsi="Cambria Math"/>
+        </w:rPr>
+        <w:t xml:space="preserve">Er berichtet von den Besuchen und Verhören im </w:t>
+      </w:r>
+      <w:proofErr w:type="spellStart"/>
+      <w:r>
+        <w:rPr>
+          <w:rFonts w:ascii="Cambria Math" w:hAnsi="Cambria Math"/>
+        </w:rPr>
+        <w:lastRenderedPageBreak/>
+        <w:t>Oetenbach</w:t>
+      </w:r>
+      <w:proofErr w:type="spellEnd"/>
+      <w:r>
+        <w:rPr>
+          <w:rFonts w:ascii="Cambria Math" w:hAnsi="Cambria Math"/>
+        </w:rPr>
+        <w:t xml:space="preserve"> durch die Ratsherren und den Gefängnisverwalter und versichert, dass das Mädchen darauf beharre, niemals Vögel gemacht zu haben noch die Fähigkeit dazu zu besitzen. Im Gegenteil bitte das Mädchen Gott und die Herren aufgrund de</w:t>
+      </w:r>
+      <w:r>
+        <w:rPr>
+          <w:rFonts w:ascii="Cambria Math" w:hAnsi="Cambria Math"/>
+        </w:rPr>
+        <w:t>s</w:t>
+      </w:r>
+      <w:r>
+        <w:rPr>
+          <w:rFonts w:ascii="Cambria Math" w:hAnsi="Cambria Math"/>
+        </w:rPr>
+        <w:t xml:space="preserve"> von ihr verursachten Ärgernis um Verzeihung</w:t>
+      </w:r>
+      <w:r>
+        <w:rPr>
+          <w:rFonts w:ascii="Cambria Math" w:hAnsi="Cambria Math"/>
+        </w:rPr>
+        <w:t xml:space="preserve"> und verspreche künftig weder an das Vögelma</w:t>
+      </w:r>
+      <w:proofErr w:type="spellStart"/>
+      <w:r>
+        <w:rPr>
+          <w:rFonts w:ascii="Cambria Math" w:hAnsi="Cambria Math"/>
+        </w:rPr>
+        <w:t>chen</w:t>
+      </w:r>
+      <w:proofErr w:type="spellEnd"/>
+      <w:r>
+        <w:rPr>
+          <w:rFonts w:ascii="Cambria Math" w:hAnsi="Cambria Math"/>
+        </w:rPr>
+        <w:t xml:space="preserve"> zu denken noch davon zu sprechen</w:t>
+      </w:r>
+      <w:r>
+        <w:rPr>
+          <w:rFonts w:ascii="Cambria Math" w:hAnsi="Cambria Math"/>
+        </w:rPr>
+        <w:t xml:space="preserve">. </w:t>
+      </w:r>
+    </w:p>
     <w:sectPr>
       <w:pgSz w:w="11906" w:h="16838"/>
       <w:pgMar w:top="1417" w:right="1417" w:bottom="1134" w:left="1417" w:header="708" w:footer="708" w:gutter="0"/>
@@ -726,7 +2611,6 @@
   <w:style w:type="character" w:default="1" w:styleId="Absatz-Standardschriftart">
     <w:name w:val="Default Paragraph Font"/>
     <w:uiPriority w:val="1"/>
-    <w:semiHidden/>
     <w:unhideWhenUsed/>
   </w:style>
   <w:style w:type="table" w:default="1" w:styleId="NormaleTabelle">
@@ -1038,6 +2922,29 @@
       <w:smallCaps/>
       <w:color w:val="0F4761" w:themeColor="accent1" w:themeShade="BF"/>
       <w:spacing w:val="5"/>
+    </w:rPr>
+  </w:style>
+  <w:style w:type="character" w:styleId="Hyperlink">
+    <w:name w:val="Hyperlink"/>
+    <w:basedOn w:val="Absatz-Standardschriftart"/>
+    <w:uiPriority w:val="99"/>
+    <w:unhideWhenUsed/>
+    <w:rsid w:val="00184884"/>
+    <w:rPr>
+      <w:color w:val="467886" w:themeColor="hyperlink"/>
+      <w:u w:val="single"/>
+    </w:rPr>
+  </w:style>
+  <w:style w:type="character" w:styleId="NichtaufgelsteErwhnung">
+    <w:name w:val="Unresolved Mention"/>
+    <w:basedOn w:val="Absatz-Standardschriftart"/>
+    <w:uiPriority w:val="99"/>
+    <w:semiHidden/>
+    <w:unhideWhenUsed/>
+    <w:rsid w:val="00184884"/>
+    <w:rPr>
+      <w:color w:val="605E5C"/>
+      <w:shd w:val="clear" w:color="auto" w:fill="E1DFDD"/>
     </w:rPr>
   </w:style>
 </w:styles>

--- a/QZH_104-108/Barbeli Senn Literatur.docx
+++ b/QZH_104-108/Barbeli Senn Literatur.docx
@@ -376,27 +376,61 @@
           <w:kern w:val="0"/>
           <w:highlight w:val="white"/>
         </w:rPr>
-        <w:t xml:space="preserve">wendet sich aufgrund </w:t>
-      </w:r>
-      <w:proofErr w:type="spellStart"/>
-      <w:r>
-        <w:rPr>
-          <w:rFonts w:ascii="Cambria Math" w:hAnsi="Cambria Math" w:cs="Times New Roman"/>
-          <w:color w:val="000000"/>
-          <w:kern w:val="0"/>
-          <w:highlight w:val="white"/>
-        </w:rPr>
-        <w:t>Hexereiverdachts</w:t>
-      </w:r>
-      <w:proofErr w:type="spellEnd"/>
-      <w:r>
-        <w:rPr>
-          <w:rFonts w:ascii="Cambria Math" w:hAnsi="Cambria Math" w:cs="Times New Roman"/>
-          <w:color w:val="000000"/>
-          <w:kern w:val="0"/>
-          <w:highlight w:val="white"/>
-        </w:rPr>
-        <w:t xml:space="preserve"> beim zehnjährigen Mädchen </w:t>
+        <w:t xml:space="preserve">wendet sich </w:t>
+      </w:r>
+      <w:r>
+        <w:rPr>
+          <w:rFonts w:ascii="Cambria Math" w:hAnsi="Cambria Math" w:cs="Times New Roman"/>
+          <w:color w:val="000000"/>
+          <w:kern w:val="0"/>
+          <w:highlight w:val="white"/>
+        </w:rPr>
+        <w:t>wegen Aussagen über Vogelmachen</w:t>
+      </w:r>
+      <w:r>
+        <w:rPr>
+          <w:rFonts w:ascii="Cambria Math" w:hAnsi="Cambria Math" w:cs="Times New Roman"/>
+          <w:color w:val="000000"/>
+          <w:kern w:val="0"/>
+          <w:highlight w:val="white"/>
+        </w:rPr>
+        <w:t xml:space="preserve"> </w:t>
+      </w:r>
+      <w:r>
+        <w:rPr>
+          <w:rFonts w:ascii="Cambria Math" w:hAnsi="Cambria Math" w:cs="Times New Roman"/>
+          <w:color w:val="000000"/>
+          <w:kern w:val="0"/>
+          <w:highlight w:val="white"/>
+        </w:rPr>
+        <w:t>des</w:t>
+      </w:r>
+      <w:r>
+        <w:rPr>
+          <w:rFonts w:ascii="Cambria Math" w:hAnsi="Cambria Math" w:cs="Times New Roman"/>
+          <w:color w:val="000000"/>
+          <w:kern w:val="0"/>
+          <w:highlight w:val="white"/>
+        </w:rPr>
+        <w:t xml:space="preserve"> Mädchen</w:t>
+      </w:r>
+      <w:r>
+        <w:rPr>
+          <w:rFonts w:ascii="Cambria Math" w:hAnsi="Cambria Math" w:cs="Times New Roman"/>
+          <w:color w:val="000000"/>
+          <w:kern w:val="0"/>
+          <w:highlight w:val="white"/>
+        </w:rPr>
+        <w:t>s</w:t>
+      </w:r>
+      <w:r>
+        <w:rPr>
+          <w:rFonts w:ascii="Cambria Math" w:hAnsi="Cambria Math" w:cs="Times New Roman"/>
+          <w:color w:val="000000"/>
+          <w:kern w:val="0"/>
+          <w:highlight w:val="white"/>
+        </w:rPr>
+        <w:t xml:space="preserve"> </w:t>
       </w:r>
       <w:proofErr w:type="spellStart"/>
       <w:r>
@@ -683,27 +717,7 @@
           <w:kern w:val="0"/>
           <w:highlight w:val="white"/>
         </w:rPr>
-        <w:t xml:space="preserve"> </w:t>
-      </w:r>
-      <w:proofErr w:type="spellStart"/>
-      <w:r>
-        <w:rPr>
-          <w:rFonts w:ascii="Cambria Math" w:hAnsi="Cambria Math" w:cs="Times New Roman"/>
-          <w:color w:val="000000"/>
-          <w:kern w:val="0"/>
-          <w:highlight w:val="white"/>
-        </w:rPr>
-        <w:t>Barbeli</w:t>
-      </w:r>
-      <w:proofErr w:type="spellEnd"/>
-      <w:r>
-        <w:rPr>
-          <w:rFonts w:ascii="Cambria Math" w:hAnsi="Cambria Math" w:cs="Times New Roman"/>
-          <w:color w:val="000000"/>
-          <w:kern w:val="0"/>
-          <w:highlight w:val="white"/>
-        </w:rPr>
-        <w:t xml:space="preserve"> Senn</w:t>
+        <w:t xml:space="preserve"> Barbeli Senn</w:t>
       </w:r>
       <w:r>
         <w:rPr>
@@ -1311,7 +1325,21 @@
         <w:rPr>
           <w:rFonts w:ascii="Cambria Math" w:hAnsi="Cambria Math"/>
         </w:rPr>
-        <w:t>. Zum Schluss hält Amman fest, dass sich zweifellos noch mehr Informationen zum Fall durch weitere Verhöre ergeben würden</w:t>
+        <w:t xml:space="preserve">. Zum Schluss hält Amman fest, dass </w:t>
+      </w:r>
+      <w:proofErr w:type="gramStart"/>
+      <w:r>
+        <w:rPr>
+          <w:rFonts w:ascii="Cambria Math" w:hAnsi="Cambria Math"/>
+        </w:rPr>
+        <w:t>sich zweifellos</w:t>
+      </w:r>
+      <w:proofErr w:type="gramEnd"/>
+      <w:r>
+        <w:rPr>
+          <w:rFonts w:ascii="Cambria Math" w:hAnsi="Cambria Math"/>
+        </w:rPr>
+        <w:t xml:space="preserve"> noch mehr Informationen zum Fall durch weitere Verhöre ergeben würden</w:t>
       </w:r>
       <w:r>
         <w:rPr>
@@ -1969,20 +1997,34 @@
         <w:rPr>
           <w:rFonts w:ascii="Cambria Math" w:hAnsi="Cambria Math"/>
         </w:rPr>
-        <w:t xml:space="preserve"> von ihr verursachten Ärgernis um Verzeihung</w:t>
-      </w:r>
-      <w:r>
-        <w:rPr>
-          <w:rFonts w:ascii="Cambria Math" w:hAnsi="Cambria Math"/>
-        </w:rPr>
-        <w:t xml:space="preserve"> und verspreche künftig weder an das Vögelma</w:t>
-      </w:r>
-      <w:proofErr w:type="spellStart"/>
-      <w:r>
-        <w:rPr>
-          <w:rFonts w:ascii="Cambria Math" w:hAnsi="Cambria Math"/>
-        </w:rPr>
-        <w:t>chen</w:t>
+        <w:t xml:space="preserve"> </w:t>
+      </w:r>
+      <w:proofErr w:type="gramStart"/>
+      <w:r>
+        <w:rPr>
+          <w:rFonts w:ascii="Cambria Math" w:hAnsi="Cambria Math"/>
+        </w:rPr>
+        <w:t>von ihr verursachten Ärgernis</w:t>
+      </w:r>
+      <w:proofErr w:type="gramEnd"/>
+      <w:r>
+        <w:rPr>
+          <w:rFonts w:ascii="Cambria Math" w:hAnsi="Cambria Math"/>
+        </w:rPr>
+        <w:t xml:space="preserve"> um Verzeihung</w:t>
+      </w:r>
+      <w:r>
+        <w:rPr>
+          <w:rFonts w:ascii="Cambria Math" w:hAnsi="Cambria Math"/>
+        </w:rPr>
+        <w:t xml:space="preserve"> und verspreche künftig weder an das </w:t>
+      </w:r>
+      <w:proofErr w:type="spellStart"/>
+      <w:r>
+        <w:rPr>
+          <w:rFonts w:ascii="Cambria Math" w:hAnsi="Cambria Math"/>
+        </w:rPr>
+        <w:t>Vögelmachen</w:t>
       </w:r>
       <w:proofErr w:type="spellEnd"/>
       <w:r>
@@ -1996,6 +2038,20 @@
           <w:rFonts w:ascii="Cambria Math" w:hAnsi="Cambria Math"/>
         </w:rPr>
         <w:t xml:space="preserve">. </w:t>
+      </w:r>
+    </w:p>
+    <w:p>
+      <w:pPr>
+        <w:spacing w:line="276" w:lineRule="auto"/>
+        <w:rPr>
+          <w:rFonts w:ascii="Lexia Fontes" w:hAnsi="Lexia Fontes"/>
+        </w:rPr>
+      </w:pPr>
+      <w:r>
+        <w:rPr>
+          <w:rFonts w:ascii="Lexia Fontes" w:hAnsi="Lexia Fontes"/>
+        </w:rPr>
+        <w:t></w:t>
       </w:r>
     </w:p>
     <w:sectPr>

--- a/QZH_104-108/Barbeli Senn Literatur.docx
+++ b/QZH_104-108/Barbeli Senn Literatur.docx
@@ -1325,21 +1325,7 @@
         <w:rPr>
           <w:rFonts w:ascii="Cambria Math" w:hAnsi="Cambria Math"/>
         </w:rPr>
-        <w:t xml:space="preserve">. Zum Schluss hält Amman fest, dass </w:t>
-      </w:r>
-      <w:proofErr w:type="gramStart"/>
-      <w:r>
-        <w:rPr>
-          <w:rFonts w:ascii="Cambria Math" w:hAnsi="Cambria Math"/>
-        </w:rPr>
-        <w:t>sich zweifellos</w:t>
-      </w:r>
-      <w:proofErr w:type="gramEnd"/>
-      <w:r>
-        <w:rPr>
-          <w:rFonts w:ascii="Cambria Math" w:hAnsi="Cambria Math"/>
-        </w:rPr>
-        <w:t xml:space="preserve"> noch mehr Informationen zum Fall durch weitere Verhöre ergeben würden</w:t>
+        <w:t>. Zum Schluss hält Amman fest, dass sich zweifellos noch mehr Informationen zum Fall durch weitere Verhöre ergeben würden</w:t>
       </w:r>
       <w:r>
         <w:rPr>
@@ -1478,7 +1464,13 @@
         <w:rPr>
           <w:rFonts w:ascii="Cambria Math" w:hAnsi="Cambria Math"/>
         </w:rPr>
-        <w:t xml:space="preserve">diverse Zeugen und die Beschuldigte selbst. </w:t>
+        <w:t>diverse Zeugen und die Beschuldigte selbst</w:t>
+      </w:r>
+      <w:r>
+        <w:rPr>
+          <w:rFonts w:ascii="Cambria Math" w:hAnsi="Cambria Math"/>
+        </w:rPr>
+        <w:t xml:space="preserve">. </w:t>
       </w:r>
       <w:r>
         <w:rPr>
@@ -1495,12 +1487,19 @@
         </w:rPr>
         <w:t>Murer</w:t>
       </w:r>
-      <w:proofErr w:type="spellEnd"/>
       <w:r>
         <w:rPr>
           <w:rFonts w:ascii="Cambria Math" w:hAnsi="Cambria Math"/>
           <w:highlight w:val="yellow"/>
         </w:rPr>
+        <w:t>s</w:t>
+      </w:r>
+      <w:proofErr w:type="spellEnd"/>
+      <w:r>
+        <w:rPr>
+          <w:rFonts w:ascii="Cambria Math" w:hAnsi="Cambria Math"/>
+          <w:highlight w:val="yellow"/>
+        </w:rPr>
         <w:t xml:space="preserve"> sagt aus, </w:t>
       </w:r>
       <w:r>
@@ -1513,16 +1512,50 @@
       <w:r>
         <w:rPr>
           <w:rFonts w:ascii="Cambria Math" w:hAnsi="Cambria Math"/>
+        </w:rPr>
+        <w:t xml:space="preserve"> </w:t>
+      </w:r>
+      <w:r>
+        <w:rPr>
+          <w:rFonts w:ascii="Cambria Math" w:hAnsi="Cambria Math"/>
           <w:highlight w:val="yellow"/>
         </w:rPr>
-        <w:t xml:space="preserve"> … </w:t>
-      </w:r>
-      <w:proofErr w:type="spellStart"/>
+        <w:t>er von seiner Schwester Bar</w:t>
+      </w:r>
       <w:r>
         <w:rPr>
           <w:rFonts w:ascii="Cambria Math" w:hAnsi="Cambria Math"/>
           <w:highlight w:val="yellow"/>
         </w:rPr>
+        <w:t>b</w:t>
+      </w:r>
+      <w:r>
+        <w:rPr>
+          <w:rFonts w:ascii="Cambria Math" w:hAnsi="Cambria Math"/>
+          <w:highlight w:val="yellow"/>
+        </w:rPr>
+        <w:t xml:space="preserve">eli </w:t>
+      </w:r>
+      <w:r>
+        <w:rPr>
+          <w:rFonts w:ascii="Cambria Math" w:hAnsi="Cambria Math"/>
+          <w:highlight w:val="yellow"/>
+        </w:rPr>
+        <w:t>über</w:t>
+      </w:r>
+      <w:r>
+        <w:rPr>
+          <w:rFonts w:ascii="Cambria Math" w:hAnsi="Cambria Math"/>
+          <w:highlight w:val="yellow"/>
+        </w:rPr>
+        <w:t xml:space="preserve"> </w:t>
+      </w:r>
+      <w:proofErr w:type="spellStart"/>
+      <w:r>
+        <w:rPr>
+          <w:rFonts w:ascii="Cambria Math" w:hAnsi="Cambria Math"/>
+          <w:highlight w:val="yellow"/>
+        </w:rPr>
         <w:t>Barbeli</w:t>
       </w:r>
       <w:proofErr w:type="spellEnd"/>
@@ -1531,23 +1564,21 @@
           <w:rFonts w:ascii="Cambria Math" w:hAnsi="Cambria Math"/>
           <w:highlight w:val="yellow"/>
         </w:rPr>
-        <w:t xml:space="preserve">, die 15-jährige Tochter Hans </w:t>
-      </w:r>
-      <w:proofErr w:type="spellStart"/>
+        <w:t xml:space="preserve"> Senns vermeintliche</w:t>
+      </w:r>
       <w:r>
         <w:rPr>
           <w:rFonts w:ascii="Cambria Math" w:hAnsi="Cambria Math"/>
           <w:highlight w:val="yellow"/>
         </w:rPr>
-        <w:t>Murers</w:t>
-      </w:r>
-      <w:proofErr w:type="spellEnd"/>
+        <w:t>s</w:t>
+      </w:r>
       <w:r>
         <w:rPr>
           <w:rFonts w:ascii="Cambria Math" w:hAnsi="Cambria Math"/>
           <w:highlight w:val="yellow"/>
         </w:rPr>
-        <w:t xml:space="preserve">, </w:t>
+        <w:t xml:space="preserve"> </w:t>
       </w:r>
       <w:proofErr w:type="spellStart"/>
       <w:r>
@@ -1555,7 +1586,7 @@
           <w:rFonts w:ascii="Cambria Math" w:hAnsi="Cambria Math"/>
           <w:highlight w:val="yellow"/>
         </w:rPr>
-        <w:t>erzähtlt</w:t>
+        <w:t>Vögelmachen</w:t>
       </w:r>
       <w:proofErr w:type="spellEnd"/>
       <w:r>
@@ -1563,13 +1594,154 @@
           <w:rFonts w:ascii="Cambria Math" w:hAnsi="Cambria Math"/>
           <w:highlight w:val="yellow"/>
         </w:rPr>
-        <w:t>….</w:t>
-      </w:r>
-      <w:r>
-        <w:rPr>
-          <w:rFonts w:ascii="Cambria Math" w:hAnsi="Cambria Math"/>
-        </w:rPr>
-        <w:t xml:space="preserve"> Hans Senn aus dem </w:t>
+        <w:t xml:space="preserve"> erfahren habe</w:t>
+      </w:r>
+      <w:r>
+        <w:rPr>
+          <w:rFonts w:ascii="Cambria Math" w:hAnsi="Cambria Math"/>
+          <w:highlight w:val="yellow"/>
+        </w:rPr>
+        <w:t xml:space="preserve">. Ausserdem habe </w:t>
+      </w:r>
+      <w:proofErr w:type="spellStart"/>
+      <w:r>
+        <w:rPr>
+          <w:rFonts w:ascii="Cambria Math" w:hAnsi="Cambria Math"/>
+          <w:highlight w:val="yellow"/>
+        </w:rPr>
+        <w:t>Barbeli</w:t>
+      </w:r>
+      <w:proofErr w:type="spellEnd"/>
+      <w:r>
+        <w:rPr>
+          <w:rFonts w:ascii="Cambria Math" w:hAnsi="Cambria Math"/>
+          <w:highlight w:val="yellow"/>
+        </w:rPr>
+        <w:t xml:space="preserve"> Senn ihm gegen Bezahlung das </w:t>
+      </w:r>
+      <w:proofErr w:type="spellStart"/>
+      <w:r>
+        <w:rPr>
+          <w:rFonts w:ascii="Cambria Math" w:hAnsi="Cambria Math"/>
+          <w:highlight w:val="yellow"/>
+        </w:rPr>
+        <w:t>Vögelmachen</w:t>
+      </w:r>
+      <w:proofErr w:type="spellEnd"/>
+      <w:r>
+        <w:rPr>
+          <w:rFonts w:ascii="Cambria Math" w:hAnsi="Cambria Math"/>
+          <w:highlight w:val="yellow"/>
+        </w:rPr>
+        <w:t xml:space="preserve"> selbst vorgeführt</w:t>
+      </w:r>
+      <w:r>
+        <w:rPr>
+          <w:rFonts w:ascii="Cambria Math" w:hAnsi="Cambria Math"/>
+        </w:rPr>
+        <w:t xml:space="preserve"> (</w:t>
+      </w:r>
+      <w:r>
+        <w:rPr>
+          <w:rFonts w:ascii="Cambria Math" w:hAnsi="Cambria Math"/>
+        </w:rPr>
+        <w:t>1</w:t>
+      </w:r>
+      <w:r>
+        <w:rPr>
+          <w:rFonts w:ascii="Cambria Math" w:hAnsi="Cambria Math"/>
+        </w:rPr>
+        <w:t>)</w:t>
+      </w:r>
+      <w:r>
+        <w:rPr>
+          <w:rFonts w:ascii="Cambria Math" w:hAnsi="Cambria Math"/>
+        </w:rPr>
+        <w:t xml:space="preserve">. </w:t>
+      </w:r>
+      <w:r>
+        <w:rPr>
+          <w:rFonts w:ascii="Cambria Math" w:hAnsi="Cambria Math"/>
+        </w:rPr>
+        <w:t xml:space="preserve">Die 15-jährige </w:t>
+      </w:r>
+      <w:proofErr w:type="spellStart"/>
+      <w:r>
+        <w:rPr>
+          <w:rFonts w:ascii="Cambria Math" w:hAnsi="Cambria Math"/>
+        </w:rPr>
+        <w:t>Barbeli</w:t>
+      </w:r>
+      <w:proofErr w:type="spellEnd"/>
+      <w:r>
+        <w:rPr>
+          <w:rFonts w:ascii="Cambria Math" w:hAnsi="Cambria Math"/>
+        </w:rPr>
+        <w:t xml:space="preserve"> Maurer gibt ebenfalls an, wie </w:t>
+      </w:r>
+      <w:proofErr w:type="spellStart"/>
+      <w:r>
+        <w:rPr>
+          <w:rFonts w:ascii="Cambria Math" w:hAnsi="Cambria Math"/>
+        </w:rPr>
+        <w:t>Barbeli</w:t>
+      </w:r>
+      <w:proofErr w:type="spellEnd"/>
+      <w:r>
+        <w:rPr>
+          <w:rFonts w:ascii="Cambria Math" w:hAnsi="Cambria Math"/>
+        </w:rPr>
+        <w:t xml:space="preserve"> Senn ihr gegen Bezahlung das </w:t>
+      </w:r>
+      <w:proofErr w:type="spellStart"/>
+      <w:r>
+        <w:rPr>
+          <w:rFonts w:ascii="Cambria Math" w:hAnsi="Cambria Math"/>
+        </w:rPr>
+        <w:t>Vögelmachen</w:t>
+      </w:r>
+      <w:proofErr w:type="spellEnd"/>
+      <w:r>
+        <w:rPr>
+          <w:rFonts w:ascii="Cambria Math" w:hAnsi="Cambria Math"/>
+        </w:rPr>
+        <w:t xml:space="preserve"> </w:t>
+      </w:r>
+      <w:r>
+        <w:rPr>
+          <w:rFonts w:ascii="Cambria Math" w:hAnsi="Cambria Math"/>
+        </w:rPr>
+        <w:t xml:space="preserve">habe </w:t>
+      </w:r>
+      <w:r>
+        <w:rPr>
+          <w:rFonts w:ascii="Cambria Math" w:hAnsi="Cambria Math"/>
+        </w:rPr>
+        <w:t>zeigen wollen</w:t>
+      </w:r>
+      <w:r>
+        <w:rPr>
+          <w:rFonts w:ascii="Cambria Math" w:hAnsi="Cambria Math"/>
+        </w:rPr>
+        <w:t>. Maurer habe aber bei der Vorführung im Wald selbst keine Vögel gesehen (2)</w:t>
+      </w:r>
+      <w:r>
+        <w:rPr>
+          <w:rFonts w:ascii="Cambria Math" w:hAnsi="Cambria Math"/>
+        </w:rPr>
+        <w:t>.</w:t>
+      </w:r>
+      <w:r>
+        <w:rPr>
+          <w:rFonts w:ascii="Cambria Math" w:hAnsi="Cambria Math"/>
+        </w:rPr>
+        <w:t xml:space="preserve"> </w:t>
+      </w:r>
+      <w:r>
+        <w:rPr>
+          <w:rFonts w:ascii="Cambria Math" w:hAnsi="Cambria Math"/>
+        </w:rPr>
+        <w:t xml:space="preserve">Hans Senn aus dem </w:t>
       </w:r>
       <w:proofErr w:type="spellStart"/>
       <w:r>
@@ -1621,7 +1793,31 @@
         <w:rPr>
           <w:rFonts w:ascii="Cambria Math" w:hAnsi="Cambria Math"/>
         </w:rPr>
-        <w:t xml:space="preserve"> etwas mitbekommen zu haben.</w:t>
+        <w:t xml:space="preserve"> etwas mitbekommen zu haben</w:t>
+      </w:r>
+      <w:r>
+        <w:rPr>
+          <w:rFonts w:ascii="Cambria Math" w:hAnsi="Cambria Math"/>
+        </w:rPr>
+        <w:t xml:space="preserve"> (</w:t>
+      </w:r>
+      <w:r>
+        <w:rPr>
+          <w:rFonts w:ascii="Cambria Math" w:hAnsi="Cambria Math"/>
+        </w:rPr>
+        <w:t>3</w:t>
+      </w:r>
+      <w:r>
+        <w:rPr>
+          <w:rFonts w:ascii="Cambria Math" w:hAnsi="Cambria Math"/>
+        </w:rPr>
+        <w:t>)</w:t>
+      </w:r>
+      <w:r>
+        <w:rPr>
+          <w:rFonts w:ascii="Cambria Math" w:hAnsi="Cambria Math"/>
+        </w:rPr>
+        <w:t>.</w:t>
       </w:r>
       <w:r>
         <w:rPr>
@@ -1653,13 +1849,49 @@
         <w:rPr>
           <w:rFonts w:ascii="Cambria Math" w:hAnsi="Cambria Math"/>
         </w:rPr>
-        <w:t xml:space="preserve"> der Frau Pfarrer davon berichtet hätten. </w:t>
-      </w:r>
-      <w:r>
-        <w:rPr>
-          <w:rFonts w:ascii="Cambria Math" w:hAnsi="Cambria Math"/>
-        </w:rPr>
-        <w:t xml:space="preserve">Zum Schluss folgt das Protokoll des Verhörs von </w:t>
+        <w:t xml:space="preserve"> der Frau Pfarrer davon berichtet </w:t>
+      </w:r>
+      <w:r>
+        <w:rPr>
+          <w:rFonts w:ascii="Cambria Math" w:hAnsi="Cambria Math"/>
+        </w:rPr>
+        <w:t>hätten</w:t>
+      </w:r>
+      <w:r>
+        <w:rPr>
+          <w:rFonts w:ascii="Cambria Math" w:hAnsi="Cambria Math"/>
+        </w:rPr>
+        <w:t xml:space="preserve"> (</w:t>
+      </w:r>
+      <w:r>
+        <w:rPr>
+          <w:rFonts w:ascii="Cambria Math" w:hAnsi="Cambria Math"/>
+        </w:rPr>
+        <w:t>4</w:t>
+      </w:r>
+      <w:r>
+        <w:rPr>
+          <w:rFonts w:ascii="Cambria Math" w:hAnsi="Cambria Math"/>
+        </w:rPr>
+        <w:t>)</w:t>
+      </w:r>
+      <w:r>
+        <w:rPr>
+          <w:rFonts w:ascii="Cambria Math" w:hAnsi="Cambria Math"/>
+        </w:rPr>
+        <w:t xml:space="preserve">. </w:t>
+      </w:r>
+      <w:r>
+        <w:rPr>
+          <w:rFonts w:ascii="Cambria Math" w:hAnsi="Cambria Math"/>
+        </w:rPr>
+        <w:t>Zu</w:t>
+      </w:r>
+      <w:r>
+        <w:rPr>
+          <w:rFonts w:ascii="Cambria Math" w:hAnsi="Cambria Math"/>
+        </w:rPr>
+        <w:t xml:space="preserve">m Schluss folgt das Protokoll des Verhörs von </w:t>
       </w:r>
       <w:proofErr w:type="spellStart"/>
       <w:r>
@@ -1687,6 +1919,12 @@
         <w:rPr>
           <w:rFonts w:ascii="Cambria Math" w:hAnsi="Cambria Math"/>
         </w:rPr>
+        <w:t>,</w:t>
+      </w:r>
+      <w:r>
+        <w:rPr>
+          <w:rFonts w:ascii="Cambria Math" w:hAnsi="Cambria Math"/>
+        </w:rPr>
         <w:t xml:space="preserve"> mit Fragen darüber, wo das Mädchen das </w:t>
       </w:r>
       <w:proofErr w:type="spellStart"/>
@@ -1701,13 +1939,49 @@
         <w:rPr>
           <w:rFonts w:ascii="Cambria Math" w:hAnsi="Cambria Math"/>
         </w:rPr>
-        <w:t xml:space="preserve"> gelernt habe, wie dieses funktioniere und ob es dafür Geld verlange.</w:t>
-      </w:r>
-      <w:r>
-        <w:rPr>
-          <w:rFonts w:ascii="Cambria Math" w:hAnsi="Cambria Math"/>
-        </w:rPr>
-        <w:t xml:space="preserve"> Die vernehmenden Ratsherren kommen zum Schluss, dass sich das Mädchen die Geschichten über das </w:t>
+        <w:t xml:space="preserve"> gelernt habe, wie dieses funktioniere und ob es dafür Geld </w:t>
+      </w:r>
+      <w:r>
+        <w:rPr>
+          <w:rFonts w:ascii="Cambria Math" w:hAnsi="Cambria Math"/>
+        </w:rPr>
+        <w:t>verlange</w:t>
+      </w:r>
+      <w:r>
+        <w:rPr>
+          <w:rFonts w:ascii="Cambria Math" w:hAnsi="Cambria Math"/>
+        </w:rPr>
+        <w:t xml:space="preserve"> (</w:t>
+      </w:r>
+      <w:r>
+        <w:rPr>
+          <w:rFonts w:ascii="Cambria Math" w:hAnsi="Cambria Math"/>
+        </w:rPr>
+        <w:t>5</w:t>
+      </w:r>
+      <w:r>
+        <w:rPr>
+          <w:rFonts w:ascii="Cambria Math" w:hAnsi="Cambria Math"/>
+        </w:rPr>
+        <w:t>)</w:t>
+      </w:r>
+      <w:r>
+        <w:rPr>
+          <w:rFonts w:ascii="Cambria Math" w:hAnsi="Cambria Math"/>
+        </w:rPr>
+        <w:t>.</w:t>
+      </w:r>
+      <w:r>
+        <w:rPr>
+          <w:rFonts w:ascii="Cambria Math" w:hAnsi="Cambria Math"/>
+        </w:rPr>
+        <w:t xml:space="preserve"> Die</w:t>
+      </w:r>
+      <w:r>
+        <w:rPr>
+          <w:rFonts w:ascii="Cambria Math" w:hAnsi="Cambria Math"/>
+        </w:rPr>
+        <w:t xml:space="preserve"> vernehmenden Ratsherren kommen zum Schluss, dass sich das Mädchen die Geschichten über das </w:t>
       </w:r>
       <w:proofErr w:type="spellStart"/>
       <w:r>
@@ -1765,7 +2039,37 @@
         <w:rPr>
           <w:rFonts w:ascii="Cambria Math" w:hAnsi="Cambria Math"/>
         </w:rPr>
-        <w:t xml:space="preserve"> versprochen, diese Ideen zu vergessen und künftig fleissig zu beten, weshalb die Ratsherren um Freilassung des Mädchens bitten.</w:t>
+        <w:t xml:space="preserve"> versprochen, diese Ideen zu vergessen und künftig fleissig zu beten, weshalb die Ratsherren um Freilassung des Mädchens bitten</w:t>
+      </w:r>
+      <w:r>
+        <w:rPr>
+          <w:rFonts w:ascii="Cambria Math" w:hAnsi="Cambria Math"/>
+        </w:rPr>
+        <w:t xml:space="preserve"> </w:t>
+      </w:r>
+      <w:r>
+        <w:rPr>
+          <w:rFonts w:ascii="Cambria Math" w:hAnsi="Cambria Math"/>
+        </w:rPr>
+        <w:t>(</w:t>
+      </w:r>
+      <w:r>
+        <w:rPr>
+          <w:rFonts w:ascii="Cambria Math" w:hAnsi="Cambria Math"/>
+        </w:rPr>
+        <w:t>6</w:t>
+      </w:r>
+      <w:r>
+        <w:rPr>
+          <w:rFonts w:ascii="Cambria Math" w:hAnsi="Cambria Math"/>
+        </w:rPr>
+        <w:t>)</w:t>
+      </w:r>
+      <w:r>
+        <w:rPr>
+          <w:rFonts w:ascii="Cambria Math" w:hAnsi="Cambria Math"/>
+        </w:rPr>
+        <w:t>.</w:t>
       </w:r>
     </w:p>
     <w:p>
@@ -1924,6 +2228,7 @@
           <w:b/>
           <w:bCs/>
         </w:rPr>
+        <w:lastRenderedPageBreak/>
         <w:t>108</w:t>
       </w:r>
     </w:p>
@@ -1977,7 +2282,6 @@
         <w:rPr>
           <w:rFonts w:ascii="Cambria Math" w:hAnsi="Cambria Math"/>
         </w:rPr>
-        <w:lastRenderedPageBreak/>
         <w:t>Oetenbach</w:t>
       </w:r>
       <w:proofErr w:type="spellEnd"/>
@@ -1997,21 +2301,7 @@
         <w:rPr>
           <w:rFonts w:ascii="Cambria Math" w:hAnsi="Cambria Math"/>
         </w:rPr>
-        <w:t xml:space="preserve"> </w:t>
-      </w:r>
-      <w:proofErr w:type="gramStart"/>
-      <w:r>
-        <w:rPr>
-          <w:rFonts w:ascii="Cambria Math" w:hAnsi="Cambria Math"/>
-        </w:rPr>
-        <w:t>von ihr verursachten Ärgernis</w:t>
-      </w:r>
-      <w:proofErr w:type="gramEnd"/>
-      <w:r>
-        <w:rPr>
-          <w:rFonts w:ascii="Cambria Math" w:hAnsi="Cambria Math"/>
-        </w:rPr>
-        <w:t xml:space="preserve"> um Verzeihung</w:t>
+        <w:t xml:space="preserve"> von ihr verursachten Ärgernis um Verzeihung</w:t>
       </w:r>
       <w:r>
         <w:rPr>
@@ -2667,6 +2957,7 @@
   <w:style w:type="character" w:default="1" w:styleId="Absatz-Standardschriftart">
     <w:name w:val="Default Paragraph Font"/>
     <w:uiPriority w:val="1"/>
+    <w:semiHidden/>
     <w:unhideWhenUsed/>
   </w:style>
   <w:style w:type="table" w:default="1" w:styleId="NormaleTabelle">

--- a/QZH_104-108/Barbeli Senn Literatur.docx
+++ b/QZH_104-108/Barbeli Senn Literatur.docx
@@ -249,17 +249,23 @@
         <w:spacing w:line="276" w:lineRule="auto"/>
         <w:rPr>
           <w:rFonts w:ascii="Cambria Math" w:hAnsi="Cambria Math"/>
+          <w:b/>
+          <w:bCs/>
         </w:rPr>
       </w:pPr>
       <w:r>
         <w:rPr>
           <w:rFonts w:ascii="Cambria Math" w:hAnsi="Cambria Math"/>
+          <w:b/>
+          <w:bCs/>
         </w:rPr>
         <w:sym w:font="Wingdings" w:char="F0E0"/>
       </w:r>
       <w:r>
         <w:rPr>
           <w:rFonts w:ascii="Cambria Math" w:hAnsi="Cambria Math"/>
+          <w:b/>
+          <w:bCs/>
         </w:rPr>
         <w:t xml:space="preserve">Einordnung in spätere Kinderhexenprozesse des 17. Und 18. Jh. </w:t>
       </w:r>
@@ -275,13 +281,200 @@
         <w:rPr>
           <w:rFonts w:ascii="Cambria Math" w:hAnsi="Cambria Math"/>
         </w:rPr>
-        <w:sym w:font="Wingdings" w:char="F0E0"/>
-      </w:r>
-      <w:r>
-        <w:rPr>
-          <w:rFonts w:ascii="Cambria Math" w:hAnsi="Cambria Math"/>
-        </w:rPr>
-        <w:t>…</w:t>
+        <w:t xml:space="preserve">«In Zürich gerieten nicht wenige Kinder unter Verdacht, doch lassen sich – im </w:t>
+      </w:r>
+      <w:proofErr w:type="spellStart"/>
+      <w:r>
+        <w:rPr>
+          <w:rFonts w:ascii="Cambria Math" w:hAnsi="Cambria Math"/>
+        </w:rPr>
+        <w:t>Gegemsatz</w:t>
+      </w:r>
+      <w:proofErr w:type="spellEnd"/>
+      <w:r>
+        <w:rPr>
+          <w:rFonts w:ascii="Cambria Math" w:hAnsi="Cambria Math"/>
+        </w:rPr>
+        <w:t xml:space="preserve"> zu den vielen durch Minderjährige verübten </w:t>
+      </w:r>
+      <w:proofErr w:type="spellStart"/>
+      <w:r>
+        <w:rPr>
+          <w:rFonts w:ascii="Cambria Math" w:hAnsi="Cambria Math"/>
+        </w:rPr>
+        <w:t>Sodomiedelikten</w:t>
+      </w:r>
+      <w:proofErr w:type="spellEnd"/>
+      <w:r>
+        <w:rPr>
+          <w:rFonts w:ascii="Cambria Math" w:hAnsi="Cambria Math"/>
+        </w:rPr>
+        <w:t xml:space="preserve"> – keine Todesurteile nachweisen.» </w:t>
+      </w:r>
+    </w:p>
+    <w:p>
+      <w:pPr>
+        <w:spacing w:line="276" w:lineRule="auto"/>
+        <w:rPr>
+          <w:rFonts w:ascii="Cambria Math" w:hAnsi="Cambria Math"/>
+        </w:rPr>
+      </w:pPr>
+      <w:r>
+        <w:rPr>
+          <w:rFonts w:ascii="Cambria Math" w:hAnsi="Cambria Math"/>
+        </w:rPr>
+        <w:t>(S. 266f)</w:t>
+      </w:r>
+    </w:p>
+    <w:p>
+      <w:pPr>
+        <w:spacing w:line="276" w:lineRule="auto"/>
+        <w:rPr>
+          <w:rFonts w:ascii="Cambria Math" w:hAnsi="Cambria Math"/>
+        </w:rPr>
+      </w:pPr>
+      <w:r>
+        <w:rPr>
+          <w:rFonts w:ascii="Cambria Math" w:hAnsi="Cambria Math"/>
+        </w:rPr>
+        <w:t>«Die Verhöre selbst zeichnen sich nicht in besonderem Mass durch ein willkürliches Verhalten der Obrigkeit oder suggestive Fragen aus, obwohl diese in einzelnen Fällen eindeutig vorgekommen sind. In vielen Fällen zweifelten die Amtsträger am Wahrheitsgehalt der von den Kindern gemachten Aussagen und Bezichtigungen</w:t>
+      </w:r>
+      <w:r>
+        <w:rPr>
+          <w:rFonts w:ascii="Cambria Math" w:hAnsi="Cambria Math"/>
+        </w:rPr>
+        <w:t xml:space="preserve"> […]</w:t>
+      </w:r>
+      <w:r>
+        <w:rPr>
+          <w:rFonts w:ascii="Cambria Math" w:hAnsi="Cambria Math"/>
+        </w:rPr>
+        <w:t>.</w:t>
+      </w:r>
+      <w:r>
+        <w:rPr>
+          <w:rFonts w:ascii="Cambria Math" w:hAnsi="Cambria Math"/>
+        </w:rPr>
+        <w:t xml:space="preserve">  Auch Geistliche setzten sich immer wieder für angeklagte Kinder ein, um sie vor der Todesstrafe zu bewahren. Tatsächlich sah sich in vielen Fällen die Obrigkeit vielmehr zum Handeln gezwungen.</w:t>
+      </w:r>
+    </w:p>
+    <w:p>
+      <w:pPr>
+        <w:spacing w:line="276" w:lineRule="auto"/>
+        <w:rPr>
+          <w:rFonts w:ascii="Cambria Math" w:hAnsi="Cambria Math"/>
+        </w:rPr>
+      </w:pPr>
+      <w:r>
+        <w:rPr>
+          <w:rFonts w:ascii="Cambria Math" w:hAnsi="Cambria Math"/>
+        </w:rPr>
+        <w:t xml:space="preserve">Einerseits versuchten Mitglieder der Volksgemeinschaft durch ihr Aufbegehren die Kinder aus der Welt zu schaffen resp. </w:t>
+      </w:r>
+      <w:proofErr w:type="spellStart"/>
+      <w:r>
+        <w:rPr>
+          <w:rFonts w:ascii="Cambria Math" w:hAnsi="Cambria Math"/>
+        </w:rPr>
+        <w:t>Wigerten</w:t>
+      </w:r>
+      <w:proofErr w:type="spellEnd"/>
+      <w:r>
+        <w:rPr>
+          <w:rFonts w:ascii="Cambria Math" w:hAnsi="Cambria Math"/>
+        </w:rPr>
+        <w:t xml:space="preserve"> sich, sie aufzunehmen. Andererseits stritten sie im Falle eines Schuldenspruchs über die Art und </w:t>
+      </w:r>
+      <w:proofErr w:type="spellStart"/>
+      <w:r>
+        <w:rPr>
+          <w:rFonts w:ascii="Cambria Math" w:hAnsi="Cambria Math"/>
+        </w:rPr>
+        <w:t>wWeise</w:t>
+      </w:r>
+      <w:proofErr w:type="spellEnd"/>
+      <w:r>
+        <w:rPr>
+          <w:rFonts w:ascii="Cambria Math" w:hAnsi="Cambria Math"/>
+        </w:rPr>
+        <w:t xml:space="preserve">, wie ein hexenverdächtiges Kind hingerichtet werden sollte. </w:t>
+      </w:r>
+    </w:p>
+    <w:p>
+      <w:pPr>
+        <w:spacing w:line="276" w:lineRule="auto"/>
+        <w:rPr>
+          <w:rFonts w:ascii="Cambria Math" w:hAnsi="Cambria Math"/>
+        </w:rPr>
+      </w:pPr>
+      <w:r>
+        <w:rPr>
+          <w:rFonts w:ascii="Cambria Math" w:hAnsi="Cambria Math"/>
+        </w:rPr>
+        <w:t>Kinderzeugen belasteten andere Kinder oft schwer (Senn!)</w:t>
+      </w:r>
+    </w:p>
+    <w:p>
+      <w:pPr>
+        <w:spacing w:line="276" w:lineRule="auto"/>
+        <w:rPr>
+          <w:rFonts w:ascii="Cambria Math" w:hAnsi="Cambria Math"/>
+        </w:rPr>
+      </w:pPr>
+      <w:r>
+        <w:rPr>
+          <w:rFonts w:ascii="Cambria Math" w:hAnsi="Cambria Math"/>
+        </w:rPr>
+        <w:t>Auch waren viele dem Zwang Erwachsener ausgesetzt</w:t>
+      </w:r>
+      <w:r>
+        <w:rPr>
+          <w:rFonts w:ascii="Cambria Math" w:hAnsi="Cambria Math"/>
+        </w:rPr>
+        <w:t>.</w:t>
+      </w:r>
+    </w:p>
+    <w:p>
+      <w:pPr>
+        <w:spacing w:line="276" w:lineRule="auto"/>
+        <w:rPr>
+          <w:rFonts w:ascii="Cambria Math" w:hAnsi="Cambria Math"/>
+        </w:rPr>
+      </w:pPr>
+      <w:r>
+        <w:rPr>
+          <w:rFonts w:ascii="Cambria Math" w:hAnsi="Cambria Math"/>
+        </w:rPr>
+        <w:lastRenderedPageBreak/>
+        <w:t xml:space="preserve">Die meisten Kinder gerieten durch Zugehörigkeit zu einer Familie in Verruf. Viele gehörten Familien an, die (oder wo Mitglieder davon) bereits unter </w:t>
+      </w:r>
+      <w:proofErr w:type="spellStart"/>
+      <w:r>
+        <w:rPr>
+          <w:rFonts w:ascii="Cambria Math" w:hAnsi="Cambria Math"/>
+        </w:rPr>
+        <w:t>Hexereiverdacht</w:t>
+      </w:r>
+      <w:proofErr w:type="spellEnd"/>
+      <w:r>
+        <w:rPr>
+          <w:rFonts w:ascii="Cambria Math" w:hAnsi="Cambria Math"/>
+        </w:rPr>
+        <w:t xml:space="preserve"> standen.</w:t>
+      </w:r>
+    </w:p>
+    <w:p>
+      <w:pPr>
+        <w:spacing w:line="276" w:lineRule="auto"/>
+        <w:rPr>
+          <w:rFonts w:ascii="Cambria Math" w:hAnsi="Cambria Math"/>
+        </w:rPr>
+      </w:pPr>
+      <w:r>
+        <w:rPr>
+          <w:rFonts w:ascii="Cambria Math" w:hAnsi="Cambria Math"/>
+        </w:rPr>
+        <w:t xml:space="preserve">Ein Grossteil der verdächtigten Kinder gab an, von ihren Eltern oder anderen Familienmitgliedern verführt worden zu sein.- </w:t>
       </w:r>
     </w:p>
     <w:p>
@@ -1103,17 +1296,7 @@
           <w:kern w:val="0"/>
           <w:highlight w:val="white"/>
         </w:rPr>
-        <w:t xml:space="preserve">Obwohl Amman die Erzählungen als Lügen verdächtige, erachte er es als notwendig, das Kind dem </w:t>
-      </w:r>
-      <w:r>
-        <w:rPr>
-          <w:rFonts w:ascii="Cambria Math" w:hAnsi="Cambria Math" w:cs="Times New Roman"/>
-          <w:color w:val="000000"/>
-          <w:kern w:val="0"/>
-          <w:highlight w:val="white"/>
-        </w:rPr>
-        <w:lastRenderedPageBreak/>
-        <w:t>Antistes ohne Verzug zur Untersuchung zu übersenden. Zuletzt betont Pfarrer Amman, dass Barbeli ansonsten gut und viel bete. Er grüsst den Antistes und unterschreibt den Brief</w:t>
+        <w:t>Obwohl Amman die Erzählungen als Lügen verdächtige, erachte er es als notwendig, das Kind dem Antistes ohne Verzug zur Untersuchung zu übersenden. Zuletzt betont Pfarrer Amman, dass Barbeli ansonsten gut und viel bete. Er grüsst den Antistes und unterschreibt den Brief</w:t>
       </w:r>
       <w:r>
         <w:rPr>
@@ -1520,7 +1703,15 @@
           <w:rFonts w:ascii="Cambria Math" w:hAnsi="Cambria Math"/>
           <w:highlight w:val="yellow"/>
         </w:rPr>
-        <w:t>er von seiner Schwester Bar</w:t>
+        <w:t xml:space="preserve">er von seiner Schwester </w:t>
+      </w:r>
+      <w:r>
+        <w:rPr>
+          <w:rFonts w:ascii="Cambria Math" w:hAnsi="Cambria Math"/>
+          <w:highlight w:val="yellow"/>
+        </w:rPr>
+        <w:lastRenderedPageBreak/>
+        <w:t>Bar</w:t>
       </w:r>
       <w:r>
         <w:rPr>
@@ -2228,7 +2419,6 @@
           <w:b/>
           <w:bCs/>
         </w:rPr>
-        <w:lastRenderedPageBreak/>
         <w:t>108</w:t>
       </w:r>
     </w:p>
@@ -2301,7 +2491,21 @@
         <w:rPr>
           <w:rFonts w:ascii="Cambria Math" w:hAnsi="Cambria Math"/>
         </w:rPr>
-        <w:t xml:space="preserve"> von ihr verursachten Ärgernis um Verzeihung</w:t>
+        <w:t xml:space="preserve"> </w:t>
+      </w:r>
+      <w:proofErr w:type="gramStart"/>
+      <w:r>
+        <w:rPr>
+          <w:rFonts w:ascii="Cambria Math" w:hAnsi="Cambria Math"/>
+        </w:rPr>
+        <w:t>von ihr verursachten Ärgernis</w:t>
+      </w:r>
+      <w:proofErr w:type="gramEnd"/>
+      <w:r>
+        <w:rPr>
+          <w:rFonts w:ascii="Cambria Math" w:hAnsi="Cambria Math"/>
+        </w:rPr>
+        <w:t xml:space="preserve"> um Verzeihung</w:t>
       </w:r>
       <w:r>
         <w:rPr>

--- a/QZH_104-108/Barbeli Senn Literatur.docx
+++ b/QZH_104-108/Barbeli Senn Literatur.docx
@@ -201,13 +201,229 @@
         <w:rPr>
           <w:rFonts w:ascii="Cambria Math" w:hAnsi="Cambria Math"/>
         </w:rPr>
+        <w:t xml:space="preserve">Im Sommer 1721 wird die zehnjährige </w:t>
+      </w:r>
+      <w:proofErr w:type="spellStart"/>
+      <w:r>
+        <w:rPr>
+          <w:rFonts w:ascii="Cambria Math" w:hAnsi="Cambria Math"/>
+        </w:rPr>
+        <w:t>Barbeli</w:t>
+      </w:r>
+      <w:proofErr w:type="spellEnd"/>
+      <w:r>
+        <w:rPr>
+          <w:rFonts w:ascii="Cambria Math" w:hAnsi="Cambria Math"/>
+        </w:rPr>
+        <w:t xml:space="preserve"> </w:t>
+      </w:r>
+      <w:r>
+        <w:rPr>
+          <w:rFonts w:ascii="Cambria Math" w:hAnsi="Cambria Math"/>
+        </w:rPr>
+        <w:t xml:space="preserve">Das zehnjährige Mädchen war zur Zeit der Beschuldigung beim Bauern Hans </w:t>
+      </w:r>
+      <w:proofErr w:type="spellStart"/>
+      <w:r>
+        <w:rPr>
+          <w:rFonts w:ascii="Cambria Math" w:hAnsi="Cambria Math"/>
+        </w:rPr>
+        <w:t>Murer</w:t>
+      </w:r>
+      <w:proofErr w:type="spellEnd"/>
+      <w:r>
+        <w:rPr>
+          <w:rFonts w:ascii="Cambria Math" w:hAnsi="Cambria Math"/>
+        </w:rPr>
+        <w:t xml:space="preserve"> untergebracht gewesen und hatte gegenüber dessen leiblichen Kindern behauptet, mittels Kräutern Vögel machen zu können. </w:t>
+      </w:r>
+      <w:r>
+        <w:rPr>
+          <w:rFonts w:ascii="Cambria Math" w:hAnsi="Cambria Math"/>
+        </w:rPr>
+        <w:t xml:space="preserve">Der Pfarrer von Äugst, Hans Jakob Amman, berichtet </w:t>
+      </w:r>
+    </w:p>
+    <w:p>
+      <w:pPr>
+        <w:spacing w:line="276" w:lineRule="auto"/>
+        <w:rPr>
+          <w:rFonts w:ascii="Cambria Math" w:hAnsi="Cambria Math"/>
+        </w:rPr>
+      </w:pPr>
+      <w:r>
+        <w:rPr>
+          <w:rFonts w:ascii="Cambria Math" w:hAnsi="Cambria Math"/>
+        </w:rPr>
+        <w:t>Das</w:t>
+      </w:r>
+      <w:r>
+        <w:rPr>
+          <w:rFonts w:ascii="Cambria Math" w:hAnsi="Cambria Math"/>
+        </w:rPr>
+        <w:t xml:space="preserve"> Mädchen </w:t>
+      </w:r>
+      <w:r>
+        <w:rPr>
+          <w:rFonts w:ascii="Cambria Math" w:hAnsi="Cambria Math"/>
+        </w:rPr>
+        <w:t xml:space="preserve">wird darauf </w:t>
+      </w:r>
+      <w:r>
+        <w:rPr>
+          <w:rFonts w:ascii="Cambria Math" w:hAnsi="Cambria Math"/>
+        </w:rPr>
+        <w:t>von den beiden Ratsherren Johann Conrad Werdmüller und Heinrich Lavater zusammen mit mehreren Zeuginnen und Zeugen vernommen.</w:t>
+      </w:r>
+    </w:p>
+    <w:p>
+      <w:pPr>
+        <w:spacing w:line="276" w:lineRule="auto"/>
+        <w:rPr>
+          <w:rFonts w:ascii="Cambria Math" w:hAnsi="Cambria Math"/>
+        </w:rPr>
+      </w:pPr>
+      <w:r>
+        <w:rPr>
+          <w:rFonts w:ascii="Cambria Math" w:hAnsi="Cambria Math"/>
+        </w:rPr>
+        <w:t xml:space="preserve">Der Fall </w:t>
+      </w:r>
+      <w:proofErr w:type="spellStart"/>
+      <w:r>
+        <w:rPr>
+          <w:rFonts w:ascii="Cambria Math" w:hAnsi="Cambria Math"/>
+        </w:rPr>
+        <w:t>Barbeli</w:t>
+      </w:r>
+      <w:proofErr w:type="spellEnd"/>
+      <w:r>
+        <w:rPr>
+          <w:rFonts w:ascii="Cambria Math" w:hAnsi="Cambria Math"/>
+        </w:rPr>
+        <w:t xml:space="preserve"> Senn steht beispielhaft für die sogenannten «Kinderhexenprozesse», denen im Laufe der späteren Hexenprozesse eine immer bedeutendere Rolle zukam.</w:t>
+      </w:r>
+    </w:p>
+    <w:p>
+      <w:pPr>
+        <w:spacing w:line="276" w:lineRule="auto"/>
+        <w:rPr>
+          <w:rFonts w:ascii="Cambria Math" w:hAnsi="Cambria Math"/>
+        </w:rPr>
+      </w:pPr>
+      <w:r>
+        <w:rPr>
+          <w:rFonts w:ascii="Cambria Math" w:hAnsi="Cambria Math"/>
+        </w:rPr>
+        <w:t xml:space="preserve">Typisch für diese Fälle ist gemäss Nicole Bettlé die Zugehörigkeit zu einer Familie als Auslöser der </w:t>
+      </w:r>
+      <w:proofErr w:type="spellStart"/>
+      <w:r>
+        <w:rPr>
+          <w:rFonts w:ascii="Cambria Math" w:hAnsi="Cambria Math"/>
+        </w:rPr>
+        <w:t>Ahndnung</w:t>
+      </w:r>
+      <w:proofErr w:type="spellEnd"/>
+      <w:r>
+        <w:rPr>
+          <w:rFonts w:ascii="Cambria Math" w:hAnsi="Cambria Math"/>
+        </w:rPr>
+        <w:t xml:space="preserve">. Senns Familie stammte </w:t>
+      </w:r>
+      <w:proofErr w:type="gramStart"/>
+      <w:r>
+        <w:rPr>
+          <w:rFonts w:ascii="Cambria Math" w:hAnsi="Cambria Math"/>
+        </w:rPr>
+        <w:t>von ?</w:t>
+      </w:r>
+      <w:proofErr w:type="gramEnd"/>
+      <w:r>
+        <w:rPr>
+          <w:rFonts w:ascii="Cambria Math" w:hAnsi="Cambria Math"/>
+        </w:rPr>
+        <w:t xml:space="preserve"> und </w:t>
+      </w:r>
+      <w:r>
+        <w:rPr>
+          <w:rFonts w:ascii="Cambria Math" w:hAnsi="Cambria Math"/>
+        </w:rPr>
+        <w:t>war bereits zuvor mehrmals mit der Justiz in Berührung gekommen.</w:t>
+      </w:r>
+    </w:p>
+    <w:p>
+      <w:pPr>
+        <w:spacing w:line="276" w:lineRule="auto"/>
+        <w:rPr>
+          <w:rFonts w:ascii="Cambria Math" w:hAnsi="Cambria Math"/>
+        </w:rPr>
+      </w:pPr>
+      <w:r>
+        <w:rPr>
+          <w:rFonts w:ascii="Cambria Math" w:hAnsi="Cambria Math"/>
+        </w:rPr>
+        <w:t>Oft belasteten</w:t>
+      </w:r>
+      <w:r>
+        <w:rPr>
+          <w:rFonts w:ascii="Cambria Math" w:hAnsi="Cambria Math"/>
+        </w:rPr>
+        <w:t xml:space="preserve">, wie es im Fall </w:t>
+      </w:r>
+      <w:proofErr w:type="spellStart"/>
+      <w:r>
+        <w:rPr>
+          <w:rFonts w:ascii="Cambria Math" w:hAnsi="Cambria Math"/>
+        </w:rPr>
+        <w:t>Barbeli</w:t>
+      </w:r>
+      <w:proofErr w:type="spellEnd"/>
+      <w:r>
+        <w:rPr>
+          <w:rFonts w:ascii="Cambria Math" w:hAnsi="Cambria Math"/>
+        </w:rPr>
+        <w:t xml:space="preserve"> Senn auch geschah,</w:t>
+      </w:r>
+      <w:r>
+        <w:rPr>
+          <w:rFonts w:ascii="Cambria Math" w:hAnsi="Cambria Math"/>
+        </w:rPr>
+        <w:t xml:space="preserve"> andere Kinder die Beschuldigten, bei </w:t>
+      </w:r>
+      <w:proofErr w:type="spellStart"/>
+      <w:r>
+        <w:rPr>
+          <w:rFonts w:ascii="Cambria Math" w:hAnsi="Cambria Math"/>
+        </w:rPr>
+        <w:t>Barbeli</w:t>
+      </w:r>
+      <w:proofErr w:type="spellEnd"/>
+      <w:r>
+        <w:rPr>
+          <w:rFonts w:ascii="Cambria Math" w:hAnsi="Cambria Math"/>
+        </w:rPr>
+        <w:t xml:space="preserve"> waren es ihre Pflegegeschwister gewesen</w:t>
+      </w:r>
+    </w:p>
+    <w:p>
+      <w:pPr>
+        <w:spacing w:line="276" w:lineRule="auto"/>
+        <w:rPr>
+          <w:rFonts w:ascii="Cambria Math" w:hAnsi="Cambria Math"/>
+        </w:rPr>
+      </w:pPr>
+      <w:r>
+        <w:rPr>
+          <w:rFonts w:ascii="Cambria Math" w:hAnsi="Cambria Math"/>
+        </w:rPr>
         <w:sym w:font="Wingdings" w:char="F0E0"/>
       </w:r>
       <w:r>
         <w:rPr>
           <w:rFonts w:ascii="Cambria Math" w:hAnsi="Cambria Math"/>
         </w:rPr>
-        <w:t xml:space="preserve">Beschreibung Fall und Akteure </w:t>
+        <w:t>Kinderhexen im Allg. (Behringer)</w:t>
       </w:r>
     </w:p>
     <w:p>
@@ -221,13 +437,61 @@
         <w:rPr>
           <w:rFonts w:ascii="Cambria Math" w:hAnsi="Cambria Math"/>
         </w:rPr>
+        <w:t xml:space="preserve">Während in Zürich nicht wenige Kinder unter Verdacht gerieten, lassen sich gemäss </w:t>
+      </w:r>
+      <w:proofErr w:type="spellStart"/>
+      <w:r>
+        <w:rPr>
+          <w:rFonts w:ascii="Cambria Math" w:hAnsi="Cambria Math"/>
+        </w:rPr>
+        <w:t>Bettlé</w:t>
+      </w:r>
+      <w:proofErr w:type="spellEnd"/>
+      <w:r>
+        <w:rPr>
+          <w:rFonts w:ascii="Cambria Math" w:hAnsi="Cambria Math"/>
+        </w:rPr>
+        <w:t xml:space="preserve"> im Gegensatz zu von Minderjährigen verübten </w:t>
+      </w:r>
+      <w:proofErr w:type="spellStart"/>
+      <w:r>
+        <w:rPr>
+          <w:rFonts w:ascii="Cambria Math" w:hAnsi="Cambria Math"/>
+        </w:rPr>
+        <w:t>Sodomiedelikten</w:t>
+      </w:r>
+      <w:proofErr w:type="spellEnd"/>
+      <w:r>
+        <w:rPr>
+          <w:rFonts w:ascii="Cambria Math" w:hAnsi="Cambria Math"/>
+        </w:rPr>
+        <w:t xml:space="preserve"> keine Todesurteile nachweisen.</w:t>
+      </w:r>
+      <w:r>
+        <w:rPr>
+          <w:rFonts w:ascii="Cambria Math" w:hAnsi="Cambria Math"/>
+        </w:rPr>
+        <w:t xml:space="preserve"> </w:t>
+      </w:r>
+    </w:p>
+    <w:p>
+      <w:pPr>
+        <w:spacing w:line="276" w:lineRule="auto"/>
+        <w:rPr>
+          <w:rFonts w:ascii="Cambria Math" w:hAnsi="Cambria Math"/>
+        </w:rPr>
+      </w:pPr>
+      <w:r>
+        <w:rPr>
+          <w:rFonts w:ascii="Cambria Math" w:hAnsi="Cambria Math"/>
+        </w:rPr>
         <w:sym w:font="Wingdings" w:char="F0E0"/>
       </w:r>
       <w:r>
         <w:rPr>
           <w:rFonts w:ascii="Cambria Math" w:hAnsi="Cambria Math"/>
         </w:rPr>
-        <w:t xml:space="preserve">Hintergrund Familiengeschichte </w:t>
+        <w:t xml:space="preserve">Bestrafung </w:t>
       </w:r>
       <w:proofErr w:type="spellStart"/>
       <w:r>
@@ -243,6 +507,23 @@
         </w:rPr>
         <w:t xml:space="preserve"> Senn</w:t>
       </w:r>
+    </w:p>
+    <w:p>
+      <w:pPr>
+        <w:spacing w:line="276" w:lineRule="auto"/>
+        <w:rPr>
+          <w:rFonts w:ascii="Cambria Math" w:hAnsi="Cambria Math"/>
+        </w:rPr>
+      </w:pPr>
+    </w:p>
+    <w:p/>
+    <w:p>
+      <w:pPr>
+        <w:spacing w:line="276" w:lineRule="auto"/>
+        <w:rPr>
+          <w:rFonts w:ascii="Cambria Math" w:hAnsi="Cambria Math"/>
+        </w:rPr>
+      </w:pPr>
     </w:p>
     <w:p>
       <w:pPr>
@@ -259,6 +540,7 @@
           <w:b/>
           <w:bCs/>
         </w:rPr>
+        <w:lastRenderedPageBreak/>
         <w:sym w:font="Wingdings" w:char="F0E0"/>
       </w:r>
       <w:r>
@@ -281,21 +563,19 @@
         <w:rPr>
           <w:rFonts w:ascii="Cambria Math" w:hAnsi="Cambria Math"/>
         </w:rPr>
-        <w:t xml:space="preserve">«In Zürich gerieten nicht wenige Kinder unter Verdacht, doch lassen sich – im </w:t>
-      </w:r>
-      <w:proofErr w:type="spellStart"/>
-      <w:r>
-        <w:rPr>
-          <w:rFonts w:ascii="Cambria Math" w:hAnsi="Cambria Math"/>
-        </w:rPr>
-        <w:t>Gegemsatz</w:t>
-      </w:r>
-      <w:proofErr w:type="spellEnd"/>
-      <w:r>
-        <w:rPr>
-          <w:rFonts w:ascii="Cambria Math" w:hAnsi="Cambria Math"/>
-        </w:rPr>
-        <w:t xml:space="preserve"> zu den vielen durch Minderjährige verübten </w:t>
+        <w:t>«In Zürich gerieten nicht wenige Kinder unter Verdacht, doch lassen sich – im Gege</w:t>
+      </w:r>
+      <w:r>
+        <w:rPr>
+          <w:rFonts w:ascii="Cambria Math" w:hAnsi="Cambria Math"/>
+        </w:rPr>
+        <w:t>n</w:t>
+      </w:r>
+      <w:r>
+        <w:rPr>
+          <w:rFonts w:ascii="Cambria Math" w:hAnsi="Cambria Math"/>
+        </w:rPr>
+        <w:t xml:space="preserve">satz zu den vielen durch Minderjährige verübten </w:t>
       </w:r>
       <w:proofErr w:type="spellStart"/>
       <w:r>
@@ -445,7 +725,6 @@
         <w:rPr>
           <w:rFonts w:ascii="Cambria Math" w:hAnsi="Cambria Math"/>
         </w:rPr>
-        <w:lastRenderedPageBreak/>
         <w:t xml:space="preserve">Die meisten Kinder gerieten durch Zugehörigkeit zu einer Familie in Verruf. Viele gehörten Familien an, die (oder wo Mitglieder davon) bereits unter </w:t>
       </w:r>
       <w:proofErr w:type="spellStart"/>
@@ -474,7 +753,7 @@
         <w:rPr>
           <w:rFonts w:ascii="Cambria Math" w:hAnsi="Cambria Math"/>
         </w:rPr>
-        <w:t xml:space="preserve">Ein Grossteil der verdächtigten Kinder gab an, von ihren Eltern oder anderen Familienmitgliedern verführt worden zu sein.- </w:t>
+        <w:t>Ein Grossteil der verdächtigten Kinder gab an, von ihren Eltern oder anderen Familienmitgliedern verführt worden zu sein.-</w:t>
       </w:r>
     </w:p>
     <w:p>
@@ -492,24 +771,39 @@
           <w:b/>
           <w:bCs/>
         </w:rPr>
-        <w:t>Regesten</w:t>
-      </w:r>
-      <w:r>
+        <w:t>Meret Zürcher</w:t>
+      </w:r>
+    </w:p>
+    <w:p>
+      <w:pPr>
+        <w:spacing w:line="276" w:lineRule="auto"/>
+        <w:rPr>
+          <w:rFonts w:ascii="Cambria Math" w:hAnsi="Cambria Math"/>
+        </w:rPr>
+      </w:pPr>
+      <w:r>
+        <w:rPr>
+          <w:rFonts w:ascii="Cambria Math" w:hAnsi="Cambria Math"/>
+        </w:rPr>
+        <w:t xml:space="preserve"> </w:t>
+      </w:r>
+    </w:p>
+    <w:p>
+      <w:pPr>
+        <w:spacing w:line="276" w:lineRule="auto"/>
         <w:rPr>
           <w:rFonts w:ascii="Cambria Math" w:hAnsi="Cambria Math"/>
           <w:b/>
           <w:bCs/>
         </w:rPr>
-        <w:t xml:space="preserve"> (</w:t>
-      </w:r>
+      </w:pPr>
       <w:r>
         <w:rPr>
           <w:rFonts w:ascii="Cambria Math" w:hAnsi="Cambria Math"/>
           <w:b/>
           <w:bCs/>
-          <w:highlight w:val="green"/>
-        </w:rPr>
-        <w:t>Segments</w:t>
+        </w:rPr>
+        <w:t>Regesten</w:t>
       </w:r>
       <w:r>
         <w:rPr>
@@ -517,7 +811,7 @@
           <w:b/>
           <w:bCs/>
         </w:rPr>
-        <w:t xml:space="preserve"> hinzufügen)</w:t>
+        <w:t xml:space="preserve"> (Segments hinzufügen)</w:t>
       </w:r>
     </w:p>
     <w:p>
@@ -550,9 +844,17 @@
           <w:rFonts w:ascii="Cambria Math" w:hAnsi="Cambria Math" w:cs="Times New Roman"/>
           <w:color w:val="000000"/>
           <w:kern w:val="0"/>
+        </w:rPr>
+      </w:pPr>
+      <w:r>
+        <w:rPr>
+          <w:rFonts w:ascii="Cambria Math" w:hAnsi="Cambria Math" w:cs="Times New Roman"/>
+          <w:color w:val="000000"/>
+          <w:kern w:val="0"/>
           <w:highlight w:val="white"/>
         </w:rPr>
-      </w:pPr>
+        <w:t xml:space="preserve">Hans Jakob Amman, Pfarrer von Aeugst am Albis, </w:t>
+      </w:r>
       <w:r>
         <w:rPr>
           <w:rFonts w:ascii="Cambria Math" w:hAnsi="Cambria Math" w:cs="Times New Roman"/>
@@ -560,7 +862,7 @@
           <w:kern w:val="0"/>
           <w:highlight w:val="white"/>
         </w:rPr>
-        <w:t xml:space="preserve">Hans Jakob Amman, Pfarrer von Aeugst am Albis, </w:t>
+        <w:t xml:space="preserve">wendet sich </w:t>
       </w:r>
       <w:r>
         <w:rPr>
@@ -569,7 +871,7 @@
           <w:kern w:val="0"/>
           <w:highlight w:val="white"/>
         </w:rPr>
-        <w:t xml:space="preserve">wendet sich </w:t>
+        <w:t>wegen Aussagen über Vogelmachen</w:t>
       </w:r>
       <w:r>
         <w:rPr>
@@ -578,7 +880,7 @@
           <w:kern w:val="0"/>
           <w:highlight w:val="white"/>
         </w:rPr>
-        <w:t>wegen Aussagen über Vogelmachen</w:t>
+        <w:t xml:space="preserve"> </w:t>
       </w:r>
       <w:r>
         <w:rPr>
@@ -587,8 +889,36 @@
           <w:kern w:val="0"/>
           <w:highlight w:val="white"/>
         </w:rPr>
+        <w:t>des</w:t>
+      </w:r>
+      <w:r>
+        <w:rPr>
+          <w:rFonts w:ascii="Cambria Math" w:hAnsi="Cambria Math" w:cs="Times New Roman"/>
+          <w:color w:val="000000"/>
+          <w:kern w:val="0"/>
+          <w:highlight w:val="white"/>
+        </w:rPr>
+        <w:t xml:space="preserve"> Mädchen</w:t>
+      </w:r>
+      <w:r>
+        <w:rPr>
+          <w:rFonts w:ascii="Cambria Math" w:hAnsi="Cambria Math" w:cs="Times New Roman"/>
+          <w:color w:val="000000"/>
+          <w:kern w:val="0"/>
+          <w:highlight w:val="white"/>
+        </w:rPr>
+        <w:t>s</w:t>
+      </w:r>
+      <w:r>
+        <w:rPr>
+          <w:rFonts w:ascii="Cambria Math" w:hAnsi="Cambria Math" w:cs="Times New Roman"/>
+          <w:color w:val="000000"/>
+          <w:kern w:val="0"/>
+          <w:highlight w:val="white"/>
+        </w:rPr>
         <w:t xml:space="preserve"> </w:t>
       </w:r>
+      <w:proofErr w:type="spellStart"/>
       <w:r>
         <w:rPr>
           <w:rFonts w:ascii="Cambria Math" w:hAnsi="Cambria Math" w:cs="Times New Roman"/>
@@ -596,8 +926,9 @@
           <w:kern w:val="0"/>
           <w:highlight w:val="white"/>
         </w:rPr>
-        <w:t>des</w:t>
-      </w:r>
+        <w:t>Barbeli</w:t>
+      </w:r>
+      <w:proofErr w:type="spellEnd"/>
       <w:r>
         <w:rPr>
           <w:rFonts w:ascii="Cambria Math" w:hAnsi="Cambria Math" w:cs="Times New Roman"/>
@@ -605,7 +936,7 @@
           <w:kern w:val="0"/>
           <w:highlight w:val="white"/>
         </w:rPr>
-        <w:t xml:space="preserve"> Mädchen</w:t>
+        <w:t xml:space="preserve"> Senn an Antistes Johann Ludwig Nüscheler. Amman </w:t>
       </w:r>
       <w:r>
         <w:rPr>
@@ -614,7 +945,7 @@
           <w:kern w:val="0"/>
           <w:highlight w:val="white"/>
         </w:rPr>
-        <w:t>s</w:t>
+        <w:t xml:space="preserve">schildert zunächst </w:t>
       </w:r>
       <w:r>
         <w:rPr>
@@ -623,9 +954,389 @@
           <w:kern w:val="0"/>
           <w:highlight w:val="white"/>
         </w:rPr>
+        <w:t xml:space="preserve">die </w:t>
+      </w:r>
+      <w:r>
+        <w:rPr>
+          <w:rFonts w:ascii="Cambria Math" w:hAnsi="Cambria Math" w:cs="Times New Roman"/>
+          <w:color w:val="000000"/>
+          <w:kern w:val="0"/>
+          <w:highlight w:val="white"/>
+        </w:rPr>
+        <w:t>G</w:t>
+      </w:r>
+      <w:r>
+        <w:rPr>
+          <w:rFonts w:ascii="Cambria Math" w:hAnsi="Cambria Math" w:cs="Times New Roman"/>
+          <w:color w:val="000000"/>
+          <w:kern w:val="0"/>
+          <w:highlight w:val="white"/>
+        </w:rPr>
+        <w:t xml:space="preserve">eschichte der Familie Senn, die bereits seit Jahren im Land herumziehe und aufgrund ihres Lebenswandels schon mehrfach mit der Justiz in Berührung </w:t>
+      </w:r>
+      <w:r>
+        <w:rPr>
+          <w:rFonts w:ascii="Cambria Math" w:hAnsi="Cambria Math" w:cs="Times New Roman"/>
+          <w:color w:val="000000"/>
+          <w:kern w:val="0"/>
+        </w:rPr>
+        <w:t>gekommen sei</w:t>
+      </w:r>
+      <w:r>
+        <w:rPr>
+          <w:rFonts w:ascii="Cambria Math" w:hAnsi="Cambria Math" w:cs="Times New Roman"/>
+          <w:color w:val="000000"/>
+          <w:kern w:val="0"/>
+        </w:rPr>
+        <w:t xml:space="preserve"> (</w:t>
+      </w:r>
+      <w:r>
+        <w:rPr>
+          <w:rFonts w:ascii="Cambria Math" w:hAnsi="Cambria Math" w:cs="Times New Roman"/>
+          <w:color w:val="000000"/>
+          <w:kern w:val="0"/>
+        </w:rPr>
+        <w:t>1</w:t>
+      </w:r>
+      <w:r>
+        <w:rPr>
+          <w:rFonts w:ascii="Cambria Math" w:hAnsi="Cambria Math" w:cs="Times New Roman"/>
+          <w:color w:val="000000"/>
+          <w:kern w:val="0"/>
+        </w:rPr>
+        <w:t>)</w:t>
+      </w:r>
+      <w:r>
+        <w:rPr>
+          <w:rFonts w:ascii="Cambria Math" w:hAnsi="Cambria Math" w:cs="Times New Roman"/>
+          <w:color w:val="000000"/>
+          <w:kern w:val="0"/>
+        </w:rPr>
+        <w:t xml:space="preserve">, ausserdem </w:t>
+      </w:r>
+      <w:r>
+        <w:rPr>
+          <w:rFonts w:ascii="Cambria Math" w:hAnsi="Cambria Math" w:cs="Times New Roman"/>
+          <w:color w:val="000000"/>
+          <w:kern w:val="0"/>
+        </w:rPr>
+        <w:t xml:space="preserve">informiert </w:t>
+      </w:r>
+      <w:r>
+        <w:rPr>
+          <w:rFonts w:ascii="Cambria Math" w:hAnsi="Cambria Math" w:cs="Times New Roman"/>
+          <w:color w:val="000000"/>
+          <w:kern w:val="0"/>
+        </w:rPr>
+        <w:t xml:space="preserve">er </w:t>
+      </w:r>
+      <w:r>
+        <w:rPr>
+          <w:rFonts w:ascii="Cambria Math" w:hAnsi="Cambria Math" w:cs="Times New Roman"/>
+          <w:color w:val="000000"/>
+          <w:kern w:val="0"/>
+        </w:rPr>
+        <w:t xml:space="preserve">über die Verdingung/fürsorgliche Unterbringung der beiden Töchter Anneli und </w:t>
+      </w:r>
+      <w:proofErr w:type="spellStart"/>
+      <w:r>
+        <w:rPr>
+          <w:rFonts w:ascii="Cambria Math" w:hAnsi="Cambria Math" w:cs="Times New Roman"/>
+          <w:color w:val="000000"/>
+          <w:kern w:val="0"/>
+        </w:rPr>
+        <w:t>Barbeli</w:t>
+      </w:r>
+      <w:proofErr w:type="spellEnd"/>
+      <w:r>
+        <w:rPr>
+          <w:rFonts w:ascii="Cambria Math" w:hAnsi="Cambria Math" w:cs="Times New Roman"/>
+          <w:color w:val="000000"/>
+          <w:kern w:val="0"/>
+        </w:rPr>
         <w:t xml:space="preserve"> </w:t>
       </w:r>
-      <w:proofErr w:type="spellStart"/>
+      <w:r>
+        <w:rPr>
+          <w:rFonts w:ascii="Cambria Math" w:hAnsi="Cambria Math" w:cs="Times New Roman"/>
+          <w:color w:val="000000"/>
+          <w:kern w:val="0"/>
+        </w:rPr>
+        <w:t xml:space="preserve">beim Bauern Hans </w:t>
+      </w:r>
+      <w:proofErr w:type="spellStart"/>
+      <w:r>
+        <w:rPr>
+          <w:rFonts w:ascii="Cambria Math" w:hAnsi="Cambria Math" w:cs="Times New Roman"/>
+          <w:color w:val="000000"/>
+          <w:kern w:val="0"/>
+        </w:rPr>
+        <w:t>Murer</w:t>
+      </w:r>
+      <w:proofErr w:type="spellEnd"/>
+      <w:r>
+        <w:rPr>
+          <w:rFonts w:ascii="Cambria Math" w:hAnsi="Cambria Math" w:cs="Times New Roman"/>
+          <w:color w:val="000000"/>
+          <w:kern w:val="0"/>
+        </w:rPr>
+        <w:t xml:space="preserve"> (</w:t>
+      </w:r>
+      <w:r>
+        <w:rPr>
+          <w:rFonts w:ascii="Cambria Math" w:hAnsi="Cambria Math" w:cs="Times New Roman"/>
+          <w:color w:val="000000"/>
+          <w:kern w:val="0"/>
+        </w:rPr>
+        <w:t>2</w:t>
+      </w:r>
+      <w:r>
+        <w:rPr>
+          <w:rFonts w:ascii="Cambria Math" w:hAnsi="Cambria Math" w:cs="Times New Roman"/>
+          <w:color w:val="000000"/>
+          <w:kern w:val="0"/>
+        </w:rPr>
+        <w:t>)</w:t>
+      </w:r>
+      <w:r>
+        <w:rPr>
+          <w:rFonts w:ascii="Cambria Math" w:hAnsi="Cambria Math" w:cs="Times New Roman"/>
+          <w:color w:val="000000"/>
+          <w:kern w:val="0"/>
+        </w:rPr>
+        <w:t xml:space="preserve">. </w:t>
+      </w:r>
+      <w:r>
+        <w:rPr>
+          <w:rFonts w:ascii="Cambria Math" w:hAnsi="Cambria Math" w:cs="Times New Roman"/>
+          <w:color w:val="000000"/>
+          <w:kern w:val="0"/>
+        </w:rPr>
+        <w:t>Anschliessend</w:t>
+      </w:r>
+      <w:r>
+        <w:rPr>
+          <w:rFonts w:ascii="Cambria Math" w:hAnsi="Cambria Math" w:cs="Times New Roman"/>
+          <w:color w:val="000000"/>
+          <w:kern w:val="0"/>
+        </w:rPr>
+        <w:t xml:space="preserve"> kommt </w:t>
+      </w:r>
+      <w:r>
+        <w:rPr>
+          <w:rFonts w:ascii="Cambria Math" w:hAnsi="Cambria Math" w:cs="Times New Roman"/>
+          <w:color w:val="000000"/>
+          <w:kern w:val="0"/>
+        </w:rPr>
+        <w:t>Amman</w:t>
+      </w:r>
+      <w:r>
+        <w:rPr>
+          <w:rFonts w:ascii="Cambria Math" w:hAnsi="Cambria Math" w:cs="Times New Roman"/>
+          <w:color w:val="000000"/>
+          <w:kern w:val="0"/>
+        </w:rPr>
+        <w:t xml:space="preserve"> darauf zu sprechen, wie</w:t>
+      </w:r>
+      <w:r>
+        <w:rPr>
+          <w:rFonts w:ascii="Cambria Math" w:hAnsi="Cambria Math" w:cs="Times New Roman"/>
+          <w:color w:val="000000"/>
+          <w:kern w:val="0"/>
+        </w:rPr>
+        <w:t xml:space="preserve"> er heute durch die Kinder Hans </w:t>
+      </w:r>
+      <w:proofErr w:type="spellStart"/>
+      <w:r>
+        <w:rPr>
+          <w:rFonts w:ascii="Cambria Math" w:hAnsi="Cambria Math" w:cs="Times New Roman"/>
+          <w:color w:val="000000"/>
+          <w:kern w:val="0"/>
+        </w:rPr>
+        <w:t>Murers</w:t>
+      </w:r>
+      <w:proofErr w:type="spellEnd"/>
+      <w:r>
+        <w:rPr>
+          <w:rFonts w:ascii="Cambria Math" w:hAnsi="Cambria Math" w:cs="Times New Roman"/>
+          <w:color w:val="000000"/>
+          <w:kern w:val="0"/>
+        </w:rPr>
+        <w:t xml:space="preserve"> erfahren habe, dass</w:t>
+      </w:r>
+      <w:r>
+        <w:rPr>
+          <w:rFonts w:ascii="Cambria Math" w:hAnsi="Cambria Math" w:cs="Times New Roman"/>
+          <w:color w:val="000000"/>
+          <w:kern w:val="0"/>
+        </w:rPr>
+        <w:t xml:space="preserve"> Barbeli Senn</w:t>
+      </w:r>
+      <w:r>
+        <w:rPr>
+          <w:rFonts w:ascii="Cambria Math" w:hAnsi="Cambria Math" w:cs="Times New Roman"/>
+          <w:color w:val="000000"/>
+          <w:kern w:val="0"/>
+        </w:rPr>
+        <w:t xml:space="preserve"> </w:t>
+      </w:r>
+      <w:r>
+        <w:rPr>
+          <w:rFonts w:ascii="Cambria Math" w:hAnsi="Cambria Math" w:cs="Times New Roman"/>
+          <w:color w:val="000000"/>
+          <w:kern w:val="0"/>
+        </w:rPr>
+        <w:t>gegen die Bezahlung von 20 Batzen angeboten habe, schwarze Vögel zu zauber</w:t>
+      </w:r>
+      <w:r>
+        <w:rPr>
+          <w:rFonts w:ascii="Cambria Math" w:hAnsi="Cambria Math" w:cs="Times New Roman"/>
+          <w:color w:val="000000"/>
+          <w:kern w:val="0"/>
+        </w:rPr>
+        <w:t>n</w:t>
+      </w:r>
+      <w:r>
+        <w:rPr>
+          <w:rFonts w:ascii="Cambria Math" w:hAnsi="Cambria Math" w:cs="Times New Roman"/>
+          <w:color w:val="000000"/>
+          <w:kern w:val="0"/>
+        </w:rPr>
+        <w:t>,</w:t>
+      </w:r>
+      <w:r>
+        <w:rPr>
+          <w:rFonts w:ascii="Cambria Math" w:hAnsi="Cambria Math" w:cs="Times New Roman"/>
+          <w:color w:val="000000"/>
+          <w:kern w:val="0"/>
+        </w:rPr>
+        <w:t xml:space="preserve"> und wie er sich selbst beim </w:t>
+      </w:r>
+      <w:r>
+        <w:rPr>
+          <w:rFonts w:ascii="Cambria Math" w:hAnsi="Cambria Math" w:cs="Times New Roman"/>
+          <w:color w:val="000000"/>
+          <w:kern w:val="0"/>
+        </w:rPr>
+        <w:t>Erhalt</w:t>
+      </w:r>
+      <w:r>
+        <w:rPr>
+          <w:rFonts w:ascii="Cambria Math" w:hAnsi="Cambria Math" w:cs="Times New Roman"/>
+          <w:color w:val="000000"/>
+          <w:kern w:val="0"/>
+        </w:rPr>
+        <w:t xml:space="preserve"> dieser Nachricht unverzüglich auf den Weg gemacht habe, das Mädchen zu examinieren</w:t>
+      </w:r>
+      <w:r>
+        <w:rPr>
+          <w:rFonts w:ascii="Cambria Math" w:hAnsi="Cambria Math" w:cs="Times New Roman"/>
+          <w:color w:val="000000"/>
+          <w:kern w:val="0"/>
+        </w:rPr>
+        <w:t xml:space="preserve"> (</w:t>
+      </w:r>
+      <w:r>
+        <w:rPr>
+          <w:rFonts w:ascii="Cambria Math" w:hAnsi="Cambria Math" w:cs="Times New Roman"/>
+          <w:color w:val="000000"/>
+          <w:kern w:val="0"/>
+        </w:rPr>
+        <w:t>3</w:t>
+      </w:r>
+      <w:r>
+        <w:rPr>
+          <w:rFonts w:ascii="Cambria Math" w:hAnsi="Cambria Math" w:cs="Times New Roman"/>
+          <w:color w:val="000000"/>
+          <w:kern w:val="0"/>
+        </w:rPr>
+        <w:t>)</w:t>
+      </w:r>
+      <w:r>
+        <w:rPr>
+          <w:rFonts w:ascii="Cambria Math" w:hAnsi="Cambria Math" w:cs="Times New Roman"/>
+          <w:color w:val="000000"/>
+          <w:kern w:val="0"/>
+        </w:rPr>
+        <w:t xml:space="preserve">. </w:t>
+      </w:r>
+      <w:r>
+        <w:rPr>
+          <w:rFonts w:ascii="Cambria Math" w:hAnsi="Cambria Math" w:cs="Times New Roman"/>
+          <w:color w:val="000000"/>
+          <w:kern w:val="0"/>
+        </w:rPr>
+        <w:t xml:space="preserve">Der Sohn </w:t>
+      </w:r>
+      <w:proofErr w:type="spellStart"/>
+      <w:r>
+        <w:rPr>
+          <w:rFonts w:ascii="Cambria Math" w:hAnsi="Cambria Math" w:cs="Times New Roman"/>
+          <w:color w:val="000000"/>
+          <w:kern w:val="0"/>
+        </w:rPr>
+        <w:lastRenderedPageBreak/>
+        <w:t>Murers</w:t>
+      </w:r>
+      <w:proofErr w:type="spellEnd"/>
+      <w:r>
+        <w:rPr>
+          <w:rFonts w:ascii="Cambria Math" w:hAnsi="Cambria Math" w:cs="Times New Roman"/>
+          <w:color w:val="000000"/>
+          <w:kern w:val="0"/>
+        </w:rPr>
+        <w:t xml:space="preserve"> behaupte</w:t>
+      </w:r>
+      <w:r>
+        <w:rPr>
+          <w:rFonts w:ascii="Cambria Math" w:hAnsi="Cambria Math" w:cs="Times New Roman"/>
+          <w:color w:val="000000"/>
+          <w:kern w:val="0"/>
+        </w:rPr>
+        <w:t xml:space="preserve">, mit </w:t>
+      </w:r>
+      <w:proofErr w:type="spellStart"/>
+      <w:r>
+        <w:rPr>
+          <w:rFonts w:ascii="Cambria Math" w:hAnsi="Cambria Math" w:cs="Times New Roman"/>
+          <w:color w:val="000000"/>
+          <w:kern w:val="0"/>
+        </w:rPr>
+        <w:t>Barbeli</w:t>
+      </w:r>
+      <w:proofErr w:type="spellEnd"/>
+      <w:r>
+        <w:rPr>
+          <w:rFonts w:ascii="Cambria Math" w:hAnsi="Cambria Math" w:cs="Times New Roman"/>
+          <w:color w:val="000000"/>
+          <w:kern w:val="0"/>
+        </w:rPr>
+        <w:t xml:space="preserve"> im Wald gewesen zu sein, </w:t>
+      </w:r>
+      <w:r>
+        <w:rPr>
+          <w:rFonts w:ascii="Cambria Math" w:hAnsi="Cambria Math" w:cs="Times New Roman"/>
+          <w:color w:val="000000"/>
+          <w:kern w:val="0"/>
+        </w:rPr>
+        <w:t>wo</w:t>
+      </w:r>
+      <w:r>
+        <w:rPr>
+          <w:rFonts w:ascii="Cambria Math" w:hAnsi="Cambria Math" w:cs="Times New Roman"/>
+          <w:color w:val="000000"/>
+          <w:kern w:val="0"/>
+        </w:rPr>
+        <w:t xml:space="preserve"> das Mädchen</w:t>
+      </w:r>
+      <w:r>
+        <w:rPr>
+          <w:rFonts w:ascii="Cambria Math" w:hAnsi="Cambria Math" w:cs="Times New Roman"/>
+          <w:color w:val="000000"/>
+          <w:kern w:val="0"/>
+        </w:rPr>
+        <w:t xml:space="preserve"> </w:t>
+      </w:r>
       <w:r>
         <w:rPr>
           <w:rFonts w:ascii="Cambria Math" w:hAnsi="Cambria Math" w:cs="Times New Roman"/>
@@ -633,9 +1344,8 @@
           <w:kern w:val="0"/>
           <w:highlight w:val="white"/>
         </w:rPr>
-        <w:t>Barbeli</w:t>
-      </w:r>
-      <w:proofErr w:type="spellEnd"/>
+        <w:t>Kräuter gesammelt,</w:t>
+      </w:r>
       <w:r>
         <w:rPr>
           <w:rFonts w:ascii="Cambria Math" w:hAnsi="Cambria Math" w:cs="Times New Roman"/>
@@ -643,7 +1353,7 @@
           <w:kern w:val="0"/>
           <w:highlight w:val="white"/>
         </w:rPr>
-        <w:t xml:space="preserve"> Senn an Antistes Johann Ludwig Nüscheler. Amman </w:t>
+        <w:t xml:space="preserve"> diese</w:t>
       </w:r>
       <w:r>
         <w:rPr>
@@ -652,7 +1362,7 @@
           <w:kern w:val="0"/>
           <w:highlight w:val="white"/>
         </w:rPr>
-        <w:t xml:space="preserve">schildert zunächst </w:t>
+        <w:t xml:space="preserve"> in </w:t>
       </w:r>
       <w:r>
         <w:rPr>
@@ -661,7 +1371,7 @@
           <w:kern w:val="0"/>
           <w:highlight w:val="white"/>
         </w:rPr>
-        <w:t xml:space="preserve">die </w:t>
+        <w:t>ein</w:t>
       </w:r>
       <w:r>
         <w:rPr>
@@ -670,7 +1380,7 @@
           <w:kern w:val="0"/>
           <w:highlight w:val="white"/>
         </w:rPr>
-        <w:t>G</w:t>
+        <w:t>en Bach gelegt und anschliessend mit einem Stock d</w:t>
       </w:r>
       <w:r>
         <w:rPr>
@@ -679,7 +1389,7 @@
           <w:kern w:val="0"/>
           <w:highlight w:val="white"/>
         </w:rPr>
-        <w:t>eschichte der Familie Senn, die bereits seit Jahren im Land herumziehe und aufgrund ihres Lebenswandels schon mehrfach mit der Justiz in Berührung gekommen sei</w:t>
+        <w:t>a</w:t>
       </w:r>
       <w:r>
         <w:rPr>
@@ -688,6 +1398,163 @@
           <w:kern w:val="0"/>
           <w:highlight w:val="white"/>
         </w:rPr>
+        <w:t>rauf</w:t>
+      </w:r>
+      <w:r>
+        <w:rPr>
+          <w:rFonts w:ascii="Cambria Math" w:hAnsi="Cambria Math" w:cs="Times New Roman"/>
+          <w:color w:val="000000"/>
+          <w:kern w:val="0"/>
+          <w:highlight w:val="white"/>
+        </w:rPr>
+        <w:t xml:space="preserve"> </w:t>
+      </w:r>
+      <w:r>
+        <w:rPr>
+          <w:rFonts w:ascii="Cambria Math" w:hAnsi="Cambria Math" w:cs="Times New Roman"/>
+          <w:color w:val="000000"/>
+          <w:kern w:val="0"/>
+          <w:highlight w:val="white"/>
+        </w:rPr>
+        <w:t>geschlagen</w:t>
+      </w:r>
+      <w:r>
+        <w:rPr>
+          <w:rFonts w:ascii="Cambria Math" w:hAnsi="Cambria Math" w:cs="Times New Roman"/>
+          <w:color w:val="000000"/>
+          <w:kern w:val="0"/>
+          <w:highlight w:val="white"/>
+        </w:rPr>
+        <w:t xml:space="preserve"> habe</w:t>
+      </w:r>
+      <w:r>
+        <w:rPr>
+          <w:rFonts w:ascii="Cambria Math" w:hAnsi="Cambria Math" w:cs="Times New Roman"/>
+          <w:color w:val="000000"/>
+          <w:kern w:val="0"/>
+          <w:highlight w:val="white"/>
+        </w:rPr>
+        <w:t>, woraufhin zwei grosse schwarze Vögel erschienen seien.</w:t>
+      </w:r>
+      <w:r>
+        <w:rPr>
+          <w:rFonts w:ascii="Cambria Math" w:hAnsi="Cambria Math" w:cs="Times New Roman"/>
+          <w:color w:val="000000"/>
+          <w:kern w:val="0"/>
+          <w:highlight w:val="white"/>
+        </w:rPr>
+        <w:t xml:space="preserve"> Auch die Tochter Hans </w:t>
+      </w:r>
+      <w:proofErr w:type="spellStart"/>
+      <w:r>
+        <w:rPr>
+          <w:rFonts w:ascii="Cambria Math" w:hAnsi="Cambria Math" w:cs="Times New Roman"/>
+          <w:color w:val="000000"/>
+          <w:kern w:val="0"/>
+          <w:highlight w:val="white"/>
+        </w:rPr>
+        <w:t>Murers</w:t>
+      </w:r>
+      <w:proofErr w:type="spellEnd"/>
+      <w:r>
+        <w:rPr>
+          <w:rFonts w:ascii="Cambria Math" w:hAnsi="Cambria Math" w:cs="Times New Roman"/>
+          <w:color w:val="000000"/>
+          <w:kern w:val="0"/>
+          <w:highlight w:val="white"/>
+        </w:rPr>
+        <w:t xml:space="preserve"> habe erzählt, dass Barbeli ihr gegen Bezahlung das </w:t>
+      </w:r>
+      <w:proofErr w:type="spellStart"/>
+      <w:r>
+        <w:rPr>
+          <w:rFonts w:ascii="Cambria Math" w:hAnsi="Cambria Math" w:cs="Times New Roman"/>
+          <w:color w:val="000000"/>
+          <w:kern w:val="0"/>
+          <w:highlight w:val="white"/>
+        </w:rPr>
+        <w:t>Vögelmachen</w:t>
+      </w:r>
+      <w:proofErr w:type="spellEnd"/>
+      <w:r>
+        <w:rPr>
+          <w:rFonts w:ascii="Cambria Math" w:hAnsi="Cambria Math" w:cs="Times New Roman"/>
+          <w:color w:val="000000"/>
+          <w:kern w:val="0"/>
+          <w:highlight w:val="white"/>
+        </w:rPr>
+        <w:t xml:space="preserve"> habe lehren wollen. Auf die Frage danach, was Barbeli mit </w:t>
+      </w:r>
+      <w:r>
+        <w:rPr>
+          <w:rFonts w:ascii="Cambria Math" w:hAnsi="Cambria Math" w:cs="Times New Roman"/>
+          <w:color w:val="000000"/>
+          <w:kern w:val="0"/>
+        </w:rPr>
+        <w:t xml:space="preserve">dem Geld tun wolle, habe diese erwidert, der Vogel würde die Münzen in seinem Mund </w:t>
+      </w:r>
+      <w:r>
+        <w:rPr>
+          <w:rFonts w:ascii="Cambria Math" w:hAnsi="Cambria Math" w:cs="Times New Roman"/>
+          <w:color w:val="000000"/>
+          <w:kern w:val="0"/>
+        </w:rPr>
+        <w:t>ihre</w:t>
+      </w:r>
+      <w:r>
+        <w:rPr>
+          <w:rFonts w:ascii="Cambria Math" w:hAnsi="Cambria Math" w:cs="Times New Roman"/>
+          <w:color w:val="000000"/>
+          <w:kern w:val="0"/>
+        </w:rPr>
+        <w:t xml:space="preserve">m Vater bringen. </w:t>
+      </w:r>
+      <w:r>
+        <w:rPr>
+          <w:rFonts w:ascii="Cambria Math" w:hAnsi="Cambria Math" w:cs="Times New Roman"/>
+          <w:color w:val="000000"/>
+          <w:kern w:val="0"/>
+        </w:rPr>
+        <w:t>(</w:t>
+      </w:r>
+      <w:r>
+        <w:rPr>
+          <w:rFonts w:ascii="Cambria Math" w:hAnsi="Cambria Math" w:cs="Times New Roman"/>
+          <w:color w:val="000000"/>
+          <w:kern w:val="0"/>
+        </w:rPr>
+        <w:t>4</w:t>
+      </w:r>
+      <w:r>
+        <w:rPr>
+          <w:rFonts w:ascii="Cambria Math" w:hAnsi="Cambria Math" w:cs="Times New Roman"/>
+          <w:color w:val="000000"/>
+          <w:kern w:val="0"/>
+        </w:rPr>
+        <w:t>)</w:t>
+      </w:r>
+      <w:r>
+        <w:rPr>
+          <w:rFonts w:ascii="Cambria Math" w:hAnsi="Cambria Math" w:cs="Times New Roman"/>
+          <w:color w:val="000000"/>
+          <w:kern w:val="0"/>
+        </w:rPr>
+        <w:t xml:space="preserve"> </w:t>
+      </w:r>
+      <w:r>
+        <w:rPr>
+          <w:rFonts w:ascii="Cambria Math" w:hAnsi="Cambria Math" w:cs="Times New Roman"/>
+          <w:color w:val="000000"/>
+          <w:kern w:val="0"/>
+        </w:rPr>
+        <w:t>Obwohl Amman die Erzählungen als Lügen verdächtige, erachte er es als notwendig, das Kind dem Antistes ohne Verzug zur Untersuchung zu übersenden. Zuletzt betont Pfarrer Amman, dass Barbeli ansonsten gut und viel bete. Er grüsst den Antistes und unterschreibt den Brief</w:t>
+      </w:r>
+      <w:r>
+        <w:rPr>
+          <w:rFonts w:ascii="Cambria Math" w:hAnsi="Cambria Math" w:cs="Times New Roman"/>
+          <w:color w:val="000000"/>
+          <w:kern w:val="0"/>
+        </w:rPr>
         <w:t xml:space="preserve"> (</w:t>
       </w:r>
       <w:r>
@@ -695,633 +1562,14 @@
           <w:rFonts w:ascii="Cambria Math" w:hAnsi="Cambria Math" w:cs="Times New Roman"/>
           <w:color w:val="000000"/>
           <w:kern w:val="0"/>
-          <w:highlight w:val="green"/>
-        </w:rPr>
-        <w:t>XY</w:t>
-      </w:r>
-      <w:r>
-        <w:rPr>
-          <w:rFonts w:ascii="Cambria Math" w:hAnsi="Cambria Math" w:cs="Times New Roman"/>
-          <w:color w:val="000000"/>
-          <w:kern w:val="0"/>
-          <w:highlight w:val="white"/>
-        </w:rPr>
-        <w:t>)</w:t>
-      </w:r>
-      <w:r>
-        <w:rPr>
-          <w:rFonts w:ascii="Cambria Math" w:hAnsi="Cambria Math" w:cs="Times New Roman"/>
-          <w:color w:val="000000"/>
-          <w:kern w:val="0"/>
-          <w:highlight w:val="white"/>
-        </w:rPr>
-        <w:t xml:space="preserve">, ausserdem </w:t>
-      </w:r>
-      <w:r>
-        <w:rPr>
-          <w:rFonts w:ascii="Cambria Math" w:hAnsi="Cambria Math" w:cs="Times New Roman"/>
-          <w:color w:val="000000"/>
-          <w:kern w:val="0"/>
-          <w:highlight w:val="white"/>
-        </w:rPr>
-        <w:t xml:space="preserve">informiert </w:t>
-      </w:r>
-      <w:r>
-        <w:rPr>
-          <w:rFonts w:ascii="Cambria Math" w:hAnsi="Cambria Math" w:cs="Times New Roman"/>
-          <w:color w:val="000000"/>
-          <w:kern w:val="0"/>
-          <w:highlight w:val="white"/>
-        </w:rPr>
-        <w:t xml:space="preserve">er </w:t>
-      </w:r>
-      <w:r>
-        <w:rPr>
-          <w:rFonts w:ascii="Cambria Math" w:hAnsi="Cambria Math" w:cs="Times New Roman"/>
-          <w:color w:val="000000"/>
-          <w:kern w:val="0"/>
-          <w:highlight w:val="white"/>
-        </w:rPr>
-        <w:t xml:space="preserve">über die </w:t>
-      </w:r>
-      <w:r>
-        <w:rPr>
-          <w:rFonts w:ascii="Cambria Math" w:hAnsi="Cambria Math" w:cs="Times New Roman"/>
-          <w:color w:val="000000"/>
-          <w:kern w:val="0"/>
-          <w:highlight w:val="yellow"/>
-        </w:rPr>
-        <w:t xml:space="preserve">Verdingung/fürsorgliche Unterbringung </w:t>
-      </w:r>
-      <w:r>
-        <w:rPr>
-          <w:rFonts w:ascii="Cambria Math" w:hAnsi="Cambria Math" w:cs="Times New Roman"/>
-          <w:color w:val="000000"/>
-          <w:kern w:val="0"/>
-          <w:highlight w:val="white"/>
-        </w:rPr>
-        <w:t xml:space="preserve">der beiden Töchter Anneli und </w:t>
-      </w:r>
-      <w:proofErr w:type="spellStart"/>
-      <w:r>
-        <w:rPr>
-          <w:rFonts w:ascii="Cambria Math" w:hAnsi="Cambria Math" w:cs="Times New Roman"/>
-          <w:color w:val="000000"/>
-          <w:kern w:val="0"/>
-          <w:highlight w:val="white"/>
-        </w:rPr>
-        <w:t>Barbeli</w:t>
-      </w:r>
-      <w:proofErr w:type="spellEnd"/>
-      <w:r>
-        <w:rPr>
-          <w:rFonts w:ascii="Cambria Math" w:hAnsi="Cambria Math" w:cs="Times New Roman"/>
-          <w:color w:val="000000"/>
-          <w:kern w:val="0"/>
-          <w:highlight w:val="white"/>
-        </w:rPr>
-        <w:t xml:space="preserve"> </w:t>
-      </w:r>
-      <w:r>
-        <w:rPr>
-          <w:rFonts w:ascii="Cambria Math" w:hAnsi="Cambria Math" w:cs="Times New Roman"/>
-          <w:color w:val="000000"/>
-          <w:kern w:val="0"/>
-          <w:highlight w:val="white"/>
-        </w:rPr>
-        <w:t xml:space="preserve">beim Bauern Hans </w:t>
-      </w:r>
-      <w:proofErr w:type="spellStart"/>
-      <w:r>
-        <w:rPr>
-          <w:rFonts w:ascii="Cambria Math" w:hAnsi="Cambria Math" w:cs="Times New Roman"/>
-          <w:color w:val="000000"/>
-          <w:kern w:val="0"/>
-          <w:highlight w:val="white"/>
-        </w:rPr>
-        <w:t>Murer</w:t>
-      </w:r>
-      <w:proofErr w:type="spellEnd"/>
-      <w:r>
-        <w:rPr>
-          <w:rFonts w:ascii="Cambria Math" w:hAnsi="Cambria Math" w:cs="Times New Roman"/>
-          <w:color w:val="000000"/>
-          <w:kern w:val="0"/>
-          <w:highlight w:val="white"/>
-        </w:rPr>
-        <w:t xml:space="preserve"> (</w:t>
-      </w:r>
-      <w:r>
-        <w:rPr>
-          <w:rFonts w:ascii="Cambria Math" w:hAnsi="Cambria Math" w:cs="Times New Roman"/>
-          <w:color w:val="000000"/>
-          <w:kern w:val="0"/>
-          <w:highlight w:val="green"/>
-        </w:rPr>
-        <w:t>XY</w:t>
-      </w:r>
-      <w:r>
-        <w:rPr>
-          <w:rFonts w:ascii="Cambria Math" w:hAnsi="Cambria Math" w:cs="Times New Roman"/>
-          <w:color w:val="000000"/>
-          <w:kern w:val="0"/>
-          <w:highlight w:val="white"/>
-        </w:rPr>
-        <w:t>)</w:t>
-      </w:r>
-      <w:r>
-        <w:rPr>
-          <w:rFonts w:ascii="Cambria Math" w:hAnsi="Cambria Math" w:cs="Times New Roman"/>
-          <w:color w:val="000000"/>
-          <w:kern w:val="0"/>
-          <w:highlight w:val="white"/>
-        </w:rPr>
-        <w:t xml:space="preserve">. </w:t>
-      </w:r>
-      <w:r>
-        <w:rPr>
-          <w:rFonts w:ascii="Cambria Math" w:hAnsi="Cambria Math" w:cs="Times New Roman"/>
-          <w:color w:val="000000"/>
-          <w:kern w:val="0"/>
-          <w:highlight w:val="white"/>
-        </w:rPr>
-        <w:t>Anschliessend</w:t>
-      </w:r>
-      <w:r>
-        <w:rPr>
-          <w:rFonts w:ascii="Cambria Math" w:hAnsi="Cambria Math" w:cs="Times New Roman"/>
-          <w:color w:val="000000"/>
-          <w:kern w:val="0"/>
-          <w:highlight w:val="white"/>
-        </w:rPr>
-        <w:t xml:space="preserve"> kommt </w:t>
-      </w:r>
-      <w:r>
-        <w:rPr>
-          <w:rFonts w:ascii="Cambria Math" w:hAnsi="Cambria Math" w:cs="Times New Roman"/>
-          <w:color w:val="000000"/>
-          <w:kern w:val="0"/>
-          <w:highlight w:val="white"/>
-        </w:rPr>
-        <w:t>Amman</w:t>
-      </w:r>
-      <w:r>
-        <w:rPr>
-          <w:rFonts w:ascii="Cambria Math" w:hAnsi="Cambria Math" w:cs="Times New Roman"/>
-          <w:color w:val="000000"/>
-          <w:kern w:val="0"/>
-          <w:highlight w:val="white"/>
-        </w:rPr>
-        <w:t xml:space="preserve"> darauf zu sprechen, wie</w:t>
-      </w:r>
-      <w:r>
-        <w:rPr>
-          <w:rFonts w:ascii="Cambria Math" w:hAnsi="Cambria Math" w:cs="Times New Roman"/>
-          <w:color w:val="000000"/>
-          <w:kern w:val="0"/>
-          <w:highlight w:val="white"/>
-        </w:rPr>
-        <w:t xml:space="preserve"> er heute durch die Kinder Hans </w:t>
-      </w:r>
-      <w:proofErr w:type="spellStart"/>
-      <w:r>
-        <w:rPr>
-          <w:rFonts w:ascii="Cambria Math" w:hAnsi="Cambria Math" w:cs="Times New Roman"/>
-          <w:color w:val="000000"/>
-          <w:kern w:val="0"/>
-          <w:highlight w:val="white"/>
-        </w:rPr>
-        <w:t>Murers</w:t>
-      </w:r>
-      <w:proofErr w:type="spellEnd"/>
-      <w:r>
-        <w:rPr>
-          <w:rFonts w:ascii="Cambria Math" w:hAnsi="Cambria Math" w:cs="Times New Roman"/>
-          <w:color w:val="000000"/>
-          <w:kern w:val="0"/>
-          <w:highlight w:val="white"/>
-        </w:rPr>
-        <w:t xml:space="preserve"> erfahren habe, dass</w:t>
-      </w:r>
-      <w:r>
-        <w:rPr>
-          <w:rFonts w:ascii="Cambria Math" w:hAnsi="Cambria Math" w:cs="Times New Roman"/>
-          <w:color w:val="000000"/>
-          <w:kern w:val="0"/>
-          <w:highlight w:val="white"/>
-        </w:rPr>
-        <w:t xml:space="preserve"> Barbeli Senn</w:t>
-      </w:r>
-      <w:r>
-        <w:rPr>
-          <w:rFonts w:ascii="Cambria Math" w:hAnsi="Cambria Math" w:cs="Times New Roman"/>
-          <w:color w:val="000000"/>
-          <w:kern w:val="0"/>
-          <w:highlight w:val="white"/>
-        </w:rPr>
-        <w:t xml:space="preserve"> </w:t>
-      </w:r>
-      <w:r>
-        <w:rPr>
-          <w:rFonts w:ascii="Cambria Math" w:hAnsi="Cambria Math" w:cs="Times New Roman"/>
-          <w:color w:val="000000"/>
-          <w:kern w:val="0"/>
-          <w:highlight w:val="white"/>
-        </w:rPr>
-        <w:t>gegen die Bezahlung von 20 Batzen angeboten habe, schwarze Vögel zu zauber</w:t>
-      </w:r>
-      <w:r>
-        <w:rPr>
-          <w:rFonts w:ascii="Cambria Math" w:hAnsi="Cambria Math" w:cs="Times New Roman"/>
-          <w:color w:val="000000"/>
-          <w:kern w:val="0"/>
-          <w:highlight w:val="white"/>
-        </w:rPr>
-        <w:t>n</w:t>
-      </w:r>
-      <w:r>
-        <w:rPr>
-          <w:rFonts w:ascii="Cambria Math" w:hAnsi="Cambria Math" w:cs="Times New Roman"/>
-          <w:color w:val="000000"/>
-          <w:kern w:val="0"/>
-          <w:highlight w:val="white"/>
-        </w:rPr>
-        <w:t>,</w:t>
-      </w:r>
-      <w:r>
-        <w:rPr>
-          <w:rFonts w:ascii="Cambria Math" w:hAnsi="Cambria Math" w:cs="Times New Roman"/>
-          <w:color w:val="000000"/>
-          <w:kern w:val="0"/>
-          <w:highlight w:val="white"/>
-        </w:rPr>
-        <w:t xml:space="preserve"> und wie er sich selbst beim </w:t>
-      </w:r>
-      <w:r>
-        <w:rPr>
-          <w:rFonts w:ascii="Cambria Math" w:hAnsi="Cambria Math" w:cs="Times New Roman"/>
-          <w:color w:val="000000"/>
-          <w:kern w:val="0"/>
-          <w:highlight w:val="white"/>
-        </w:rPr>
-        <w:t>Erhalt</w:t>
-      </w:r>
-      <w:r>
-        <w:rPr>
-          <w:rFonts w:ascii="Cambria Math" w:hAnsi="Cambria Math" w:cs="Times New Roman"/>
-          <w:color w:val="000000"/>
-          <w:kern w:val="0"/>
-          <w:highlight w:val="white"/>
-        </w:rPr>
-        <w:t xml:space="preserve"> dieser Nachricht unverzüglich auf den Weg gemacht habe, das Mädchen zu examinieren</w:t>
-      </w:r>
-      <w:r>
-        <w:rPr>
-          <w:rFonts w:ascii="Cambria Math" w:hAnsi="Cambria Math" w:cs="Times New Roman"/>
-          <w:color w:val="000000"/>
-          <w:kern w:val="0"/>
-          <w:highlight w:val="white"/>
-        </w:rPr>
-        <w:t xml:space="preserve"> (</w:t>
-      </w:r>
-      <w:r>
-        <w:rPr>
-          <w:rFonts w:ascii="Cambria Math" w:hAnsi="Cambria Math" w:cs="Times New Roman"/>
-          <w:color w:val="000000"/>
-          <w:kern w:val="0"/>
-          <w:highlight w:val="green"/>
-        </w:rPr>
-        <w:t>XY</w:t>
-      </w:r>
-      <w:r>
-        <w:rPr>
-          <w:rFonts w:ascii="Cambria Math" w:hAnsi="Cambria Math" w:cs="Times New Roman"/>
-          <w:color w:val="000000"/>
-          <w:kern w:val="0"/>
-          <w:highlight w:val="white"/>
-        </w:rPr>
-        <w:t>)</w:t>
-      </w:r>
-      <w:r>
-        <w:rPr>
-          <w:rFonts w:ascii="Cambria Math" w:hAnsi="Cambria Math" w:cs="Times New Roman"/>
-          <w:color w:val="000000"/>
-          <w:kern w:val="0"/>
-          <w:highlight w:val="white"/>
-        </w:rPr>
-        <w:t xml:space="preserve">. </w:t>
-      </w:r>
-      <w:r>
-        <w:rPr>
-          <w:rFonts w:ascii="Cambria Math" w:hAnsi="Cambria Math" w:cs="Times New Roman"/>
-          <w:color w:val="000000"/>
-          <w:kern w:val="0"/>
-          <w:highlight w:val="white"/>
-        </w:rPr>
-        <w:t xml:space="preserve">Der Sohn </w:t>
-      </w:r>
-      <w:proofErr w:type="spellStart"/>
-      <w:r>
-        <w:rPr>
-          <w:rFonts w:ascii="Cambria Math" w:hAnsi="Cambria Math" w:cs="Times New Roman"/>
-          <w:color w:val="000000"/>
-          <w:kern w:val="0"/>
-          <w:highlight w:val="white"/>
-        </w:rPr>
-        <w:t>Murers</w:t>
-      </w:r>
-      <w:proofErr w:type="spellEnd"/>
-      <w:r>
-        <w:rPr>
-          <w:rFonts w:ascii="Cambria Math" w:hAnsi="Cambria Math" w:cs="Times New Roman"/>
-          <w:color w:val="000000"/>
-          <w:kern w:val="0"/>
-          <w:highlight w:val="white"/>
-        </w:rPr>
-        <w:t xml:space="preserve"> behaupte</w:t>
-      </w:r>
-      <w:r>
-        <w:rPr>
-          <w:rFonts w:ascii="Cambria Math" w:hAnsi="Cambria Math" w:cs="Times New Roman"/>
-          <w:color w:val="000000"/>
-          <w:kern w:val="0"/>
-          <w:highlight w:val="white"/>
-        </w:rPr>
-        <w:t xml:space="preserve">, mit </w:t>
-      </w:r>
-      <w:proofErr w:type="spellStart"/>
-      <w:r>
-        <w:rPr>
-          <w:rFonts w:ascii="Cambria Math" w:hAnsi="Cambria Math" w:cs="Times New Roman"/>
-          <w:color w:val="000000"/>
-          <w:kern w:val="0"/>
-          <w:highlight w:val="white"/>
-        </w:rPr>
-        <w:t>Barbeli</w:t>
-      </w:r>
-      <w:proofErr w:type="spellEnd"/>
-      <w:r>
-        <w:rPr>
-          <w:rFonts w:ascii="Cambria Math" w:hAnsi="Cambria Math" w:cs="Times New Roman"/>
-          <w:color w:val="000000"/>
-          <w:kern w:val="0"/>
-          <w:highlight w:val="white"/>
-        </w:rPr>
-        <w:t xml:space="preserve"> im Wald gewesen zu sein, </w:t>
-      </w:r>
-      <w:r>
-        <w:rPr>
-          <w:rFonts w:ascii="Cambria Math" w:hAnsi="Cambria Math" w:cs="Times New Roman"/>
-          <w:color w:val="000000"/>
-          <w:kern w:val="0"/>
-          <w:highlight w:val="white"/>
-        </w:rPr>
-        <w:t>wo</w:t>
-      </w:r>
-      <w:r>
-        <w:rPr>
-          <w:rFonts w:ascii="Cambria Math" w:hAnsi="Cambria Math" w:cs="Times New Roman"/>
-          <w:color w:val="000000"/>
-          <w:kern w:val="0"/>
-          <w:highlight w:val="white"/>
-        </w:rPr>
-        <w:t xml:space="preserve"> das Mädchen</w:t>
-      </w:r>
-      <w:r>
-        <w:rPr>
-          <w:rFonts w:ascii="Cambria Math" w:hAnsi="Cambria Math" w:cs="Times New Roman"/>
-          <w:color w:val="000000"/>
-          <w:kern w:val="0"/>
-          <w:highlight w:val="white"/>
-        </w:rPr>
-        <w:t xml:space="preserve"> </w:t>
-      </w:r>
-      <w:r>
-        <w:rPr>
-          <w:rFonts w:ascii="Cambria Math" w:hAnsi="Cambria Math" w:cs="Times New Roman"/>
-          <w:color w:val="000000"/>
-          <w:kern w:val="0"/>
-          <w:highlight w:val="white"/>
-        </w:rPr>
-        <w:t>Kräuter gesammelt,</w:t>
-      </w:r>
-      <w:r>
-        <w:rPr>
-          <w:rFonts w:ascii="Cambria Math" w:hAnsi="Cambria Math" w:cs="Times New Roman"/>
-          <w:color w:val="000000"/>
-          <w:kern w:val="0"/>
-          <w:highlight w:val="white"/>
-        </w:rPr>
-        <w:t xml:space="preserve"> diese</w:t>
-      </w:r>
-      <w:r>
-        <w:rPr>
-          <w:rFonts w:ascii="Cambria Math" w:hAnsi="Cambria Math" w:cs="Times New Roman"/>
-          <w:color w:val="000000"/>
-          <w:kern w:val="0"/>
-          <w:highlight w:val="white"/>
-        </w:rPr>
-        <w:t xml:space="preserve"> in </w:t>
-      </w:r>
-      <w:r>
-        <w:rPr>
-          <w:rFonts w:ascii="Cambria Math" w:hAnsi="Cambria Math" w:cs="Times New Roman"/>
-          <w:color w:val="000000"/>
-          <w:kern w:val="0"/>
-          <w:highlight w:val="white"/>
-        </w:rPr>
-        <w:t>ein</w:t>
-      </w:r>
-      <w:r>
-        <w:rPr>
-          <w:rFonts w:ascii="Cambria Math" w:hAnsi="Cambria Math" w:cs="Times New Roman"/>
-          <w:color w:val="000000"/>
-          <w:kern w:val="0"/>
-          <w:highlight w:val="white"/>
-        </w:rPr>
-        <w:t>en Bach gelegt und anschliessend mit einem Stock d</w:t>
-      </w:r>
-      <w:r>
-        <w:rPr>
-          <w:rFonts w:ascii="Cambria Math" w:hAnsi="Cambria Math" w:cs="Times New Roman"/>
-          <w:color w:val="000000"/>
-          <w:kern w:val="0"/>
-          <w:highlight w:val="white"/>
-        </w:rPr>
-        <w:t>a</w:t>
-      </w:r>
-      <w:r>
-        <w:rPr>
-          <w:rFonts w:ascii="Cambria Math" w:hAnsi="Cambria Math" w:cs="Times New Roman"/>
-          <w:color w:val="000000"/>
-          <w:kern w:val="0"/>
-          <w:highlight w:val="white"/>
-        </w:rPr>
-        <w:t>rauf</w:t>
-      </w:r>
-      <w:r>
-        <w:rPr>
-          <w:rFonts w:ascii="Cambria Math" w:hAnsi="Cambria Math" w:cs="Times New Roman"/>
-          <w:color w:val="000000"/>
-          <w:kern w:val="0"/>
-          <w:highlight w:val="white"/>
-        </w:rPr>
-        <w:t xml:space="preserve"> </w:t>
-      </w:r>
-      <w:r>
-        <w:rPr>
-          <w:rFonts w:ascii="Cambria Math" w:hAnsi="Cambria Math" w:cs="Times New Roman"/>
-          <w:color w:val="000000"/>
-          <w:kern w:val="0"/>
-          <w:highlight w:val="white"/>
-        </w:rPr>
-        <w:t>geschlagen</w:t>
-      </w:r>
-      <w:r>
-        <w:rPr>
-          <w:rFonts w:ascii="Cambria Math" w:hAnsi="Cambria Math" w:cs="Times New Roman"/>
-          <w:color w:val="000000"/>
-          <w:kern w:val="0"/>
-          <w:highlight w:val="white"/>
-        </w:rPr>
-        <w:t xml:space="preserve"> habe</w:t>
-      </w:r>
-      <w:r>
-        <w:rPr>
-          <w:rFonts w:ascii="Cambria Math" w:hAnsi="Cambria Math" w:cs="Times New Roman"/>
-          <w:color w:val="000000"/>
-          <w:kern w:val="0"/>
-          <w:highlight w:val="white"/>
-        </w:rPr>
-        <w:t>, woraufhin zwei grosse schwarze Vögel erschienen seien.</w:t>
-      </w:r>
-      <w:r>
-        <w:rPr>
-          <w:rFonts w:ascii="Cambria Math" w:hAnsi="Cambria Math" w:cs="Times New Roman"/>
-          <w:color w:val="000000"/>
-          <w:kern w:val="0"/>
-          <w:highlight w:val="white"/>
-        </w:rPr>
-        <w:t xml:space="preserve"> Auch die Tochter Hans </w:t>
-      </w:r>
-      <w:proofErr w:type="spellStart"/>
-      <w:r>
-        <w:rPr>
-          <w:rFonts w:ascii="Cambria Math" w:hAnsi="Cambria Math" w:cs="Times New Roman"/>
-          <w:color w:val="000000"/>
-          <w:kern w:val="0"/>
-          <w:highlight w:val="white"/>
-        </w:rPr>
-        <w:t>Murers</w:t>
-      </w:r>
-      <w:proofErr w:type="spellEnd"/>
-      <w:r>
-        <w:rPr>
-          <w:rFonts w:ascii="Cambria Math" w:hAnsi="Cambria Math" w:cs="Times New Roman"/>
-          <w:color w:val="000000"/>
-          <w:kern w:val="0"/>
-          <w:highlight w:val="white"/>
-        </w:rPr>
-        <w:t xml:space="preserve"> habe erzählt, dass Barbeli ihr gegen Bezahlung das </w:t>
-      </w:r>
-      <w:proofErr w:type="spellStart"/>
-      <w:r>
-        <w:rPr>
-          <w:rFonts w:ascii="Cambria Math" w:hAnsi="Cambria Math" w:cs="Times New Roman"/>
-          <w:color w:val="000000"/>
-          <w:kern w:val="0"/>
-          <w:highlight w:val="white"/>
-        </w:rPr>
-        <w:t>Vögelmachen</w:t>
-      </w:r>
-      <w:proofErr w:type="spellEnd"/>
-      <w:r>
-        <w:rPr>
-          <w:rFonts w:ascii="Cambria Math" w:hAnsi="Cambria Math" w:cs="Times New Roman"/>
-          <w:color w:val="000000"/>
-          <w:kern w:val="0"/>
-          <w:highlight w:val="white"/>
-        </w:rPr>
-        <w:t xml:space="preserve"> habe lehren wollen. Auf die Frage danach, was Barbeli mit dem Geld tun wolle, habe diese erwidert, der Vogel würde die Münzen in seinem Mund </w:t>
-      </w:r>
-      <w:r>
-        <w:rPr>
-          <w:rFonts w:ascii="Cambria Math" w:hAnsi="Cambria Math" w:cs="Times New Roman"/>
-          <w:color w:val="000000"/>
-          <w:kern w:val="0"/>
-          <w:highlight w:val="white"/>
-        </w:rPr>
-        <w:t>ihre</w:t>
-      </w:r>
-      <w:r>
-        <w:rPr>
-          <w:rFonts w:ascii="Cambria Math" w:hAnsi="Cambria Math" w:cs="Times New Roman"/>
-          <w:color w:val="000000"/>
-          <w:kern w:val="0"/>
-          <w:highlight w:val="white"/>
-        </w:rPr>
-        <w:t xml:space="preserve">m Vater bringen. </w:t>
-      </w:r>
-      <w:r>
-        <w:rPr>
-          <w:rFonts w:ascii="Cambria Math" w:hAnsi="Cambria Math" w:cs="Times New Roman"/>
-          <w:color w:val="000000"/>
-          <w:kern w:val="0"/>
-          <w:highlight w:val="white"/>
-        </w:rPr>
-        <w:t>(</w:t>
-      </w:r>
-      <w:r>
-        <w:rPr>
-          <w:rFonts w:ascii="Cambria Math" w:hAnsi="Cambria Math" w:cs="Times New Roman"/>
-          <w:color w:val="000000"/>
-          <w:kern w:val="0"/>
-          <w:highlight w:val="green"/>
-        </w:rPr>
-        <w:t>XY</w:t>
-      </w:r>
-      <w:r>
-        <w:rPr>
-          <w:rFonts w:ascii="Cambria Math" w:hAnsi="Cambria Math" w:cs="Times New Roman"/>
-          <w:color w:val="000000"/>
-          <w:kern w:val="0"/>
-          <w:highlight w:val="white"/>
-        </w:rPr>
-        <w:t>)</w:t>
-      </w:r>
-      <w:r>
-        <w:rPr>
-          <w:rFonts w:ascii="Cambria Math" w:hAnsi="Cambria Math" w:cs="Times New Roman"/>
-          <w:color w:val="000000"/>
-          <w:kern w:val="0"/>
-          <w:highlight w:val="white"/>
-        </w:rPr>
-        <w:t>Obwohl Amman die Erzählungen als Lügen verdächtige, erachte er es als notwendig, das Kind dem Antistes ohne Verzug zur Untersuchung zu übersenden. Zuletzt betont Pfarrer Amman, dass Barbeli ansonsten gut und viel bete. Er grüsst den Antistes und unterschreibt den Brief</w:t>
-      </w:r>
-      <w:r>
-        <w:rPr>
-          <w:rFonts w:ascii="Cambria Math" w:hAnsi="Cambria Math" w:cs="Times New Roman"/>
-          <w:color w:val="000000"/>
-          <w:kern w:val="0"/>
-          <w:highlight w:val="white"/>
-        </w:rPr>
-        <w:t xml:space="preserve"> (</w:t>
-      </w:r>
-      <w:r>
-        <w:rPr>
-          <w:rFonts w:ascii="Cambria Math" w:hAnsi="Cambria Math" w:cs="Times New Roman"/>
-          <w:color w:val="000000"/>
-          <w:kern w:val="0"/>
-          <w:highlight w:val="green"/>
-        </w:rPr>
-        <w:t>XY</w:t>
-      </w:r>
-      <w:r>
-        <w:rPr>
-          <w:rFonts w:ascii="Cambria Math" w:hAnsi="Cambria Math" w:cs="Times New Roman"/>
-          <w:color w:val="000000"/>
-          <w:kern w:val="0"/>
-          <w:highlight w:val="white"/>
+        </w:rPr>
+        <w:t>5</w:t>
+      </w:r>
+      <w:r>
+        <w:rPr>
+          <w:rFonts w:ascii="Cambria Math" w:hAnsi="Cambria Math" w:cs="Times New Roman"/>
+          <w:color w:val="000000"/>
+          <w:kern w:val="0"/>
         </w:rPr>
         <w:t>).</w:t>
       </w:r>
@@ -1425,20 +1673,25 @@
         <w:rPr>
           <w:rFonts w:ascii="Cambria Math" w:hAnsi="Cambria Math"/>
         </w:rPr>
-        <w:t xml:space="preserve"> gelernt habe</w:t>
-      </w:r>
-      <w:r>
-        <w:rPr>
-          <w:rFonts w:ascii="Cambria Math" w:hAnsi="Cambria Math"/>
-        </w:rPr>
-        <w:t xml:space="preserve"> </w:t>
-      </w:r>
-      <w:r>
-        <w:rPr>
-          <w:rFonts w:ascii="Cambria Math" w:hAnsi="Cambria Math"/>
-          <w:highlight w:val="green"/>
-        </w:rPr>
-        <w:t>(XY</w:t>
+        <w:t xml:space="preserve"> gelernt </w:t>
+      </w:r>
+      <w:r>
+        <w:rPr>
+          <w:rFonts w:ascii="Cambria Math" w:hAnsi="Cambria Math"/>
+        </w:rPr>
+        <w:t>habe</w:t>
+      </w:r>
+      <w:r>
+        <w:rPr>
+          <w:rFonts w:ascii="Cambria Math" w:hAnsi="Cambria Math"/>
+        </w:rPr>
+        <w:t xml:space="preserve"> (</w:t>
+      </w:r>
+      <w:r>
+        <w:rPr>
+          <w:rFonts w:ascii="Cambria Math" w:hAnsi="Cambria Math"/>
+        </w:rPr>
+        <w:t>1</w:t>
       </w:r>
       <w:r>
         <w:rPr>
@@ -1469,15 +1722,20 @@
       <w:r>
         <w:rPr>
           <w:rFonts w:ascii="Cambria Math" w:hAnsi="Cambria Math"/>
-          <w:highlight w:val="green"/>
-        </w:rPr>
-        <w:t>(XY)</w:t>
-      </w:r>
-      <w:r>
-        <w:rPr>
-          <w:rFonts w:ascii="Cambria Math" w:hAnsi="Cambria Math"/>
-        </w:rPr>
-        <w:t xml:space="preserve"> </w:t>
+        </w:rPr>
+        <w:t>(</w:t>
+      </w:r>
+      <w:r>
+        <w:rPr>
+          <w:rFonts w:ascii="Cambria Math" w:hAnsi="Cambria Math"/>
+        </w:rPr>
+        <w:t>2</w:t>
+      </w:r>
+      <w:r>
+        <w:rPr>
+          <w:rFonts w:ascii="Cambria Math" w:hAnsi="Cambria Math"/>
+        </w:rPr>
+        <w:t xml:space="preserve">) </w:t>
       </w:r>
       <w:r>
         <w:rPr>
@@ -1494,9 +1752,8 @@
       <w:r>
         <w:rPr>
           <w:rFonts w:ascii="Cambria Math" w:hAnsi="Cambria Math"/>
-          <w:highlight w:val="green"/>
-        </w:rPr>
-        <w:t>XY</w:t>
+        </w:rPr>
+        <w:t>3</w:t>
       </w:r>
       <w:r>
         <w:rPr>
@@ -1519,9 +1776,8 @@
       <w:r>
         <w:rPr>
           <w:rFonts w:ascii="Cambria Math" w:hAnsi="Cambria Math"/>
-          <w:highlight w:val="green"/>
-        </w:rPr>
-        <w:t>XY</w:t>
+        </w:rPr>
+        <w:t>4</w:t>
       </w:r>
       <w:r>
         <w:rPr>
@@ -1703,15 +1959,7 @@
           <w:rFonts w:ascii="Cambria Math" w:hAnsi="Cambria Math"/>
           <w:highlight w:val="yellow"/>
         </w:rPr>
-        <w:t xml:space="preserve">er von seiner Schwester </w:t>
-      </w:r>
-      <w:r>
-        <w:rPr>
-          <w:rFonts w:ascii="Cambria Math" w:hAnsi="Cambria Math"/>
-          <w:highlight w:val="yellow"/>
-        </w:rPr>
-        <w:lastRenderedPageBreak/>
-        <w:t>Bar</w:t>
+        <w:t>er von seiner Schwester Bar</w:t>
       </w:r>
       <w:r>
         <w:rPr>
@@ -2292,6 +2540,7 @@
         <w:rPr>
           <w:rFonts w:ascii="Cambria Math" w:hAnsi="Cambria Math"/>
         </w:rPr>
+        <w:lastRenderedPageBreak/>
         <w:t>Die Ratsherren Johann Conrad Werdmüller</w:t>
       </w:r>
       <w:r>
@@ -2532,20 +2781,6 @@
           <w:rFonts w:ascii="Cambria Math" w:hAnsi="Cambria Math"/>
         </w:rPr>
         <w:t xml:space="preserve">. </w:t>
-      </w:r>
-    </w:p>
-    <w:p>
-      <w:pPr>
-        <w:spacing w:line="276" w:lineRule="auto"/>
-        <w:rPr>
-          <w:rFonts w:ascii="Lexia Fontes" w:hAnsi="Lexia Fontes"/>
-        </w:rPr>
-      </w:pPr>
-      <w:r>
-        <w:rPr>
-          <w:rFonts w:ascii="Lexia Fontes" w:hAnsi="Lexia Fontes"/>
-        </w:rPr>
-        <w:t></w:t>
       </w:r>
     </w:p>
     <w:sectPr>

--- a/QZH_104-108/Barbeli Senn Literatur.docx
+++ b/QZH_104-108/Barbeli Senn Literatur.docx
@@ -17,47 +17,55 @@
           <w:b/>
           <w:bCs/>
         </w:rPr>
-        <w:t xml:space="preserve">Zu </w:t>
-      </w:r>
-      <w:proofErr w:type="spellStart"/>
-      <w:r>
+        <w:t>Zu Barbeli Senn:</w:t>
+      </w:r>
+    </w:p>
+    <w:p>
+      <w:pPr>
+        <w:spacing w:line="276" w:lineRule="auto"/>
+        <w:rPr>
+          <w:rFonts w:ascii="Cambria Math" w:hAnsi="Cambria Math"/>
+        </w:rPr>
+      </w:pPr>
+      <w:r>
+        <w:rPr>
+          <w:rFonts w:ascii="Cambria Math" w:hAnsi="Cambria Math"/>
+        </w:rPr>
+        <w:t>Bettlé, Nicole: Kinderhexen (Diss)</w:t>
+      </w:r>
+    </w:p>
+    <w:p>
+      <w:pPr>
+        <w:spacing w:line="276" w:lineRule="auto"/>
+        <w:ind w:left="283" w:hanging="283"/>
+        <w:rPr>
+          <w:rFonts w:ascii="Cambria Math" w:hAnsi="Cambria Math"/>
+        </w:rPr>
+      </w:pPr>
+      <w:r>
+        <w:rPr>
+          <w:rFonts w:ascii="Cambria Math" w:hAnsi="Cambria Math"/>
+        </w:rPr>
+        <w:t xml:space="preserve">Zürcher, Meret. Die Behandlung jugendlicher Delinquenten im alten Zürich (1400–1798). Winterthur, 1960. </w:t>
+      </w:r>
+    </w:p>
+    <w:p>
+      <w:pPr>
+        <w:spacing w:line="276" w:lineRule="auto"/>
+        <w:ind w:left="283" w:hanging="283"/>
         <w:rPr>
           <w:rFonts w:ascii="Cambria Math" w:hAnsi="Cambria Math"/>
           <w:b/>
           <w:bCs/>
         </w:rPr>
-        <w:t>Barbeli</w:t>
-      </w:r>
-      <w:proofErr w:type="spellEnd"/>
+      </w:pPr>
       <w:r>
         <w:rPr>
           <w:rFonts w:ascii="Cambria Math" w:hAnsi="Cambria Math"/>
           <w:b/>
           <w:bCs/>
         </w:rPr>
-        <w:t xml:space="preserve"> Senn:</w:t>
-      </w:r>
-    </w:p>
-    <w:p>
-      <w:pPr>
-        <w:spacing w:line="276" w:lineRule="auto"/>
-        <w:rPr>
-          <w:rFonts w:ascii="Cambria Math" w:hAnsi="Cambria Math"/>
-        </w:rPr>
-      </w:pPr>
-      <w:proofErr w:type="spellStart"/>
-      <w:r>
-        <w:rPr>
-          <w:rFonts w:ascii="Cambria Math" w:hAnsi="Cambria Math"/>
-        </w:rPr>
-        <w:t>Bettlé</w:t>
-      </w:r>
-      <w:proofErr w:type="spellEnd"/>
-      <w:r>
-        <w:rPr>
-          <w:rFonts w:ascii="Cambria Math" w:hAnsi="Cambria Math"/>
-        </w:rPr>
-        <w:t>, Nicole: Kinderhexen (Diss)</w:t>
+        <w:t>Allgemein:</w:t>
       </w:r>
     </w:p>
     <w:p>
@@ -72,7 +80,7 @@
         <w:rPr>
           <w:rFonts w:ascii="Cambria Math" w:hAnsi="Cambria Math"/>
         </w:rPr>
-        <w:t xml:space="preserve">Zürcher, Meret. Die Behandlung jugendlicher Delinquenten im alten Zürich (1400–1798). Winterthur, 1960. </w:t>
+        <w:t>Behringer, Wolfgang. Kinderhexenprozesse. Zur Rolle von Kindern in der Geschichte der Hexenverfolgung. In: Zeitschrift für Historische Forschung, Bd. 16, Berlin, 1989. S. 31-47.</w:t>
       </w:r>
     </w:p>
     <w:p>
@@ -91,7 +99,21 @@
           <w:b/>
           <w:bCs/>
         </w:rPr>
-        <w:t>Allgemein:</w:t>
+        <w:t>Hexerei im Zürcher Herrschaftsgebiet:</w:t>
+      </w:r>
+    </w:p>
+    <w:p>
+      <w:pPr>
+        <w:spacing w:line="276" w:lineRule="auto"/>
+        <w:rPr>
+          <w:rFonts w:ascii="Cambria Math" w:hAnsi="Cambria Math"/>
+        </w:rPr>
+      </w:pPr>
+      <w:r>
+        <w:rPr>
+          <w:rFonts w:ascii="Cambria Math" w:hAnsi="Cambria Math"/>
+        </w:rPr>
+        <w:t xml:space="preserve">Schweizer, Paul: Hexen, ZTB 1902 </w:t>
       </w:r>
     </w:p>
     <w:p>
@@ -106,13 +128,28 @@
         <w:rPr>
           <w:rFonts w:ascii="Cambria Math" w:hAnsi="Cambria Math"/>
         </w:rPr>
-        <w:t>Behringer, Wolfgang. Kinderhexenprozesse. Zur Rolle von Kindern in der Geschichte der Hexenverfolgung. In: Zeitschrift für Historische Forschung, Bd. 16, Berlin, 1989. S. 31-47.</w:t>
+        <w:t>Sigg, Otto: Todesurteile</w:t>
       </w:r>
     </w:p>
     <w:p>
       <w:pPr>
         <w:spacing w:line="276" w:lineRule="auto"/>
         <w:ind w:left="283" w:hanging="283"/>
+        <w:rPr>
+          <w:rFonts w:ascii="Cambria Math" w:hAnsi="Cambria Math"/>
+        </w:rPr>
+      </w:pPr>
+      <w:r>
+        <w:rPr>
+          <w:rFonts w:ascii="Cambria Math" w:hAnsi="Cambria Math"/>
+        </w:rPr>
+        <w:t>Hugener, Rainer: ZTB 2027</w:t>
+      </w:r>
+    </w:p>
+    <w:p>
+      <w:pPr>
+        <w:spacing w:line="276" w:lineRule="auto"/>
+        <w:jc w:val="both"/>
         <w:rPr>
           <w:rFonts w:ascii="Cambria Math" w:hAnsi="Cambria Math"/>
           <w:b/>
@@ -125,52 +162,479 @@
           <w:b/>
           <w:bCs/>
         </w:rPr>
-        <w:t>Hexerei im Zürcher Herrschaftsgebiet:</w:t>
-      </w:r>
-    </w:p>
-    <w:p>
-      <w:pPr>
-        <w:spacing w:line="276" w:lineRule="auto"/>
-        <w:rPr>
-          <w:rFonts w:ascii="Cambria Math" w:hAnsi="Cambria Math"/>
-        </w:rPr>
-      </w:pPr>
-      <w:r>
-        <w:rPr>
-          <w:rFonts w:ascii="Cambria Math" w:hAnsi="Cambria Math"/>
-        </w:rPr>
-        <w:t xml:space="preserve">Schweizer, Paul: Hexen, ZTB 1902 </w:t>
-      </w:r>
-    </w:p>
-    <w:p>
-      <w:pPr>
-        <w:spacing w:line="276" w:lineRule="auto"/>
-        <w:ind w:left="283" w:hanging="283"/>
-        <w:rPr>
-          <w:rFonts w:ascii="Cambria Math" w:hAnsi="Cambria Math"/>
-        </w:rPr>
-      </w:pPr>
-      <w:r>
-        <w:rPr>
-          <w:rFonts w:ascii="Cambria Math" w:hAnsi="Cambria Math"/>
-        </w:rPr>
-        <w:t>Sigg, Otto: Todesurteile</w:t>
-      </w:r>
-    </w:p>
-    <w:p>
-      <w:pPr>
-        <w:spacing w:line="276" w:lineRule="auto"/>
-        <w:ind w:left="283" w:hanging="283"/>
-        <w:rPr>
-          <w:rFonts w:ascii="Cambria Math" w:hAnsi="Cambria Math"/>
-        </w:rPr>
-      </w:pPr>
-      <w:r>
-        <w:rPr>
-          <w:rFonts w:ascii="Cambria Math" w:hAnsi="Cambria Math"/>
-        </w:rPr>
-        <w:t>Hugener, Rainer: ZTB 2027</w:t>
-      </w:r>
+        <w:t>Kommentar</w:t>
+      </w:r>
+    </w:p>
+    <w:p>
+      <w:pPr>
+        <w:spacing w:line="276" w:lineRule="auto"/>
+        <w:jc w:val="both"/>
+        <w:rPr>
+          <w:rFonts w:ascii="Cambria Math" w:hAnsi="Cambria Math"/>
+        </w:rPr>
+      </w:pPr>
+      <w:r>
+        <w:rPr>
+          <w:rFonts w:ascii="Cambria Math" w:hAnsi="Cambria Math"/>
+        </w:rPr>
+        <w:t xml:space="preserve">Im Sommer 1721 </w:t>
+      </w:r>
+      <w:r>
+        <w:rPr>
+          <w:rFonts w:ascii="Cambria Math" w:hAnsi="Cambria Math"/>
+        </w:rPr>
+        <w:t xml:space="preserve">gerät </w:t>
+      </w:r>
+      <w:r>
+        <w:rPr>
+          <w:rFonts w:ascii="Cambria Math" w:hAnsi="Cambria Math"/>
+        </w:rPr>
+        <w:t>die zehnjährige Barbeli</w:t>
+      </w:r>
+      <w:r>
+        <w:rPr>
+          <w:rFonts w:ascii="Cambria Math" w:hAnsi="Cambria Math"/>
+        </w:rPr>
+        <w:t xml:space="preserve"> Senn aus Aeugst am Albis </w:t>
+      </w:r>
+      <w:r>
+        <w:rPr>
+          <w:rFonts w:ascii="Cambria Math" w:hAnsi="Cambria Math"/>
+        </w:rPr>
+        <w:t>in Verdacht,</w:t>
+      </w:r>
+      <w:r>
+        <w:rPr>
+          <w:rFonts w:ascii="Cambria Math" w:hAnsi="Cambria Math"/>
+        </w:rPr>
+        <w:t xml:space="preserve"> </w:t>
+      </w:r>
+      <w:r>
+        <w:rPr>
+          <w:rFonts w:ascii="Cambria Math" w:hAnsi="Cambria Math"/>
+        </w:rPr>
+        <w:t xml:space="preserve">Hexerei zu </w:t>
+      </w:r>
+      <w:r>
+        <w:rPr>
+          <w:rFonts w:ascii="Cambria Math" w:hAnsi="Cambria Math"/>
+          <w:highlight w:val="yellow"/>
+        </w:rPr>
+        <w:t>betreibe</w:t>
+      </w:r>
+      <w:r>
+        <w:rPr>
+          <w:rFonts w:ascii="Cambria Math" w:hAnsi="Cambria Math"/>
+        </w:rPr>
+        <w:t>n.</w:t>
+      </w:r>
+      <w:r>
+        <w:rPr>
+          <w:rFonts w:ascii="Cambria Math" w:hAnsi="Cambria Math"/>
+        </w:rPr>
+        <w:t xml:space="preserve"> </w:t>
+      </w:r>
+      <w:r>
+        <w:rPr>
+          <w:rFonts w:ascii="Cambria Math" w:hAnsi="Cambria Math"/>
+        </w:rPr>
+        <w:t xml:space="preserve">Das zehnjährige Mädchen war zur Zeit der Beschuldigung beim Bauern Hans Murer untergebracht gewesen und hatte gegenüber dessen leiblichen Kindern behauptet, mittels Kräutern Vögel machen zu können. </w:t>
+      </w:r>
+      <w:r>
+        <w:rPr>
+          <w:rFonts w:ascii="Cambria Math" w:hAnsi="Cambria Math"/>
+        </w:rPr>
+        <w:t xml:space="preserve">Nachdem sich das Gerücht in der Dorfgemeinschaft insbesondere durch andere Kinder und Jugendliche herumgesprochen hatte, </w:t>
+      </w:r>
+      <w:r>
+        <w:rPr>
+          <w:rFonts w:ascii="Cambria Math" w:hAnsi="Cambria Math"/>
+        </w:rPr>
+        <w:t>berichtet der</w:t>
+      </w:r>
+      <w:r>
+        <w:rPr>
+          <w:rFonts w:ascii="Cambria Math" w:hAnsi="Cambria Math"/>
+        </w:rPr>
+        <w:t xml:space="preserve"> Pfarrer von </w:t>
+      </w:r>
+      <w:r>
+        <w:rPr>
+          <w:rFonts w:ascii="Cambria Math" w:hAnsi="Cambria Math"/>
+        </w:rPr>
+        <w:t>Ae</w:t>
+      </w:r>
+      <w:r>
+        <w:rPr>
+          <w:rFonts w:ascii="Cambria Math" w:hAnsi="Cambria Math"/>
+        </w:rPr>
+        <w:t xml:space="preserve">ugst, Hans Jakob Amman, </w:t>
+      </w:r>
+      <w:r>
+        <w:rPr>
+          <w:rFonts w:ascii="Cambria Math" w:hAnsi="Cambria Math"/>
+        </w:rPr>
+        <w:t xml:space="preserve">Ende Juni </w:t>
+      </w:r>
+      <w:r>
+        <w:rPr>
+          <w:rFonts w:ascii="Cambria Math" w:hAnsi="Cambria Math"/>
+        </w:rPr>
+        <w:t>dem</w:t>
+      </w:r>
+      <w:r>
+        <w:rPr>
+          <w:rFonts w:ascii="Cambria Math" w:hAnsi="Cambria Math"/>
+        </w:rPr>
+        <w:t xml:space="preserve"> Zürcher Antistes </w:t>
+      </w:r>
+      <w:r>
+        <w:rPr>
+          <w:rFonts w:ascii="Cambria Math" w:hAnsi="Cambria Math"/>
+        </w:rPr>
+        <w:t>Johann Ludwig Nüscheler von den vermeintlichen Fähigkeiten des Mädchens</w:t>
+      </w:r>
+      <w:r>
+        <w:rPr>
+          <w:rFonts w:ascii="Cambria Math" w:hAnsi="Cambria Math"/>
+        </w:rPr>
+        <w:t xml:space="preserve">. Am 1. Juli wird das inzwischen im </w:t>
+      </w:r>
+      <w:r>
+        <w:rPr>
+          <w:rFonts w:ascii="Cambria Math" w:hAnsi="Cambria Math"/>
+        </w:rPr>
+        <w:t>Gefängnis</w:t>
+      </w:r>
+      <w:r>
+        <w:rPr>
+          <w:rFonts w:ascii="Cambria Math" w:hAnsi="Cambria Math"/>
+        </w:rPr>
+        <w:t xml:space="preserve"> </w:t>
+      </w:r>
+      <w:r>
+        <w:rPr>
+          <w:rFonts w:ascii="Cambria Math" w:hAnsi="Cambria Math"/>
+        </w:rPr>
+        <w:t>O</w:t>
+      </w:r>
+      <w:r>
+        <w:rPr>
+          <w:rFonts w:ascii="Cambria Math" w:hAnsi="Cambria Math"/>
+        </w:rPr>
+        <w:t>etenbach festgehaltene Mädchen von den beiden Zürcher Ratsherren Johann Conrad Werdmüller</w:t>
+      </w:r>
+      <w:r>
+        <w:rPr>
+          <w:rFonts w:ascii="Cambria Math" w:hAnsi="Cambria Math"/>
+        </w:rPr>
+        <w:t xml:space="preserve"> erstmals verhört</w:t>
+      </w:r>
+      <w:r>
+        <w:rPr>
+          <w:rFonts w:ascii="Cambria Math" w:hAnsi="Cambria Math"/>
+        </w:rPr>
+        <w:t>, ebenfalls werden die Aussagen von Personen aus Senns Umfeld</w:t>
+      </w:r>
+      <w:r>
+        <w:rPr>
+          <w:rFonts w:ascii="Cambria Math" w:hAnsi="Cambria Math"/>
+        </w:rPr>
+        <w:t xml:space="preserve"> </w:t>
+      </w:r>
+      <w:r>
+        <w:rPr>
+          <w:rFonts w:ascii="Cambria Math" w:hAnsi="Cambria Math"/>
+        </w:rPr>
+        <w:t>aufgenommen</w:t>
+      </w:r>
+      <w:r>
+        <w:rPr>
+          <w:rFonts w:ascii="Cambria Math" w:hAnsi="Cambria Math"/>
+        </w:rPr>
+        <w:t xml:space="preserve">. </w:t>
+      </w:r>
+      <w:r>
+        <w:rPr>
+          <w:rFonts w:ascii="Cambria Math" w:hAnsi="Cambria Math"/>
+        </w:rPr>
+        <w:t xml:space="preserve">In einem </w:t>
+      </w:r>
+      <w:r>
+        <w:rPr>
+          <w:rFonts w:ascii="Cambria Math" w:hAnsi="Cambria Math"/>
+        </w:rPr>
+        <w:t xml:space="preserve">kurz darauf versendeten </w:t>
+      </w:r>
+      <w:r>
+        <w:rPr>
+          <w:rFonts w:ascii="Cambria Math" w:hAnsi="Cambria Math"/>
+        </w:rPr>
+        <w:t xml:space="preserve">Schreiben von </w:t>
+      </w:r>
+      <w:r>
+        <w:rPr>
+          <w:rFonts w:ascii="Cambria Math" w:hAnsi="Cambria Math"/>
+        </w:rPr>
+        <w:t xml:space="preserve">Gefängnisverwalter </w:t>
+      </w:r>
+      <w:r>
+        <w:rPr>
+          <w:rFonts w:ascii="Cambria Math" w:hAnsi="Cambria Math"/>
+        </w:rPr>
+        <w:t xml:space="preserve">Josef </w:t>
+      </w:r>
+      <w:r>
+        <w:rPr>
+          <w:rFonts w:ascii="Cambria Math" w:hAnsi="Cambria Math"/>
+        </w:rPr>
+        <w:t>Jacob</w:t>
+      </w:r>
+      <w:r>
+        <w:rPr>
+          <w:rFonts w:ascii="Cambria Math" w:hAnsi="Cambria Math"/>
+        </w:rPr>
+        <w:t xml:space="preserve"> Ulrich </w:t>
+      </w:r>
+      <w:r>
+        <w:rPr>
+          <w:rFonts w:ascii="Cambria Math" w:hAnsi="Cambria Math"/>
+        </w:rPr>
+        <w:t xml:space="preserve">an den Bürgermeister heisst es, das Mädchen </w:t>
+      </w:r>
+      <w:r>
+        <w:rPr>
+          <w:rFonts w:ascii="Cambria Math" w:hAnsi="Cambria Math"/>
+        </w:rPr>
+        <w:t>habe inzwischen zugegeben, das Vögelmachen bloss gegenüber «einfältigen Leuten» behauptet zu haben</w:t>
+      </w:r>
+      <w:r>
+        <w:rPr>
+          <w:rFonts w:ascii="Cambria Math" w:hAnsi="Cambria Math"/>
+        </w:rPr>
+        <w:t xml:space="preserve">. </w:t>
+      </w:r>
+      <w:r>
+        <w:rPr>
+          <w:rFonts w:ascii="Cambria Math" w:hAnsi="Cambria Math"/>
+        </w:rPr>
+        <w:t>Schliesslich befasste sich der kleine Rat von Zürich mit dem Fall</w:t>
+      </w:r>
+      <w:r>
+        <w:rPr>
+          <w:rFonts w:ascii="Cambria Math" w:hAnsi="Cambria Math"/>
+        </w:rPr>
+        <w:t xml:space="preserve"> (B II 753, S. 5, S. 15, S. 19-20).</w:t>
+      </w:r>
+      <w:r>
+        <w:rPr>
+          <w:rFonts w:ascii="Cambria Math" w:hAnsi="Cambria Math"/>
+        </w:rPr>
+        <w:t xml:space="preserve"> Am 9. Juli </w:t>
+      </w:r>
+      <w:r>
+        <w:rPr>
+          <w:rFonts w:ascii="Cambria Math" w:hAnsi="Cambria Math"/>
+        </w:rPr>
+        <w:t>beschliesst der Rat</w:t>
+      </w:r>
+      <w:r>
+        <w:rPr>
+          <w:rFonts w:ascii="Cambria Math" w:hAnsi="Cambria Math"/>
+        </w:rPr>
+        <w:t>, dass Barbeli im Oetenbach bleiben soll, um unterrichtet zu werden, während</w:t>
+      </w:r>
+      <w:r>
+        <w:rPr>
+          <w:rFonts w:ascii="Cambria Math" w:hAnsi="Cambria Math"/>
+        </w:rPr>
+        <w:t xml:space="preserve"> </w:t>
+      </w:r>
+      <w:r>
+        <w:rPr>
+          <w:rFonts w:ascii="Cambria Math" w:hAnsi="Cambria Math"/>
+        </w:rPr>
+        <w:t>sie von weiteren Körperstrafen verschont bleibt</w:t>
+      </w:r>
+      <w:r>
+        <w:rPr>
+          <w:rFonts w:ascii="Cambria Math" w:hAnsi="Cambria Math"/>
+        </w:rPr>
+        <w:t>.</w:t>
+      </w:r>
+    </w:p>
+    <w:p>
+      <w:pPr>
+        <w:spacing w:line="276" w:lineRule="auto"/>
+        <w:jc w:val="both"/>
+        <w:rPr>
+          <w:rFonts w:ascii="Cambria Math" w:hAnsi="Cambria Math"/>
+        </w:rPr>
+      </w:pPr>
+      <w:r>
+        <w:rPr>
+          <w:rFonts w:ascii="Cambria Math" w:hAnsi="Cambria Math"/>
+        </w:rPr>
+        <w:t>Der Fall Barbeli Senn steht beispielhaft für die sogenannten «Kinderhexenprozesse», denen im Laufe der späteren Hexenprozesse eine immer bedeutendere Rolle zukam.</w:t>
+      </w:r>
+      <w:r>
+        <w:rPr>
+          <w:rFonts w:ascii="Cambria Math" w:hAnsi="Cambria Math"/>
+        </w:rPr>
+        <w:t xml:space="preserve"> </w:t>
+      </w:r>
+      <w:r>
+        <w:rPr>
+          <w:rFonts w:ascii="Cambria Math" w:hAnsi="Cambria Math"/>
+        </w:rPr>
+        <w:t xml:space="preserve">Im Allgemeinen ist </w:t>
+      </w:r>
+      <w:r>
+        <w:rPr>
+          <w:rFonts w:ascii="Cambria Math" w:hAnsi="Cambria Math"/>
+        </w:rPr>
+        <w:t xml:space="preserve">diese Zunahme an Kinderhexen </w:t>
+      </w:r>
+      <w:r>
+        <w:rPr>
+          <w:rFonts w:ascii="Cambria Math" w:hAnsi="Cambria Math"/>
+        </w:rPr>
+        <w:t xml:space="preserve">gemäss Wolfgang Behringer </w:t>
+      </w:r>
+      <w:r>
+        <w:rPr>
+          <w:rFonts w:ascii="Cambria Math" w:hAnsi="Cambria Math"/>
+        </w:rPr>
+        <w:t>darauf zurückzuführen</w:t>
+      </w:r>
+      <w:r>
+        <w:rPr>
+          <w:rFonts w:ascii="Cambria Math" w:hAnsi="Cambria Math"/>
+        </w:rPr>
+        <w:t>, dass mit zunehmender Kritik an Hexenprozessen die Anforderungen an diese massgeblich angehoben wurden. Da Kinder aber vor allem sich selbst bezichtigten, waren ihre Aussagen freiwillig und umso glaubwürdiger – sie blieben gewissermassen als Auslöser der eigentlich sehr selten stattfindenden Prozesse als letzte übrig.</w:t>
+      </w:r>
+      <w:r>
+        <w:rPr>
+          <w:rFonts w:ascii="Cambria Math" w:hAnsi="Cambria Math"/>
+        </w:rPr>
+        <w:t xml:space="preserve"> </w:t>
+      </w:r>
+      <w:r>
+        <w:rPr>
+          <w:rFonts w:ascii="Cambria Math" w:hAnsi="Cambria Math"/>
+        </w:rPr>
+        <w:t xml:space="preserve">Typisch für diese Fälle ist gemäss Nicole Bettlé die Zugehörigkeit zu einer Familie als Auslöser der </w:t>
+      </w:r>
+      <w:r>
+        <w:rPr>
+          <w:rFonts w:ascii="Cambria Math" w:hAnsi="Cambria Math"/>
+        </w:rPr>
+        <w:lastRenderedPageBreak/>
+        <w:t>Ahndnung. Senns Familie stammte von? und war bereits zuvor mehrmals mit der Justiz in Berührung gekommen.</w:t>
+      </w:r>
+    </w:p>
+    <w:p>
+      <w:pPr>
+        <w:spacing w:line="276" w:lineRule="auto"/>
+        <w:rPr>
+          <w:rFonts w:ascii="Cambria Math" w:hAnsi="Cambria Math"/>
+        </w:rPr>
+      </w:pPr>
+      <w:r>
+        <w:rPr>
+          <w:rFonts w:ascii="Cambria Math" w:hAnsi="Cambria Math"/>
+        </w:rPr>
+        <w:t xml:space="preserve">Anders als es Behringer aber als typisches Merkmal der Kinderhexenprozesse nennt, wurde Barbelis Vater nach ihren </w:t>
+      </w:r>
+    </w:p>
+    <w:p>
+      <w:pPr>
+        <w:spacing w:line="276" w:lineRule="auto"/>
+        <w:rPr>
+          <w:rFonts w:ascii="Cambria Math" w:hAnsi="Cambria Math"/>
+        </w:rPr>
+      </w:pPr>
+      <w:r>
+        <w:rPr>
+          <w:rFonts w:ascii="Cambria Math" w:hAnsi="Cambria Math"/>
+        </w:rPr>
+        <w:t>Oft belasteten</w:t>
+      </w:r>
+      <w:r>
+        <w:rPr>
+          <w:rFonts w:ascii="Cambria Math" w:hAnsi="Cambria Math"/>
+        </w:rPr>
+        <w:t>, wie es im Fall Barbeli Senn auch geschah,</w:t>
+      </w:r>
+      <w:r>
+        <w:rPr>
+          <w:rFonts w:ascii="Cambria Math" w:hAnsi="Cambria Math"/>
+        </w:rPr>
+        <w:t xml:space="preserve"> andere Kinder die Beschuldigten, bei Barbeli waren es ihre Pflegegeschwister gewesen</w:t>
+      </w:r>
+    </w:p>
+    <w:p>
+      <w:pPr>
+        <w:spacing w:line="276" w:lineRule="auto"/>
+        <w:rPr>
+          <w:rFonts w:ascii="Cambria Math" w:hAnsi="Cambria Math"/>
+        </w:rPr>
+      </w:pPr>
+      <w:r>
+        <w:rPr>
+          <w:rFonts w:ascii="Cambria Math" w:hAnsi="Cambria Math"/>
+        </w:rPr>
+        <w:t>Während in Zürich nicht wenige Kinder unter Verdacht gerieten, lassen sich gemäss Bettlé im Gegensatz zu von Minderjährigen verübten Sodomiedelikten keine Todesurteile nachweisen.</w:t>
+      </w:r>
+      <w:r>
+        <w:rPr>
+          <w:rFonts w:ascii="Cambria Math" w:hAnsi="Cambria Math"/>
+        </w:rPr>
+        <w:t xml:space="preserve"> </w:t>
+      </w:r>
+    </w:p>
+    <w:p>
+      <w:pPr>
+        <w:spacing w:line="276" w:lineRule="auto"/>
+        <w:rPr>
+          <w:rFonts w:ascii="Cambria Math" w:hAnsi="Cambria Math"/>
+        </w:rPr>
+      </w:pPr>
+      <w:r>
+        <w:rPr>
+          <w:rFonts w:ascii="Cambria Math" w:hAnsi="Cambria Math"/>
+        </w:rPr>
+        <w:t>Der Antistes Johann</w:t>
+      </w:r>
+      <w:r>
+        <w:rPr>
+          <w:rFonts w:ascii="Cambria Math" w:hAnsi="Cambria Math"/>
+        </w:rPr>
+        <w:t xml:space="preserve"> Ludwig Nüscheler galt als augesprochener Vertreter der Spätorthodoxie.</w:t>
+      </w:r>
+      <w:r>
+        <w:rPr>
+          <w:rFonts w:ascii="Cambria Math" w:hAnsi="Cambria Math"/>
+        </w:rPr>
+        <w:t xml:space="preserve"> </w:t>
+      </w:r>
+    </w:p>
+    <w:p>
+      <w:pPr>
+        <w:spacing w:line="276" w:lineRule="auto"/>
+        <w:rPr>
+          <w:rFonts w:ascii="Cambria Math" w:hAnsi="Cambria Math"/>
+        </w:rPr>
+      </w:pPr>
+    </w:p>
+    <w:p/>
+    <w:p>
+      <w:pPr>
+        <w:spacing w:line="276" w:lineRule="auto"/>
+        <w:rPr>
+          <w:rFonts w:ascii="Cambria Math" w:hAnsi="Cambria Math"/>
+        </w:rPr>
+      </w:pPr>
     </w:p>
     <w:p>
       <w:pPr>
@@ -187,573 +651,182 @@
           <w:b/>
           <w:bCs/>
         </w:rPr>
-        <w:t>Kommentar</w:t>
-      </w:r>
-    </w:p>
-    <w:p>
-      <w:pPr>
-        <w:spacing w:line="276" w:lineRule="auto"/>
-        <w:rPr>
-          <w:rFonts w:ascii="Cambria Math" w:hAnsi="Cambria Math"/>
-        </w:rPr>
-      </w:pPr>
-      <w:r>
-        <w:rPr>
-          <w:rFonts w:ascii="Cambria Math" w:hAnsi="Cambria Math"/>
-        </w:rPr>
-        <w:t xml:space="preserve">Im Sommer 1721 wird die zehnjährige </w:t>
-      </w:r>
-      <w:proofErr w:type="spellStart"/>
-      <w:r>
-        <w:rPr>
-          <w:rFonts w:ascii="Cambria Math" w:hAnsi="Cambria Math"/>
-        </w:rPr>
-        <w:t>Barbeli</w:t>
-      </w:r>
-      <w:proofErr w:type="spellEnd"/>
-      <w:r>
-        <w:rPr>
-          <w:rFonts w:ascii="Cambria Math" w:hAnsi="Cambria Math"/>
-        </w:rPr>
-        <w:t xml:space="preserve"> </w:t>
-      </w:r>
-      <w:r>
-        <w:rPr>
-          <w:rFonts w:ascii="Cambria Math" w:hAnsi="Cambria Math"/>
-        </w:rPr>
-        <w:t xml:space="preserve">Das zehnjährige Mädchen war zur Zeit der Beschuldigung beim Bauern Hans </w:t>
-      </w:r>
-      <w:proofErr w:type="spellStart"/>
-      <w:r>
-        <w:rPr>
-          <w:rFonts w:ascii="Cambria Math" w:hAnsi="Cambria Math"/>
-        </w:rPr>
-        <w:t>Murer</w:t>
-      </w:r>
-      <w:proofErr w:type="spellEnd"/>
-      <w:r>
-        <w:rPr>
-          <w:rFonts w:ascii="Cambria Math" w:hAnsi="Cambria Math"/>
-        </w:rPr>
-        <w:t xml:space="preserve"> untergebracht gewesen und hatte gegenüber dessen leiblichen Kindern behauptet, mittels Kräutern Vögel machen zu können. </w:t>
-      </w:r>
-      <w:r>
-        <w:rPr>
-          <w:rFonts w:ascii="Cambria Math" w:hAnsi="Cambria Math"/>
-        </w:rPr>
-        <w:t xml:space="preserve">Der Pfarrer von Äugst, Hans Jakob Amman, berichtet </w:t>
-      </w:r>
-    </w:p>
-    <w:p>
-      <w:pPr>
-        <w:spacing w:line="276" w:lineRule="auto"/>
-        <w:rPr>
-          <w:rFonts w:ascii="Cambria Math" w:hAnsi="Cambria Math"/>
-        </w:rPr>
-      </w:pPr>
-      <w:r>
-        <w:rPr>
-          <w:rFonts w:ascii="Cambria Math" w:hAnsi="Cambria Math"/>
-        </w:rPr>
-        <w:t>Das</w:t>
-      </w:r>
-      <w:r>
-        <w:rPr>
-          <w:rFonts w:ascii="Cambria Math" w:hAnsi="Cambria Math"/>
-        </w:rPr>
-        <w:t xml:space="preserve"> Mädchen </w:t>
-      </w:r>
-      <w:r>
-        <w:rPr>
-          <w:rFonts w:ascii="Cambria Math" w:hAnsi="Cambria Math"/>
-        </w:rPr>
-        <w:t xml:space="preserve">wird darauf </w:t>
-      </w:r>
-      <w:r>
-        <w:rPr>
-          <w:rFonts w:ascii="Cambria Math" w:hAnsi="Cambria Math"/>
-        </w:rPr>
-        <w:t>von den beiden Ratsherren Johann Conrad Werdmüller und Heinrich Lavater zusammen mit mehreren Zeuginnen und Zeugen vernommen.</w:t>
-      </w:r>
-    </w:p>
-    <w:p>
-      <w:pPr>
-        <w:spacing w:line="276" w:lineRule="auto"/>
-        <w:rPr>
-          <w:rFonts w:ascii="Cambria Math" w:hAnsi="Cambria Math"/>
-        </w:rPr>
-      </w:pPr>
-      <w:r>
-        <w:rPr>
-          <w:rFonts w:ascii="Cambria Math" w:hAnsi="Cambria Math"/>
-        </w:rPr>
-        <w:t xml:space="preserve">Der Fall </w:t>
-      </w:r>
-      <w:proofErr w:type="spellStart"/>
-      <w:r>
-        <w:rPr>
-          <w:rFonts w:ascii="Cambria Math" w:hAnsi="Cambria Math"/>
-        </w:rPr>
-        <w:t>Barbeli</w:t>
-      </w:r>
-      <w:proofErr w:type="spellEnd"/>
-      <w:r>
-        <w:rPr>
-          <w:rFonts w:ascii="Cambria Math" w:hAnsi="Cambria Math"/>
-        </w:rPr>
-        <w:t xml:space="preserve"> Senn steht beispielhaft für die sogenannten «Kinderhexenprozesse», denen im Laufe der späteren Hexenprozesse eine immer bedeutendere Rolle zukam.</w:t>
-      </w:r>
-    </w:p>
-    <w:p>
-      <w:pPr>
-        <w:spacing w:line="276" w:lineRule="auto"/>
-        <w:rPr>
-          <w:rFonts w:ascii="Cambria Math" w:hAnsi="Cambria Math"/>
-        </w:rPr>
-      </w:pPr>
-      <w:r>
-        <w:rPr>
-          <w:rFonts w:ascii="Cambria Math" w:hAnsi="Cambria Math"/>
-        </w:rPr>
-        <w:t xml:space="preserve">Typisch für diese Fälle ist gemäss Nicole Bettlé die Zugehörigkeit zu einer Familie als Auslöser der </w:t>
-      </w:r>
-      <w:proofErr w:type="spellStart"/>
-      <w:r>
-        <w:rPr>
-          <w:rFonts w:ascii="Cambria Math" w:hAnsi="Cambria Math"/>
-        </w:rPr>
-        <w:t>Ahndnung</w:t>
-      </w:r>
-      <w:proofErr w:type="spellEnd"/>
-      <w:r>
-        <w:rPr>
-          <w:rFonts w:ascii="Cambria Math" w:hAnsi="Cambria Math"/>
-        </w:rPr>
-        <w:t xml:space="preserve">. Senns Familie stammte </w:t>
-      </w:r>
-      <w:proofErr w:type="gramStart"/>
-      <w:r>
-        <w:rPr>
-          <w:rFonts w:ascii="Cambria Math" w:hAnsi="Cambria Math"/>
-        </w:rPr>
-        <w:t>von ?</w:t>
-      </w:r>
-      <w:proofErr w:type="gramEnd"/>
-      <w:r>
-        <w:rPr>
-          <w:rFonts w:ascii="Cambria Math" w:hAnsi="Cambria Math"/>
-        </w:rPr>
-        <w:t xml:space="preserve"> und </w:t>
-      </w:r>
-      <w:r>
-        <w:rPr>
-          <w:rFonts w:ascii="Cambria Math" w:hAnsi="Cambria Math"/>
-        </w:rPr>
-        <w:t>war bereits zuvor mehrmals mit der Justiz in Berührung gekommen.</w:t>
-      </w:r>
-    </w:p>
-    <w:p>
-      <w:pPr>
-        <w:spacing w:line="276" w:lineRule="auto"/>
-        <w:rPr>
-          <w:rFonts w:ascii="Cambria Math" w:hAnsi="Cambria Math"/>
-        </w:rPr>
-      </w:pPr>
-      <w:r>
-        <w:rPr>
-          <w:rFonts w:ascii="Cambria Math" w:hAnsi="Cambria Math"/>
-        </w:rPr>
-        <w:t>Oft belasteten</w:t>
-      </w:r>
-      <w:r>
-        <w:rPr>
-          <w:rFonts w:ascii="Cambria Math" w:hAnsi="Cambria Math"/>
-        </w:rPr>
-        <w:t xml:space="preserve">, wie es im Fall </w:t>
-      </w:r>
-      <w:proofErr w:type="spellStart"/>
-      <w:r>
-        <w:rPr>
-          <w:rFonts w:ascii="Cambria Math" w:hAnsi="Cambria Math"/>
-        </w:rPr>
-        <w:t>Barbeli</w:t>
-      </w:r>
-      <w:proofErr w:type="spellEnd"/>
-      <w:r>
-        <w:rPr>
-          <w:rFonts w:ascii="Cambria Math" w:hAnsi="Cambria Math"/>
-        </w:rPr>
-        <w:t xml:space="preserve"> Senn auch geschah,</w:t>
-      </w:r>
-      <w:r>
-        <w:rPr>
-          <w:rFonts w:ascii="Cambria Math" w:hAnsi="Cambria Math"/>
-        </w:rPr>
-        <w:t xml:space="preserve"> andere Kinder die Beschuldigten, bei </w:t>
-      </w:r>
-      <w:proofErr w:type="spellStart"/>
-      <w:r>
-        <w:rPr>
-          <w:rFonts w:ascii="Cambria Math" w:hAnsi="Cambria Math"/>
-        </w:rPr>
-        <w:t>Barbeli</w:t>
-      </w:r>
-      <w:proofErr w:type="spellEnd"/>
-      <w:r>
-        <w:rPr>
-          <w:rFonts w:ascii="Cambria Math" w:hAnsi="Cambria Math"/>
-        </w:rPr>
-        <w:t xml:space="preserve"> waren es ihre Pflegegeschwister gewesen</w:t>
-      </w:r>
-    </w:p>
-    <w:p>
-      <w:pPr>
-        <w:spacing w:line="276" w:lineRule="auto"/>
-        <w:rPr>
-          <w:rFonts w:ascii="Cambria Math" w:hAnsi="Cambria Math"/>
-        </w:rPr>
-      </w:pPr>
-      <w:r>
-        <w:rPr>
-          <w:rFonts w:ascii="Cambria Math" w:hAnsi="Cambria Math"/>
-        </w:rPr>
         <w:sym w:font="Wingdings" w:char="F0E0"/>
       </w:r>
       <w:r>
-        <w:rPr>
-          <w:rFonts w:ascii="Cambria Math" w:hAnsi="Cambria Math"/>
-        </w:rPr>
-        <w:t>Kinderhexen im Allg. (Behringer)</w:t>
-      </w:r>
-    </w:p>
-    <w:p>
-      <w:pPr>
-        <w:spacing w:line="276" w:lineRule="auto"/>
-        <w:rPr>
-          <w:rFonts w:ascii="Cambria Math" w:hAnsi="Cambria Math"/>
-        </w:rPr>
-      </w:pPr>
-      <w:r>
-        <w:rPr>
-          <w:rFonts w:ascii="Cambria Math" w:hAnsi="Cambria Math"/>
-        </w:rPr>
-        <w:t xml:space="preserve">Während in Zürich nicht wenige Kinder unter Verdacht gerieten, lassen sich gemäss </w:t>
-      </w:r>
-      <w:proofErr w:type="spellStart"/>
-      <w:r>
-        <w:rPr>
-          <w:rFonts w:ascii="Cambria Math" w:hAnsi="Cambria Math"/>
-        </w:rPr>
-        <w:t>Bettlé</w:t>
-      </w:r>
-      <w:proofErr w:type="spellEnd"/>
-      <w:r>
-        <w:rPr>
-          <w:rFonts w:ascii="Cambria Math" w:hAnsi="Cambria Math"/>
-        </w:rPr>
-        <w:t xml:space="preserve"> im Gegensatz zu von Minderjährigen verübten </w:t>
-      </w:r>
-      <w:proofErr w:type="spellStart"/>
-      <w:r>
-        <w:rPr>
-          <w:rFonts w:ascii="Cambria Math" w:hAnsi="Cambria Math"/>
-        </w:rPr>
-        <w:t>Sodomiedelikten</w:t>
-      </w:r>
-      <w:proofErr w:type="spellEnd"/>
-      <w:r>
-        <w:rPr>
-          <w:rFonts w:ascii="Cambria Math" w:hAnsi="Cambria Math"/>
-        </w:rPr>
-        <w:t xml:space="preserve"> keine Todesurteile nachweisen.</w:t>
-      </w:r>
-      <w:r>
-        <w:rPr>
-          <w:rFonts w:ascii="Cambria Math" w:hAnsi="Cambria Math"/>
-        </w:rPr>
-        <w:t xml:space="preserve"> </w:t>
-      </w:r>
-    </w:p>
-    <w:p>
-      <w:pPr>
-        <w:spacing w:line="276" w:lineRule="auto"/>
-        <w:rPr>
-          <w:rFonts w:ascii="Cambria Math" w:hAnsi="Cambria Math"/>
-        </w:rPr>
-      </w:pPr>
-      <w:r>
-        <w:rPr>
-          <w:rFonts w:ascii="Cambria Math" w:hAnsi="Cambria Math"/>
-        </w:rPr>
-        <w:sym w:font="Wingdings" w:char="F0E0"/>
-      </w:r>
-      <w:r>
-        <w:rPr>
-          <w:rFonts w:ascii="Cambria Math" w:hAnsi="Cambria Math"/>
-        </w:rPr>
-        <w:t xml:space="preserve">Bestrafung </w:t>
-      </w:r>
-      <w:proofErr w:type="spellStart"/>
-      <w:r>
-        <w:rPr>
-          <w:rFonts w:ascii="Cambria Math" w:hAnsi="Cambria Math"/>
-        </w:rPr>
-        <w:t>Barbeli</w:t>
-      </w:r>
-      <w:proofErr w:type="spellEnd"/>
-      <w:r>
-        <w:rPr>
-          <w:rFonts w:ascii="Cambria Math" w:hAnsi="Cambria Math"/>
-        </w:rPr>
-        <w:t xml:space="preserve"> Senn</w:t>
-      </w:r>
-    </w:p>
-    <w:p>
-      <w:pPr>
-        <w:spacing w:line="276" w:lineRule="auto"/>
-        <w:rPr>
-          <w:rFonts w:ascii="Cambria Math" w:hAnsi="Cambria Math"/>
-        </w:rPr>
-      </w:pPr>
-    </w:p>
-    <w:p/>
-    <w:p>
-      <w:pPr>
-        <w:spacing w:line="276" w:lineRule="auto"/>
-        <w:rPr>
-          <w:rFonts w:ascii="Cambria Math" w:hAnsi="Cambria Math"/>
-        </w:rPr>
-      </w:pPr>
-    </w:p>
-    <w:p>
-      <w:pPr>
-        <w:spacing w:line="276" w:lineRule="auto"/>
         <w:rPr>
           <w:rFonts w:ascii="Cambria Math" w:hAnsi="Cambria Math"/>
           <w:b/>
           <w:bCs/>
         </w:rPr>
-      </w:pPr>
-      <w:r>
+        <w:t xml:space="preserve">Einordnung in spätere Kinderhexenprozesse des 17. Und 18. Jh. </w:t>
+      </w:r>
+    </w:p>
+    <w:p>
+      <w:pPr>
+        <w:spacing w:line="276" w:lineRule="auto"/>
+        <w:rPr>
+          <w:rFonts w:ascii="Cambria Math" w:hAnsi="Cambria Math"/>
+        </w:rPr>
+      </w:pPr>
+      <w:r>
+        <w:rPr>
+          <w:rFonts w:ascii="Cambria Math" w:hAnsi="Cambria Math"/>
+        </w:rPr>
+        <w:t>«In Zürich gerieten nicht wenige Kinder unter Verdacht, doch lassen sich – im Gege</w:t>
+      </w:r>
+      <w:r>
+        <w:rPr>
+          <w:rFonts w:ascii="Cambria Math" w:hAnsi="Cambria Math"/>
+        </w:rPr>
+        <w:t>n</w:t>
+      </w:r>
+      <w:r>
+        <w:rPr>
+          <w:rFonts w:ascii="Cambria Math" w:hAnsi="Cambria Math"/>
+        </w:rPr>
+        <w:t xml:space="preserve">satz zu den vielen durch Minderjährige verübten Sodomiedelikten – keine Todesurteile nachweisen.» </w:t>
+      </w:r>
+    </w:p>
+    <w:p>
+      <w:pPr>
+        <w:spacing w:line="276" w:lineRule="auto"/>
+        <w:rPr>
+          <w:rFonts w:ascii="Cambria Math" w:hAnsi="Cambria Math"/>
+        </w:rPr>
+      </w:pPr>
+      <w:r>
+        <w:rPr>
+          <w:rFonts w:ascii="Cambria Math" w:hAnsi="Cambria Math"/>
+        </w:rPr>
+        <w:t>(S. 266f)</w:t>
+      </w:r>
+    </w:p>
+    <w:p>
+      <w:pPr>
+        <w:spacing w:line="276" w:lineRule="auto"/>
+        <w:rPr>
+          <w:rFonts w:ascii="Cambria Math" w:hAnsi="Cambria Math"/>
+        </w:rPr>
+      </w:pPr>
+      <w:r>
+        <w:rPr>
+          <w:rFonts w:ascii="Cambria Math" w:hAnsi="Cambria Math"/>
+        </w:rPr>
+        <w:t>«Die Verhöre selbst zeichnen sich nicht in besonderem Mass durch ein willkürliches Verhalten der Obrigkeit oder suggestive Fragen aus, obwohl diese in einzelnen Fällen eindeutig vorgekommen sind. In vielen Fällen zweifelten die Amtsträger am Wahrheitsgehalt der von den Kindern gemachten Aussagen und Bezichtigungen</w:t>
+      </w:r>
+      <w:r>
+        <w:rPr>
+          <w:rFonts w:ascii="Cambria Math" w:hAnsi="Cambria Math"/>
+        </w:rPr>
+        <w:t xml:space="preserve"> […]</w:t>
+      </w:r>
+      <w:r>
+        <w:rPr>
+          <w:rFonts w:ascii="Cambria Math" w:hAnsi="Cambria Math"/>
+        </w:rPr>
+        <w:t>.</w:t>
+      </w:r>
+      <w:r>
+        <w:rPr>
+          <w:rFonts w:ascii="Cambria Math" w:hAnsi="Cambria Math"/>
+        </w:rPr>
+        <w:t xml:space="preserve">  Auch Geistliche setzten sich immer wieder für angeklagte Kinder ein, um sie vor der Todesstrafe zu bewahren. Tatsächlich sah sich in vielen Fällen die Obrigkeit vielmehr zum Handeln gezwungen.</w:t>
+      </w:r>
+    </w:p>
+    <w:p>
+      <w:pPr>
+        <w:spacing w:line="276" w:lineRule="auto"/>
+        <w:rPr>
+          <w:rFonts w:ascii="Cambria Math" w:hAnsi="Cambria Math"/>
+        </w:rPr>
+      </w:pPr>
+      <w:r>
+        <w:rPr>
+          <w:rFonts w:ascii="Cambria Math" w:hAnsi="Cambria Math"/>
+        </w:rPr>
+        <w:t xml:space="preserve">Einerseits versuchten Mitglieder der Volksgemeinschaft durch ihr Aufbegehren die Kinder aus der Welt zu schaffen resp. Wigerten sich, sie aufzunehmen. Andererseits stritten sie im Falle eines Schuldenspruchs über die Art und Weise, wie ein hexenverdächtiges Kind hingerichtet werden sollte. </w:t>
+      </w:r>
+    </w:p>
+    <w:p>
+      <w:pPr>
+        <w:spacing w:line="276" w:lineRule="auto"/>
+        <w:rPr>
+          <w:rFonts w:ascii="Cambria Math" w:hAnsi="Cambria Math"/>
+        </w:rPr>
+      </w:pPr>
+      <w:r>
+        <w:rPr>
+          <w:rFonts w:ascii="Cambria Math" w:hAnsi="Cambria Math"/>
+        </w:rPr>
+        <w:t>Kinderzeugen belasteten andere Kinder oft schwer (Senn!)</w:t>
+      </w:r>
+    </w:p>
+    <w:p>
+      <w:pPr>
+        <w:spacing w:line="276" w:lineRule="auto"/>
+        <w:rPr>
+          <w:rFonts w:ascii="Cambria Math" w:hAnsi="Cambria Math"/>
+        </w:rPr>
+      </w:pPr>
+      <w:r>
+        <w:rPr>
+          <w:rFonts w:ascii="Cambria Math" w:hAnsi="Cambria Math"/>
+        </w:rPr>
+        <w:t>Auch waren viele dem Zwang Erwachsener ausgesetzt</w:t>
+      </w:r>
+      <w:r>
+        <w:rPr>
+          <w:rFonts w:ascii="Cambria Math" w:hAnsi="Cambria Math"/>
+        </w:rPr>
+        <w:t>.</w:t>
+      </w:r>
+    </w:p>
+    <w:p>
+      <w:pPr>
+        <w:spacing w:line="276" w:lineRule="auto"/>
+        <w:rPr>
+          <w:rFonts w:ascii="Cambria Math" w:hAnsi="Cambria Math"/>
+        </w:rPr>
+      </w:pPr>
+      <w:r>
+        <w:rPr>
+          <w:rFonts w:ascii="Cambria Math" w:hAnsi="Cambria Math"/>
+        </w:rPr>
+        <w:t>Die meisten Kinder gerieten durch Zugehörigkeit zu einer Familie in Verruf. Viele gehörten Familien an, die (oder wo Mitglieder davon) bereits unter Hexereiverdacht standen.</w:t>
+      </w:r>
+    </w:p>
+    <w:p>
+      <w:pPr>
+        <w:spacing w:line="276" w:lineRule="auto"/>
+        <w:rPr>
+          <w:rFonts w:ascii="Cambria Math" w:hAnsi="Cambria Math"/>
+        </w:rPr>
+      </w:pPr>
+      <w:r>
+        <w:rPr>
+          <w:rFonts w:ascii="Cambria Math" w:hAnsi="Cambria Math"/>
+        </w:rPr>
+        <w:lastRenderedPageBreak/>
+        <w:t>Ein Grossteil der verdächtigten Kinder gab an, von ihren Eltern oder anderen Familienmitgliedern verführt worden zu sein.</w:t>
+      </w:r>
+    </w:p>
+    <w:p>
+      <w:pPr>
+        <w:spacing w:line="276" w:lineRule="auto"/>
         <w:rPr>
           <w:rFonts w:ascii="Cambria Math" w:hAnsi="Cambria Math"/>
           <w:b/>
           <w:bCs/>
         </w:rPr>
-        <w:lastRenderedPageBreak/>
-        <w:sym w:font="Wingdings" w:char="F0E0"/>
-      </w:r>
+      </w:pPr>
       <w:r>
         <w:rPr>
           <w:rFonts w:ascii="Cambria Math" w:hAnsi="Cambria Math"/>
           <w:b/>
           <w:bCs/>
         </w:rPr>
-        <w:t xml:space="preserve">Einordnung in spätere Kinderhexenprozesse des 17. Und 18. Jh. </w:t>
-      </w:r>
-    </w:p>
-    <w:p>
-      <w:pPr>
-        <w:spacing w:line="276" w:lineRule="auto"/>
-        <w:rPr>
-          <w:rFonts w:ascii="Cambria Math" w:hAnsi="Cambria Math"/>
-        </w:rPr>
-      </w:pPr>
-      <w:r>
-        <w:rPr>
-          <w:rFonts w:ascii="Cambria Math" w:hAnsi="Cambria Math"/>
-        </w:rPr>
-        <w:t>«In Zürich gerieten nicht wenige Kinder unter Verdacht, doch lassen sich – im Gege</w:t>
-      </w:r>
-      <w:r>
-        <w:rPr>
-          <w:rFonts w:ascii="Cambria Math" w:hAnsi="Cambria Math"/>
-        </w:rPr>
-        <w:t>n</w:t>
-      </w:r>
-      <w:r>
-        <w:rPr>
-          <w:rFonts w:ascii="Cambria Math" w:hAnsi="Cambria Math"/>
-        </w:rPr>
-        <w:t xml:space="preserve">satz zu den vielen durch Minderjährige verübten </w:t>
-      </w:r>
-      <w:proofErr w:type="spellStart"/>
-      <w:r>
-        <w:rPr>
-          <w:rFonts w:ascii="Cambria Math" w:hAnsi="Cambria Math"/>
-        </w:rPr>
-        <w:t>Sodomiedelikten</w:t>
-      </w:r>
-      <w:proofErr w:type="spellEnd"/>
-      <w:r>
-        <w:rPr>
-          <w:rFonts w:ascii="Cambria Math" w:hAnsi="Cambria Math"/>
-        </w:rPr>
-        <w:t xml:space="preserve"> – keine Todesurteile nachweisen.» </w:t>
-      </w:r>
-    </w:p>
-    <w:p>
-      <w:pPr>
-        <w:spacing w:line="276" w:lineRule="auto"/>
-        <w:rPr>
-          <w:rFonts w:ascii="Cambria Math" w:hAnsi="Cambria Math"/>
-        </w:rPr>
-      </w:pPr>
-      <w:r>
-        <w:rPr>
-          <w:rFonts w:ascii="Cambria Math" w:hAnsi="Cambria Math"/>
-        </w:rPr>
-        <w:t>(S. 266f)</w:t>
-      </w:r>
-    </w:p>
-    <w:p>
-      <w:pPr>
-        <w:spacing w:line="276" w:lineRule="auto"/>
-        <w:rPr>
-          <w:rFonts w:ascii="Cambria Math" w:hAnsi="Cambria Math"/>
-        </w:rPr>
-      </w:pPr>
-      <w:r>
-        <w:rPr>
-          <w:rFonts w:ascii="Cambria Math" w:hAnsi="Cambria Math"/>
-        </w:rPr>
-        <w:t>«Die Verhöre selbst zeichnen sich nicht in besonderem Mass durch ein willkürliches Verhalten der Obrigkeit oder suggestive Fragen aus, obwohl diese in einzelnen Fällen eindeutig vorgekommen sind. In vielen Fällen zweifelten die Amtsträger am Wahrheitsgehalt der von den Kindern gemachten Aussagen und Bezichtigungen</w:t>
-      </w:r>
-      <w:r>
-        <w:rPr>
-          <w:rFonts w:ascii="Cambria Math" w:hAnsi="Cambria Math"/>
-        </w:rPr>
-        <w:t xml:space="preserve"> […]</w:t>
-      </w:r>
-      <w:r>
-        <w:rPr>
-          <w:rFonts w:ascii="Cambria Math" w:hAnsi="Cambria Math"/>
-        </w:rPr>
-        <w:t>.</w:t>
-      </w:r>
-      <w:r>
-        <w:rPr>
-          <w:rFonts w:ascii="Cambria Math" w:hAnsi="Cambria Math"/>
-        </w:rPr>
-        <w:t xml:space="preserve">  Auch Geistliche setzten sich immer wieder für angeklagte Kinder ein, um sie vor der Todesstrafe zu bewahren. Tatsächlich sah sich in vielen Fällen die Obrigkeit vielmehr zum Handeln gezwungen.</w:t>
-      </w:r>
-    </w:p>
-    <w:p>
-      <w:pPr>
-        <w:spacing w:line="276" w:lineRule="auto"/>
-        <w:rPr>
-          <w:rFonts w:ascii="Cambria Math" w:hAnsi="Cambria Math"/>
-        </w:rPr>
-      </w:pPr>
-      <w:r>
-        <w:rPr>
-          <w:rFonts w:ascii="Cambria Math" w:hAnsi="Cambria Math"/>
-        </w:rPr>
-        <w:t xml:space="preserve">Einerseits versuchten Mitglieder der Volksgemeinschaft durch ihr Aufbegehren die Kinder aus der Welt zu schaffen resp. </w:t>
-      </w:r>
-      <w:proofErr w:type="spellStart"/>
-      <w:r>
-        <w:rPr>
-          <w:rFonts w:ascii="Cambria Math" w:hAnsi="Cambria Math"/>
-        </w:rPr>
-        <w:t>Wigerten</w:t>
-      </w:r>
-      <w:proofErr w:type="spellEnd"/>
-      <w:r>
-        <w:rPr>
-          <w:rFonts w:ascii="Cambria Math" w:hAnsi="Cambria Math"/>
-        </w:rPr>
-        <w:t xml:space="preserve"> sich, sie aufzunehmen. Andererseits stritten sie im Falle eines Schuldenspruchs über die Art und </w:t>
-      </w:r>
-      <w:proofErr w:type="spellStart"/>
-      <w:r>
-        <w:rPr>
-          <w:rFonts w:ascii="Cambria Math" w:hAnsi="Cambria Math"/>
-        </w:rPr>
-        <w:t>wWeise</w:t>
-      </w:r>
-      <w:proofErr w:type="spellEnd"/>
-      <w:r>
-        <w:rPr>
-          <w:rFonts w:ascii="Cambria Math" w:hAnsi="Cambria Math"/>
-        </w:rPr>
-        <w:t xml:space="preserve">, wie ein hexenverdächtiges Kind hingerichtet werden sollte. </w:t>
-      </w:r>
-    </w:p>
-    <w:p>
-      <w:pPr>
-        <w:spacing w:line="276" w:lineRule="auto"/>
-        <w:rPr>
-          <w:rFonts w:ascii="Cambria Math" w:hAnsi="Cambria Math"/>
-        </w:rPr>
-      </w:pPr>
-      <w:r>
-        <w:rPr>
-          <w:rFonts w:ascii="Cambria Math" w:hAnsi="Cambria Math"/>
-        </w:rPr>
-        <w:t>Kinderzeugen belasteten andere Kinder oft schwer (Senn!)</w:t>
-      </w:r>
-    </w:p>
-    <w:p>
-      <w:pPr>
-        <w:spacing w:line="276" w:lineRule="auto"/>
-        <w:rPr>
-          <w:rFonts w:ascii="Cambria Math" w:hAnsi="Cambria Math"/>
-        </w:rPr>
-      </w:pPr>
-      <w:r>
-        <w:rPr>
-          <w:rFonts w:ascii="Cambria Math" w:hAnsi="Cambria Math"/>
-        </w:rPr>
-        <w:t>Auch waren viele dem Zwang Erwachsener ausgesetzt</w:t>
-      </w:r>
-      <w:r>
-        <w:rPr>
-          <w:rFonts w:ascii="Cambria Math" w:hAnsi="Cambria Math"/>
-        </w:rPr>
-        <w:t>.</w:t>
-      </w:r>
-    </w:p>
-    <w:p>
-      <w:pPr>
-        <w:spacing w:line="276" w:lineRule="auto"/>
-        <w:rPr>
-          <w:rFonts w:ascii="Cambria Math" w:hAnsi="Cambria Math"/>
-        </w:rPr>
-      </w:pPr>
-      <w:r>
-        <w:rPr>
-          <w:rFonts w:ascii="Cambria Math" w:hAnsi="Cambria Math"/>
-        </w:rPr>
-        <w:t xml:space="preserve">Die meisten Kinder gerieten durch Zugehörigkeit zu einer Familie in Verruf. Viele gehörten Familien an, die (oder wo Mitglieder davon) bereits unter </w:t>
-      </w:r>
-      <w:proofErr w:type="spellStart"/>
-      <w:r>
-        <w:rPr>
-          <w:rFonts w:ascii="Cambria Math" w:hAnsi="Cambria Math"/>
-        </w:rPr>
-        <w:t>Hexereiverdacht</w:t>
-      </w:r>
-      <w:proofErr w:type="spellEnd"/>
-      <w:r>
-        <w:rPr>
-          <w:rFonts w:ascii="Cambria Math" w:hAnsi="Cambria Math"/>
-        </w:rPr>
-        <w:t xml:space="preserve"> standen.</w:t>
-      </w:r>
-    </w:p>
-    <w:p>
-      <w:pPr>
-        <w:spacing w:line="276" w:lineRule="auto"/>
-        <w:rPr>
-          <w:rFonts w:ascii="Cambria Math" w:hAnsi="Cambria Math"/>
-        </w:rPr>
-      </w:pPr>
-      <w:r>
-        <w:rPr>
-          <w:rFonts w:ascii="Cambria Math" w:hAnsi="Cambria Math"/>
-        </w:rPr>
-        <w:t>Ein Grossteil der verdächtigten Kinder gab an, von ihren Eltern oder anderen Familienmitgliedern verführt worden zu sein.-</w:t>
+        <w:t>Meret Zürcher</w:t>
       </w:r>
     </w:p>
     <w:p>
@@ -765,28 +838,6 @@
           <w:bCs/>
         </w:rPr>
       </w:pPr>
-      <w:r>
-        <w:rPr>
-          <w:rFonts w:ascii="Cambria Math" w:hAnsi="Cambria Math"/>
-          <w:b/>
-          <w:bCs/>
-        </w:rPr>
-        <w:t>Meret Zürcher</w:t>
-      </w:r>
-    </w:p>
-    <w:p>
-      <w:pPr>
-        <w:spacing w:line="276" w:lineRule="auto"/>
-        <w:rPr>
-          <w:rFonts w:ascii="Cambria Math" w:hAnsi="Cambria Math"/>
-        </w:rPr>
-      </w:pPr>
-      <w:r>
-        <w:rPr>
-          <w:rFonts w:ascii="Cambria Math" w:hAnsi="Cambria Math"/>
-        </w:rPr>
-        <w:t xml:space="preserve"> </w:t>
-      </w:r>
     </w:p>
     <w:p>
       <w:pPr>
@@ -916,9 +967,284 @@
           <w:kern w:val="0"/>
           <w:highlight w:val="white"/>
         </w:rPr>
+        <w:t xml:space="preserve"> Barbeli Senn an Antistes Johann Ludwig Nüscheler. Amman </w:t>
+      </w:r>
+      <w:r>
+        <w:rPr>
+          <w:rFonts w:ascii="Cambria Math" w:hAnsi="Cambria Math" w:cs="Times New Roman"/>
+          <w:color w:val="000000"/>
+          <w:kern w:val="0"/>
+          <w:highlight w:val="white"/>
+        </w:rPr>
+        <w:t xml:space="preserve">schildert zunächst </w:t>
+      </w:r>
+      <w:r>
+        <w:rPr>
+          <w:rFonts w:ascii="Cambria Math" w:hAnsi="Cambria Math" w:cs="Times New Roman"/>
+          <w:color w:val="000000"/>
+          <w:kern w:val="0"/>
+          <w:highlight w:val="white"/>
+        </w:rPr>
+        <w:t xml:space="preserve">die </w:t>
+      </w:r>
+      <w:r>
+        <w:rPr>
+          <w:rFonts w:ascii="Cambria Math" w:hAnsi="Cambria Math" w:cs="Times New Roman"/>
+          <w:color w:val="000000"/>
+          <w:kern w:val="0"/>
+          <w:highlight w:val="white"/>
+        </w:rPr>
+        <w:t>G</w:t>
+      </w:r>
+      <w:r>
+        <w:rPr>
+          <w:rFonts w:ascii="Cambria Math" w:hAnsi="Cambria Math" w:cs="Times New Roman"/>
+          <w:color w:val="000000"/>
+          <w:kern w:val="0"/>
+          <w:highlight w:val="white"/>
+        </w:rPr>
+        <w:t xml:space="preserve">eschichte der Familie Senn, die bereits seit Jahren im Land herumziehe und aufgrund ihres Lebenswandels schon mehrfach mit der Justiz in Berührung </w:t>
+      </w:r>
+      <w:r>
+        <w:rPr>
+          <w:rFonts w:ascii="Cambria Math" w:hAnsi="Cambria Math" w:cs="Times New Roman"/>
+          <w:color w:val="000000"/>
+          <w:kern w:val="0"/>
+        </w:rPr>
+        <w:t>gekommen sei</w:t>
+      </w:r>
+      <w:r>
+        <w:rPr>
+          <w:rFonts w:ascii="Cambria Math" w:hAnsi="Cambria Math" w:cs="Times New Roman"/>
+          <w:color w:val="000000"/>
+          <w:kern w:val="0"/>
+        </w:rPr>
+        <w:t>, wobei die Kinder zwischenzeitlich fürsorgerisch untergebracht wurden</w:t>
+      </w:r>
+      <w:r>
+        <w:rPr>
+          <w:rFonts w:ascii="Cambria Math" w:hAnsi="Cambria Math" w:cs="Times New Roman"/>
+          <w:color w:val="000000"/>
+          <w:kern w:val="0"/>
+        </w:rPr>
         <w:t xml:space="preserve"> </w:t>
       </w:r>
-      <w:proofErr w:type="spellStart"/>
+      <w:r>
+        <w:rPr>
+          <w:rFonts w:ascii="Cambria Math" w:hAnsi="Cambria Math" w:cs="Times New Roman"/>
+          <w:color w:val="000000"/>
+          <w:kern w:val="0"/>
+        </w:rPr>
+        <w:t>(</w:t>
+      </w:r>
+      <w:r>
+        <w:rPr>
+          <w:rFonts w:ascii="Cambria Math" w:hAnsi="Cambria Math" w:cs="Times New Roman"/>
+          <w:color w:val="000000"/>
+          <w:kern w:val="0"/>
+        </w:rPr>
+        <w:t>1</w:t>
+      </w:r>
+      <w:r>
+        <w:rPr>
+          <w:rFonts w:ascii="Cambria Math" w:hAnsi="Cambria Math" w:cs="Times New Roman"/>
+          <w:color w:val="000000"/>
+          <w:kern w:val="0"/>
+        </w:rPr>
+        <w:t>)</w:t>
+      </w:r>
+      <w:r>
+        <w:rPr>
+          <w:rFonts w:ascii="Cambria Math" w:hAnsi="Cambria Math" w:cs="Times New Roman"/>
+          <w:color w:val="000000"/>
+          <w:kern w:val="0"/>
+        </w:rPr>
+        <w:t>.</w:t>
+      </w:r>
+      <w:r>
+        <w:rPr>
+          <w:rFonts w:ascii="Cambria Math" w:hAnsi="Cambria Math" w:cs="Times New Roman"/>
+          <w:color w:val="000000"/>
+          <w:kern w:val="0"/>
+        </w:rPr>
+        <w:t xml:space="preserve"> </w:t>
+      </w:r>
+      <w:r>
+        <w:rPr>
+          <w:rFonts w:ascii="Cambria Math" w:hAnsi="Cambria Math" w:cs="Times New Roman"/>
+          <w:color w:val="000000"/>
+          <w:kern w:val="0"/>
+        </w:rPr>
+        <w:t>Anschliessend</w:t>
+      </w:r>
+      <w:r>
+        <w:rPr>
+          <w:rFonts w:ascii="Cambria Math" w:hAnsi="Cambria Math" w:cs="Times New Roman"/>
+          <w:color w:val="000000"/>
+          <w:kern w:val="0"/>
+        </w:rPr>
+        <w:t xml:space="preserve"> kommt </w:t>
+      </w:r>
+      <w:r>
+        <w:rPr>
+          <w:rFonts w:ascii="Cambria Math" w:hAnsi="Cambria Math" w:cs="Times New Roman"/>
+          <w:color w:val="000000"/>
+          <w:kern w:val="0"/>
+        </w:rPr>
+        <w:t>Amman</w:t>
+      </w:r>
+      <w:r>
+        <w:rPr>
+          <w:rFonts w:ascii="Cambria Math" w:hAnsi="Cambria Math" w:cs="Times New Roman"/>
+          <w:color w:val="000000"/>
+          <w:kern w:val="0"/>
+        </w:rPr>
+        <w:t xml:space="preserve"> darauf zu sprechen, wie</w:t>
+      </w:r>
+      <w:r>
+        <w:rPr>
+          <w:rFonts w:ascii="Cambria Math" w:hAnsi="Cambria Math" w:cs="Times New Roman"/>
+          <w:color w:val="000000"/>
+          <w:kern w:val="0"/>
+        </w:rPr>
+        <w:t xml:space="preserve"> er heute durch die Kinder Hans Murers erfahren habe, dass</w:t>
+      </w:r>
+      <w:r>
+        <w:rPr>
+          <w:rFonts w:ascii="Cambria Math" w:hAnsi="Cambria Math" w:cs="Times New Roman"/>
+          <w:color w:val="000000"/>
+          <w:kern w:val="0"/>
+        </w:rPr>
+        <w:t xml:space="preserve"> Barbeli Senn</w:t>
+      </w:r>
+      <w:r>
+        <w:rPr>
+          <w:rFonts w:ascii="Cambria Math" w:hAnsi="Cambria Math" w:cs="Times New Roman"/>
+          <w:color w:val="000000"/>
+          <w:kern w:val="0"/>
+        </w:rPr>
+        <w:t xml:space="preserve"> </w:t>
+      </w:r>
+      <w:r>
+        <w:rPr>
+          <w:rFonts w:ascii="Cambria Math" w:hAnsi="Cambria Math" w:cs="Times New Roman"/>
+          <w:color w:val="000000"/>
+          <w:kern w:val="0"/>
+        </w:rPr>
+        <w:t>gegen die Bezahlung von 20 Batzen angeboten habe, schwarze Vögel zu zauber</w:t>
+      </w:r>
+      <w:r>
+        <w:rPr>
+          <w:rFonts w:ascii="Cambria Math" w:hAnsi="Cambria Math" w:cs="Times New Roman"/>
+          <w:color w:val="000000"/>
+          <w:kern w:val="0"/>
+        </w:rPr>
+        <w:t>n</w:t>
+      </w:r>
+      <w:r>
+        <w:rPr>
+          <w:rFonts w:ascii="Cambria Math" w:hAnsi="Cambria Math" w:cs="Times New Roman"/>
+          <w:color w:val="000000"/>
+          <w:kern w:val="0"/>
+        </w:rPr>
+        <w:t>,</w:t>
+      </w:r>
+      <w:r>
+        <w:rPr>
+          <w:rFonts w:ascii="Cambria Math" w:hAnsi="Cambria Math" w:cs="Times New Roman"/>
+          <w:color w:val="000000"/>
+          <w:kern w:val="0"/>
+        </w:rPr>
+        <w:t xml:space="preserve"> und wie er sich selbst beim </w:t>
+      </w:r>
+      <w:r>
+        <w:rPr>
+          <w:rFonts w:ascii="Cambria Math" w:hAnsi="Cambria Math" w:cs="Times New Roman"/>
+          <w:color w:val="000000"/>
+          <w:kern w:val="0"/>
+        </w:rPr>
+        <w:t>Erhalt</w:t>
+      </w:r>
+      <w:r>
+        <w:rPr>
+          <w:rFonts w:ascii="Cambria Math" w:hAnsi="Cambria Math" w:cs="Times New Roman"/>
+          <w:color w:val="000000"/>
+          <w:kern w:val="0"/>
+        </w:rPr>
+        <w:t xml:space="preserve"> dieser Nachricht unverzüglich auf den Weg gemacht habe, das Mädchen zu examinieren</w:t>
+      </w:r>
+      <w:r>
+        <w:rPr>
+          <w:rFonts w:ascii="Cambria Math" w:hAnsi="Cambria Math" w:cs="Times New Roman"/>
+          <w:color w:val="000000"/>
+          <w:kern w:val="0"/>
+        </w:rPr>
+        <w:t xml:space="preserve"> (</w:t>
+      </w:r>
+      <w:r>
+        <w:rPr>
+          <w:rFonts w:ascii="Cambria Math" w:hAnsi="Cambria Math" w:cs="Times New Roman"/>
+          <w:color w:val="000000"/>
+          <w:kern w:val="0"/>
+        </w:rPr>
+        <w:t>2</w:t>
+      </w:r>
+      <w:r>
+        <w:rPr>
+          <w:rFonts w:ascii="Cambria Math" w:hAnsi="Cambria Math" w:cs="Times New Roman"/>
+          <w:color w:val="000000"/>
+          <w:kern w:val="0"/>
+        </w:rPr>
+        <w:t>)</w:t>
+      </w:r>
+      <w:r>
+        <w:rPr>
+          <w:rFonts w:ascii="Cambria Math" w:hAnsi="Cambria Math" w:cs="Times New Roman"/>
+          <w:color w:val="000000"/>
+          <w:kern w:val="0"/>
+        </w:rPr>
+        <w:t xml:space="preserve">. </w:t>
+      </w:r>
+      <w:r>
+        <w:rPr>
+          <w:rFonts w:ascii="Cambria Math" w:hAnsi="Cambria Math" w:cs="Times New Roman"/>
+          <w:color w:val="000000"/>
+          <w:kern w:val="0"/>
+        </w:rPr>
+        <w:t>Der Sohn Murers behaupte</w:t>
+      </w:r>
+      <w:r>
+        <w:rPr>
+          <w:rFonts w:ascii="Cambria Math" w:hAnsi="Cambria Math" w:cs="Times New Roman"/>
+          <w:color w:val="000000"/>
+          <w:kern w:val="0"/>
+        </w:rPr>
+        <w:t xml:space="preserve">, mit Barbeli im Wald gewesen zu sein, </w:t>
+      </w:r>
+      <w:r>
+        <w:rPr>
+          <w:rFonts w:ascii="Cambria Math" w:hAnsi="Cambria Math" w:cs="Times New Roman"/>
+          <w:color w:val="000000"/>
+          <w:kern w:val="0"/>
+        </w:rPr>
+        <w:t>wo</w:t>
+      </w:r>
+      <w:r>
+        <w:rPr>
+          <w:rFonts w:ascii="Cambria Math" w:hAnsi="Cambria Math" w:cs="Times New Roman"/>
+          <w:color w:val="000000"/>
+          <w:kern w:val="0"/>
+        </w:rPr>
+        <w:t xml:space="preserve"> das Mädchen</w:t>
+      </w:r>
+      <w:r>
+        <w:rPr>
+          <w:rFonts w:ascii="Cambria Math" w:hAnsi="Cambria Math" w:cs="Times New Roman"/>
+          <w:color w:val="000000"/>
+          <w:kern w:val="0"/>
+        </w:rPr>
+        <w:t xml:space="preserve"> </w:t>
+      </w:r>
       <w:r>
         <w:rPr>
           <w:rFonts w:ascii="Cambria Math" w:hAnsi="Cambria Math" w:cs="Times New Roman"/>
@@ -926,9 +1252,8 @@
           <w:kern w:val="0"/>
           <w:highlight w:val="white"/>
         </w:rPr>
-        <w:t>Barbeli</w:t>
-      </w:r>
-      <w:proofErr w:type="spellEnd"/>
+        <w:t>Kräuter gesammelt,</w:t>
+      </w:r>
       <w:r>
         <w:rPr>
           <w:rFonts w:ascii="Cambria Math" w:hAnsi="Cambria Math" w:cs="Times New Roman"/>
@@ -936,7 +1261,7 @@
           <w:kern w:val="0"/>
           <w:highlight w:val="white"/>
         </w:rPr>
-        <w:t xml:space="preserve"> Senn an Antistes Johann Ludwig Nüscheler. Amman </w:t>
+        <w:t xml:space="preserve"> diese</w:t>
       </w:r>
       <w:r>
         <w:rPr>
@@ -945,7 +1270,7 @@
           <w:kern w:val="0"/>
           <w:highlight w:val="white"/>
         </w:rPr>
-        <w:t xml:space="preserve">schildert zunächst </w:t>
+        <w:t xml:space="preserve"> in </w:t>
       </w:r>
       <w:r>
         <w:rPr>
@@ -954,7 +1279,7 @@
           <w:kern w:val="0"/>
           <w:highlight w:val="white"/>
         </w:rPr>
-        <w:t xml:space="preserve">die </w:t>
+        <w:t>ein</w:t>
       </w:r>
       <w:r>
         <w:rPr>
@@ -963,7 +1288,7 @@
           <w:kern w:val="0"/>
           <w:highlight w:val="white"/>
         </w:rPr>
-        <w:t>G</w:t>
+        <w:t>en Bach gelegt und anschliessend mit einem Stock d</w:t>
       </w:r>
       <w:r>
         <w:rPr>
@@ -972,87 +1297,23 @@
           <w:kern w:val="0"/>
           <w:highlight w:val="white"/>
         </w:rPr>
-        <w:t xml:space="preserve">eschichte der Familie Senn, die bereits seit Jahren im Land herumziehe und aufgrund ihres Lebenswandels schon mehrfach mit der Justiz in Berührung </w:t>
-      </w:r>
-      <w:r>
-        <w:rPr>
-          <w:rFonts w:ascii="Cambria Math" w:hAnsi="Cambria Math" w:cs="Times New Roman"/>
-          <w:color w:val="000000"/>
-          <w:kern w:val="0"/>
-        </w:rPr>
-        <w:t>gekommen sei</w:t>
-      </w:r>
-      <w:r>
-        <w:rPr>
-          <w:rFonts w:ascii="Cambria Math" w:hAnsi="Cambria Math" w:cs="Times New Roman"/>
-          <w:color w:val="000000"/>
-          <w:kern w:val="0"/>
-        </w:rPr>
-        <w:t xml:space="preserve"> (</w:t>
-      </w:r>
-      <w:r>
-        <w:rPr>
-          <w:rFonts w:ascii="Cambria Math" w:hAnsi="Cambria Math" w:cs="Times New Roman"/>
-          <w:color w:val="000000"/>
-          <w:kern w:val="0"/>
-        </w:rPr>
-        <w:t>1</w:t>
-      </w:r>
-      <w:r>
-        <w:rPr>
-          <w:rFonts w:ascii="Cambria Math" w:hAnsi="Cambria Math" w:cs="Times New Roman"/>
-          <w:color w:val="000000"/>
-          <w:kern w:val="0"/>
-        </w:rPr>
-        <w:t>)</w:t>
-      </w:r>
-      <w:r>
-        <w:rPr>
-          <w:rFonts w:ascii="Cambria Math" w:hAnsi="Cambria Math" w:cs="Times New Roman"/>
-          <w:color w:val="000000"/>
-          <w:kern w:val="0"/>
-        </w:rPr>
-        <w:t xml:space="preserve">, ausserdem </w:t>
-      </w:r>
-      <w:r>
-        <w:rPr>
-          <w:rFonts w:ascii="Cambria Math" w:hAnsi="Cambria Math" w:cs="Times New Roman"/>
-          <w:color w:val="000000"/>
-          <w:kern w:val="0"/>
-        </w:rPr>
-        <w:t xml:space="preserve">informiert </w:t>
-      </w:r>
-      <w:r>
-        <w:rPr>
-          <w:rFonts w:ascii="Cambria Math" w:hAnsi="Cambria Math" w:cs="Times New Roman"/>
-          <w:color w:val="000000"/>
-          <w:kern w:val="0"/>
-        </w:rPr>
-        <w:t xml:space="preserve">er </w:t>
-      </w:r>
-      <w:r>
-        <w:rPr>
-          <w:rFonts w:ascii="Cambria Math" w:hAnsi="Cambria Math" w:cs="Times New Roman"/>
-          <w:color w:val="000000"/>
-          <w:kern w:val="0"/>
-        </w:rPr>
-        <w:t xml:space="preserve">über die Verdingung/fürsorgliche Unterbringung der beiden Töchter Anneli und </w:t>
-      </w:r>
-      <w:proofErr w:type="spellStart"/>
-      <w:r>
-        <w:rPr>
-          <w:rFonts w:ascii="Cambria Math" w:hAnsi="Cambria Math" w:cs="Times New Roman"/>
-          <w:color w:val="000000"/>
-          <w:kern w:val="0"/>
-        </w:rPr>
-        <w:t>Barbeli</w:t>
-      </w:r>
-      <w:proofErr w:type="spellEnd"/>
-      <w:r>
-        <w:rPr>
-          <w:rFonts w:ascii="Cambria Math" w:hAnsi="Cambria Math" w:cs="Times New Roman"/>
-          <w:color w:val="000000"/>
-          <w:kern w:val="0"/>
+        <w:t>a</w:t>
+      </w:r>
+      <w:r>
+        <w:rPr>
+          <w:rFonts w:ascii="Cambria Math" w:hAnsi="Cambria Math" w:cs="Times New Roman"/>
+          <w:color w:val="000000"/>
+          <w:kern w:val="0"/>
+          <w:highlight w:val="white"/>
+        </w:rPr>
+        <w:t>rauf</w:t>
+      </w:r>
+      <w:r>
+        <w:rPr>
+          <w:rFonts w:ascii="Cambria Math" w:hAnsi="Cambria Math" w:cs="Times New Roman"/>
+          <w:color w:val="000000"/>
+          <w:kern w:val="0"/>
+          <w:highlight w:val="white"/>
         </w:rPr>
         <w:t xml:space="preserve"> </w:t>
       </w:r>
@@ -1061,290 +1322,9 @@
           <w:rFonts w:ascii="Cambria Math" w:hAnsi="Cambria Math" w:cs="Times New Roman"/>
           <w:color w:val="000000"/>
           <w:kern w:val="0"/>
-        </w:rPr>
-        <w:t xml:space="preserve">beim Bauern Hans </w:t>
-      </w:r>
-      <w:proofErr w:type="spellStart"/>
-      <w:r>
-        <w:rPr>
-          <w:rFonts w:ascii="Cambria Math" w:hAnsi="Cambria Math" w:cs="Times New Roman"/>
-          <w:color w:val="000000"/>
-          <w:kern w:val="0"/>
-        </w:rPr>
-        <w:t>Murer</w:t>
-      </w:r>
-      <w:proofErr w:type="spellEnd"/>
-      <w:r>
-        <w:rPr>
-          <w:rFonts w:ascii="Cambria Math" w:hAnsi="Cambria Math" w:cs="Times New Roman"/>
-          <w:color w:val="000000"/>
-          <w:kern w:val="0"/>
-        </w:rPr>
-        <w:t xml:space="preserve"> (</w:t>
-      </w:r>
-      <w:r>
-        <w:rPr>
-          <w:rFonts w:ascii="Cambria Math" w:hAnsi="Cambria Math" w:cs="Times New Roman"/>
-          <w:color w:val="000000"/>
-          <w:kern w:val="0"/>
-        </w:rPr>
-        <w:t>2</w:t>
-      </w:r>
-      <w:r>
-        <w:rPr>
-          <w:rFonts w:ascii="Cambria Math" w:hAnsi="Cambria Math" w:cs="Times New Roman"/>
-          <w:color w:val="000000"/>
-          <w:kern w:val="0"/>
-        </w:rPr>
-        <w:t>)</w:t>
-      </w:r>
-      <w:r>
-        <w:rPr>
-          <w:rFonts w:ascii="Cambria Math" w:hAnsi="Cambria Math" w:cs="Times New Roman"/>
-          <w:color w:val="000000"/>
-          <w:kern w:val="0"/>
-        </w:rPr>
-        <w:t xml:space="preserve">. </w:t>
-      </w:r>
-      <w:r>
-        <w:rPr>
-          <w:rFonts w:ascii="Cambria Math" w:hAnsi="Cambria Math" w:cs="Times New Roman"/>
-          <w:color w:val="000000"/>
-          <w:kern w:val="0"/>
-        </w:rPr>
-        <w:t>Anschliessend</w:t>
-      </w:r>
-      <w:r>
-        <w:rPr>
-          <w:rFonts w:ascii="Cambria Math" w:hAnsi="Cambria Math" w:cs="Times New Roman"/>
-          <w:color w:val="000000"/>
-          <w:kern w:val="0"/>
-        </w:rPr>
-        <w:t xml:space="preserve"> kommt </w:t>
-      </w:r>
-      <w:r>
-        <w:rPr>
-          <w:rFonts w:ascii="Cambria Math" w:hAnsi="Cambria Math" w:cs="Times New Roman"/>
-          <w:color w:val="000000"/>
-          <w:kern w:val="0"/>
-        </w:rPr>
-        <w:t>Amman</w:t>
-      </w:r>
-      <w:r>
-        <w:rPr>
-          <w:rFonts w:ascii="Cambria Math" w:hAnsi="Cambria Math" w:cs="Times New Roman"/>
-          <w:color w:val="000000"/>
-          <w:kern w:val="0"/>
-        </w:rPr>
-        <w:t xml:space="preserve"> darauf zu sprechen, wie</w:t>
-      </w:r>
-      <w:r>
-        <w:rPr>
-          <w:rFonts w:ascii="Cambria Math" w:hAnsi="Cambria Math" w:cs="Times New Roman"/>
-          <w:color w:val="000000"/>
-          <w:kern w:val="0"/>
-        </w:rPr>
-        <w:t xml:space="preserve"> er heute durch die Kinder Hans </w:t>
-      </w:r>
-      <w:proofErr w:type="spellStart"/>
-      <w:r>
-        <w:rPr>
-          <w:rFonts w:ascii="Cambria Math" w:hAnsi="Cambria Math" w:cs="Times New Roman"/>
-          <w:color w:val="000000"/>
-          <w:kern w:val="0"/>
-        </w:rPr>
-        <w:t>Murers</w:t>
-      </w:r>
-      <w:proofErr w:type="spellEnd"/>
-      <w:r>
-        <w:rPr>
-          <w:rFonts w:ascii="Cambria Math" w:hAnsi="Cambria Math" w:cs="Times New Roman"/>
-          <w:color w:val="000000"/>
-          <w:kern w:val="0"/>
-        </w:rPr>
-        <w:t xml:space="preserve"> erfahren habe, dass</w:t>
-      </w:r>
-      <w:r>
-        <w:rPr>
-          <w:rFonts w:ascii="Cambria Math" w:hAnsi="Cambria Math" w:cs="Times New Roman"/>
-          <w:color w:val="000000"/>
-          <w:kern w:val="0"/>
-        </w:rPr>
-        <w:t xml:space="preserve"> Barbeli Senn</w:t>
-      </w:r>
-      <w:r>
-        <w:rPr>
-          <w:rFonts w:ascii="Cambria Math" w:hAnsi="Cambria Math" w:cs="Times New Roman"/>
-          <w:color w:val="000000"/>
-          <w:kern w:val="0"/>
-        </w:rPr>
-        <w:t xml:space="preserve"> </w:t>
-      </w:r>
-      <w:r>
-        <w:rPr>
-          <w:rFonts w:ascii="Cambria Math" w:hAnsi="Cambria Math" w:cs="Times New Roman"/>
-          <w:color w:val="000000"/>
-          <w:kern w:val="0"/>
-        </w:rPr>
-        <w:t>gegen die Bezahlung von 20 Batzen angeboten habe, schwarze Vögel zu zauber</w:t>
-      </w:r>
-      <w:r>
-        <w:rPr>
-          <w:rFonts w:ascii="Cambria Math" w:hAnsi="Cambria Math" w:cs="Times New Roman"/>
-          <w:color w:val="000000"/>
-          <w:kern w:val="0"/>
-        </w:rPr>
-        <w:t>n</w:t>
-      </w:r>
-      <w:r>
-        <w:rPr>
-          <w:rFonts w:ascii="Cambria Math" w:hAnsi="Cambria Math" w:cs="Times New Roman"/>
-          <w:color w:val="000000"/>
-          <w:kern w:val="0"/>
-        </w:rPr>
-        <w:t>,</w:t>
-      </w:r>
-      <w:r>
-        <w:rPr>
-          <w:rFonts w:ascii="Cambria Math" w:hAnsi="Cambria Math" w:cs="Times New Roman"/>
-          <w:color w:val="000000"/>
-          <w:kern w:val="0"/>
-        </w:rPr>
-        <w:t xml:space="preserve"> und wie er sich selbst beim </w:t>
-      </w:r>
-      <w:r>
-        <w:rPr>
-          <w:rFonts w:ascii="Cambria Math" w:hAnsi="Cambria Math" w:cs="Times New Roman"/>
-          <w:color w:val="000000"/>
-          <w:kern w:val="0"/>
-        </w:rPr>
-        <w:t>Erhalt</w:t>
-      </w:r>
-      <w:r>
-        <w:rPr>
-          <w:rFonts w:ascii="Cambria Math" w:hAnsi="Cambria Math" w:cs="Times New Roman"/>
-          <w:color w:val="000000"/>
-          <w:kern w:val="0"/>
-        </w:rPr>
-        <w:t xml:space="preserve"> dieser Nachricht unverzüglich auf den Weg gemacht habe, das Mädchen zu examinieren</w:t>
-      </w:r>
-      <w:r>
-        <w:rPr>
-          <w:rFonts w:ascii="Cambria Math" w:hAnsi="Cambria Math" w:cs="Times New Roman"/>
-          <w:color w:val="000000"/>
-          <w:kern w:val="0"/>
-        </w:rPr>
-        <w:t xml:space="preserve"> (</w:t>
-      </w:r>
-      <w:r>
-        <w:rPr>
-          <w:rFonts w:ascii="Cambria Math" w:hAnsi="Cambria Math" w:cs="Times New Roman"/>
-          <w:color w:val="000000"/>
-          <w:kern w:val="0"/>
-        </w:rPr>
-        <w:t>3</w:t>
-      </w:r>
-      <w:r>
-        <w:rPr>
-          <w:rFonts w:ascii="Cambria Math" w:hAnsi="Cambria Math" w:cs="Times New Roman"/>
-          <w:color w:val="000000"/>
-          <w:kern w:val="0"/>
-        </w:rPr>
-        <w:t>)</w:t>
-      </w:r>
-      <w:r>
-        <w:rPr>
-          <w:rFonts w:ascii="Cambria Math" w:hAnsi="Cambria Math" w:cs="Times New Roman"/>
-          <w:color w:val="000000"/>
-          <w:kern w:val="0"/>
-        </w:rPr>
-        <w:t xml:space="preserve">. </w:t>
-      </w:r>
-      <w:r>
-        <w:rPr>
-          <w:rFonts w:ascii="Cambria Math" w:hAnsi="Cambria Math" w:cs="Times New Roman"/>
-          <w:color w:val="000000"/>
-          <w:kern w:val="0"/>
-        </w:rPr>
-        <w:t xml:space="preserve">Der Sohn </w:t>
-      </w:r>
-      <w:proofErr w:type="spellStart"/>
-      <w:r>
-        <w:rPr>
-          <w:rFonts w:ascii="Cambria Math" w:hAnsi="Cambria Math" w:cs="Times New Roman"/>
-          <w:color w:val="000000"/>
-          <w:kern w:val="0"/>
-        </w:rPr>
-        <w:lastRenderedPageBreak/>
-        <w:t>Murers</w:t>
-      </w:r>
-      <w:proofErr w:type="spellEnd"/>
-      <w:r>
-        <w:rPr>
-          <w:rFonts w:ascii="Cambria Math" w:hAnsi="Cambria Math" w:cs="Times New Roman"/>
-          <w:color w:val="000000"/>
-          <w:kern w:val="0"/>
-        </w:rPr>
-        <w:t xml:space="preserve"> behaupte</w:t>
-      </w:r>
-      <w:r>
-        <w:rPr>
-          <w:rFonts w:ascii="Cambria Math" w:hAnsi="Cambria Math" w:cs="Times New Roman"/>
-          <w:color w:val="000000"/>
-          <w:kern w:val="0"/>
-        </w:rPr>
-        <w:t xml:space="preserve">, mit </w:t>
-      </w:r>
-      <w:proofErr w:type="spellStart"/>
-      <w:r>
-        <w:rPr>
-          <w:rFonts w:ascii="Cambria Math" w:hAnsi="Cambria Math" w:cs="Times New Roman"/>
-          <w:color w:val="000000"/>
-          <w:kern w:val="0"/>
-        </w:rPr>
-        <w:t>Barbeli</w:t>
-      </w:r>
-      <w:proofErr w:type="spellEnd"/>
-      <w:r>
-        <w:rPr>
-          <w:rFonts w:ascii="Cambria Math" w:hAnsi="Cambria Math" w:cs="Times New Roman"/>
-          <w:color w:val="000000"/>
-          <w:kern w:val="0"/>
-        </w:rPr>
-        <w:t xml:space="preserve"> im Wald gewesen zu sein, </w:t>
-      </w:r>
-      <w:r>
-        <w:rPr>
-          <w:rFonts w:ascii="Cambria Math" w:hAnsi="Cambria Math" w:cs="Times New Roman"/>
-          <w:color w:val="000000"/>
-          <w:kern w:val="0"/>
-        </w:rPr>
-        <w:t>wo</w:t>
-      </w:r>
-      <w:r>
-        <w:rPr>
-          <w:rFonts w:ascii="Cambria Math" w:hAnsi="Cambria Math" w:cs="Times New Roman"/>
-          <w:color w:val="000000"/>
-          <w:kern w:val="0"/>
-        </w:rPr>
-        <w:t xml:space="preserve"> das Mädchen</w:t>
-      </w:r>
-      <w:r>
-        <w:rPr>
-          <w:rFonts w:ascii="Cambria Math" w:hAnsi="Cambria Math" w:cs="Times New Roman"/>
-          <w:color w:val="000000"/>
-          <w:kern w:val="0"/>
-        </w:rPr>
-        <w:t xml:space="preserve"> </w:t>
-      </w:r>
-      <w:r>
-        <w:rPr>
-          <w:rFonts w:ascii="Cambria Math" w:hAnsi="Cambria Math" w:cs="Times New Roman"/>
-          <w:color w:val="000000"/>
-          <w:kern w:val="0"/>
           <w:highlight w:val="white"/>
         </w:rPr>
-        <w:t>Kräuter gesammelt,</w:t>
+        <w:t>geschlagen</w:t>
       </w:r>
       <w:r>
         <w:rPr>
@@ -1353,7 +1333,7 @@
           <w:kern w:val="0"/>
           <w:highlight w:val="white"/>
         </w:rPr>
-        <w:t xml:space="preserve"> diese</w:t>
+        <w:t xml:space="preserve"> habe</w:t>
       </w:r>
       <w:r>
         <w:rPr>
@@ -1362,7 +1342,7 @@
           <w:kern w:val="0"/>
           <w:highlight w:val="white"/>
         </w:rPr>
-        <w:t xml:space="preserve"> in </w:t>
+        <w:t>, woraufhin zwei grosse schwarze Vögel erschienen seien.</w:t>
       </w:r>
       <w:r>
         <w:rPr>
@@ -1371,119 +1351,7 @@
           <w:kern w:val="0"/>
           <w:highlight w:val="white"/>
         </w:rPr>
-        <w:t>ein</w:t>
-      </w:r>
-      <w:r>
-        <w:rPr>
-          <w:rFonts w:ascii="Cambria Math" w:hAnsi="Cambria Math" w:cs="Times New Roman"/>
-          <w:color w:val="000000"/>
-          <w:kern w:val="0"/>
-          <w:highlight w:val="white"/>
-        </w:rPr>
-        <w:t>en Bach gelegt und anschliessend mit einem Stock d</w:t>
-      </w:r>
-      <w:r>
-        <w:rPr>
-          <w:rFonts w:ascii="Cambria Math" w:hAnsi="Cambria Math" w:cs="Times New Roman"/>
-          <w:color w:val="000000"/>
-          <w:kern w:val="0"/>
-          <w:highlight w:val="white"/>
-        </w:rPr>
-        <w:t>a</w:t>
-      </w:r>
-      <w:r>
-        <w:rPr>
-          <w:rFonts w:ascii="Cambria Math" w:hAnsi="Cambria Math" w:cs="Times New Roman"/>
-          <w:color w:val="000000"/>
-          <w:kern w:val="0"/>
-          <w:highlight w:val="white"/>
-        </w:rPr>
-        <w:t>rauf</w:t>
-      </w:r>
-      <w:r>
-        <w:rPr>
-          <w:rFonts w:ascii="Cambria Math" w:hAnsi="Cambria Math" w:cs="Times New Roman"/>
-          <w:color w:val="000000"/>
-          <w:kern w:val="0"/>
-          <w:highlight w:val="white"/>
-        </w:rPr>
-        <w:t xml:space="preserve"> </w:t>
-      </w:r>
-      <w:r>
-        <w:rPr>
-          <w:rFonts w:ascii="Cambria Math" w:hAnsi="Cambria Math" w:cs="Times New Roman"/>
-          <w:color w:val="000000"/>
-          <w:kern w:val="0"/>
-          <w:highlight w:val="white"/>
-        </w:rPr>
-        <w:t>geschlagen</w:t>
-      </w:r>
-      <w:r>
-        <w:rPr>
-          <w:rFonts w:ascii="Cambria Math" w:hAnsi="Cambria Math" w:cs="Times New Roman"/>
-          <w:color w:val="000000"/>
-          <w:kern w:val="0"/>
-          <w:highlight w:val="white"/>
-        </w:rPr>
-        <w:t xml:space="preserve"> habe</w:t>
-      </w:r>
-      <w:r>
-        <w:rPr>
-          <w:rFonts w:ascii="Cambria Math" w:hAnsi="Cambria Math" w:cs="Times New Roman"/>
-          <w:color w:val="000000"/>
-          <w:kern w:val="0"/>
-          <w:highlight w:val="white"/>
-        </w:rPr>
-        <w:t>, woraufhin zwei grosse schwarze Vögel erschienen seien.</w:t>
-      </w:r>
-      <w:r>
-        <w:rPr>
-          <w:rFonts w:ascii="Cambria Math" w:hAnsi="Cambria Math" w:cs="Times New Roman"/>
-          <w:color w:val="000000"/>
-          <w:kern w:val="0"/>
-          <w:highlight w:val="white"/>
-        </w:rPr>
-        <w:t xml:space="preserve"> Auch die Tochter Hans </w:t>
-      </w:r>
-      <w:proofErr w:type="spellStart"/>
-      <w:r>
-        <w:rPr>
-          <w:rFonts w:ascii="Cambria Math" w:hAnsi="Cambria Math" w:cs="Times New Roman"/>
-          <w:color w:val="000000"/>
-          <w:kern w:val="0"/>
-          <w:highlight w:val="white"/>
-        </w:rPr>
-        <w:t>Murers</w:t>
-      </w:r>
-      <w:proofErr w:type="spellEnd"/>
-      <w:r>
-        <w:rPr>
-          <w:rFonts w:ascii="Cambria Math" w:hAnsi="Cambria Math" w:cs="Times New Roman"/>
-          <w:color w:val="000000"/>
-          <w:kern w:val="0"/>
-          <w:highlight w:val="white"/>
-        </w:rPr>
-        <w:t xml:space="preserve"> habe erzählt, dass Barbeli ihr gegen Bezahlung das </w:t>
-      </w:r>
-      <w:proofErr w:type="spellStart"/>
-      <w:r>
-        <w:rPr>
-          <w:rFonts w:ascii="Cambria Math" w:hAnsi="Cambria Math" w:cs="Times New Roman"/>
-          <w:color w:val="000000"/>
-          <w:kern w:val="0"/>
-          <w:highlight w:val="white"/>
-        </w:rPr>
-        <w:t>Vögelmachen</w:t>
-      </w:r>
-      <w:proofErr w:type="spellEnd"/>
-      <w:r>
-        <w:rPr>
-          <w:rFonts w:ascii="Cambria Math" w:hAnsi="Cambria Math" w:cs="Times New Roman"/>
-          <w:color w:val="000000"/>
-          <w:kern w:val="0"/>
-          <w:highlight w:val="white"/>
-        </w:rPr>
-        <w:t xml:space="preserve"> habe lehren wollen. Auf die Frage danach, was Barbeli mit </w:t>
+        <w:t xml:space="preserve"> Auch die Tochter Hans Murers habe erzählt, dass Barbeli ihr gegen Bezahlung das Vögelmachen habe lehren wollen. Auf die Frage danach, was Barbeli mit </w:t>
       </w:r>
       <w:r>
         <w:rPr>
@@ -1631,49 +1499,7 @@
         <w:rPr>
           <w:rFonts w:ascii="Cambria Math" w:hAnsi="Cambria Math"/>
         </w:rPr>
-        <w:t xml:space="preserve"> Hexerei verdächtigte </w:t>
-      </w:r>
-      <w:proofErr w:type="spellStart"/>
-      <w:r>
-        <w:rPr>
-          <w:rFonts w:ascii="Cambria Math" w:hAnsi="Cambria Math"/>
-        </w:rPr>
-        <w:t>Barbeli</w:t>
-      </w:r>
-      <w:proofErr w:type="spellEnd"/>
-      <w:r>
-        <w:rPr>
-          <w:rFonts w:ascii="Cambria Math" w:hAnsi="Cambria Math"/>
-        </w:rPr>
-        <w:t xml:space="preserve"> Senn von Aeugst wird in einem ersten Verhör durch Pfarrer Hans Jakob Amman vernommen. Amman befragt </w:t>
-      </w:r>
-      <w:proofErr w:type="spellStart"/>
-      <w:r>
-        <w:rPr>
-          <w:rFonts w:ascii="Cambria Math" w:hAnsi="Cambria Math"/>
-        </w:rPr>
-        <w:t>Barbeli</w:t>
-      </w:r>
-      <w:proofErr w:type="spellEnd"/>
-      <w:r>
-        <w:rPr>
-          <w:rFonts w:ascii="Cambria Math" w:hAnsi="Cambria Math"/>
-        </w:rPr>
-        <w:t xml:space="preserve"> dazu, wann und unter welchen Umständen sie das </w:t>
-      </w:r>
-      <w:proofErr w:type="spellStart"/>
-      <w:r>
-        <w:rPr>
-          <w:rFonts w:ascii="Cambria Math" w:hAnsi="Cambria Math"/>
-        </w:rPr>
-        <w:t>Vögelmachen</w:t>
-      </w:r>
-      <w:proofErr w:type="spellEnd"/>
-      <w:r>
-        <w:rPr>
-          <w:rFonts w:ascii="Cambria Math" w:hAnsi="Cambria Math"/>
-        </w:rPr>
-        <w:t xml:space="preserve"> gelernt </w:t>
+        <w:t xml:space="preserve"> Hexerei verdächtigte Barbeli Senn von Aeugst wird in einem ersten Verhör durch Pfarrer Hans Jakob Amman vernommen. Amman befragt Barbeli dazu, wann und unter welchen Umständen sie das Vögelmachen gelernt </w:t>
       </w:r>
       <w:r>
         <w:rPr>
@@ -1703,21 +1529,13 @@
         <w:rPr>
           <w:rFonts w:ascii="Cambria Math" w:hAnsi="Cambria Math"/>
         </w:rPr>
-        <w:t xml:space="preserve">, wie der genaue Ablauf des </w:t>
-      </w:r>
-      <w:proofErr w:type="spellStart"/>
-      <w:r>
-        <w:rPr>
-          <w:rFonts w:ascii="Cambria Math" w:hAnsi="Cambria Math"/>
-        </w:rPr>
-        <w:t>Vögelmachens</w:t>
-      </w:r>
-      <w:proofErr w:type="spellEnd"/>
-      <w:r>
-        <w:rPr>
-          <w:rFonts w:ascii="Cambria Math" w:hAnsi="Cambria Math"/>
-        </w:rPr>
-        <w:t xml:space="preserve"> aussehe </w:t>
+        <w:t xml:space="preserve">, wie </w:t>
+      </w:r>
+      <w:r>
+        <w:rPr>
+          <w:rFonts w:ascii="Cambria Math" w:hAnsi="Cambria Math"/>
+        </w:rPr>
+        <w:t xml:space="preserve">das Vögelmachen ablaufe </w:t>
       </w:r>
       <w:r>
         <w:rPr>
@@ -1851,59 +1669,145 @@
         <w:rPr>
           <w:rFonts w:ascii="Cambria Math" w:hAnsi="Cambria Math"/>
         </w:rPr>
+        <w:t xml:space="preserve"> vernehmen nach Erhalt des Berichts von Pfarrer Hans Jakob Amman von Aeugst</w:t>
+      </w:r>
+      <w:r>
+        <w:rPr>
+          <w:rFonts w:ascii="Cambria Math" w:hAnsi="Cambria Math"/>
+        </w:rPr>
+        <w:t xml:space="preserve"> über die der Hexerei </w:t>
+      </w:r>
+      <w:r>
+        <w:rPr>
+          <w:rFonts w:ascii="Cambria Math" w:hAnsi="Cambria Math"/>
+        </w:rPr>
+        <w:t xml:space="preserve">verdächtigten Barbeli Senn </w:t>
+      </w:r>
+      <w:r>
+        <w:rPr>
+          <w:rFonts w:ascii="Cambria Math" w:hAnsi="Cambria Math"/>
+        </w:rPr>
+        <w:t xml:space="preserve">von Aeugst </w:t>
+      </w:r>
+      <w:r>
+        <w:rPr>
+          <w:rFonts w:ascii="Cambria Math" w:hAnsi="Cambria Math"/>
+        </w:rPr>
+        <w:t>diverse Zeugen und die Beschuldigte selbst</w:t>
+      </w:r>
+      <w:r>
+        <w:rPr>
+          <w:rFonts w:ascii="Cambria Math" w:hAnsi="Cambria Math"/>
+        </w:rPr>
+        <w:t xml:space="preserve">. </w:t>
+      </w:r>
+      <w:r>
+        <w:rPr>
+          <w:rFonts w:ascii="Cambria Math" w:hAnsi="Cambria Math"/>
+          <w:highlight w:val="yellow"/>
+        </w:rPr>
+        <w:t>Heinrich, der 20-jährige Sohn Hans Murer</w:t>
+      </w:r>
+      <w:r>
+        <w:rPr>
+          <w:rFonts w:ascii="Cambria Math" w:hAnsi="Cambria Math"/>
+          <w:highlight w:val="yellow"/>
+        </w:rPr>
+        <w:t>s</w:t>
+      </w:r>
+      <w:r>
+        <w:rPr>
+          <w:rFonts w:ascii="Cambria Math" w:hAnsi="Cambria Math"/>
+          <w:highlight w:val="yellow"/>
+        </w:rPr>
+        <w:t xml:space="preserve"> sagt aus, </w:t>
+      </w:r>
+      <w:r>
+        <w:rPr>
+          <w:rFonts w:ascii="Cambria Math" w:hAnsi="Cambria Math"/>
+          <w:highlight w:val="yellow"/>
+        </w:rPr>
+        <w:t>dass</w:t>
+      </w:r>
+      <w:r>
+        <w:rPr>
+          <w:rFonts w:ascii="Cambria Math" w:hAnsi="Cambria Math"/>
+        </w:rPr>
         <w:t xml:space="preserve"> </w:t>
       </w:r>
-      <w:proofErr w:type="spellStart"/>
-      <w:r>
-        <w:rPr>
-          <w:rFonts w:ascii="Cambria Math" w:hAnsi="Cambria Math"/>
-        </w:rPr>
-        <w:t>vernehmen</w:t>
-      </w:r>
-      <w:proofErr w:type="spellEnd"/>
-      <w:r>
-        <w:rPr>
-          <w:rFonts w:ascii="Cambria Math" w:hAnsi="Cambria Math"/>
-        </w:rPr>
-        <w:t xml:space="preserve"> nach Erhalt des Berichts von Pfarrer Hans Jakob Amman von Aeugst</w:t>
-      </w:r>
-      <w:r>
-        <w:rPr>
-          <w:rFonts w:ascii="Cambria Math" w:hAnsi="Cambria Math"/>
-        </w:rPr>
-        <w:t xml:space="preserve"> über die der Hexerei </w:t>
-      </w:r>
-      <w:r>
-        <w:rPr>
-          <w:rFonts w:ascii="Cambria Math" w:hAnsi="Cambria Math"/>
-        </w:rPr>
-        <w:t xml:space="preserve">verdächtigten </w:t>
-      </w:r>
-      <w:proofErr w:type="spellStart"/>
-      <w:r>
-        <w:rPr>
-          <w:rFonts w:ascii="Cambria Math" w:hAnsi="Cambria Math"/>
-        </w:rPr>
-        <w:t>Barbeli</w:t>
-      </w:r>
-      <w:proofErr w:type="spellEnd"/>
-      <w:r>
-        <w:rPr>
-          <w:rFonts w:ascii="Cambria Math" w:hAnsi="Cambria Math"/>
-        </w:rPr>
-        <w:t xml:space="preserve"> Senn </w:t>
-      </w:r>
-      <w:r>
-        <w:rPr>
-          <w:rFonts w:ascii="Cambria Math" w:hAnsi="Cambria Math"/>
-        </w:rPr>
-        <w:t xml:space="preserve">von Aeugst </w:t>
-      </w:r>
-      <w:r>
-        <w:rPr>
-          <w:rFonts w:ascii="Cambria Math" w:hAnsi="Cambria Math"/>
-        </w:rPr>
-        <w:t>diverse Zeugen und die Beschuldigte selbst</w:t>
+      <w:r>
+        <w:rPr>
+          <w:rFonts w:ascii="Cambria Math" w:hAnsi="Cambria Math"/>
+          <w:highlight w:val="yellow"/>
+        </w:rPr>
+        <w:t>er von seiner Schwester Bar</w:t>
+      </w:r>
+      <w:r>
+        <w:rPr>
+          <w:rFonts w:ascii="Cambria Math" w:hAnsi="Cambria Math"/>
+          <w:highlight w:val="yellow"/>
+        </w:rPr>
+        <w:t>b</w:t>
+      </w:r>
+      <w:r>
+        <w:rPr>
+          <w:rFonts w:ascii="Cambria Math" w:hAnsi="Cambria Math"/>
+          <w:highlight w:val="yellow"/>
+        </w:rPr>
+        <w:t xml:space="preserve">eli </w:t>
+      </w:r>
+      <w:r>
+        <w:rPr>
+          <w:rFonts w:ascii="Cambria Math" w:hAnsi="Cambria Math"/>
+          <w:highlight w:val="yellow"/>
+        </w:rPr>
+        <w:t>über</w:t>
+      </w:r>
+      <w:r>
+        <w:rPr>
+          <w:rFonts w:ascii="Cambria Math" w:hAnsi="Cambria Math"/>
+          <w:highlight w:val="yellow"/>
+        </w:rPr>
+        <w:t xml:space="preserve"> Barbeli Senns vermeintliche</w:t>
+      </w:r>
+      <w:r>
+        <w:rPr>
+          <w:rFonts w:ascii="Cambria Math" w:hAnsi="Cambria Math"/>
+          <w:highlight w:val="yellow"/>
+        </w:rPr>
+        <w:t>s</w:t>
+      </w:r>
+      <w:r>
+        <w:rPr>
+          <w:rFonts w:ascii="Cambria Math" w:hAnsi="Cambria Math"/>
+          <w:highlight w:val="yellow"/>
+        </w:rPr>
+        <w:t xml:space="preserve"> Vögelmachen erfahren habe</w:t>
+      </w:r>
+      <w:r>
+        <w:rPr>
+          <w:rFonts w:ascii="Cambria Math" w:hAnsi="Cambria Math"/>
+          <w:highlight w:val="yellow"/>
+        </w:rPr>
+        <w:t>. Ausserdem habe Barbeli Senn ihm gegen Bezahlung das Vögelmachen selbst vorgeführt</w:t>
+      </w:r>
+      <w:r>
+        <w:rPr>
+          <w:rFonts w:ascii="Cambria Math" w:hAnsi="Cambria Math"/>
+        </w:rPr>
+        <w:t xml:space="preserve"> (</w:t>
+      </w:r>
+      <w:r>
+        <w:rPr>
+          <w:rFonts w:ascii="Cambria Math" w:hAnsi="Cambria Math"/>
+        </w:rPr>
+        <w:t>1</w:t>
+      </w:r>
+      <w:r>
+        <w:rPr>
+          <w:rFonts w:ascii="Cambria Math" w:hAnsi="Cambria Math"/>
+        </w:rPr>
+        <w:t>)</w:t>
       </w:r>
       <w:r>
         <w:rPr>
@@ -1914,39 +1818,39 @@
       <w:r>
         <w:rPr>
           <w:rFonts w:ascii="Cambria Math" w:hAnsi="Cambria Math"/>
-          <w:highlight w:val="yellow"/>
-        </w:rPr>
-        <w:t xml:space="preserve">Heinrich, der 20-jährige Sohn Hans </w:t>
-      </w:r>
-      <w:proofErr w:type="spellStart"/>
-      <w:r>
-        <w:rPr>
-          <w:rFonts w:ascii="Cambria Math" w:hAnsi="Cambria Math"/>
-          <w:highlight w:val="yellow"/>
-        </w:rPr>
-        <w:t>Murer</w:t>
-      </w:r>
-      <w:r>
-        <w:rPr>
-          <w:rFonts w:ascii="Cambria Math" w:hAnsi="Cambria Math"/>
-          <w:highlight w:val="yellow"/>
-        </w:rPr>
-        <w:t>s</w:t>
-      </w:r>
-      <w:proofErr w:type="spellEnd"/>
-      <w:r>
-        <w:rPr>
-          <w:rFonts w:ascii="Cambria Math" w:hAnsi="Cambria Math"/>
-          <w:highlight w:val="yellow"/>
-        </w:rPr>
-        <w:t xml:space="preserve"> sagt aus, </w:t>
-      </w:r>
-      <w:r>
-        <w:rPr>
-          <w:rFonts w:ascii="Cambria Math" w:hAnsi="Cambria Math"/>
-          <w:highlight w:val="yellow"/>
-        </w:rPr>
-        <w:t>dass</w:t>
+        </w:rPr>
+        <w:t>Die 15-</w:t>
+      </w:r>
+      <w:r>
+        <w:rPr>
+          <w:rFonts w:ascii="Cambria Math" w:hAnsi="Cambria Math"/>
+        </w:rPr>
+        <w:lastRenderedPageBreak/>
+        <w:t xml:space="preserve">jährige Barbeli Maurer gibt ebenfalls an, wie Barbeli Senn ihr gegen Bezahlung das Vögelmachen </w:t>
+      </w:r>
+      <w:r>
+        <w:rPr>
+          <w:rFonts w:ascii="Cambria Math" w:hAnsi="Cambria Math"/>
+        </w:rPr>
+        <w:t xml:space="preserve">habe </w:t>
+      </w:r>
+      <w:r>
+        <w:rPr>
+          <w:rFonts w:ascii="Cambria Math" w:hAnsi="Cambria Math"/>
+        </w:rPr>
+        <w:t>zeigen wollen</w:t>
+      </w:r>
+      <w:r>
+        <w:rPr>
+          <w:rFonts w:ascii="Cambria Math" w:hAnsi="Cambria Math"/>
+        </w:rPr>
+        <w:t>. Maurer habe aber bei der Vorführung im Wald selbst keine Vögel gesehen (2)</w:t>
+      </w:r>
+      <w:r>
+        <w:rPr>
+          <w:rFonts w:ascii="Cambria Math" w:hAnsi="Cambria Math"/>
+        </w:rPr>
+        <w:t>.</w:t>
       </w:r>
       <w:r>
         <w:rPr>
@@ -1957,122 +1861,32 @@
       <w:r>
         <w:rPr>
           <w:rFonts w:ascii="Cambria Math" w:hAnsi="Cambria Math"/>
-          <w:highlight w:val="yellow"/>
-        </w:rPr>
-        <w:t>er von seiner Schwester Bar</w:t>
-      </w:r>
-      <w:r>
-        <w:rPr>
-          <w:rFonts w:ascii="Cambria Math" w:hAnsi="Cambria Math"/>
-          <w:highlight w:val="yellow"/>
-        </w:rPr>
-        <w:t>b</w:t>
-      </w:r>
-      <w:r>
-        <w:rPr>
-          <w:rFonts w:ascii="Cambria Math" w:hAnsi="Cambria Math"/>
-          <w:highlight w:val="yellow"/>
-        </w:rPr>
-        <w:t xml:space="preserve">eli </w:t>
-      </w:r>
-      <w:r>
-        <w:rPr>
-          <w:rFonts w:ascii="Cambria Math" w:hAnsi="Cambria Math"/>
-          <w:highlight w:val="yellow"/>
-        </w:rPr>
-        <w:t>über</w:t>
-      </w:r>
-      <w:r>
-        <w:rPr>
-          <w:rFonts w:ascii="Cambria Math" w:hAnsi="Cambria Math"/>
-          <w:highlight w:val="yellow"/>
+        </w:rPr>
+        <w:t>Hans Senn aus dem Stalliker Tal bezeugt, dass Barbeli während eineinhalb Jahren bei ihm gelebt habe,</w:t>
+      </w:r>
+      <w:r>
+        <w:rPr>
+          <w:rFonts w:ascii="Cambria Math" w:hAnsi="Cambria Math"/>
         </w:rPr>
         <w:t xml:space="preserve"> </w:t>
       </w:r>
-      <w:proofErr w:type="spellStart"/>
-      <w:r>
-        <w:rPr>
-          <w:rFonts w:ascii="Cambria Math" w:hAnsi="Cambria Math"/>
-          <w:highlight w:val="yellow"/>
-        </w:rPr>
-        <w:t>Barbeli</w:t>
-      </w:r>
-      <w:proofErr w:type="spellEnd"/>
-      <w:r>
-        <w:rPr>
-          <w:rFonts w:ascii="Cambria Math" w:hAnsi="Cambria Math"/>
-          <w:highlight w:val="yellow"/>
-        </w:rPr>
-        <w:t xml:space="preserve"> Senns vermeintliche</w:t>
-      </w:r>
-      <w:r>
-        <w:rPr>
-          <w:rFonts w:ascii="Cambria Math" w:hAnsi="Cambria Math"/>
-          <w:highlight w:val="yellow"/>
-        </w:rPr>
-        <w:t>s</w:t>
-      </w:r>
-      <w:r>
-        <w:rPr>
-          <w:rFonts w:ascii="Cambria Math" w:hAnsi="Cambria Math"/>
-          <w:highlight w:val="yellow"/>
-        </w:rPr>
-        <w:t xml:space="preserve"> </w:t>
-      </w:r>
-      <w:proofErr w:type="spellStart"/>
-      <w:r>
-        <w:rPr>
-          <w:rFonts w:ascii="Cambria Math" w:hAnsi="Cambria Math"/>
-          <w:highlight w:val="yellow"/>
-        </w:rPr>
-        <w:t>Vögelmachen</w:t>
-      </w:r>
-      <w:proofErr w:type="spellEnd"/>
-      <w:r>
-        <w:rPr>
-          <w:rFonts w:ascii="Cambria Math" w:hAnsi="Cambria Math"/>
-          <w:highlight w:val="yellow"/>
-        </w:rPr>
-        <w:t xml:space="preserve"> erfahren habe</w:t>
-      </w:r>
-      <w:r>
-        <w:rPr>
-          <w:rFonts w:ascii="Cambria Math" w:hAnsi="Cambria Math"/>
-          <w:highlight w:val="yellow"/>
-        </w:rPr>
-        <w:t xml:space="preserve">. Ausserdem habe </w:t>
-      </w:r>
-      <w:proofErr w:type="spellStart"/>
-      <w:r>
-        <w:rPr>
-          <w:rFonts w:ascii="Cambria Math" w:hAnsi="Cambria Math"/>
-          <w:highlight w:val="yellow"/>
-        </w:rPr>
-        <w:t>Barbeli</w:t>
-      </w:r>
-      <w:proofErr w:type="spellEnd"/>
-      <w:r>
-        <w:rPr>
-          <w:rFonts w:ascii="Cambria Math" w:hAnsi="Cambria Math"/>
-          <w:highlight w:val="yellow"/>
-        </w:rPr>
-        <w:t xml:space="preserve"> Senn ihm gegen Bezahlung das </w:t>
-      </w:r>
-      <w:proofErr w:type="spellStart"/>
-      <w:r>
-        <w:rPr>
-          <w:rFonts w:ascii="Cambria Math" w:hAnsi="Cambria Math"/>
-          <w:highlight w:val="yellow"/>
-        </w:rPr>
-        <w:t>Vögelmachen</w:t>
-      </w:r>
-      <w:proofErr w:type="spellEnd"/>
-      <w:r>
-        <w:rPr>
-          <w:rFonts w:ascii="Cambria Math" w:hAnsi="Cambria Math"/>
-          <w:highlight w:val="yellow"/>
-        </w:rPr>
-        <w:t xml:space="preserve"> selbst vorgeführt</w:t>
+      <w:r>
+        <w:rPr>
+          <w:rFonts w:ascii="Cambria Math" w:hAnsi="Cambria Math"/>
+        </w:rPr>
+        <w:t xml:space="preserve">ein </w:t>
+      </w:r>
+      <w:r>
+        <w:rPr>
+          <w:rFonts w:ascii="Cambria Math" w:hAnsi="Cambria Math"/>
+        </w:rPr>
+        <w:t xml:space="preserve">eigensinniges Kind gewesen und sechs Wochen zuvor davongelaufen sei. Er </w:t>
+      </w:r>
+      <w:r>
+        <w:rPr>
+          <w:rFonts w:ascii="Cambria Math" w:hAnsi="Cambria Math"/>
+        </w:rPr>
+        <w:t>verneint, vom Vögelmachen etwas mitbekommen zu haben</w:t>
       </w:r>
       <w:r>
         <w:rPr>
@@ -2084,7 +1898,7 @@
         <w:rPr>
           <w:rFonts w:ascii="Cambria Math" w:hAnsi="Cambria Math"/>
         </w:rPr>
-        <w:t>1</w:t>
+        <w:t>3</w:t>
       </w:r>
       <w:r>
         <w:rPr>
@@ -2096,73 +1910,103 @@
         <w:rPr>
           <w:rFonts w:ascii="Cambria Math" w:hAnsi="Cambria Math"/>
         </w:rPr>
+        <w:t>.</w:t>
+      </w:r>
+      <w:r>
+        <w:rPr>
+          <w:rFonts w:ascii="Cambria Math" w:hAnsi="Cambria Math"/>
+        </w:rPr>
+        <w:t xml:space="preserve"> Hans Maurer bezeugt, dass Barbeli seit sechs Wochen bei ihm lebe und er das Mädchen auf Empfehlung der Frau Pfarrer aufgenommen habe. Barbeli habe vor ihm selbst keine Vögel gezaubert, sondern nur seinen Kindern davon erzählt, </w:t>
+      </w:r>
+      <w:r>
+        <w:rPr>
+          <w:rFonts w:ascii="Cambria Math" w:hAnsi="Cambria Math"/>
+        </w:rPr>
+        <w:t>woraufhin diese</w:t>
+      </w:r>
+      <w:r>
+        <w:rPr>
+          <w:rFonts w:ascii="Cambria Math" w:hAnsi="Cambria Math"/>
+        </w:rPr>
+        <w:t xml:space="preserve"> der Frau Pfarrer davon berichtet </w:t>
+      </w:r>
+      <w:r>
+        <w:rPr>
+          <w:rFonts w:ascii="Cambria Math" w:hAnsi="Cambria Math"/>
+        </w:rPr>
+        <w:t>hätten</w:t>
+      </w:r>
+      <w:r>
+        <w:rPr>
+          <w:rFonts w:ascii="Cambria Math" w:hAnsi="Cambria Math"/>
+        </w:rPr>
+        <w:t xml:space="preserve"> (</w:t>
+      </w:r>
+      <w:r>
+        <w:rPr>
+          <w:rFonts w:ascii="Cambria Math" w:hAnsi="Cambria Math"/>
+        </w:rPr>
+        <w:t>4</w:t>
+      </w:r>
+      <w:r>
+        <w:rPr>
+          <w:rFonts w:ascii="Cambria Math" w:hAnsi="Cambria Math"/>
+        </w:rPr>
+        <w:t>)</w:t>
+      </w:r>
+      <w:r>
+        <w:rPr>
+          <w:rFonts w:ascii="Cambria Math" w:hAnsi="Cambria Math"/>
+        </w:rPr>
         <w:t xml:space="preserve">. </w:t>
       </w:r>
       <w:r>
         <w:rPr>
           <w:rFonts w:ascii="Cambria Math" w:hAnsi="Cambria Math"/>
         </w:rPr>
-        <w:t xml:space="preserve">Die 15-jährige </w:t>
-      </w:r>
-      <w:proofErr w:type="spellStart"/>
-      <w:r>
-        <w:rPr>
-          <w:rFonts w:ascii="Cambria Math" w:hAnsi="Cambria Math"/>
-        </w:rPr>
-        <w:t>Barbeli</w:t>
-      </w:r>
-      <w:proofErr w:type="spellEnd"/>
-      <w:r>
-        <w:rPr>
-          <w:rFonts w:ascii="Cambria Math" w:hAnsi="Cambria Math"/>
-        </w:rPr>
-        <w:t xml:space="preserve"> Maurer gibt ebenfalls an, wie </w:t>
-      </w:r>
-      <w:proofErr w:type="spellStart"/>
-      <w:r>
-        <w:rPr>
-          <w:rFonts w:ascii="Cambria Math" w:hAnsi="Cambria Math"/>
-        </w:rPr>
-        <w:t>Barbeli</w:t>
-      </w:r>
-      <w:proofErr w:type="spellEnd"/>
-      <w:r>
-        <w:rPr>
-          <w:rFonts w:ascii="Cambria Math" w:hAnsi="Cambria Math"/>
-        </w:rPr>
-        <w:t xml:space="preserve"> Senn ihr gegen Bezahlung das </w:t>
-      </w:r>
-      <w:proofErr w:type="spellStart"/>
-      <w:r>
-        <w:rPr>
-          <w:rFonts w:ascii="Cambria Math" w:hAnsi="Cambria Math"/>
-        </w:rPr>
-        <w:t>Vögelmachen</w:t>
-      </w:r>
-      <w:proofErr w:type="spellEnd"/>
-      <w:r>
-        <w:rPr>
-          <w:rFonts w:ascii="Cambria Math" w:hAnsi="Cambria Math"/>
-        </w:rPr>
-        <w:t xml:space="preserve"> </w:t>
-      </w:r>
-      <w:r>
-        <w:rPr>
-          <w:rFonts w:ascii="Cambria Math" w:hAnsi="Cambria Math"/>
-        </w:rPr>
-        <w:t xml:space="preserve">habe </w:t>
-      </w:r>
-      <w:r>
-        <w:rPr>
-          <w:rFonts w:ascii="Cambria Math" w:hAnsi="Cambria Math"/>
-        </w:rPr>
-        <w:t>zeigen wollen</w:t>
-      </w:r>
-      <w:r>
-        <w:rPr>
-          <w:rFonts w:ascii="Cambria Math" w:hAnsi="Cambria Math"/>
-        </w:rPr>
-        <w:t>. Maurer habe aber bei der Vorführung im Wald selbst keine Vögel gesehen (2)</w:t>
+        <w:t>Zu</w:t>
+      </w:r>
+      <w:r>
+        <w:rPr>
+          <w:rFonts w:ascii="Cambria Math" w:hAnsi="Cambria Math"/>
+        </w:rPr>
+        <w:t>m Schluss folgt das Protokoll des Verhörs von Barbeli Senn im Oetenbach</w:t>
+      </w:r>
+      <w:r>
+        <w:rPr>
+          <w:rFonts w:ascii="Cambria Math" w:hAnsi="Cambria Math"/>
+        </w:rPr>
+        <w:t>,</w:t>
+      </w:r>
+      <w:r>
+        <w:rPr>
+          <w:rFonts w:ascii="Cambria Math" w:hAnsi="Cambria Math"/>
+        </w:rPr>
+        <w:t xml:space="preserve"> mit Fragen darüber, wo das Mädchen das Vögelmachen gelernt habe, wie dieses funktioniere und ob es dafür Geld </w:t>
+      </w:r>
+      <w:r>
+        <w:rPr>
+          <w:rFonts w:ascii="Cambria Math" w:hAnsi="Cambria Math"/>
+        </w:rPr>
+        <w:t>verlange</w:t>
+      </w:r>
+      <w:r>
+        <w:rPr>
+          <w:rFonts w:ascii="Cambria Math" w:hAnsi="Cambria Math"/>
+        </w:rPr>
+        <w:t xml:space="preserve"> (</w:t>
+      </w:r>
+      <w:r>
+        <w:rPr>
+          <w:rFonts w:ascii="Cambria Math" w:hAnsi="Cambria Math"/>
+        </w:rPr>
+        <w:t>5</w:t>
+      </w:r>
+      <w:r>
+        <w:rPr>
+          <w:rFonts w:ascii="Cambria Math" w:hAnsi="Cambria Math"/>
+        </w:rPr>
+        <w:t>)</w:t>
       </w:r>
       <w:r>
         <w:rPr>
@@ -2174,267 +2018,13 @@
         <w:rPr>
           <w:rFonts w:ascii="Cambria Math" w:hAnsi="Cambria Math"/>
         </w:rPr>
-        <w:t xml:space="preserve"> </w:t>
-      </w:r>
-      <w:r>
-        <w:rPr>
-          <w:rFonts w:ascii="Cambria Math" w:hAnsi="Cambria Math"/>
-        </w:rPr>
-        <w:t xml:space="preserve">Hans Senn aus dem </w:t>
-      </w:r>
-      <w:proofErr w:type="spellStart"/>
-      <w:r>
-        <w:rPr>
-          <w:rFonts w:ascii="Cambria Math" w:hAnsi="Cambria Math"/>
-        </w:rPr>
-        <w:t>Stalliker</w:t>
-      </w:r>
-      <w:proofErr w:type="spellEnd"/>
-      <w:r>
-        <w:rPr>
-          <w:rFonts w:ascii="Cambria Math" w:hAnsi="Cambria Math"/>
-        </w:rPr>
-        <w:t xml:space="preserve"> Tal bezeugt, dass Barbeli während eineinhalb Jahren bei ihm gelebt habe,</w:t>
-      </w:r>
-      <w:r>
-        <w:rPr>
-          <w:rFonts w:ascii="Cambria Math" w:hAnsi="Cambria Math"/>
-        </w:rPr>
-        <w:t xml:space="preserve"> </w:t>
-      </w:r>
-      <w:r>
-        <w:rPr>
-          <w:rFonts w:ascii="Cambria Math" w:hAnsi="Cambria Math"/>
-        </w:rPr>
-        <w:t xml:space="preserve">ein </w:t>
-      </w:r>
-      <w:r>
-        <w:rPr>
-          <w:rFonts w:ascii="Cambria Math" w:hAnsi="Cambria Math"/>
-        </w:rPr>
-        <w:t xml:space="preserve">eigensinniges Kind gewesen und sechs Wochen zuvor davongelaufen sei. Er </w:t>
-      </w:r>
-      <w:r>
-        <w:rPr>
-          <w:rFonts w:ascii="Cambria Math" w:hAnsi="Cambria Math"/>
-        </w:rPr>
-        <w:t xml:space="preserve">verneint, vom </w:t>
-      </w:r>
-      <w:proofErr w:type="spellStart"/>
-      <w:r>
-        <w:rPr>
-          <w:rFonts w:ascii="Cambria Math" w:hAnsi="Cambria Math"/>
-        </w:rPr>
-        <w:t>Vögelmachen</w:t>
-      </w:r>
-      <w:proofErr w:type="spellEnd"/>
-      <w:r>
-        <w:rPr>
-          <w:rFonts w:ascii="Cambria Math" w:hAnsi="Cambria Math"/>
-        </w:rPr>
-        <w:t xml:space="preserve"> etwas mitbekommen zu haben</w:t>
-      </w:r>
-      <w:r>
-        <w:rPr>
-          <w:rFonts w:ascii="Cambria Math" w:hAnsi="Cambria Math"/>
-        </w:rPr>
-        <w:t xml:space="preserve"> (</w:t>
-      </w:r>
-      <w:r>
-        <w:rPr>
-          <w:rFonts w:ascii="Cambria Math" w:hAnsi="Cambria Math"/>
-        </w:rPr>
-        <w:t>3</w:t>
-      </w:r>
-      <w:r>
-        <w:rPr>
-          <w:rFonts w:ascii="Cambria Math" w:hAnsi="Cambria Math"/>
-        </w:rPr>
-        <w:t>)</w:t>
-      </w:r>
-      <w:r>
-        <w:rPr>
-          <w:rFonts w:ascii="Cambria Math" w:hAnsi="Cambria Math"/>
-        </w:rPr>
-        <w:t>.</w:t>
-      </w:r>
-      <w:r>
-        <w:rPr>
-          <w:rFonts w:ascii="Cambria Math" w:hAnsi="Cambria Math"/>
-        </w:rPr>
-        <w:t xml:space="preserve"> Hans Maurer bezeugt, dass Barbeli seit sechs Wochen bei ihm lebe und er das Mädchen auf Empfehlung der Frau Pfarrer aufgenommen habe. </w:t>
-      </w:r>
-      <w:proofErr w:type="spellStart"/>
-      <w:r>
-        <w:rPr>
-          <w:rFonts w:ascii="Cambria Math" w:hAnsi="Cambria Math"/>
-        </w:rPr>
-        <w:t>Barbeli</w:t>
-      </w:r>
-      <w:proofErr w:type="spellEnd"/>
-      <w:r>
-        <w:rPr>
-          <w:rFonts w:ascii="Cambria Math" w:hAnsi="Cambria Math"/>
-        </w:rPr>
-        <w:t xml:space="preserve"> habe vor ihm selbst keine Vögel gezaubert, sondern nur seinen Kindern davon erzählt, </w:t>
-      </w:r>
-      <w:r>
-        <w:rPr>
-          <w:rFonts w:ascii="Cambria Math" w:hAnsi="Cambria Math"/>
-        </w:rPr>
-        <w:t>woraufhin diese</w:t>
-      </w:r>
-      <w:r>
-        <w:rPr>
-          <w:rFonts w:ascii="Cambria Math" w:hAnsi="Cambria Math"/>
-        </w:rPr>
-        <w:t xml:space="preserve"> der Frau Pfarrer davon berichtet </w:t>
-      </w:r>
-      <w:r>
-        <w:rPr>
-          <w:rFonts w:ascii="Cambria Math" w:hAnsi="Cambria Math"/>
-        </w:rPr>
-        <w:t>hätten</w:t>
-      </w:r>
-      <w:r>
-        <w:rPr>
-          <w:rFonts w:ascii="Cambria Math" w:hAnsi="Cambria Math"/>
-        </w:rPr>
-        <w:t xml:space="preserve"> (</w:t>
-      </w:r>
-      <w:r>
-        <w:rPr>
-          <w:rFonts w:ascii="Cambria Math" w:hAnsi="Cambria Math"/>
-        </w:rPr>
-        <w:t>4</w:t>
-      </w:r>
-      <w:r>
-        <w:rPr>
-          <w:rFonts w:ascii="Cambria Math" w:hAnsi="Cambria Math"/>
-        </w:rPr>
-        <w:t>)</w:t>
-      </w:r>
-      <w:r>
-        <w:rPr>
-          <w:rFonts w:ascii="Cambria Math" w:hAnsi="Cambria Math"/>
-        </w:rPr>
-        <w:t xml:space="preserve">. </w:t>
-      </w:r>
-      <w:r>
-        <w:rPr>
-          <w:rFonts w:ascii="Cambria Math" w:hAnsi="Cambria Math"/>
-        </w:rPr>
-        <w:t>Zu</w:t>
-      </w:r>
-      <w:r>
-        <w:rPr>
-          <w:rFonts w:ascii="Cambria Math" w:hAnsi="Cambria Math"/>
-        </w:rPr>
-        <w:t xml:space="preserve">m Schluss folgt das Protokoll des Verhörs von </w:t>
-      </w:r>
-      <w:proofErr w:type="spellStart"/>
-      <w:r>
-        <w:rPr>
-          <w:rFonts w:ascii="Cambria Math" w:hAnsi="Cambria Math"/>
-        </w:rPr>
-        <w:t>Barbeli</w:t>
-      </w:r>
-      <w:proofErr w:type="spellEnd"/>
-      <w:r>
-        <w:rPr>
-          <w:rFonts w:ascii="Cambria Math" w:hAnsi="Cambria Math"/>
-        </w:rPr>
-        <w:t xml:space="preserve"> Senn im </w:t>
-      </w:r>
-      <w:proofErr w:type="spellStart"/>
-      <w:r>
-        <w:rPr>
-          <w:rFonts w:ascii="Cambria Math" w:hAnsi="Cambria Math"/>
-        </w:rPr>
-        <w:t>Oetenbach</w:t>
-      </w:r>
-      <w:proofErr w:type="spellEnd"/>
-      <w:r>
-        <w:rPr>
-          <w:rFonts w:ascii="Cambria Math" w:hAnsi="Cambria Math"/>
-        </w:rPr>
-        <w:t>,</w:t>
-      </w:r>
-      <w:r>
-        <w:rPr>
-          <w:rFonts w:ascii="Cambria Math" w:hAnsi="Cambria Math"/>
-        </w:rPr>
-        <w:t xml:space="preserve"> mit Fragen darüber, wo das Mädchen das </w:t>
-      </w:r>
-      <w:proofErr w:type="spellStart"/>
-      <w:r>
-        <w:rPr>
-          <w:rFonts w:ascii="Cambria Math" w:hAnsi="Cambria Math"/>
-        </w:rPr>
-        <w:t>Vögelmachen</w:t>
-      </w:r>
-      <w:proofErr w:type="spellEnd"/>
-      <w:r>
-        <w:rPr>
-          <w:rFonts w:ascii="Cambria Math" w:hAnsi="Cambria Math"/>
-        </w:rPr>
-        <w:t xml:space="preserve"> gelernt habe, wie dieses funktioniere und ob es dafür Geld </w:t>
-      </w:r>
-      <w:r>
-        <w:rPr>
-          <w:rFonts w:ascii="Cambria Math" w:hAnsi="Cambria Math"/>
-        </w:rPr>
-        <w:t>verlange</w:t>
-      </w:r>
-      <w:r>
-        <w:rPr>
-          <w:rFonts w:ascii="Cambria Math" w:hAnsi="Cambria Math"/>
-        </w:rPr>
-        <w:t xml:space="preserve"> (</w:t>
-      </w:r>
-      <w:r>
-        <w:rPr>
-          <w:rFonts w:ascii="Cambria Math" w:hAnsi="Cambria Math"/>
-        </w:rPr>
-        <w:t>5</w:t>
-      </w:r>
-      <w:r>
-        <w:rPr>
-          <w:rFonts w:ascii="Cambria Math" w:hAnsi="Cambria Math"/>
-        </w:rPr>
-        <w:t>)</w:t>
-      </w:r>
-      <w:r>
-        <w:rPr>
-          <w:rFonts w:ascii="Cambria Math" w:hAnsi="Cambria Math"/>
-        </w:rPr>
-        <w:t>.</w:t>
-      </w:r>
-      <w:r>
-        <w:rPr>
-          <w:rFonts w:ascii="Cambria Math" w:hAnsi="Cambria Math"/>
-        </w:rPr>
         <w:t xml:space="preserve"> Die</w:t>
       </w:r>
       <w:r>
         <w:rPr>
           <w:rFonts w:ascii="Cambria Math" w:hAnsi="Cambria Math"/>
         </w:rPr>
-        <w:t xml:space="preserve"> vernehmenden Ratsherren kommen zum Schluss, dass sich das Mädchen die Geschichten über das </w:t>
-      </w:r>
-      <w:proofErr w:type="spellStart"/>
-      <w:r>
-        <w:rPr>
-          <w:rFonts w:ascii="Cambria Math" w:hAnsi="Cambria Math"/>
-        </w:rPr>
-        <w:t>Vögelmachen</w:t>
-      </w:r>
-      <w:proofErr w:type="spellEnd"/>
-      <w:r>
-        <w:rPr>
-          <w:rFonts w:ascii="Cambria Math" w:hAnsi="Cambria Math"/>
-        </w:rPr>
-        <w:t xml:space="preserve"> ausgedacht habe </w:t>
+        <w:t xml:space="preserve"> vernehmenden Ratsherren kommen zum Schluss, dass sich das Mädchen die Geschichten über das Vögelmachen ausgedacht habe </w:t>
       </w:r>
       <w:r>
         <w:rPr>
@@ -2464,16 +2054,8 @@
         <w:rPr>
           <w:rFonts w:ascii="Cambria Math" w:hAnsi="Cambria Math"/>
         </w:rPr>
-        <w:t xml:space="preserve"> </w:t>
-      </w:r>
-      <w:proofErr w:type="spellStart"/>
-      <w:r>
-        <w:rPr>
-          <w:rFonts w:ascii="Cambria Math" w:hAnsi="Cambria Math"/>
-        </w:rPr>
-        <w:t>Barbeli</w:t>
-      </w:r>
-      <w:proofErr w:type="spellEnd"/>
+        <w:t xml:space="preserve"> Barbeli</w:t>
+      </w:r>
       <w:r>
         <w:rPr>
           <w:rFonts w:ascii="Cambria Math" w:hAnsi="Cambria Math"/>
@@ -2540,7 +2122,6 @@
         <w:rPr>
           <w:rFonts w:ascii="Cambria Math" w:hAnsi="Cambria Math"/>
         </w:rPr>
-        <w:lastRenderedPageBreak/>
         <w:t>Die Ratsherren Johann Conrad Werdmüller</w:t>
       </w:r>
       <w:r>
@@ -2572,49 +2153,7 @@
         <w:rPr>
           <w:rFonts w:ascii="Cambria Math" w:hAnsi="Cambria Math"/>
         </w:rPr>
-        <w:t xml:space="preserve">aufgrund </w:t>
-      </w:r>
-      <w:proofErr w:type="spellStart"/>
-      <w:r>
-        <w:rPr>
-          <w:rFonts w:ascii="Cambria Math" w:hAnsi="Cambria Math"/>
-        </w:rPr>
-        <w:t>Hexereiverdachts</w:t>
-      </w:r>
-      <w:proofErr w:type="spellEnd"/>
-      <w:r>
-        <w:rPr>
-          <w:rFonts w:ascii="Cambria Math" w:hAnsi="Cambria Math"/>
-        </w:rPr>
-        <w:t xml:space="preserve"> im Gefängnis </w:t>
-      </w:r>
-      <w:proofErr w:type="spellStart"/>
-      <w:r>
-        <w:rPr>
-          <w:rFonts w:ascii="Cambria Math" w:hAnsi="Cambria Math"/>
-        </w:rPr>
-        <w:t>Oetenbach</w:t>
-      </w:r>
-      <w:proofErr w:type="spellEnd"/>
-      <w:r>
-        <w:rPr>
-          <w:rFonts w:ascii="Cambria Math" w:hAnsi="Cambria Math"/>
-        </w:rPr>
-        <w:t xml:space="preserve"> festgehaltene </w:t>
-      </w:r>
-      <w:proofErr w:type="spellStart"/>
-      <w:r>
-        <w:rPr>
-          <w:rFonts w:ascii="Cambria Math" w:hAnsi="Cambria Math"/>
-        </w:rPr>
-        <w:t>Barbeli</w:t>
-      </w:r>
-      <w:proofErr w:type="spellEnd"/>
-      <w:r>
-        <w:rPr>
-          <w:rFonts w:ascii="Cambria Math" w:hAnsi="Cambria Math"/>
-        </w:rPr>
-        <w:t xml:space="preserve"> Senn</w:t>
+        <w:t>aufgrund Hexereiverdachts im Gefängnis Oetenbach festgehaltene Barbeli Senn</w:t>
       </w:r>
       <w:r>
         <w:rPr>
@@ -2682,27 +2221,13 @@
         <w:rPr>
           <w:rFonts w:ascii="Cambria Math" w:hAnsi="Cambria Math"/>
         </w:rPr>
-        <w:t xml:space="preserve">Josef Jacob Ulrich schreibt im Fall </w:t>
-      </w:r>
-      <w:proofErr w:type="spellStart"/>
-      <w:r>
-        <w:rPr>
-          <w:rFonts w:ascii="Cambria Math" w:hAnsi="Cambria Math"/>
-        </w:rPr>
-        <w:t>Barbeli</w:t>
-      </w:r>
-      <w:proofErr w:type="spellEnd"/>
-      <w:r>
-        <w:rPr>
-          <w:rFonts w:ascii="Cambria Math" w:hAnsi="Cambria Math"/>
-        </w:rPr>
-        <w:t xml:space="preserve"> Senn von Aeugst</w:t>
-      </w:r>
-      <w:r>
-        <w:rPr>
-          <w:rFonts w:ascii="Cambria Math" w:hAnsi="Cambria Math"/>
-        </w:rPr>
-        <w:t>s, die der Hexerei verdächtigt wurde,</w:t>
+        <w:t>Josef Jacob Ulrich schreibt im Fall Barbeli Senn von Aeugst</w:t>
+      </w:r>
+      <w:r>
+        <w:rPr>
+          <w:rFonts w:ascii="Cambria Math" w:hAnsi="Cambria Math"/>
+        </w:rPr>
+        <w:t>, die der Hexerei verdächtigt wurde,</w:t>
       </w:r>
       <w:r>
         <w:rPr>
@@ -2714,21 +2239,49 @@
         <w:rPr>
           <w:rFonts w:ascii="Cambria Math" w:hAnsi="Cambria Math"/>
         </w:rPr>
-        <w:t xml:space="preserve">Er berichtet von den Besuchen und Verhören im </w:t>
-      </w:r>
-      <w:proofErr w:type="spellStart"/>
-      <w:r>
-        <w:rPr>
-          <w:rFonts w:ascii="Cambria Math" w:hAnsi="Cambria Math"/>
-        </w:rPr>
-        <w:t>Oetenbach</w:t>
-      </w:r>
-      <w:proofErr w:type="spellEnd"/>
-      <w:r>
-        <w:rPr>
-          <w:rFonts w:ascii="Cambria Math" w:hAnsi="Cambria Math"/>
-        </w:rPr>
-        <w:t xml:space="preserve"> durch die Ratsherren und den Gefängnisverwalter und versichert, dass das Mädchen darauf beharre, niemals Vögel gemacht zu haben noch die Fähigkeit dazu zu besitzen. Im Gegenteil bitte das Mädchen Gott und die Herren aufgrund de</w:t>
+        <w:t xml:space="preserve">Er berichtet von den Besuchen und Verhören im Oetenbach durch die Ratsherren und den Gefängnisverwalter </w:t>
+      </w:r>
+      <w:r>
+        <w:rPr>
+          <w:rFonts w:ascii="Cambria Math" w:hAnsi="Cambria Math"/>
+        </w:rPr>
+        <w:t>(1)</w:t>
+      </w:r>
+      <w:r>
+        <w:rPr>
+          <w:rFonts w:ascii="Cambria Math" w:hAnsi="Cambria Math"/>
+        </w:rPr>
+        <w:t xml:space="preserve"> </w:t>
+      </w:r>
+      <w:r>
+        <w:rPr>
+          <w:rFonts w:ascii="Cambria Math" w:hAnsi="Cambria Math"/>
+        </w:rPr>
+        <w:t>und versichert, dass das Mädchen darauf beharre, niemals Vögel gemacht zu haben noch die Fähigkeit dazu zu besitzen</w:t>
+      </w:r>
+      <w:r>
+        <w:rPr>
+          <w:rFonts w:ascii="Cambria Math" w:hAnsi="Cambria Math"/>
+        </w:rPr>
+        <w:t xml:space="preserve"> (</w:t>
+      </w:r>
+      <w:r>
+        <w:rPr>
+          <w:rFonts w:ascii="Cambria Math" w:hAnsi="Cambria Math"/>
+        </w:rPr>
+        <w:t>2</w:t>
+      </w:r>
+      <w:r>
+        <w:rPr>
+          <w:rFonts w:ascii="Cambria Math" w:hAnsi="Cambria Math"/>
+        </w:rPr>
+        <w:t>).</w:t>
+      </w:r>
+      <w:r>
+        <w:rPr>
+          <w:rFonts w:ascii="Cambria Math" w:hAnsi="Cambria Math"/>
+        </w:rPr>
+        <w:t xml:space="preserve"> Im Gegenteil bitte das Mädchen Gott und die Herren aufgrund de</w:t>
       </w:r>
       <w:r>
         <w:rPr>
@@ -2740,47 +2293,79 @@
         <w:rPr>
           <w:rFonts w:ascii="Cambria Math" w:hAnsi="Cambria Math"/>
         </w:rPr>
-        <w:t xml:space="preserve"> </w:t>
-      </w:r>
-      <w:proofErr w:type="gramStart"/>
-      <w:r>
-        <w:rPr>
-          <w:rFonts w:ascii="Cambria Math" w:hAnsi="Cambria Math"/>
-        </w:rPr>
-        <w:t>von ihr verursachten Ärgernis</w:t>
-      </w:r>
-      <w:proofErr w:type="gramEnd"/>
-      <w:r>
-        <w:rPr>
-          <w:rFonts w:ascii="Cambria Math" w:hAnsi="Cambria Math"/>
-        </w:rPr>
-        <w:t xml:space="preserve"> um Verzeihung</w:t>
-      </w:r>
-      <w:r>
-        <w:rPr>
-          <w:rFonts w:ascii="Cambria Math" w:hAnsi="Cambria Math"/>
-        </w:rPr>
-        <w:t xml:space="preserve"> und verspreche künftig weder an das </w:t>
-      </w:r>
-      <w:proofErr w:type="spellStart"/>
-      <w:r>
-        <w:rPr>
-          <w:rFonts w:ascii="Cambria Math" w:hAnsi="Cambria Math"/>
-        </w:rPr>
-        <w:t>Vögelmachen</w:t>
-      </w:r>
-      <w:proofErr w:type="spellEnd"/>
-      <w:r>
-        <w:rPr>
-          <w:rFonts w:ascii="Cambria Math" w:hAnsi="Cambria Math"/>
-        </w:rPr>
-        <w:t xml:space="preserve"> zu denken noch davon zu sprechen</w:t>
-      </w:r>
-      <w:r>
-        <w:rPr>
-          <w:rFonts w:ascii="Cambria Math" w:hAnsi="Cambria Math"/>
-        </w:rPr>
-        <w:t xml:space="preserve">. </w:t>
+        <w:t xml:space="preserve"> von ihr verursachten Ärgernis um Verzeihung</w:t>
+      </w:r>
+      <w:r>
+        <w:rPr>
+          <w:rFonts w:ascii="Cambria Math" w:hAnsi="Cambria Math"/>
+        </w:rPr>
+        <w:t xml:space="preserve"> und verspreche künftig weder an das Vögelmachen zu denken noch davon zu sprechen</w:t>
+      </w:r>
+      <w:r>
+        <w:rPr>
+          <w:rFonts w:ascii="Cambria Math" w:hAnsi="Cambria Math"/>
+        </w:rPr>
+        <w:t xml:space="preserve"> (</w:t>
+      </w:r>
+      <w:r>
+        <w:rPr>
+          <w:rFonts w:ascii="Cambria Math" w:hAnsi="Cambria Math"/>
+        </w:rPr>
+        <w:t>3</w:t>
+      </w:r>
+      <w:r>
+        <w:rPr>
+          <w:rFonts w:ascii="Cambria Math" w:hAnsi="Cambria Math"/>
+        </w:rPr>
+        <w:t>)</w:t>
+      </w:r>
+      <w:r>
+        <w:rPr>
+          <w:rFonts w:ascii="Cambria Math" w:hAnsi="Cambria Math"/>
+        </w:rPr>
+        <w:t>.</w:t>
+      </w:r>
+      <w:r>
+        <w:rPr>
+          <w:rFonts w:ascii="Cambria Math" w:hAnsi="Cambria Math"/>
+        </w:rPr>
+        <w:t xml:space="preserve"> Das Kind sei im Übrigen </w:t>
+      </w:r>
+      <w:r>
+        <w:rPr>
+          <w:rFonts w:ascii="Cambria Math" w:hAnsi="Cambria Math"/>
+        </w:rPr>
+        <w:t>in der Religion ungebildet, habe aber ansonsten einen «natürlichen Verstand»</w:t>
+      </w:r>
+      <w:r>
+        <w:rPr>
+          <w:rFonts w:ascii="Cambria Math" w:hAnsi="Cambria Math"/>
+        </w:rPr>
+        <w:t xml:space="preserve"> etc.</w:t>
+      </w:r>
+      <w:r>
+        <w:rPr>
+          <w:rFonts w:ascii="Cambria Math" w:hAnsi="Cambria Math"/>
+        </w:rPr>
+        <w:t xml:space="preserve"> (4)</w:t>
+      </w:r>
+      <w:r>
+        <w:rPr>
+          <w:rFonts w:ascii="Cambria Math" w:hAnsi="Cambria Math"/>
+        </w:rPr>
+        <w:t xml:space="preserve"> Ulrich überlässt zum Schluss die Entscheidung über den weiteren Umgang mit dem Kind den Ratsherren (</w:t>
+      </w:r>
+      <w:r>
+        <w:rPr>
+          <w:rFonts w:ascii="Cambria Math" w:hAnsi="Cambria Math"/>
+        </w:rPr>
+        <w:t>5</w:t>
+      </w:r>
+      <w:r>
+        <w:rPr>
+          <w:rFonts w:ascii="Cambria Math" w:hAnsi="Cambria Math"/>
+        </w:rPr>
+        <w:t>).</w:t>
       </w:r>
     </w:p>
     <w:sectPr>
@@ -3396,7 +2981,6 @@
   <w:style w:type="character" w:default="1" w:styleId="Absatz-Standardschriftart">
     <w:name w:val="Default Paragraph Font"/>
     <w:uiPriority w:val="1"/>
-    <w:semiHidden/>
     <w:unhideWhenUsed/>
   </w:style>
   <w:style w:type="table" w:default="1" w:styleId="NormaleTabelle">

--- a/QZH_104-108/Barbeli Senn Literatur.docx
+++ b/QZH_104-108/Barbeli Senn Literatur.docx
@@ -17,6 +17,24 @@
           <w:b/>
           <w:bCs/>
         </w:rPr>
+        <w:t>Literatur</w:t>
+      </w:r>
+    </w:p>
+    <w:p>
+      <w:pPr>
+        <w:spacing w:line="276" w:lineRule="auto"/>
+        <w:rPr>
+          <w:rFonts w:ascii="Cambria Math" w:hAnsi="Cambria Math"/>
+          <w:b/>
+          <w:bCs/>
+        </w:rPr>
+      </w:pPr>
+      <w:r>
+        <w:rPr>
+          <w:rFonts w:ascii="Cambria Math" w:hAnsi="Cambria Math"/>
+          <w:b/>
+          <w:bCs/>
+        </w:rPr>
         <w:t>Zu Barbeli Senn:</w:t>
       </w:r>
     </w:p>
@@ -238,13 +256,78 @@
         <w:rPr>
           <w:rFonts w:ascii="Cambria Math" w:hAnsi="Cambria Math"/>
         </w:rPr>
-        <w:t xml:space="preserve">Das zehnjährige Mädchen war zur Zeit der Beschuldigung beim Bauern Hans Murer untergebracht gewesen und hatte gegenüber dessen leiblichen Kindern behauptet, mittels Kräutern Vögel machen zu können. </w:t>
-      </w:r>
-      <w:r>
-        <w:rPr>
-          <w:rFonts w:ascii="Cambria Math" w:hAnsi="Cambria Math"/>
-        </w:rPr>
-        <w:t xml:space="preserve">Nachdem sich das Gerücht in der Dorfgemeinschaft insbesondere durch andere Kinder und Jugendliche herumgesprochen hatte, </w:t>
+        <w:t xml:space="preserve">Das zehnjährige Mädchen war zur Zeit der Beschuldigung beim Bauern Hans Murer untergebracht und hatte gegenüber dessen leiblichen Kindern behauptet, </w:t>
+      </w:r>
+      <w:r>
+        <w:rPr>
+          <w:rFonts w:ascii="Cambria Math" w:hAnsi="Cambria Math"/>
+        </w:rPr>
+        <w:t>aus</w:t>
+      </w:r>
+      <w:r>
+        <w:rPr>
+          <w:rFonts w:ascii="Cambria Math" w:hAnsi="Cambria Math"/>
+        </w:rPr>
+        <w:t xml:space="preserve"> Kräutern </w:t>
+      </w:r>
+      <w:commentRangeStart w:id="0"/>
+      <w:r>
+        <w:rPr>
+          <w:rFonts w:ascii="Cambria Math" w:hAnsi="Cambria Math"/>
+        </w:rPr>
+        <w:t>«</w:t>
+      </w:r>
+      <w:r>
+        <w:rPr>
+          <w:rFonts w:ascii="Cambria Math" w:hAnsi="Cambria Math"/>
+        </w:rPr>
+        <w:t>Vögel machen</w:t>
+      </w:r>
+      <w:r>
+        <w:rPr>
+          <w:rFonts w:ascii="Cambria Math" w:hAnsi="Cambria Math"/>
+        </w:rPr>
+        <w:t>»</w:t>
+      </w:r>
+      <w:r>
+        <w:rPr>
+          <w:rFonts w:ascii="Cambria Math" w:hAnsi="Cambria Math"/>
+        </w:rPr>
+        <w:t xml:space="preserve"> </w:t>
+      </w:r>
+      <w:commentRangeEnd w:id="0"/>
+      <w:r>
+        <w:rPr>
+          <w:rStyle w:val="Kommentarzeichen"/>
+          <w:rFonts w:ascii="Cambria Math" w:hAnsi="Cambria Math"/>
+          <w:sz w:val="24"/>
+          <w:szCs w:val="24"/>
+        </w:rPr>
+        <w:commentReference w:id="0"/>
+      </w:r>
+      <w:r>
+        <w:rPr>
+          <w:rFonts w:ascii="Cambria Math" w:hAnsi="Cambria Math"/>
+        </w:rPr>
+        <w:t xml:space="preserve">zu können. </w:t>
+      </w:r>
+      <w:r>
+        <w:rPr>
+          <w:rFonts w:ascii="Cambria Math" w:hAnsi="Cambria Math"/>
+        </w:rPr>
+        <w:t>Nachdem sich das Gerücht in der Dorfgemeinschaft insbesondere durch andere Kinder und Jugendliche herum</w:t>
+      </w:r>
+      <w:r>
+        <w:rPr>
+          <w:rFonts w:ascii="Cambria Math" w:hAnsi="Cambria Math"/>
+        </w:rPr>
+        <w:t>sprach</w:t>
+      </w:r>
+      <w:r>
+        <w:rPr>
+          <w:rFonts w:ascii="Cambria Math" w:hAnsi="Cambria Math"/>
+        </w:rPr>
+        <w:t xml:space="preserve">, </w:t>
       </w:r>
       <w:r>
         <w:rPr>
@@ -274,7 +357,13 @@
         <w:rPr>
           <w:rFonts w:ascii="Cambria Math" w:hAnsi="Cambria Math"/>
         </w:rPr>
-        <w:t xml:space="preserve">Ende Juni </w:t>
+        <w:t>Ende</w:t>
+      </w:r>
+      <w:r>
+        <w:rPr>
+          <w:rFonts w:ascii="Cambria Math" w:hAnsi="Cambria Math"/>
+        </w:rPr>
+        <w:t xml:space="preserve"> Juni </w:t>
       </w:r>
       <w:r>
         <w:rPr>
@@ -334,7 +423,7 @@
         <w:rPr>
           <w:rFonts w:ascii="Cambria Math" w:hAnsi="Cambria Math"/>
         </w:rPr>
-        <w:t>, ebenfalls werden die Aussagen von Personen aus Senns Umfeld</w:t>
+        <w:t>.</w:t>
       </w:r>
       <w:r>
         <w:rPr>
@@ -346,6 +435,24 @@
         <w:rPr>
           <w:rFonts w:ascii="Cambria Math" w:hAnsi="Cambria Math"/>
         </w:rPr>
+        <w:t>E</w:t>
+      </w:r>
+      <w:r>
+        <w:rPr>
+          <w:rFonts w:ascii="Cambria Math" w:hAnsi="Cambria Math"/>
+        </w:rPr>
+        <w:t>benfalls werden die Aussagen von Personen aus Senns Umfeld</w:t>
+      </w:r>
+      <w:r>
+        <w:rPr>
+          <w:rFonts w:ascii="Cambria Math" w:hAnsi="Cambria Math"/>
+        </w:rPr>
+        <w:t xml:space="preserve"> </w:t>
+      </w:r>
+      <w:r>
+        <w:rPr>
+          <w:rFonts w:ascii="Cambria Math" w:hAnsi="Cambria Math"/>
+        </w:rPr>
         <w:t>aufgenommen</w:t>
       </w:r>
       <w:r>
@@ -406,19 +513,25 @@
         <w:rPr>
           <w:rFonts w:ascii="Cambria Math" w:hAnsi="Cambria Math"/>
         </w:rPr>
-        <w:t>habe inzwischen zugegeben, das Vögelmachen bloss gegenüber «einfältigen Leuten» behauptet zu haben</w:t>
-      </w:r>
-      <w:r>
-        <w:rPr>
-          <w:rFonts w:ascii="Cambria Math" w:hAnsi="Cambria Math"/>
-        </w:rPr>
-        <w:t xml:space="preserve">. </w:t>
-      </w:r>
-      <w:r>
-        <w:rPr>
-          <w:rFonts w:ascii="Cambria Math" w:hAnsi="Cambria Math"/>
-        </w:rPr>
-        <w:t>Schliesslich befasste sich der kleine Rat von Zürich mit dem Fall</w:t>
+        <w:t>habe inzwischen zugegeben, das V</w:t>
+      </w:r>
+      <w:r>
+        <w:rPr>
+          <w:rFonts w:ascii="Cambria Math" w:hAnsi="Cambria Math"/>
+        </w:rPr>
+        <w:t>o</w:t>
+      </w:r>
+      <w:r>
+        <w:rPr>
+          <w:rFonts w:ascii="Cambria Math" w:hAnsi="Cambria Math"/>
+        </w:rPr>
+        <w:t>gelmachen bloss gegenüber «einfältigen Leuten» behauptet zu haben</w:t>
+      </w:r>
+      <w:r>
+        <w:rPr>
+          <w:rFonts w:ascii="Cambria Math" w:hAnsi="Cambria Math"/>
+        </w:rPr>
+        <w:t>. Schliesslich befasst sich der kleine Rat von Zürich mit dem Fall</w:t>
       </w:r>
       <w:r>
         <w:rPr>
@@ -436,25 +549,61 @@
         <w:rPr>
           <w:rFonts w:ascii="Cambria Math" w:hAnsi="Cambria Math"/>
         </w:rPr>
-        <w:t>beschliesst der Rat</w:t>
-      </w:r>
-      <w:r>
-        <w:rPr>
-          <w:rFonts w:ascii="Cambria Math" w:hAnsi="Cambria Math"/>
-        </w:rPr>
-        <w:t>, dass Barbeli im Oetenbach bleiben soll, um unterrichtet zu werden, während</w:t>
-      </w:r>
-      <w:r>
-        <w:rPr>
-          <w:rFonts w:ascii="Cambria Math" w:hAnsi="Cambria Math"/>
-        </w:rPr>
-        <w:t xml:space="preserve"> </w:t>
-      </w:r>
-      <w:r>
-        <w:rPr>
-          <w:rFonts w:ascii="Cambria Math" w:hAnsi="Cambria Math"/>
-        </w:rPr>
-        <w:t>sie von weiteren Körperstrafen verschont bleibt</w:t>
+        <w:t>beschliesst</w:t>
+      </w:r>
+      <w:r>
+        <w:rPr>
+          <w:rFonts w:ascii="Cambria Math" w:hAnsi="Cambria Math"/>
+        </w:rPr>
+        <w:t xml:space="preserve"> er</w:t>
+      </w:r>
+      <w:r>
+        <w:rPr>
+          <w:rFonts w:ascii="Cambria Math" w:hAnsi="Cambria Math"/>
+        </w:rPr>
+        <w:t xml:space="preserve">, dass Barbeli </w:t>
+      </w:r>
+      <w:r>
+        <w:rPr>
+          <w:rFonts w:ascii="Cambria Math" w:hAnsi="Cambria Math"/>
+        </w:rPr>
+        <w:t xml:space="preserve">Senn </w:t>
+      </w:r>
+      <w:r>
+        <w:rPr>
+          <w:rFonts w:ascii="Cambria Math" w:hAnsi="Cambria Math"/>
+        </w:rPr>
+        <w:t xml:space="preserve">im Oetenbach bleiben soll, um </w:t>
+      </w:r>
+      <w:r>
+        <w:rPr>
+          <w:rFonts w:ascii="Cambria Math" w:hAnsi="Cambria Math"/>
+        </w:rPr>
+        <w:t xml:space="preserve">religiös </w:t>
+      </w:r>
+      <w:r>
+        <w:rPr>
+          <w:rFonts w:ascii="Cambria Math" w:hAnsi="Cambria Math"/>
+        </w:rPr>
+        <w:t xml:space="preserve">unterrichtet zu werden, während sie von weiteren </w:t>
+      </w:r>
+      <w:r>
+        <w:rPr>
+          <w:rFonts w:ascii="Cambria Math" w:hAnsi="Cambria Math"/>
+        </w:rPr>
+        <w:t>körperlichen Strafen</w:t>
+      </w:r>
+      <w:r>
+        <w:rPr>
+          <w:rFonts w:ascii="Cambria Math" w:hAnsi="Cambria Math"/>
+        </w:rPr>
+        <w:t xml:space="preserve"> verschont bleib</w:t>
+      </w:r>
+      <w:r>
+        <w:rPr>
+          <w:rFonts w:ascii="Cambria Math" w:hAnsi="Cambria Math"/>
+        </w:rPr>
+        <w:t>en soll</w:t>
       </w:r>
       <w:r>
         <w:rPr>
@@ -466,7 +615,6 @@
     <w:p>
       <w:pPr>
         <w:spacing w:line="276" w:lineRule="auto"/>
-        <w:jc w:val="both"/>
         <w:rPr>
           <w:rFonts w:ascii="Cambria Math" w:hAnsi="Cambria Math"/>
         </w:rPr>
@@ -475,7 +623,36 @@
         <w:rPr>
           <w:rFonts w:ascii="Cambria Math" w:hAnsi="Cambria Math"/>
         </w:rPr>
-        <w:t>Der Fall Barbeli Senn steht beispielhaft für die sogenannten «Kinderhexenprozesse», denen im Laufe der späteren Hexenprozesse eine immer bedeutendere Rolle zukam.</w:t>
+        <w:t xml:space="preserve">Der Fall Barbeli Senn steht beispielhaft für </w:t>
+      </w:r>
+      <w:r>
+        <w:rPr>
+          <w:rFonts w:ascii="Cambria Math" w:hAnsi="Cambria Math"/>
+        </w:rPr>
+        <w:t xml:space="preserve">andere </w:t>
+      </w:r>
+      <w:commentRangeStart w:id="1"/>
+      <w:r>
+        <w:rPr>
+          <w:rFonts w:ascii="Cambria Math" w:hAnsi="Cambria Math"/>
+        </w:rPr>
+        <w:t>Kinderhexenprozesse</w:t>
+      </w:r>
+      <w:commentRangeEnd w:id="1"/>
+      <w:r>
+        <w:rPr>
+          <w:rStyle w:val="Kommentarzeichen"/>
+          <w:rFonts w:ascii="Cambria Math" w:hAnsi="Cambria Math"/>
+          <w:sz w:val="24"/>
+          <w:szCs w:val="24"/>
+        </w:rPr>
+        <w:commentReference w:id="1"/>
+      </w:r>
+      <w:r>
+        <w:rPr>
+          <w:rFonts w:ascii="Cambria Math" w:hAnsi="Cambria Math"/>
+        </w:rPr>
+        <w:t>, denen im Laufe der späteren Hexenprozesse eine immer bedeutendere Rolle zukam.</w:t>
       </w:r>
       <w:r>
         <w:rPr>
@@ -493,7 +670,7 @@
         <w:rPr>
           <w:rFonts w:ascii="Cambria Math" w:hAnsi="Cambria Math"/>
         </w:rPr>
-        <w:t xml:space="preserve">diese Zunahme an Kinderhexen </w:t>
+        <w:t xml:space="preserve">die Zunahme an Kinderhexen </w:t>
       </w:r>
       <w:r>
         <w:rPr>
@@ -511,7 +688,7 @@
         <w:rPr>
           <w:rFonts w:ascii="Cambria Math" w:hAnsi="Cambria Math"/>
         </w:rPr>
-        <w:t>, dass mit zunehmender Kritik an Hexenprozessen die Anforderungen an diese massgeblich angehoben wurden. Da Kinder aber vor allem sich selbst bezichtigten, waren ihre Aussagen freiwillig und umso glaubwürdiger – sie blieben gewissermassen als Auslöser der eigentlich sehr selten stattfindenden Prozesse als letzte übrig.</w:t>
+        <w:t>, dass mit zunehmender Kritik an Hexenprozessen die Anforderungen an diese massgeblich angehoben wurden. Da Kinder vor allem sich selbst</w:t>
       </w:r>
       <w:r>
         <w:rPr>
@@ -523,14 +700,79 @@
         <w:rPr>
           <w:rFonts w:ascii="Cambria Math" w:hAnsi="Cambria Math"/>
         </w:rPr>
-        <w:t xml:space="preserve">Typisch für diese Fälle ist gemäss Nicole Bettlé die Zugehörigkeit zu einer Familie als Auslöser der </w:t>
-      </w:r>
-      <w:r>
-        <w:rPr>
-          <w:rFonts w:ascii="Cambria Math" w:hAnsi="Cambria Math"/>
-        </w:rPr>
-        <w:lastRenderedPageBreak/>
-        <w:t>Ahndnung. Senns Familie stammte von? und war bereits zuvor mehrmals mit der Justiz in Berührung gekommen.</w:t>
+        <w:t>bezichtigten</w:t>
+      </w:r>
+      <w:r>
+        <w:rPr>
+          <w:rFonts w:ascii="Cambria Math" w:hAnsi="Cambria Math"/>
+        </w:rPr>
+        <w:t xml:space="preserve">, </w:t>
+      </w:r>
+      <w:r>
+        <w:rPr>
+          <w:rFonts w:ascii="Cambria Math" w:hAnsi="Cambria Math"/>
+        </w:rPr>
+        <w:t xml:space="preserve">galten ihre Aussagen als freiwillig und deshalb als </w:t>
+      </w:r>
+      <w:r>
+        <w:rPr>
+          <w:rFonts w:ascii="Cambria Math" w:hAnsi="Cambria Math"/>
+        </w:rPr>
+        <w:t>umso glaubwürdiger</w:t>
+      </w:r>
+      <w:r>
+        <w:rPr>
+          <w:rFonts w:ascii="Cambria Math" w:hAnsi="Cambria Math"/>
+        </w:rPr>
+        <w:t>. S</w:t>
+      </w:r>
+      <w:r>
+        <w:rPr>
+          <w:rFonts w:ascii="Cambria Math" w:hAnsi="Cambria Math"/>
+        </w:rPr>
+        <w:t xml:space="preserve">ie blieben als Auslöser der eigentlich sehr selten stattfindenden Prozesse </w:t>
+      </w:r>
+      <w:r>
+        <w:rPr>
+          <w:rFonts w:ascii="Cambria Math" w:hAnsi="Cambria Math"/>
+        </w:rPr>
+        <w:t xml:space="preserve">gemäss Behringer </w:t>
+      </w:r>
+      <w:r>
+        <w:rPr>
+          <w:rFonts w:ascii="Cambria Math" w:hAnsi="Cambria Math"/>
+        </w:rPr>
+        <w:t xml:space="preserve">gewissermassen </w:t>
+      </w:r>
+      <w:r>
+        <w:rPr>
+          <w:rFonts w:ascii="Cambria Math" w:hAnsi="Cambria Math"/>
+        </w:rPr>
+        <w:t>«</w:t>
+      </w:r>
+      <w:r>
+        <w:rPr>
+          <w:rFonts w:ascii="Cambria Math" w:hAnsi="Cambria Math"/>
+        </w:rPr>
+        <w:t>als letzte übrig</w:t>
+      </w:r>
+      <w:r>
+        <w:rPr>
+          <w:rFonts w:ascii="Cambria Math" w:hAnsi="Cambria Math"/>
+        </w:rPr>
+        <w:t>»</w:t>
+      </w:r>
+      <w:r>
+        <w:rPr>
+          <w:rFonts w:ascii="Cambria Math" w:hAnsi="Cambria Math"/>
+        </w:rPr>
+        <w:t>.</w:t>
+      </w:r>
+      <w:r>
+        <w:rPr>
+          <w:rFonts w:ascii="Cambria Math" w:hAnsi="Cambria Math"/>
+        </w:rPr>
+        <w:t xml:space="preserve"> </w:t>
       </w:r>
     </w:p>
     <w:p>
@@ -544,7 +786,99 @@
         <w:rPr>
           <w:rFonts w:ascii="Cambria Math" w:hAnsi="Cambria Math"/>
         </w:rPr>
-        <w:t xml:space="preserve">Anders als es Behringer aber als typisches Merkmal der Kinderhexenprozesse nennt, wurde Barbelis Vater nach ihren </w:t>
+        <w:lastRenderedPageBreak/>
+        <w:t>Typisch für diese Fälle ist gemäss Nicole Bettlé</w:t>
+      </w:r>
+      <w:r>
+        <w:rPr>
+          <w:rFonts w:ascii="Cambria Math" w:hAnsi="Cambria Math"/>
+        </w:rPr>
+        <w:t xml:space="preserve"> –</w:t>
+      </w:r>
+      <w:r>
+        <w:rPr>
+          <w:rFonts w:ascii="Cambria Math" w:hAnsi="Cambria Math"/>
+        </w:rPr>
+        <w:t xml:space="preserve"> </w:t>
+      </w:r>
+      <w:r>
+        <w:rPr>
+          <w:rFonts w:ascii="Cambria Math" w:hAnsi="Cambria Math"/>
+        </w:rPr>
+        <w:t xml:space="preserve">neben der Selbstbezichtigung – </w:t>
+      </w:r>
+      <w:r>
+        <w:rPr>
+          <w:rFonts w:ascii="Cambria Math" w:hAnsi="Cambria Math"/>
+        </w:rPr>
+        <w:t xml:space="preserve">die Zugehörigkeit zu einer Familie als Auslöser der Ahndung. Senns Familie </w:t>
+      </w:r>
+      <w:r>
+        <w:rPr>
+          <w:rFonts w:ascii="Cambria Math" w:hAnsi="Cambria Math"/>
+        </w:rPr>
+        <w:t>war r</w:t>
+      </w:r>
+      <w:r>
+        <w:rPr>
+          <w:rFonts w:ascii="Cambria Math" w:hAnsi="Cambria Math"/>
+          <w:highlight w:val="yellow"/>
+        </w:rPr>
+        <w:t>andständi</w:t>
+      </w:r>
+      <w:r>
+        <w:rPr>
+          <w:rFonts w:ascii="Cambria Math" w:hAnsi="Cambria Math"/>
+        </w:rPr>
+        <w:t>g</w:t>
+      </w:r>
+      <w:r>
+        <w:rPr>
+          <w:rFonts w:ascii="Cambria Math" w:hAnsi="Cambria Math"/>
+        </w:rPr>
+        <w:t xml:space="preserve"> und bereits zuvor mehrmals mit der Justiz in Berührung gekommen</w:t>
+      </w:r>
+      <w:r>
+        <w:rPr>
+          <w:rFonts w:ascii="Cambria Math" w:hAnsi="Cambria Math"/>
+        </w:rPr>
+        <w:t>. W</w:t>
+      </w:r>
+      <w:r>
+        <w:rPr>
+          <w:rFonts w:ascii="Cambria Math" w:hAnsi="Cambria Math"/>
+        </w:rPr>
+        <w:t xml:space="preserve">ie aus dem ersten Schreiben von Pfarrer Hans Jakob Amman hervorgeht, </w:t>
+      </w:r>
+      <w:r>
+        <w:rPr>
+          <w:rFonts w:ascii="Cambria Math" w:hAnsi="Cambria Math"/>
+        </w:rPr>
+        <w:t>hatten</w:t>
+      </w:r>
+      <w:r>
+        <w:rPr>
+          <w:rFonts w:ascii="Cambria Math" w:hAnsi="Cambria Math"/>
+        </w:rPr>
+        <w:t xml:space="preserve"> Barbeli und ihre Schwester einige Zeit im Waisenhaus verbracht</w:t>
+      </w:r>
+      <w:r>
+        <w:rPr>
+          <w:rFonts w:ascii="Cambria Math" w:hAnsi="Cambria Math"/>
+        </w:rPr>
+        <w:t>.</w:t>
+      </w:r>
+      <w:r>
+        <w:rPr>
+          <w:rFonts w:ascii="Cambria Math" w:hAnsi="Cambria Math"/>
+        </w:rPr>
+        <w:t xml:space="preserve"> </w:t>
+      </w:r>
+      <w:r>
+        <w:rPr>
+          <w:rFonts w:ascii="Cambria Math" w:hAnsi="Cambria Math"/>
+        </w:rPr>
+        <w:t xml:space="preserve">Auch die Rolle von anderen Kindern als belastende Zeuginnen und Zeugen zeigt sich in den aufgenommenen Aussagen beispielhaft. </w:t>
       </w:r>
     </w:p>
     <w:p>
@@ -558,19 +892,61 @@
         <w:rPr>
           <w:rFonts w:ascii="Cambria Math" w:hAnsi="Cambria Math"/>
         </w:rPr>
-        <w:t>Oft belasteten</w:t>
-      </w:r>
-      <w:r>
-        <w:rPr>
-          <w:rFonts w:ascii="Cambria Math" w:hAnsi="Cambria Math"/>
-        </w:rPr>
-        <w:t>, wie es im Fall Barbeli Senn auch geschah,</w:t>
-      </w:r>
-      <w:r>
-        <w:rPr>
-          <w:rFonts w:ascii="Cambria Math" w:hAnsi="Cambria Math"/>
-        </w:rPr>
-        <w:t xml:space="preserve"> andere Kinder die Beschuldigten, bei Barbeli waren es ihre Pflegegeschwister gewesen</w:t>
+        <w:t xml:space="preserve">Während in Zürich </w:t>
+      </w:r>
+      <w:r>
+        <w:rPr>
+          <w:rFonts w:ascii="Cambria Math" w:hAnsi="Cambria Math"/>
+        </w:rPr>
+        <w:t xml:space="preserve">in dieser späten Phase </w:t>
+      </w:r>
+      <w:r>
+        <w:rPr>
+          <w:rFonts w:ascii="Cambria Math" w:hAnsi="Cambria Math"/>
+        </w:rPr>
+        <w:t xml:space="preserve">nicht wenige Kinder </w:t>
+      </w:r>
+      <w:r>
+        <w:rPr>
+          <w:rFonts w:ascii="Cambria Math" w:hAnsi="Cambria Math"/>
+        </w:rPr>
+        <w:t>unter Hexereive</w:t>
+      </w:r>
+      <w:r>
+        <w:rPr>
+          <w:rFonts w:ascii="Cambria Math" w:hAnsi="Cambria Math"/>
+        </w:rPr>
+        <w:t xml:space="preserve">rdacht gerieten, lassen sich gemäss Bettlé im Gegensatz zu </w:t>
+      </w:r>
+      <w:r>
+        <w:rPr>
+          <w:rFonts w:ascii="Cambria Math" w:hAnsi="Cambria Math"/>
+        </w:rPr>
+        <w:t>anderen Eidgenössischen Orten</w:t>
+      </w:r>
+      <w:r>
+        <w:rPr>
+          <w:rFonts w:ascii="Cambria Math" w:hAnsi="Cambria Math"/>
+        </w:rPr>
+        <w:t xml:space="preserve"> keine Todesurteile nachweisen. </w:t>
+      </w:r>
+      <w:r>
+        <w:rPr>
+          <w:rFonts w:ascii="Cambria Math" w:hAnsi="Cambria Math"/>
+        </w:rPr>
+        <w:t>Rainer Hugener stellt</w:t>
+      </w:r>
+      <w:r>
+        <w:rPr>
+          <w:rFonts w:ascii="Cambria Math" w:hAnsi="Cambria Math"/>
+        </w:rPr>
+        <w:t xml:space="preserve"> </w:t>
+      </w:r>
+      <w:r>
+        <w:rPr>
+          <w:rFonts w:ascii="Cambria Math" w:hAnsi="Cambria Math"/>
+        </w:rPr>
+        <w:t xml:space="preserve">auch für den Fall Barbeli Senn fest, dass diese ihre Behauptungen über das Vogelmachen schliesslich auf Anraten der Geistlichen zurückzog. </w:t>
       </w:r>
     </w:p>
     <w:p>
@@ -584,13 +960,36 @@
         <w:rPr>
           <w:rFonts w:ascii="Cambria Math" w:hAnsi="Cambria Math"/>
         </w:rPr>
-        <w:t>Während in Zürich nicht wenige Kinder unter Verdacht gerieten, lassen sich gemäss Bettlé im Gegensatz zu von Minderjährigen verübten Sodomiedelikten keine Todesurteile nachweisen.</w:t>
-      </w:r>
-      <w:r>
-        <w:rPr>
-          <w:rFonts w:ascii="Cambria Math" w:hAnsi="Cambria Math"/>
-        </w:rPr>
-        <w:t xml:space="preserve"> </w:t>
+        <w:t>«</w:t>
+      </w:r>
+      <w:commentRangeStart w:id="2"/>
+      <w:r>
+        <w:rPr>
+          <w:rFonts w:ascii="Cambria Math" w:hAnsi="Cambria Math"/>
+        </w:rPr>
+        <w:t>Der Antistes Johann</w:t>
+      </w:r>
+      <w:r>
+        <w:rPr>
+          <w:rFonts w:ascii="Cambria Math" w:hAnsi="Cambria Math"/>
+        </w:rPr>
+        <w:t xml:space="preserve"> Ludwig Nüscheler galt als augesprochener Vertreter der Spätorthodoxie.</w:t>
+      </w:r>
+      <w:commentRangeEnd w:id="2"/>
+      <w:r>
+        <w:rPr>
+          <w:rStyle w:val="Kommentarzeichen"/>
+          <w:rFonts w:ascii="Cambria Math" w:hAnsi="Cambria Math"/>
+          <w:sz w:val="24"/>
+          <w:szCs w:val="24"/>
+        </w:rPr>
+        <w:commentReference w:id="2"/>
+      </w:r>
+      <w:r>
+        <w:rPr>
+          <w:rFonts w:ascii="Cambria Math" w:hAnsi="Cambria Math"/>
+        </w:rPr>
+        <w:t>»</w:t>
       </w:r>
     </w:p>
     <w:p>
@@ -604,19 +1003,79 @@
         <w:rPr>
           <w:rFonts w:ascii="Cambria Math" w:hAnsi="Cambria Math"/>
         </w:rPr>
-        <w:t>Der Antistes Johann</w:t>
-      </w:r>
-      <w:r>
-        <w:rPr>
-          <w:rFonts w:ascii="Cambria Math" w:hAnsi="Cambria Math"/>
-        </w:rPr>
-        <w:t xml:space="preserve"> Ludwig Nüscheler galt als augesprochener Vertreter der Spätorthodoxie.</w:t>
-      </w:r>
-      <w:r>
-        <w:rPr>
-          <w:rFonts w:ascii="Cambria Math" w:hAnsi="Cambria Math"/>
-        </w:rPr>
-        <w:t xml:space="preserve"> </w:t>
+        <w:t>Zur Hexereiverfolgung im Zürcher Gebiet</w:t>
+      </w:r>
+      <w:r>
+        <w:rPr>
+          <w:rFonts w:ascii="Cambria Math" w:hAnsi="Cambria Math"/>
+        </w:rPr>
+        <w:t xml:space="preserve"> vgl. </w:t>
+      </w:r>
+      <w:r>
+        <w:rPr>
+          <w:rFonts w:ascii="Cambria Math" w:hAnsi="Cambria Math"/>
+        </w:rPr>
+        <w:t>Hugener</w:t>
+      </w:r>
+      <w:r>
+        <w:rPr>
+          <w:rFonts w:ascii="Cambria Math" w:hAnsi="Cambria Math"/>
+        </w:rPr>
+        <w:t xml:space="preserve"> 2027</w:t>
+      </w:r>
+      <w:r>
+        <w:rPr>
+          <w:rFonts w:ascii="Cambria Math" w:hAnsi="Cambria Math"/>
+        </w:rPr>
+        <w:t>, z</w:t>
+      </w:r>
+      <w:r>
+        <w:rPr>
+          <w:rFonts w:ascii="Cambria Math" w:hAnsi="Cambria Math"/>
+        </w:rPr>
+        <w:t xml:space="preserve">u Kinderhexen in der </w:t>
+      </w:r>
+      <w:r>
+        <w:rPr>
+          <w:rFonts w:ascii="Cambria Math" w:hAnsi="Cambria Math"/>
+        </w:rPr>
+        <w:t>S</w:t>
+      </w:r>
+      <w:r>
+        <w:rPr>
+          <w:rFonts w:ascii="Cambria Math" w:hAnsi="Cambria Math"/>
+        </w:rPr>
+        <w:t>chweiz: Bettl</w:t>
+      </w:r>
+      <w:r>
+        <w:rPr>
+          <w:rFonts w:ascii="Cambria Math" w:hAnsi="Cambria Math"/>
+        </w:rPr>
+        <w:t xml:space="preserve">é 2013; </w:t>
+      </w:r>
+      <w:r>
+        <w:rPr>
+          <w:rFonts w:ascii="Cambria Math" w:hAnsi="Cambria Math"/>
+        </w:rPr>
+        <w:t>Zürcher</w:t>
+      </w:r>
+      <w:r>
+        <w:rPr>
+          <w:rFonts w:ascii="Cambria Math" w:hAnsi="Cambria Math"/>
+        </w:rPr>
+        <w:t xml:space="preserve"> 1960,</w:t>
+      </w:r>
+      <w:r>
+        <w:rPr>
+          <w:rFonts w:ascii="Cambria Math" w:hAnsi="Cambria Math"/>
+        </w:rPr>
+        <w:t xml:space="preserve"> zu Kinderhexen im Allgemeinen: </w:t>
+      </w:r>
+      <w:r>
+        <w:rPr>
+          <w:rFonts w:ascii="Cambria Math" w:hAnsi="Cambria Math"/>
+        </w:rPr>
+        <w:t>Behringer 1989.</w:t>
       </w:r>
     </w:p>
     <w:p>
@@ -624,15 +1083,8 @@
         <w:spacing w:line="276" w:lineRule="auto"/>
         <w:rPr>
           <w:rFonts w:ascii="Cambria Math" w:hAnsi="Cambria Math"/>
-        </w:rPr>
-      </w:pPr>
-    </w:p>
-    <w:p/>
-    <w:p>
-      <w:pPr>
-        <w:spacing w:line="276" w:lineRule="auto"/>
-        <w:rPr>
-          <w:rFonts w:ascii="Cambria Math" w:hAnsi="Cambria Math"/>
+          <w:b/>
+          <w:bCs/>
         </w:rPr>
       </w:pPr>
     </w:p>
@@ -651,7 +1103,7 @@
           <w:b/>
           <w:bCs/>
         </w:rPr>
-        <w:sym w:font="Wingdings" w:char="F0E0"/>
+        <w:t>Regesten</w:t>
       </w:r>
       <w:r>
         <w:rPr>
@@ -659,210 +1111,7 @@
           <w:b/>
           <w:bCs/>
         </w:rPr>
-        <w:t xml:space="preserve">Einordnung in spätere Kinderhexenprozesse des 17. Und 18. Jh. </w:t>
-      </w:r>
-    </w:p>
-    <w:p>
-      <w:pPr>
-        <w:spacing w:line="276" w:lineRule="auto"/>
-        <w:rPr>
-          <w:rFonts w:ascii="Cambria Math" w:hAnsi="Cambria Math"/>
-        </w:rPr>
-      </w:pPr>
-      <w:r>
-        <w:rPr>
-          <w:rFonts w:ascii="Cambria Math" w:hAnsi="Cambria Math"/>
-        </w:rPr>
-        <w:t>«In Zürich gerieten nicht wenige Kinder unter Verdacht, doch lassen sich – im Gege</w:t>
-      </w:r>
-      <w:r>
-        <w:rPr>
-          <w:rFonts w:ascii="Cambria Math" w:hAnsi="Cambria Math"/>
-        </w:rPr>
-        <w:t>n</w:t>
-      </w:r>
-      <w:r>
-        <w:rPr>
-          <w:rFonts w:ascii="Cambria Math" w:hAnsi="Cambria Math"/>
-        </w:rPr>
-        <w:t xml:space="preserve">satz zu den vielen durch Minderjährige verübten Sodomiedelikten – keine Todesurteile nachweisen.» </w:t>
-      </w:r>
-    </w:p>
-    <w:p>
-      <w:pPr>
-        <w:spacing w:line="276" w:lineRule="auto"/>
-        <w:rPr>
-          <w:rFonts w:ascii="Cambria Math" w:hAnsi="Cambria Math"/>
-        </w:rPr>
-      </w:pPr>
-      <w:r>
-        <w:rPr>
-          <w:rFonts w:ascii="Cambria Math" w:hAnsi="Cambria Math"/>
-        </w:rPr>
-        <w:t>(S. 266f)</w:t>
-      </w:r>
-    </w:p>
-    <w:p>
-      <w:pPr>
-        <w:spacing w:line="276" w:lineRule="auto"/>
-        <w:rPr>
-          <w:rFonts w:ascii="Cambria Math" w:hAnsi="Cambria Math"/>
-        </w:rPr>
-      </w:pPr>
-      <w:r>
-        <w:rPr>
-          <w:rFonts w:ascii="Cambria Math" w:hAnsi="Cambria Math"/>
-        </w:rPr>
-        <w:t>«Die Verhöre selbst zeichnen sich nicht in besonderem Mass durch ein willkürliches Verhalten der Obrigkeit oder suggestive Fragen aus, obwohl diese in einzelnen Fällen eindeutig vorgekommen sind. In vielen Fällen zweifelten die Amtsträger am Wahrheitsgehalt der von den Kindern gemachten Aussagen und Bezichtigungen</w:t>
-      </w:r>
-      <w:r>
-        <w:rPr>
-          <w:rFonts w:ascii="Cambria Math" w:hAnsi="Cambria Math"/>
-        </w:rPr>
-        <w:t xml:space="preserve"> […]</w:t>
-      </w:r>
-      <w:r>
-        <w:rPr>
-          <w:rFonts w:ascii="Cambria Math" w:hAnsi="Cambria Math"/>
-        </w:rPr>
-        <w:t>.</w:t>
-      </w:r>
-      <w:r>
-        <w:rPr>
-          <w:rFonts w:ascii="Cambria Math" w:hAnsi="Cambria Math"/>
-        </w:rPr>
-        <w:t xml:space="preserve">  Auch Geistliche setzten sich immer wieder für angeklagte Kinder ein, um sie vor der Todesstrafe zu bewahren. Tatsächlich sah sich in vielen Fällen die Obrigkeit vielmehr zum Handeln gezwungen.</w:t>
-      </w:r>
-    </w:p>
-    <w:p>
-      <w:pPr>
-        <w:spacing w:line="276" w:lineRule="auto"/>
-        <w:rPr>
-          <w:rFonts w:ascii="Cambria Math" w:hAnsi="Cambria Math"/>
-        </w:rPr>
-      </w:pPr>
-      <w:r>
-        <w:rPr>
-          <w:rFonts w:ascii="Cambria Math" w:hAnsi="Cambria Math"/>
-        </w:rPr>
-        <w:t xml:space="preserve">Einerseits versuchten Mitglieder der Volksgemeinschaft durch ihr Aufbegehren die Kinder aus der Welt zu schaffen resp. Wigerten sich, sie aufzunehmen. Andererseits stritten sie im Falle eines Schuldenspruchs über die Art und Weise, wie ein hexenverdächtiges Kind hingerichtet werden sollte. </w:t>
-      </w:r>
-    </w:p>
-    <w:p>
-      <w:pPr>
-        <w:spacing w:line="276" w:lineRule="auto"/>
-        <w:rPr>
-          <w:rFonts w:ascii="Cambria Math" w:hAnsi="Cambria Math"/>
-        </w:rPr>
-      </w:pPr>
-      <w:r>
-        <w:rPr>
-          <w:rFonts w:ascii="Cambria Math" w:hAnsi="Cambria Math"/>
-        </w:rPr>
-        <w:t>Kinderzeugen belasteten andere Kinder oft schwer (Senn!)</w:t>
-      </w:r>
-    </w:p>
-    <w:p>
-      <w:pPr>
-        <w:spacing w:line="276" w:lineRule="auto"/>
-        <w:rPr>
-          <w:rFonts w:ascii="Cambria Math" w:hAnsi="Cambria Math"/>
-        </w:rPr>
-      </w:pPr>
-      <w:r>
-        <w:rPr>
-          <w:rFonts w:ascii="Cambria Math" w:hAnsi="Cambria Math"/>
-        </w:rPr>
-        <w:t>Auch waren viele dem Zwang Erwachsener ausgesetzt</w:t>
-      </w:r>
-      <w:r>
-        <w:rPr>
-          <w:rFonts w:ascii="Cambria Math" w:hAnsi="Cambria Math"/>
-        </w:rPr>
-        <w:t>.</w:t>
-      </w:r>
-    </w:p>
-    <w:p>
-      <w:pPr>
-        <w:spacing w:line="276" w:lineRule="auto"/>
-        <w:rPr>
-          <w:rFonts w:ascii="Cambria Math" w:hAnsi="Cambria Math"/>
-        </w:rPr>
-      </w:pPr>
-      <w:r>
-        <w:rPr>
-          <w:rFonts w:ascii="Cambria Math" w:hAnsi="Cambria Math"/>
-        </w:rPr>
-        <w:t>Die meisten Kinder gerieten durch Zugehörigkeit zu einer Familie in Verruf. Viele gehörten Familien an, die (oder wo Mitglieder davon) bereits unter Hexereiverdacht standen.</w:t>
-      </w:r>
-    </w:p>
-    <w:p>
-      <w:pPr>
-        <w:spacing w:line="276" w:lineRule="auto"/>
-        <w:rPr>
-          <w:rFonts w:ascii="Cambria Math" w:hAnsi="Cambria Math"/>
-        </w:rPr>
-      </w:pPr>
-      <w:r>
-        <w:rPr>
-          <w:rFonts w:ascii="Cambria Math" w:hAnsi="Cambria Math"/>
-        </w:rPr>
-        <w:lastRenderedPageBreak/>
-        <w:t>Ein Grossteil der verdächtigten Kinder gab an, von ihren Eltern oder anderen Familienmitgliedern verführt worden zu sein.</w:t>
-      </w:r>
-    </w:p>
-    <w:p>
-      <w:pPr>
-        <w:spacing w:line="276" w:lineRule="auto"/>
-        <w:rPr>
-          <w:rFonts w:ascii="Cambria Math" w:hAnsi="Cambria Math"/>
-          <w:b/>
-          <w:bCs/>
-        </w:rPr>
-      </w:pPr>
-      <w:r>
-        <w:rPr>
-          <w:rFonts w:ascii="Cambria Math" w:hAnsi="Cambria Math"/>
-          <w:b/>
-          <w:bCs/>
-        </w:rPr>
-        <w:t>Meret Zürcher</w:t>
-      </w:r>
-    </w:p>
-    <w:p>
-      <w:pPr>
-        <w:spacing w:line="276" w:lineRule="auto"/>
-        <w:rPr>
-          <w:rFonts w:ascii="Cambria Math" w:hAnsi="Cambria Math"/>
-          <w:b/>
-          <w:bCs/>
-        </w:rPr>
-      </w:pPr>
-    </w:p>
-    <w:p>
-      <w:pPr>
-        <w:spacing w:line="276" w:lineRule="auto"/>
-        <w:rPr>
-          <w:rFonts w:ascii="Cambria Math" w:hAnsi="Cambria Math"/>
-          <w:b/>
-          <w:bCs/>
-        </w:rPr>
-      </w:pPr>
-      <w:r>
-        <w:rPr>
-          <w:rFonts w:ascii="Cambria Math" w:hAnsi="Cambria Math"/>
-          <w:b/>
-          <w:bCs/>
-        </w:rPr>
-        <w:t>Regesten</w:t>
-      </w:r>
-      <w:r>
-        <w:rPr>
-          <w:rFonts w:ascii="Cambria Math" w:hAnsi="Cambria Math"/>
-          <w:b/>
-          <w:bCs/>
-        </w:rPr>
-        <w:t xml:space="preserve"> (Segments hinzufügen)</w:t>
+        <w:t xml:space="preserve"> </w:t>
       </w:r>
     </w:p>
     <w:p>
@@ -1351,7 +1600,25 @@
           <w:kern w:val="0"/>
           <w:highlight w:val="white"/>
         </w:rPr>
-        <w:t xml:space="preserve"> Auch die Tochter Hans Murers habe erzählt, dass Barbeli ihr gegen Bezahlung das Vögelmachen habe lehren wollen. Auf die Frage danach, was Barbeli mit </w:t>
+        <w:t xml:space="preserve"> Auch die Tochter Hans Murers habe erzählt, dass Barbeli ihr gegen Bezahlung das V</w:t>
+      </w:r>
+      <w:r>
+        <w:rPr>
+          <w:rFonts w:ascii="Cambria Math" w:hAnsi="Cambria Math" w:cs="Times New Roman"/>
+          <w:color w:val="000000"/>
+          <w:kern w:val="0"/>
+          <w:highlight w:val="white"/>
+        </w:rPr>
+        <w:t>o</w:t>
+      </w:r>
+      <w:r>
+        <w:rPr>
+          <w:rFonts w:ascii="Cambria Math" w:hAnsi="Cambria Math" w:cs="Times New Roman"/>
+          <w:color w:val="000000"/>
+          <w:kern w:val="0"/>
+          <w:highlight w:val="white"/>
+        </w:rPr>
+        <w:t xml:space="preserve">gelmachen habe lehren wollen. Auf die Frage danach, was Barbeli mit </w:t>
       </w:r>
       <w:r>
         <w:rPr>
@@ -1487,6 +1754,7 @@
         <w:rPr>
           <w:rFonts w:ascii="Cambria Math" w:hAnsi="Cambria Math"/>
         </w:rPr>
+        <w:lastRenderedPageBreak/>
         <w:t xml:space="preserve">Die </w:t>
       </w:r>
       <w:r>
@@ -1499,7 +1767,19 @@
         <w:rPr>
           <w:rFonts w:ascii="Cambria Math" w:hAnsi="Cambria Math"/>
         </w:rPr>
-        <w:t xml:space="preserve"> Hexerei verdächtigte Barbeli Senn von Aeugst wird in einem ersten Verhör durch Pfarrer Hans Jakob Amman vernommen. Amman befragt Barbeli dazu, wann und unter welchen Umständen sie das Vögelmachen gelernt </w:t>
+        <w:t xml:space="preserve"> Hexerei verdächtigte Barbeli Senn von Aeugst wird in einem ersten Verhör durch Pfarrer Hans Jakob Amman vernommen. Amman befragt Barbeli dazu, wann und unter welchen Umständen sie das V</w:t>
+      </w:r>
+      <w:r>
+        <w:rPr>
+          <w:rFonts w:ascii="Cambria Math" w:hAnsi="Cambria Math"/>
+        </w:rPr>
+        <w:t>o</w:t>
+      </w:r>
+      <w:r>
+        <w:rPr>
+          <w:rFonts w:ascii="Cambria Math" w:hAnsi="Cambria Math"/>
+        </w:rPr>
+        <w:t xml:space="preserve">gelmachen gelernt </w:t>
       </w:r>
       <w:r>
         <w:rPr>
@@ -1535,7 +1815,19 @@
         <w:rPr>
           <w:rFonts w:ascii="Cambria Math" w:hAnsi="Cambria Math"/>
         </w:rPr>
-        <w:t xml:space="preserve">das Vögelmachen ablaufe </w:t>
+        <w:t>das V</w:t>
+      </w:r>
+      <w:r>
+        <w:rPr>
+          <w:rFonts w:ascii="Cambria Math" w:hAnsi="Cambria Math"/>
+        </w:rPr>
+        <w:t>o</w:t>
+      </w:r>
+      <w:r>
+        <w:rPr>
+          <w:rFonts w:ascii="Cambria Math" w:hAnsi="Cambria Math"/>
+        </w:rPr>
+        <w:t xml:space="preserve">gelmachen ablaufe </w:t>
       </w:r>
       <w:r>
         <w:rPr>
@@ -1782,14 +2074,42 @@
           <w:rFonts w:ascii="Cambria Math" w:hAnsi="Cambria Math"/>
           <w:highlight w:val="yellow"/>
         </w:rPr>
-        <w:t xml:space="preserve"> Vögelmachen erfahren habe</w:t>
+        <w:t xml:space="preserve"> V</w:t>
       </w:r>
       <w:r>
         <w:rPr>
           <w:rFonts w:ascii="Cambria Math" w:hAnsi="Cambria Math"/>
           <w:highlight w:val="yellow"/>
         </w:rPr>
-        <w:t>. Ausserdem habe Barbeli Senn ihm gegen Bezahlung das Vögelmachen selbst vorgeführt</w:t>
+        <w:t>o</w:t>
+      </w:r>
+      <w:r>
+        <w:rPr>
+          <w:rFonts w:ascii="Cambria Math" w:hAnsi="Cambria Math"/>
+          <w:highlight w:val="yellow"/>
+        </w:rPr>
+        <w:t>gelmachen erfahren habe</w:t>
+      </w:r>
+      <w:r>
+        <w:rPr>
+          <w:rFonts w:ascii="Cambria Math" w:hAnsi="Cambria Math"/>
+          <w:highlight w:val="yellow"/>
+        </w:rPr>
+        <w:t>. Ausserdem habe Barbeli Senn ihm gegen Bezahlung das V</w:t>
+      </w:r>
+      <w:r>
+        <w:rPr>
+          <w:rFonts w:ascii="Cambria Math" w:hAnsi="Cambria Math"/>
+          <w:highlight w:val="yellow"/>
+        </w:rPr>
+        <w:t>o</w:t>
+      </w:r>
+      <w:r>
+        <w:rPr>
+          <w:rFonts w:ascii="Cambria Math" w:hAnsi="Cambria Math"/>
+          <w:highlight w:val="yellow"/>
+        </w:rPr>
+        <w:t>gelmachen selbst vorgeführt</w:t>
       </w:r>
       <w:r>
         <w:rPr>
@@ -1819,14 +2139,19 @@
         <w:rPr>
           <w:rFonts w:ascii="Cambria Math" w:hAnsi="Cambria Math"/>
         </w:rPr>
-        <w:t>Die 15-</w:t>
-      </w:r>
-      <w:r>
-        <w:rPr>
-          <w:rFonts w:ascii="Cambria Math" w:hAnsi="Cambria Math"/>
-        </w:rPr>
-        <w:lastRenderedPageBreak/>
-        <w:t xml:space="preserve">jährige Barbeli Maurer gibt ebenfalls an, wie Barbeli Senn ihr gegen Bezahlung das Vögelmachen </w:t>
+        <w:t>Die 15-jährige Barbeli Maurer gibt ebenfalls an, wie Barbeli Senn ihr gegen Bezahlung das V</w:t>
+      </w:r>
+      <w:r>
+        <w:rPr>
+          <w:rFonts w:ascii="Cambria Math" w:hAnsi="Cambria Math"/>
+        </w:rPr>
+        <w:t>o</w:t>
+      </w:r>
+      <w:r>
+        <w:rPr>
+          <w:rFonts w:ascii="Cambria Math" w:hAnsi="Cambria Math"/>
+        </w:rPr>
+        <w:t xml:space="preserve">gelmachen </w:t>
       </w:r>
       <w:r>
         <w:rPr>
@@ -1886,7 +2211,19 @@
         <w:rPr>
           <w:rFonts w:ascii="Cambria Math" w:hAnsi="Cambria Math"/>
         </w:rPr>
-        <w:t>verneint, vom Vögelmachen etwas mitbekommen zu haben</w:t>
+        <w:t>verneint, vom V</w:t>
+      </w:r>
+      <w:r>
+        <w:rPr>
+          <w:rFonts w:ascii="Cambria Math" w:hAnsi="Cambria Math"/>
+        </w:rPr>
+        <w:t>o</w:t>
+      </w:r>
+      <w:r>
+        <w:rPr>
+          <w:rFonts w:ascii="Cambria Math" w:hAnsi="Cambria Math"/>
+        </w:rPr>
+        <w:t>gelmachen etwas mitbekommen zu haben</w:t>
       </w:r>
       <w:r>
         <w:rPr>
@@ -1982,7 +2319,19 @@
         <w:rPr>
           <w:rFonts w:ascii="Cambria Math" w:hAnsi="Cambria Math"/>
         </w:rPr>
-        <w:t xml:space="preserve"> mit Fragen darüber, wo das Mädchen das Vögelmachen gelernt habe, wie dieses funktioniere und ob es dafür Geld </w:t>
+        <w:t xml:space="preserve"> mit Fragen darüber, wo das Mädchen das V</w:t>
+      </w:r>
+      <w:r>
+        <w:rPr>
+          <w:rFonts w:ascii="Cambria Math" w:hAnsi="Cambria Math"/>
+        </w:rPr>
+        <w:t>o</w:t>
+      </w:r>
+      <w:r>
+        <w:rPr>
+          <w:rFonts w:ascii="Cambria Math" w:hAnsi="Cambria Math"/>
+        </w:rPr>
+        <w:t xml:space="preserve">gelmachen gelernt habe, wie dieses funktioniere und ob es dafür Geld </w:t>
       </w:r>
       <w:r>
         <w:rPr>
@@ -2024,7 +2373,19 @@
         <w:rPr>
           <w:rFonts w:ascii="Cambria Math" w:hAnsi="Cambria Math"/>
         </w:rPr>
-        <w:t xml:space="preserve"> vernehmenden Ratsherren kommen zum Schluss, dass sich das Mädchen die Geschichten über das Vögelmachen ausgedacht habe </w:t>
+        <w:t xml:space="preserve"> vernehmenden Ratsherren kommen zum Schluss, dass sich das Mädchen die Geschichten über das V</w:t>
+      </w:r>
+      <w:r>
+        <w:rPr>
+          <w:rFonts w:ascii="Cambria Math" w:hAnsi="Cambria Math"/>
+        </w:rPr>
+        <w:t>o</w:t>
+      </w:r>
+      <w:r>
+        <w:rPr>
+          <w:rFonts w:ascii="Cambria Math" w:hAnsi="Cambria Math"/>
+        </w:rPr>
+        <w:t xml:space="preserve">gelmachen ausgedacht habe </w:t>
       </w:r>
       <w:r>
         <w:rPr>
@@ -2110,6 +2471,31 @@
         </w:rPr>
         <w:t>107</w:t>
       </w:r>
+      <w:r>
+        <w:rPr>
+          <w:rFonts w:ascii="Cambria Math" w:hAnsi="Cambria Math"/>
+          <w:b/>
+          <w:bCs/>
+        </w:rPr>
+        <w:t xml:space="preserve"> (</w:t>
+      </w:r>
+      <w:r>
+        <w:rPr>
+          <w:rFonts w:ascii="Cambria Math" w:hAnsi="Cambria Math"/>
+          <w:b/>
+          <w:bCs/>
+          <w:highlight w:val="yellow"/>
+        </w:rPr>
+        <w:t>segments hinzufügen</w:t>
+      </w:r>
+      <w:r>
+        <w:rPr>
+          <w:rFonts w:ascii="Cambria Math" w:hAnsi="Cambria Math"/>
+          <w:b/>
+          <w:bCs/>
+        </w:rPr>
+        <w:t>)</w:t>
+      </w:r>
     </w:p>
     <w:p>
       <w:pPr>
@@ -2257,7 +2643,14 @@
         <w:rPr>
           <w:rFonts w:ascii="Cambria Math" w:hAnsi="Cambria Math"/>
         </w:rPr>
-        <w:t>und versichert, dass das Mädchen darauf beharre, niemals Vögel gemacht zu haben noch die Fähigkeit dazu zu besitzen</w:t>
+        <w:t xml:space="preserve">und versichert, dass das Mädchen darauf beharre, niemals Vögel gemacht zu haben noch die Fähigkeit dazu </w:t>
+      </w:r>
+      <w:r>
+        <w:rPr>
+          <w:rFonts w:ascii="Cambria Math" w:hAnsi="Cambria Math"/>
+        </w:rPr>
+        <w:lastRenderedPageBreak/>
+        <w:t>zu besitzen</w:t>
       </w:r>
       <w:r>
         <w:rPr>
@@ -2293,13 +2686,31 @@
         <w:rPr>
           <w:rFonts w:ascii="Cambria Math" w:hAnsi="Cambria Math"/>
         </w:rPr>
-        <w:t xml:space="preserve"> von ihr verursachten Ärgernis um Verzeihung</w:t>
-      </w:r>
-      <w:r>
-        <w:rPr>
-          <w:rFonts w:ascii="Cambria Math" w:hAnsi="Cambria Math"/>
-        </w:rPr>
-        <w:t xml:space="preserve"> und verspreche künftig weder an das Vögelmachen zu denken noch davon zu sprechen</w:t>
+        <w:t xml:space="preserve"> durch sie </w:t>
+      </w:r>
+      <w:r>
+        <w:rPr>
+          <w:rFonts w:ascii="Cambria Math" w:hAnsi="Cambria Math"/>
+        </w:rPr>
+        <w:t>verursachten Ärgernis um Verzeihung</w:t>
+      </w:r>
+      <w:r>
+        <w:rPr>
+          <w:rFonts w:ascii="Cambria Math" w:hAnsi="Cambria Math"/>
+        </w:rPr>
+        <w:t xml:space="preserve"> und verspreche künftig weder an das V</w:t>
+      </w:r>
+      <w:r>
+        <w:rPr>
+          <w:rFonts w:ascii="Cambria Math" w:hAnsi="Cambria Math"/>
+        </w:rPr>
+        <w:t>o</w:t>
+      </w:r>
+      <w:r>
+        <w:rPr>
+          <w:rFonts w:ascii="Cambria Math" w:hAnsi="Cambria Math"/>
+        </w:rPr>
+        <w:t>gelmachen zu denken noch davon zu sprechen</w:t>
       </w:r>
       <w:r>
         <w:rPr>
@@ -2376,6 +2787,91 @@
     </w:sectPr>
   </w:body>
 </w:document>
+</file>
+
+<file path=word/comments.xml><?xml version="1.0" encoding="utf-8"?>
+<w:comments xmlns:wpc="http://schemas.microsoft.com/office/word/2010/wordprocessingCanvas" xmlns:cx="http://schemas.microsoft.com/office/drawing/2014/chartex" xmlns:cx1="http://schemas.microsoft.com/office/drawing/2015/9/8/chartex" xmlns:cx2="http://schemas.microsoft.com/office/drawing/2015/10/21/chartex" xmlns:cx3="http://schemas.microsoft.com/office/drawing/2016/5/9/chartex" xmlns:cx4="http://schemas.microsoft.com/office/drawing/2016/5/10/chartex" xmlns:cx5="http://schemas.microsoft.com/office/drawing/2016/5/11/chartex" xmlns:cx6="http://schemas.microsoft.com/office/drawing/2016/5/12/chartex" xmlns:cx7="http://schemas.microsoft.com/office/drawing/2016/5/13/chartex" xmlns:cx8="http://schemas.microsoft.com/office/drawing/2016/5/14/chartex" xmlns:mc="http://schemas.openxmlformats.org/markup-compatibility/2006" xmlns:aink="http://schemas.microsoft.com/office/drawing/2016/ink" xmlns:am3d="http://schemas.microsoft.com/office/drawing/2017/model3d" xmlns:o="urn:schemas-microsoft-com:office:office" xmlns:oel="http://schemas.microsoft.com/office/2019/extlst" xmlns:r="http://schemas.openxmlformats.org/officeDocument/2006/relationships" xmlns:m="http://schemas.openxmlformats.org/officeDocument/2006/math" xmlns:v="urn:schemas-microsoft-com:vml" xmlns:wp14="http://schemas.microsoft.com/office/word/2010/wordprocessingDrawing" xmlns:wp="http://schemas.openxmlformats.org/drawingml/2006/wordprocessingDrawing" xmlns:w10="urn:schemas-microsoft-com:office:word" xmlns:w="http://schemas.openxmlformats.org/wordprocessingml/2006/main" xmlns:w14="http://schemas.microsoft.com/office/word/2010/wordml" xmlns:w15="http://schemas.microsoft.com/office/word/2012/wordml" xmlns:w16cex="http://schemas.microsoft.com/office/word/2018/wordml/cex" xmlns:w16cid="http://schemas.microsoft.com/office/word/2016/wordml/cid" xmlns:w16="http://schemas.microsoft.com/office/word/2018/wordml" xmlns:w16du="http://schemas.microsoft.com/office/word/2023/wordml/word16du" xmlns:w16sdtdh="http://schemas.microsoft.com/office/word/2020/wordml/sdtdatahash" xmlns:w16sdtfl="http://schemas.microsoft.com/office/word/2024/wordml/sdtformatlock" xmlns:w16se="http://schemas.microsoft.com/office/word/2015/wordml/symex" xmlns:wpg="http://schemas.microsoft.com/office/word/2010/wordprocessingGroup" xmlns:wpi="http://schemas.microsoft.com/office/word/2010/wordprocessingInk" xmlns:wne="http://schemas.microsoft.com/office/word/2006/wordml" xmlns:wps="http://schemas.microsoft.com/office/word/2010/wordprocessingShape" mc:Ignorable="w14 w15 w16se w16cid w16 w16cex w16sdtdh w16sdtfl w16du wp14">
+  <w:comment w:id="0" w:author="Helena Dobiess" w:date="2026-09-02T11:41:00Z" w:initials="HD">
+    <w:p>
+      <w:pPr>
+        <w:pStyle w:val="Kommentartext"/>
+      </w:pPr>
+      <w:r>
+        <w:rPr>
+          <w:rStyle w:val="Kommentarzeichen"/>
+        </w:rPr>
+        <w:annotationRef/>
+      </w:r>
+      <w:r>
+        <w:t>Information zum Vogelmachen als Hexereivorwurf?</w:t>
+      </w:r>
+    </w:p>
+  </w:comment>
+  <w:comment w:id="1" w:author="Helena Dobiess" w:date="2026-09-02T13:26:00Z" w:initials="HD">
+    <w:p>
+      <w:pPr>
+        <w:pStyle w:val="Kommentartext"/>
+      </w:pPr>
+      <w:r>
+        <w:rPr>
+          <w:rStyle w:val="Kommentarzeichen"/>
+        </w:rPr>
+        <w:annotationRef/>
+      </w:r>
+      <w:r>
+        <w:t>In Anführungszeichen?</w:t>
+      </w:r>
+    </w:p>
+  </w:comment>
+  <w:comment w:id="2" w:author="Helena Dobiess" w:date="2026-09-02T09:42:00Z" w:initials="HD">
+    <w:p>
+      <w:pPr>
+        <w:pStyle w:val="Kommentartext"/>
+      </w:pPr>
+      <w:r>
+        <w:rPr>
+          <w:rStyle w:val="Kommentarzeichen"/>
+        </w:rPr>
+        <w:annotationRef/>
+      </w:r>
+      <w:r>
+        <w:t>Das stand im alten Entwurf des Kommentars. Bin aber nicht sicher, wie aussagekräftig / ob man das noch etwas elaborieren müsste?</w:t>
+      </w:r>
+    </w:p>
+  </w:comment>
+</w:comments>
+</file>
+
+<file path=word/commentsExtended.xml><?xml version="1.0" encoding="utf-8"?>
+<w15:commentsEx xmlns:wpc="http://schemas.microsoft.com/office/word/2010/wordprocessingCanvas" xmlns:cx="http://schemas.microsoft.com/office/drawing/2014/chartex" xmlns:cx1="http://schemas.microsoft.com/office/drawing/2015/9/8/chartex" xmlns:cx2="http://schemas.microsoft.com/office/drawing/2015/10/21/chartex" xmlns:cx3="http://schemas.microsoft.com/office/drawing/2016/5/9/chartex" xmlns:cx4="http://schemas.microsoft.com/office/drawing/2016/5/10/chartex" xmlns:cx5="http://schemas.microsoft.com/office/drawing/2016/5/11/chartex" xmlns:cx6="http://schemas.microsoft.com/office/drawing/2016/5/12/chartex" xmlns:cx7="http://schemas.microsoft.com/office/drawing/2016/5/13/chartex" xmlns:cx8="http://schemas.microsoft.com/office/drawing/2016/5/14/chartex" xmlns:mc="http://schemas.openxmlformats.org/markup-compatibility/2006" xmlns:aink="http://schemas.microsoft.com/office/drawing/2016/ink" xmlns:am3d="http://schemas.microsoft.com/office/drawing/2017/model3d" xmlns:o="urn:schemas-microsoft-com:office:office" xmlns:oel="http://schemas.microsoft.com/office/2019/extlst" xmlns:r="http://schemas.openxmlformats.org/officeDocument/2006/relationships" xmlns:m="http://schemas.openxmlformats.org/officeDocument/2006/math" xmlns:v="urn:schemas-microsoft-com:vml" xmlns:wp14="http://schemas.microsoft.com/office/word/2010/wordprocessingDrawing" xmlns:wp="http://schemas.openxmlformats.org/drawingml/2006/wordprocessingDrawing" xmlns:w10="urn:schemas-microsoft-com:office:word" xmlns:w="http://schemas.openxmlformats.org/wordprocessingml/2006/main" xmlns:w14="http://schemas.microsoft.com/office/word/2010/wordml" xmlns:w15="http://schemas.microsoft.com/office/word/2012/wordml" xmlns:w16cex="http://schemas.microsoft.com/office/word/2018/wordml/cex" xmlns:w16cid="http://schemas.microsoft.com/office/word/2016/wordml/cid" xmlns:w16="http://schemas.microsoft.com/office/word/2018/wordml" xmlns:w16du="http://schemas.microsoft.com/office/word/2023/wordml/word16du" xmlns:w16sdtdh="http://schemas.microsoft.com/office/word/2020/wordml/sdtdatahash" xmlns:w16sdtfl="http://schemas.microsoft.com/office/word/2024/wordml/sdtformatlock" xmlns:w16se="http://schemas.microsoft.com/office/word/2015/wordml/symex" xmlns:wpg="http://schemas.microsoft.com/office/word/2010/wordprocessingGroup" xmlns:wpi="http://schemas.microsoft.com/office/word/2010/wordprocessingInk" xmlns:wne="http://schemas.microsoft.com/office/word/2006/wordml" xmlns:wps="http://schemas.microsoft.com/office/word/2010/wordprocessingShape" mc:Ignorable="w14 w15 w16se w16cid w16 w16cex w16sdtdh w16sdtfl w16du wp14">
+  <w15:commentEx w15:paraId="129C4DD6" w15:done="0"/>
+  <w15:commentEx w15:paraId="662B4607" w15:done="0"/>
+  <w15:commentEx w15:paraId="715481F9" w15:done="0"/>
+</w15:commentsEx>
+</file>
+
+<file path=word/commentsExtensible.xml><?xml version="1.0" encoding="utf-8"?>
+<w16cex:commentsExtensible xmlns:wpc="http://schemas.microsoft.com/office/word/2010/wordprocessingCanvas" xmlns:cx="http://schemas.microsoft.com/office/drawing/2014/chartex" xmlns:cx1="http://schemas.microsoft.com/office/drawing/2015/9/8/chartex" xmlns:cx2="http://schemas.microsoft.com/office/drawing/2015/10/21/chartex" xmlns:cx3="http://schemas.microsoft.com/office/drawing/2016/5/9/chartex" xmlns:cx4="http://schemas.microsoft.com/office/drawing/2016/5/10/chartex" xmlns:cx5="http://schemas.microsoft.com/office/drawing/2016/5/11/chartex" xmlns:cx6="http://schemas.microsoft.com/office/drawing/2016/5/12/chartex" xmlns:cx7="http://schemas.microsoft.com/office/drawing/2016/5/13/chartex" xmlns:cx8="http://schemas.microsoft.com/office/drawing/2016/5/14/chartex" xmlns:cr="http://schemas.microsoft.com/office/comments/2020/reactions" xmlns:mc="http://schemas.openxmlformats.org/markup-compatibility/2006" xmlns:aink="http://schemas.microsoft.com/office/drawing/2016/ink" xmlns:am3d="http://schemas.microsoft.com/office/drawing/2017/model3d" xmlns:o="urn:schemas-microsoft-com:office:office" xmlns:oel="http://schemas.microsoft.com/office/2019/extlst" xmlns:r="http://schemas.openxmlformats.org/officeDocument/2006/relationships" xmlns:m="http://schemas.openxmlformats.org/officeDocument/2006/math" xmlns:v="urn:schemas-microsoft-com:vml" xmlns:wp14="http://schemas.microsoft.com/office/word/2010/wordprocessingDrawing" xmlns:wp="http://schemas.openxmlformats.org/drawingml/2006/wordprocessingDrawing" xmlns:w10="urn:schemas-microsoft-com:office:word" xmlns:w="http://schemas.openxmlformats.org/wordprocessingml/2006/main" xmlns:w14="http://schemas.microsoft.com/office/word/2010/wordml" xmlns:w15="http://schemas.microsoft.com/office/word/2012/wordml" xmlns:w16cex="http://schemas.microsoft.com/office/word/2018/wordml/cex" xmlns:w16cid="http://schemas.microsoft.com/office/word/2016/wordml/cid" xmlns:w16="http://schemas.microsoft.com/office/word/2018/wordml" xmlns:w16du="http://schemas.microsoft.com/office/word/2023/wordml/word16du" xmlns:w16sdtdh="http://schemas.microsoft.com/office/word/2020/wordml/sdtdatahash" xmlns:w16sdtfl="http://schemas.microsoft.com/office/word/2024/wordml/sdtformatlock" xmlns:w16se="http://schemas.microsoft.com/office/word/2015/wordml/symex" xmlns:wpg="http://schemas.microsoft.com/office/word/2010/wordprocessingGroup" xmlns:wpi="http://schemas.microsoft.com/office/word/2010/wordprocessingInk" xmlns:wne="http://schemas.microsoft.com/office/word/2006/wordml" xmlns:wps="http://schemas.microsoft.com/office/word/2010/wordprocessingShape" mc:Ignorable="w14 w15 w16se w16cid w16 w16cex w16sdtdh w16sdtfl cr w16du wp14">
+  <w16cex:commentExtensible w16cex:durableId="6408D4F2" w16cex:dateUtc="2026-09-02T09:41:00Z"/>
+  <w16cex:commentExtensible w16cex:durableId="6FB3C8C0" w16cex:dateUtc="2026-09-02T11:26:00Z"/>
+  <w16cex:commentExtensible w16cex:durableId="3647281C" w16cex:dateUtc="2026-09-02T07:42:00Z"/>
+</w16cex:commentsExtensible>
+</file>
+
+<file path=word/commentsIds.xml><?xml version="1.0" encoding="utf-8"?>
+<w16cid:commentsIds xmlns:wpc="http://schemas.microsoft.com/office/word/2010/wordprocessingCanvas" xmlns:cx="http://schemas.microsoft.com/office/drawing/2014/chartex" xmlns:cx1="http://schemas.microsoft.com/office/drawing/2015/9/8/chartex" xmlns:cx2="http://schemas.microsoft.com/office/drawing/2015/10/21/chartex" xmlns:cx3="http://schemas.microsoft.com/office/drawing/2016/5/9/chartex" xmlns:cx4="http://schemas.microsoft.com/office/drawing/2016/5/10/chartex" xmlns:cx5="http://schemas.microsoft.com/office/drawing/2016/5/11/chartex" xmlns:cx6="http://schemas.microsoft.com/office/drawing/2016/5/12/chartex" xmlns:cx7="http://schemas.microsoft.com/office/drawing/2016/5/13/chartex" xmlns:cx8="http://schemas.microsoft.com/office/drawing/2016/5/14/chartex" xmlns:mc="http://schemas.openxmlformats.org/markup-compatibility/2006" xmlns:aink="http://schemas.microsoft.com/office/drawing/2016/ink" xmlns:am3d="http://schemas.microsoft.com/office/drawing/2017/model3d" xmlns:o="urn:schemas-microsoft-com:office:office" xmlns:oel="http://schemas.microsoft.com/office/2019/extlst" xmlns:r="http://schemas.openxmlformats.org/officeDocument/2006/relationships" xmlns:m="http://schemas.openxmlformats.org/officeDocument/2006/math" xmlns:v="urn:schemas-microsoft-com:vml" xmlns:wp14="http://schemas.microsoft.com/office/word/2010/wordprocessingDrawing" xmlns:wp="http://schemas.openxmlformats.org/drawingml/2006/wordprocessingDrawing" xmlns:w10="urn:schemas-microsoft-com:office:word" xmlns:w="http://schemas.openxmlformats.org/wordprocessingml/2006/main" xmlns:w14="http://schemas.microsoft.com/office/word/2010/wordml" xmlns:w15="http://schemas.microsoft.com/office/word/2012/wordml" xmlns:w16cex="http://schemas.microsoft.com/office/word/2018/wordml/cex" xmlns:w16cid="http://schemas.microsoft.com/office/word/2016/wordml/cid" xmlns:w16="http://schemas.microsoft.com/office/word/2018/wordml" xmlns:w16du="http://schemas.microsoft.com/office/word/2023/wordml/word16du" xmlns:w16sdtdh="http://schemas.microsoft.com/office/word/2020/wordml/sdtdatahash" xmlns:w16sdtfl="http://schemas.microsoft.com/office/word/2024/wordml/sdtformatlock" xmlns:w16se="http://schemas.microsoft.com/office/word/2015/wordml/symex" xmlns:wpg="http://schemas.microsoft.com/office/word/2010/wordprocessingGroup" xmlns:wpi="http://schemas.microsoft.com/office/word/2010/wordprocessingInk" xmlns:wne="http://schemas.microsoft.com/office/word/2006/wordml" xmlns:wps="http://schemas.microsoft.com/office/word/2010/wordprocessingShape" mc:Ignorable="w14 w15 w16se w16cid w16 w16cex w16sdtdh w16sdtfl w16du wp14">
+  <w16cid:commentId w16cid:paraId="129C4DD6" w16cid:durableId="6408D4F2"/>
+  <w16cid:commentId w16cid:paraId="662B4607" w16cid:durableId="6FB3C8C0"/>
+  <w16cid:commentId w16cid:paraId="715481F9" w16cid:durableId="3647281C"/>
+</w16cid:commentsIds>
+</file>
+
+<file path=word/people.xml><?xml version="1.0" encoding="utf-8"?>
+<w15:people xmlns:wpc="http://schemas.microsoft.com/office/word/2010/wordprocessingCanvas" xmlns:cx="http://schemas.microsoft.com/office/drawing/2014/chartex" xmlns:cx1="http://schemas.microsoft.com/office/drawing/2015/9/8/chartex" xmlns:cx2="http://schemas.microsoft.com/office/drawing/2015/10/21/chartex" xmlns:cx3="http://schemas.microsoft.com/office/drawing/2016/5/9/chartex" xmlns:cx4="http://schemas.microsoft.com/office/drawing/2016/5/10/chartex" xmlns:cx5="http://schemas.microsoft.com/office/drawing/2016/5/11/chartex" xmlns:cx6="http://schemas.microsoft.com/office/drawing/2016/5/12/chartex" xmlns:cx7="http://schemas.microsoft.com/office/drawing/2016/5/13/chartex" xmlns:cx8="http://schemas.microsoft.com/office/drawing/2016/5/14/chartex" xmlns:mc="http://schemas.openxmlformats.org/markup-compatibility/2006" xmlns:aink="http://schemas.microsoft.com/office/drawing/2016/ink" xmlns:am3d="http://schemas.microsoft.com/office/drawing/2017/model3d" xmlns:o="urn:schemas-microsoft-com:office:office" xmlns:oel="http://schemas.microsoft.com/office/2019/extlst" xmlns:r="http://schemas.openxmlformats.org/officeDocument/2006/relationships" xmlns:m="http://schemas.openxmlformats.org/officeDocument/2006/math" xmlns:v="urn:schemas-microsoft-com:vml" xmlns:wp14="http://schemas.microsoft.com/office/word/2010/wordprocessingDrawing" xmlns:wp="http://schemas.openxmlformats.org/drawingml/2006/wordprocessingDrawing" xmlns:w10="urn:schemas-microsoft-com:office:word" xmlns:w="http://schemas.openxmlformats.org/wordprocessingml/2006/main" xmlns:w14="http://schemas.microsoft.com/office/word/2010/wordml" xmlns:w15="http://schemas.microsoft.com/office/word/2012/wordml" xmlns:w16cex="http://schemas.microsoft.com/office/word/2018/wordml/cex" xmlns:w16cid="http://schemas.microsoft.com/office/word/2016/wordml/cid" xmlns:w16="http://schemas.microsoft.com/office/word/2018/wordml" xmlns:w16du="http://schemas.microsoft.com/office/word/2023/wordml/word16du" xmlns:w16sdtdh="http://schemas.microsoft.com/office/word/2020/wordml/sdtdatahash" xmlns:w16sdtfl="http://schemas.microsoft.com/office/word/2024/wordml/sdtformatlock" xmlns:w16se="http://schemas.microsoft.com/office/word/2015/wordml/symex" xmlns:wpg="http://schemas.microsoft.com/office/word/2010/wordprocessingGroup" xmlns:wpi="http://schemas.microsoft.com/office/word/2010/wordprocessingInk" xmlns:wne="http://schemas.microsoft.com/office/word/2006/wordml" xmlns:wps="http://schemas.microsoft.com/office/word/2010/wordprocessingShape" mc:Ignorable="w14 w15 w16se w16cid w16 w16cex w16sdtdh w16sdtfl w16du wp14">
+  <w15:person w15:author="Helena Dobiess">
+    <w15:presenceInfo w15:providerId="AD" w15:userId="S::helena.dobiess@zh.ch::cabae422-46a1-4d56-a9b7-1737587d4d2f"/>
+  </w15:person>
+</w15:people>
 </file>
 
 <file path=word/styles.xml><?xml version="1.0" encoding="utf-8"?>
@@ -2981,6 +3477,7 @@
   <w:style w:type="character" w:default="1" w:styleId="Absatz-Standardschriftart">
     <w:name w:val="Default Paragraph Font"/>
     <w:uiPriority w:val="1"/>
+    <w:semiHidden/>
     <w:unhideWhenUsed/>
   </w:style>
   <w:style w:type="table" w:default="1" w:styleId="NormaleTabelle">
@@ -3317,6 +3814,72 @@
       <w:shd w:val="clear" w:color="auto" w:fill="E1DFDD"/>
     </w:rPr>
   </w:style>
+  <w:style w:type="character" w:styleId="Kommentarzeichen">
+    <w:name w:val="annotation reference"/>
+    <w:basedOn w:val="Absatz-Standardschriftart"/>
+    <w:uiPriority w:val="99"/>
+    <w:semiHidden/>
+    <w:unhideWhenUsed/>
+    <w:rsid w:val="003B62F9"/>
+    <w:rPr>
+      <w:sz w:val="16"/>
+      <w:szCs w:val="16"/>
+    </w:rPr>
+  </w:style>
+  <w:style w:type="paragraph" w:styleId="Kommentartext">
+    <w:name w:val="annotation text"/>
+    <w:basedOn w:val="Standard"/>
+    <w:link w:val="KommentartextZchn"/>
+    <w:uiPriority w:val="99"/>
+    <w:unhideWhenUsed/>
+    <w:rsid w:val="003B62F9"/>
+    <w:pPr>
+      <w:spacing w:line="240" w:lineRule="auto"/>
+    </w:pPr>
+    <w:rPr>
+      <w:sz w:val="20"/>
+      <w:szCs w:val="20"/>
+    </w:rPr>
+  </w:style>
+  <w:style w:type="character" w:customStyle="1" w:styleId="KommentartextZchn">
+    <w:name w:val="Kommentartext Zchn"/>
+    <w:basedOn w:val="Absatz-Standardschriftart"/>
+    <w:link w:val="Kommentartext"/>
+    <w:uiPriority w:val="99"/>
+    <w:rsid w:val="003B62F9"/>
+    <w:rPr>
+      <w:sz w:val="20"/>
+      <w:szCs w:val="20"/>
+    </w:rPr>
+  </w:style>
+  <w:style w:type="paragraph" w:styleId="Kommentarthema">
+    <w:name w:val="annotation subject"/>
+    <w:basedOn w:val="Kommentartext"/>
+    <w:next w:val="Kommentartext"/>
+    <w:link w:val="KommentarthemaZchn"/>
+    <w:uiPriority w:val="99"/>
+    <w:semiHidden/>
+    <w:unhideWhenUsed/>
+    <w:rsid w:val="003B62F9"/>
+    <w:rPr>
+      <w:b/>
+      <w:bCs/>
+    </w:rPr>
+  </w:style>
+  <w:style w:type="character" w:customStyle="1" w:styleId="KommentarthemaZchn">
+    <w:name w:val="Kommentarthema Zchn"/>
+    <w:basedOn w:val="KommentartextZchn"/>
+    <w:link w:val="Kommentarthema"/>
+    <w:uiPriority w:val="99"/>
+    <w:semiHidden/>
+    <w:rsid w:val="003B62F9"/>
+    <w:rPr>
+      <w:b/>
+      <w:bCs/>
+      <w:sz w:val="20"/>
+      <w:szCs w:val="20"/>
+    </w:rPr>
+  </w:style>
 </w:styles>
 </file>
 
